--- a/项目说明书/项目设计说明书.docx
+++ b/项目说明书/项目设计说明书.docx
@@ -160,15 +160,7 @@
           <w:sz w:val="32"/>
           <w:szCs w:val="32"/>
         </w:rPr>
-        <w:t>组号</w:t>
-      </w:r>
-      <w:r>
-        <w:rPr>
-          <w:rFonts w:ascii="宋体" w:eastAsia="宋体" w:hAnsi="宋体" w:hint="eastAsia"/>
-          <w:sz w:val="32"/>
-          <w:szCs w:val="32"/>
-        </w:rPr>
-        <w:t>：</w:t>
+        <w:t>组号：</w:t>
       </w:r>
       <w:r>
         <w:rPr>
@@ -177,25 +169,7 @@
           <w:szCs w:val="32"/>
           <w:u w:val="single"/>
         </w:rPr>
-        <w:t xml:space="preserve">  </w:t>
-      </w:r>
-      <w:r>
-        <w:rPr>
-          <w:rFonts w:ascii="宋体" w:eastAsia="宋体" w:hAnsi="宋体" w:hint="eastAsia"/>
-          <w:sz w:val="32"/>
-          <w:szCs w:val="32"/>
-          <w:u w:val="single"/>
-        </w:rPr>
-        <w:t xml:space="preserve">      </w:t>
-      </w:r>
-      <w:r>
-        <w:rPr>
-          <w:rFonts w:ascii="宋体" w:eastAsia="宋体" w:hAnsi="宋体" w:hint="eastAsia"/>
-          <w:sz w:val="32"/>
-          <w:szCs w:val="32"/>
-          <w:u w:val="single"/>
-        </w:rPr>
-        <w:t xml:space="preserve">  </w:t>
+        <w:t xml:space="preserve">          </w:t>
       </w:r>
     </w:p>
     <w:p>
@@ -3125,7 +3099,7 @@
           <w:rFonts w:ascii="宋体" w:eastAsia="宋体" w:hAnsi="宋体" w:cs="Arial"/>
           <w:sz w:val="24"/>
         </w:rPr>
-        <w:t>本系统设计采用“硬件设计+手机端APP设计”的协同架构，以STM32嵌入式主控为核心，构建“感知-决策-执行-交互”的全流程设计闭环，实现自主跟随、远程监控、互动娱乐等核心功能，同时严格遵循低成本、低功耗、高稳定性的设计原则，适配家庭使用、竞赛展示与社会实践推广等多元场景，完全符合无实物组竞赛对设计方案完整性的核心要求。</w:t>
+        <w:t>本系统采用“硬件+手机APP”协同架构，以STM32嵌入式主控为核心，构建“感知-决策-执行-交互”全流程闭环，实现自主跟随、远程监控、互动娱乐等核心功能。严格遵循低成本、低功耗、高稳定性原则，适配家庭、竞赛、社会实践等多元场景，满足无实物组竞赛对方案完整性的考核要求。</w:t>
       </w:r>
     </w:p>
     <w:p>
@@ -3142,55 +3116,55 @@
           <w:rFonts w:ascii="宋体" w:eastAsia="宋体" w:hAnsi="宋体" w:cs="Arial"/>
           <w:sz w:val="24"/>
         </w:rPr>
-        <w:t>系统总体架构分为三大层面：硬件感知与执行层（机器人本体）、软件控制与算法层（机器人端+手机端APP）、通信传输层，各层面协同联动、无缝衔接，确保设计方案的完整性与可行性，保障系统核心功能高效实现。</w:t>
-      </w:r>
-    </w:p>
-    <w:p>
-      <w:pPr>
-        <w:spacing w:before="120" w:after="120" w:line="288" w:lineRule="auto"/>
-        <w:rPr>
-          <w:rFonts w:ascii="宋体" w:eastAsia="宋体" w:hAnsi="宋体" w:cs="Arial"/>
-          <w:sz w:val="24"/>
-        </w:rPr>
-      </w:pPr>
-      <w:r>
-        <w:rPr>
-          <w:rFonts w:ascii="宋体" w:eastAsia="宋体" w:hAnsi="宋体" w:cs="Arial"/>
-          <w:sz w:val="24"/>
-        </w:rPr>
-        <w:t>1.  硬件感知与执行层：核心为机器人本体硬件设计，承担宠物目标识别、环境信息采集、运动控制与现场交互功能，主要包含STM32主控模块、多传感器融合感知模块（红外、超声波、摄像头）、运动控制模块（电机、驱动）、无线通信模块（ESP8266/ESP32）、声光交互模块（LED、扬声器）、电源管理模块及机械结构，是系统功能实现的物理载体。</w:t>
-      </w:r>
-    </w:p>
-    <w:p>
-      <w:pPr>
-        <w:spacing w:before="120" w:after="120" w:line="288" w:lineRule="auto"/>
-        <w:rPr>
-          <w:rFonts w:ascii="宋体" w:eastAsia="宋体" w:hAnsi="宋体" w:cs="Arial"/>
-          <w:sz w:val="24"/>
-        </w:rPr>
-      </w:pPr>
-      <w:r>
-        <w:rPr>
-          <w:rFonts w:ascii="宋体" w:eastAsia="宋体" w:hAnsi="宋体" w:cs="Arial"/>
-          <w:sz w:val="24"/>
-        </w:rPr>
-        <w:t>2.  软件控制与算法层：分为机器人端软件与手机端APP软件两部分。机器人端软件聚焦底层驱动与核心算法，负责传感器数据采集、目标识别算法、跟随与避障算法、运动控制逻辑、通信协议解析等；手机端APP软件聚焦用户交互与远程管控，负责用户交互界面、指令发送、视频接收与显示、数据存储与异常提醒等，实现用户对机器人的远程精准管控。</w:t>
-      </w:r>
-    </w:p>
-    <w:p>
-      <w:pPr>
-        <w:spacing w:before="120" w:after="120" w:line="288" w:lineRule="auto"/>
-        <w:rPr>
-          <w:rFonts w:ascii="宋体" w:eastAsia="宋体" w:hAnsi="宋体" w:cs="Arial"/>
-          <w:sz w:val="24"/>
-        </w:rPr>
-      </w:pPr>
-      <w:r>
-        <w:rPr>
-          <w:rFonts w:ascii="宋体" w:eastAsia="宋体" w:hAnsi="宋体" w:cs="Arial"/>
-          <w:sz w:val="24"/>
-        </w:rPr>
-        <w:t>3.  通信传输层：采用Wi-Fi/BLE无线通信方式，实现机器人本体与手机端APP的数据双向交互，包括机器人采集的宠物状态、环境数据上传至手机端，以及手机端的控制指令、参数设置下发至机器人，确保数据传输实时、稳定、安全，支持离线缓存功能，避免网络中断导致功能失效。</w:t>
+        <w:t>系统总体架构划分为三大协同层面，各层面联动衔接，保障方案完整性与工程可行性，确保核心功能落地，具体为：硬件感知与执行层（机器人本体）、软件控制与算法层（机器人端+手机端APP）、通信传输层。</w:t>
+      </w:r>
+    </w:p>
+    <w:p>
+      <w:pPr>
+        <w:spacing w:before="120" w:after="120" w:line="288" w:lineRule="auto"/>
+        <w:rPr>
+          <w:rFonts w:ascii="宋体" w:eastAsia="宋体" w:hAnsi="宋体" w:cs="Arial"/>
+          <w:sz w:val="24"/>
+        </w:rPr>
+      </w:pPr>
+      <w:r>
+        <w:rPr>
+          <w:rFonts w:ascii="宋体" w:eastAsia="宋体" w:hAnsi="宋体" w:cs="Arial"/>
+          <w:sz w:val="24"/>
+        </w:rPr>
+        <w:t>1. 硬件感知与执行层（机器人本体）：作为系统功能落地的物理载体，承担宠物识别、环境采集、运动控制及现场交互任务，核心组成包括STM32主控模块、多传感器融合感知模块（红外、超声波、摄像头）、运动控制模块（电机、驱动）、无线通信模块（ESP8266/ESP32）、声光交互模块（LED、扬声器）、电源管理模块及机械结构。</w:t>
+      </w:r>
+    </w:p>
+    <w:p>
+      <w:pPr>
+        <w:spacing w:before="120" w:after="120" w:line="288" w:lineRule="auto"/>
+        <w:rPr>
+          <w:rFonts w:ascii="宋体" w:eastAsia="宋体" w:hAnsi="宋体" w:cs="Arial"/>
+          <w:sz w:val="24"/>
+        </w:rPr>
+      </w:pPr>
+      <w:r>
+        <w:rPr>
+          <w:rFonts w:ascii="宋体" w:eastAsia="宋体" w:hAnsi="宋体" w:cs="Arial"/>
+          <w:sz w:val="24"/>
+        </w:rPr>
+        <w:t>2. 软件控制与算法层：分为机器人端与手机APP端，协同实现智能控制与远程管控。机器人端聚焦底层驱动与核心算法，负责传感器采集、宠物识别、跟随避障算法、运动控制及通信解析；手机APP端聚焦用户交互与管控，负责界面呈现、指令下发、视频显示、数据存储及异常预警，实现远程精准管控。</w:t>
+      </w:r>
+    </w:p>
+    <w:p>
+      <w:pPr>
+        <w:spacing w:before="120" w:after="120" w:line="288" w:lineRule="auto"/>
+        <w:rPr>
+          <w:rFonts w:ascii="宋体" w:eastAsia="宋体" w:hAnsi="宋体" w:cs="Arial"/>
+          <w:sz w:val="24"/>
+        </w:rPr>
+      </w:pPr>
+      <w:r>
+        <w:rPr>
+          <w:rFonts w:ascii="宋体" w:eastAsia="宋体" w:hAnsi="宋体" w:cs="Arial"/>
+          <w:sz w:val="24"/>
+        </w:rPr>
+        <w:t>3. 通信传输层：采用Wi-Fi/BLE无线通信，构建二者双向数据交互通道，实现机器人上传宠物状态、环境参数，手机端下发控制及参数配置指令。保障数据传输实时稳定安全，支持离线缓存，避免网络中断导致系统功能失效。</w:t>
       </w:r>
     </w:p>
     <w:p>
@@ -3198,16 +3172,16 @@
         <w:spacing w:before="120" w:after="120" w:line="288" w:lineRule="auto"/>
         <w:ind w:firstLineChars="200" w:firstLine="480"/>
         <w:rPr>
-          <w:rFonts w:ascii="宋体" w:eastAsia="宋体" w:hAnsi="宋体" w:cs="Arial"/>
-          <w:sz w:val="24"/>
-        </w:rPr>
-      </w:pPr>
-      <w:r>
-        <w:rPr>
-          <w:rFonts w:ascii="宋体" w:eastAsia="宋体" w:hAnsi="宋体" w:cs="Arial"/>
-          <w:sz w:val="24"/>
-        </w:rPr>
-        <w:t>系统工作流程：机器人本体通过多传感器实时采集宠物目标信息与环境数据，经机器人端软件算法处理，完成宠物识别、定位与跟随决策，控制运动模块实现自主跟随；同时将采集的数据（视频、环境参数、机器人状态）通过无线通信传输至手机端APP，用户通过APP查看相关信息，发送控制指令（如激光逗宠、喂食、调整跟随参数），指令经通信传输层下发至机器人，执行相应操作；当检测到异常情况（低电量、宠物丢失、环境异常）时，机器人启动声光报警，同时手机端APP推送提醒，实现全方位的宠物陪伴与管控。</w:t>
+          <w:rFonts w:ascii="宋体" w:eastAsia="宋体" w:hAnsi="宋体" w:cs="Arial" w:hint="eastAsia"/>
+          <w:sz w:val="24"/>
+        </w:rPr>
+      </w:pPr>
+      <w:r>
+        <w:rPr>
+          <w:rFonts w:ascii="宋体" w:eastAsia="宋体" w:hAnsi="宋体" w:cs="Arial"/>
+          <w:sz w:val="24"/>
+        </w:rPr>
+        <w:t>系统工作流程：机器人通过多传感器采集宠物及环境数据，经算法处理完成识别、定位与跟随，驱动运动模块执行跟随动作；同时将视频、环境参数及机器人状态同步至手机APP，用户可查看信息并下发控制指令（激光逗宠、喂食等）；检测到低电量、宠物丢失等异常时，机器人启动声光报警，APP同步推送提醒，实现全方位智能陪伴管控。</w:t>
       </w:r>
     </w:p>
     <w:p>
@@ -3243,7 +3217,6 @@
           <w:color w:val="EE0000"/>
           <w:sz w:val="24"/>
         </w:rPr>
-        <w:lastRenderedPageBreak/>
         <w:t>（此处预留设计示意图位置：图3 系统工作流程设计图，标注：完整呈现机器人本体与手机端APP的协同工作流程，包含数据采集、算法处理、指令传输、功能执行、异常提醒等关键环节）</w:t>
       </w:r>
     </w:p>
@@ -3255,6 +3228,7 @@
       <w:bookmarkStart w:id="16" w:name="_Toc228225186"/>
       <w:bookmarkStart w:id="17" w:name="_Toc229261308"/>
       <w:r>
+        <w:lastRenderedPageBreak/>
         <w:t>第三章 系统硬件设计</w:t>
       </w:r>
       <w:bookmarkEnd w:id="15"/>
@@ -3403,7 +3377,7 @@
           <w:rFonts w:ascii="宋体" w:eastAsia="宋体" w:hAnsi="宋体" w:cs="Arial"/>
           <w:sz w:val="24"/>
         </w:rPr>
-        <w:t>核心参数与设计：主控芯片内置ARM Cortex-M系列内核，具备高速运算能</w:t>
+        <w:t>核心参数与设计：主控芯片内置ARM Cortex-M系列内核，具备高速运算能力与丰富的外设接口（GPIO、UART、I2C、SPI等），可满足多传感器数据采集、电机控制、无线通信等功能需求；外接晶振、复位电路、下载电路，确保芯片稳定运行；预留扩展接口，便于后续功能升级（如增加喂食模块、健康监</w:t>
       </w:r>
       <w:r>
         <w:rPr>
@@ -3411,7 +3385,7 @@
           <w:sz w:val="24"/>
         </w:rPr>
         <w:lastRenderedPageBreak/>
-        <w:t>力与丰富的外设接口（GPIO、UART、I2C、SPI等），可满足多传感器数据采集、电机控制、无线通信等功能需求；外接晶振、复位电路、下载电路，确保芯片稳定运行；预留扩展接口，便于后续功能升级（如增加喂食模块、健康监测模块）；采用模块化焊接设计，便于调试与故障排查，适配竞赛现场设计方案展示需求。</w:t>
+        <w:t>测模块）；采用模块化焊接设计，便于调试与故障排查，适配竞赛现场设计方案展示需求。</w:t>
       </w:r>
     </w:p>
     <w:p>
@@ -3493,7 +3467,23 @@
           <w:rFonts w:ascii="宋体" w:eastAsia="宋体" w:hAnsi="宋体" w:cs="Arial"/>
           <w:sz w:val="24"/>
         </w:rPr>
-        <w:t>1.  摄像头模块：选用低成本、小型化的视觉模块（如OpenMV、K210），负责宠物目标识别与实时定位，采集宠物图像信息并传输至主控芯片，通过轻量化视觉算法实现宠物轮廓识别、动态轨迹跟踪，精准区分宠物与其他物体，避免误跟随；支持弱光补光功能，适配家庭室内光照变化场景，提升识别稳定性。</w:t>
+        <w:t>1.  摄像头模块：选用低成本、小型化的视觉模块（如</w:t>
+      </w:r>
+      <w:proofErr w:type="spellStart"/>
+      <w:r>
+        <w:rPr>
+          <w:rFonts w:ascii="宋体" w:eastAsia="宋体" w:hAnsi="宋体" w:cs="Arial"/>
+          <w:sz w:val="24"/>
+        </w:rPr>
+        <w:t>OpenMV</w:t>
+      </w:r>
+      <w:proofErr w:type="spellEnd"/>
+      <w:r>
+        <w:rPr>
+          <w:rFonts w:ascii="宋体" w:eastAsia="宋体" w:hAnsi="宋体" w:cs="Arial"/>
+          <w:sz w:val="24"/>
+        </w:rPr>
+        <w:t>、K210），负责宠物目标识别与实时定位，采集宠物图像信息并传输至主控芯片，通过轻量化视觉算法实现宠物轮廓识别、动态轨迹跟踪，精准区分宠物与其他物体，避免误跟随；支持弱光补光功能，适配家庭室内光照变化场景，提升识别稳定性。</w:t>
       </w:r>
     </w:p>
     <w:p>
@@ -3542,8 +3532,15 @@
           <w:rFonts w:ascii="宋体" w:eastAsia="宋体" w:hAnsi="宋体" w:cs="Arial"/>
           <w:sz w:val="24"/>
         </w:rPr>
+        <w:t>模块集成设计：各传感器通过GPIO、I2C接口与主控芯片连接，实现数据同步采集；设计专用传感器固定支架，确保安装牢固、检测角度合理，适配机器人小型化结构；通过软件算法实现多传感器数据融合，对不同传感器的检测</w:t>
+      </w:r>
+      <w:r>
+        <w:rPr>
+          <w:rFonts w:ascii="宋体" w:eastAsia="宋体" w:hAnsi="宋体" w:cs="Arial"/>
+          <w:sz w:val="24"/>
+        </w:rPr>
         <w:lastRenderedPageBreak/>
-        <w:t>模块集成设计：各传感器通过GPIO、I2C接口与主控芯片连接，实现数据同步采集；设计专用传感器固定支架，确保安装牢固、检测角度合理，适配机器人小型化结构；通过软件算法实现多传感器数据融合，对不同传感器的检测结果进行时间配准、空间坐标统一与可信度加权融合，提升数据准确性，突破低算力平台下的感知稳定性难题。</w:t>
+        <w:t>结果进行时间配准、空间坐标统一与可信度加权融合，提升数据准确性，突破低算力平台下的感知稳定性难题。</w:t>
       </w:r>
     </w:p>
     <w:p>
@@ -3675,16 +3672,7 @@
           <w:color w:val="EE0000"/>
           <w:sz w:val="24"/>
         </w:rPr>
-        <w:t>（此处预留设计示意图位置：图7 运动控制模块电路设计图及轮系布局图，标注：左图为电机驱动模块与主控芯片的连接电路，右图为电机、轮系与底盘的</w:t>
-      </w:r>
-      <w:r>
-        <w:rPr>
-          <w:rFonts w:ascii="宋体" w:eastAsia="宋体" w:hAnsi="宋体" w:cs="Arial"/>
-          <w:color w:val="EE0000"/>
-          <w:sz w:val="24"/>
-        </w:rPr>
-        <w:lastRenderedPageBreak/>
-        <w:t>布局）</w:t>
+        <w:t>（此处预留设计示意图位置：图7 运动控制模块电路设计图及轮系布局图，标注：左图为电机驱动模块与主控芯片的连接电路，右图为电机、轮系与底盘的布局）</w:t>
       </w:r>
     </w:p>
     <w:p>
@@ -3695,6 +3683,7 @@
       <w:bookmarkStart w:id="34" w:name="_Toc228225192"/>
       <w:bookmarkStart w:id="35" w:name="_Toc229261314"/>
       <w:r>
+        <w:lastRenderedPageBreak/>
         <w:t>3.2.4 无线通信模块设计</w:t>
       </w:r>
       <w:bookmarkEnd w:id="33"/>
@@ -4388,7 +4377,23 @@
           <w:rFonts w:ascii="宋体" w:eastAsia="宋体" w:hAnsi="宋体" w:cs="Arial"/>
           <w:sz w:val="24"/>
         </w:rPr>
-        <w:t>开发环境：Android Studio（安卓端）或Flutter开发环境，支持跨平台开发（安卓/ios），具备丰富的UI组件与通信接口，便于界面设计与无线通信开发；辅助开发工具包括Postman（接口调试）、Figma（界面原型设计），确保APP界面美观、操作便捷。</w:t>
+        <w:t>开发环境：Android Studio（安卓端）或Flutter开发环境，支持跨平台开发（安卓/</w:t>
+      </w:r>
+      <w:proofErr w:type="spellStart"/>
+      <w:r>
+        <w:rPr>
+          <w:rFonts w:ascii="宋体" w:eastAsia="宋体" w:hAnsi="宋体" w:cs="Arial"/>
+          <w:sz w:val="24"/>
+        </w:rPr>
+        <w:t>ios</w:t>
+      </w:r>
+      <w:proofErr w:type="spellEnd"/>
+      <w:r>
+        <w:rPr>
+          <w:rFonts w:ascii="宋体" w:eastAsia="宋体" w:hAnsi="宋体" w:cs="Arial"/>
+          <w:sz w:val="24"/>
+        </w:rPr>
+        <w:t>），具备丰富的UI组件与通信接口，便于界面设计与无线通信开发；辅助开发工具包括Postman（接口调试）、Figma（界面原型设计），确保APP界面美观、操作便捷。</w:t>
       </w:r>
     </w:p>
     <w:p>
@@ -4687,7 +4692,23 @@
           <w:rFonts w:ascii="宋体" w:eastAsia="宋体" w:hAnsi="宋体" w:cs="Arial"/>
           <w:sz w:val="24"/>
         </w:rPr>
-        <w:t>3.  软硬件协同调试：将机器人端软件与手机端APP软件进行协同调试，测试两者的数据交互与功能协同情况，重点测试远程指令发送与执行、视频传输、参数同步、异常提醒等功能；模拟家庭复杂环境，测试软硬件协同的稳定性，针对通信中断、指令执行延迟、数据传输错误等问题进行优化；优化通信协议，降低交互延迟，提升数据传输稳定性；优化用户操作流程，提升APP易用性，适配不同年龄段用户使用。</w:t>
+        <w:t>3.  软硬件协同调试：将机器人端软件与手机端APP软件进行协同调试，测试两者的数据交互与功能协同情况，重点测试远程指令发送与执行、视频传输、参数同步、异常提醒等功能；模拟家庭复杂环境，测试软硬件协同的稳定性，针对通信中断、指令执行延迟、数据传输错误等问题进行优化；优化通信协议，降低交互延迟，提升数据传输稳定性；优化用户操作流程，提升</w:t>
+      </w:r>
+      <w:proofErr w:type="spellStart"/>
+      <w:r>
+        <w:rPr>
+          <w:rFonts w:ascii="宋体" w:eastAsia="宋体" w:hAnsi="宋体" w:cs="Arial"/>
+          <w:sz w:val="24"/>
+        </w:rPr>
+        <w:t>APP</w:t>
+      </w:r>
+      <w:proofErr w:type="spellEnd"/>
+      <w:r>
+        <w:rPr>
+          <w:rFonts w:ascii="宋体" w:eastAsia="宋体" w:hAnsi="宋体" w:cs="Arial"/>
+          <w:sz w:val="24"/>
+        </w:rPr>
+        <w:t>易用性，适配不同年龄段用户使用。</w:t>
       </w:r>
     </w:p>
     <w:p>
@@ -6318,7 +6339,6 @@
   <w:style w:type="character" w:default="1" w:styleId="a0">
     <w:name w:val="Default Paragraph Font"/>
     <w:uiPriority w:val="1"/>
-    <w:semiHidden/>
     <w:unhideWhenUsed/>
   </w:style>
   <w:style w:type="table" w:default="1" w:styleId="a1">
@@ -7241,6 +7261,10 @@
 </file>
 
 <file path=customXml/item1.xml><?xml version="1.0" encoding="utf-8"?>
+<b:Sources xmlns:b="http://schemas.openxmlformats.org/officeDocument/2006/bibliography" xmlns="http://schemas.openxmlformats.org/officeDocument/2006/bibliography" SelectedStyle="\APASixthEditionOfficeOnline.xsl" StyleName="APA" Version="6"/>
+</file>
+
+<file path=customXml/item2.xml><?xml version="1.0" encoding="utf-8"?>
 <s:customData xmlns="http://www.wps.cn/officeDocument/2013/wpsCustomData" xmlns:s="http://www.wps.cn/officeDocument/2013/wpsCustomData">
   <customSectProps>
     <customSectPr/>
@@ -7251,22 +7275,18 @@
 </s:customData>
 </file>
 
-<file path=customXml/item2.xml><?xml version="1.0" encoding="utf-8"?>
-<b:Sources xmlns:b="http://schemas.openxmlformats.org/officeDocument/2006/bibliography" xmlns="http://schemas.openxmlformats.org/officeDocument/2006/bibliography" SelectedStyle="\APASixthEditionOfficeOnline.xsl" StyleName="APA" Version="6"/>
+<file path=customXml/itemProps1.xml><?xml version="1.0" encoding="utf-8"?>
+<ds:datastoreItem xmlns:ds="http://schemas.openxmlformats.org/officeDocument/2006/customXml" ds:itemID="{A30C5F9B-94BB-403A-85D6-3ED72FAE56D8}">
+  <ds:schemaRefs>
+    <ds:schemaRef ds:uri="http://schemas.openxmlformats.org/officeDocument/2006/bibliography"/>
+  </ds:schemaRefs>
+</ds:datastoreItem>
 </file>
 
-<file path=customXml/itemProps1.xml><?xml version="1.0" encoding="utf-8"?>
+<file path=customXml/itemProps2.xml><?xml version="1.0" encoding="utf-8"?>
 <ds:datastoreItem xmlns:ds="http://schemas.openxmlformats.org/officeDocument/2006/customXml" ds:itemID="{B1977F7D-205B-4081-913C-38D41E755F92}">
   <ds:schemaRefs>
     <ds:schemaRef ds:uri="http://www.wps.cn/officeDocument/2013/wpsCustomData"/>
   </ds:schemaRefs>
 </ds:datastoreItem>
-</file>
-
-<file path=customXml/itemProps2.xml><?xml version="1.0" encoding="utf-8"?>
-<ds:datastoreItem xmlns:ds="http://schemas.openxmlformats.org/officeDocument/2006/customXml" ds:itemID="{A30C5F9B-94BB-403A-85D6-3ED72FAE56D8}">
-  <ds:schemaRefs>
-    <ds:schemaRef ds:uri="http://schemas.openxmlformats.org/officeDocument/2006/bibliography"/>
-  </ds:schemaRefs>
-</ds:datastoreItem>
 </file>
--- a/项目说明书/项目设计说明书.docx
+++ b/项目说明书/项目设计说明书.docx
@@ -260,7 +260,7 @@
           <w:r>
             <w:fldChar w:fldCharType="separate"/>
           </w:r>
-          <w:hyperlink w:anchor="_Toc229261303" w:history="1">
+          <w:hyperlink w:anchor="_Toc229318915" w:history="1">
             <w:r>
               <w:rPr>
                 <w:rStyle w:val="af1"/>
@@ -287,7 +287,7 @@
                 <w:noProof/>
                 <w:webHidden/>
               </w:rPr>
-              <w:instrText xml:space="preserve"> PAGEREF _Toc229261303 \h </w:instrText>
+              <w:instrText xml:space="preserve"> PAGEREF _Toc229318915 \h </w:instrText>
             </w:r>
             <w:r>
               <w:rPr>
@@ -332,7 +332,7 @@
               <w14:ligatures w14:val="standardContextual"/>
             </w:rPr>
           </w:pPr>
-          <w:hyperlink w:anchor="_Toc229261304" w:history="1">
+          <w:hyperlink w:anchor="_Toc229318916" w:history="1">
             <w:r>
               <w:rPr>
                 <w:rStyle w:val="af1"/>
@@ -359,7 +359,7 @@
                 <w:noProof/>
                 <w:webHidden/>
               </w:rPr>
-              <w:instrText xml:space="preserve"> PAGEREF _Toc229261304 \h </w:instrText>
+              <w:instrText xml:space="preserve"> PAGEREF _Toc229318916 \h </w:instrText>
             </w:r>
             <w:r>
               <w:rPr>
@@ -404,7 +404,7 @@
               <w14:ligatures w14:val="standardContextual"/>
             </w:rPr>
           </w:pPr>
-          <w:hyperlink w:anchor="_Toc229261305" w:history="1">
+          <w:hyperlink w:anchor="_Toc229318917" w:history="1">
             <w:r>
               <w:rPr>
                 <w:rStyle w:val="af1"/>
@@ -431,7 +431,7 @@
                 <w:noProof/>
                 <w:webHidden/>
               </w:rPr>
-              <w:instrText xml:space="preserve"> PAGEREF _Toc229261305 \h </w:instrText>
+              <w:instrText xml:space="preserve"> PAGEREF _Toc229318917 \h </w:instrText>
             </w:r>
             <w:r>
               <w:rPr>
@@ -476,7 +476,7 @@
               <w14:ligatures w14:val="standardContextual"/>
             </w:rPr>
           </w:pPr>
-          <w:hyperlink w:anchor="_Toc229261306" w:history="1">
+          <w:hyperlink w:anchor="_Toc229318918" w:history="1">
             <w:r>
               <w:rPr>
                 <w:rStyle w:val="af1"/>
@@ -503,7 +503,7 @@
                 <w:noProof/>
                 <w:webHidden/>
               </w:rPr>
-              <w:instrText xml:space="preserve"> PAGEREF _Toc229261306 \h </w:instrText>
+              <w:instrText xml:space="preserve"> PAGEREF _Toc229318918 \h </w:instrText>
             </w:r>
             <w:r>
               <w:rPr>
@@ -548,7 +548,7 @@
               <w14:ligatures w14:val="standardContextual"/>
             </w:rPr>
           </w:pPr>
-          <w:hyperlink w:anchor="_Toc229261307" w:history="1">
+          <w:hyperlink w:anchor="_Toc229318919" w:history="1">
             <w:r>
               <w:rPr>
                 <w:rStyle w:val="af1"/>
@@ -575,7 +575,7 @@
                 <w:noProof/>
                 <w:webHidden/>
               </w:rPr>
-              <w:instrText xml:space="preserve"> PAGEREF _Toc229261307 \h </w:instrText>
+              <w:instrText xml:space="preserve"> PAGEREF _Toc229318919 \h </w:instrText>
             </w:r>
             <w:r>
               <w:rPr>
@@ -620,7 +620,7 @@
               <w14:ligatures w14:val="standardContextual"/>
             </w:rPr>
           </w:pPr>
-          <w:hyperlink w:anchor="_Toc229261308" w:history="1">
+          <w:hyperlink w:anchor="_Toc229318920" w:history="1">
             <w:r>
               <w:rPr>
                 <w:rStyle w:val="af1"/>
@@ -647,7 +647,7 @@
                 <w:noProof/>
                 <w:webHidden/>
               </w:rPr>
-              <w:instrText xml:space="preserve"> PAGEREF _Toc229261308 \h </w:instrText>
+              <w:instrText xml:space="preserve"> PAGEREF _Toc229318920 \h </w:instrText>
             </w:r>
             <w:r>
               <w:rPr>
@@ -692,7 +692,7 @@
               <w14:ligatures w14:val="standardContextual"/>
             </w:rPr>
           </w:pPr>
-          <w:hyperlink w:anchor="_Toc229261309" w:history="1">
+          <w:hyperlink w:anchor="_Toc229318921" w:history="1">
             <w:r>
               <w:rPr>
                 <w:rStyle w:val="af1"/>
@@ -719,7 +719,7 @@
                 <w:noProof/>
                 <w:webHidden/>
               </w:rPr>
-              <w:instrText xml:space="preserve"> PAGEREF _Toc229261309 \h </w:instrText>
+              <w:instrText xml:space="preserve"> PAGEREF _Toc229318921 \h </w:instrText>
             </w:r>
             <w:r>
               <w:rPr>
@@ -764,7 +764,7 @@
               <w14:ligatures w14:val="standardContextual"/>
             </w:rPr>
           </w:pPr>
-          <w:hyperlink w:anchor="_Toc229261310" w:history="1">
+          <w:hyperlink w:anchor="_Toc229318922" w:history="1">
             <w:r>
               <w:rPr>
                 <w:rStyle w:val="af1"/>
@@ -791,7 +791,7 @@
                 <w:noProof/>
                 <w:webHidden/>
               </w:rPr>
-              <w:instrText xml:space="preserve"> PAGEREF _Toc229261310 \h </w:instrText>
+              <w:instrText xml:space="preserve"> PAGEREF _Toc229318922 \h </w:instrText>
             </w:r>
             <w:r>
               <w:rPr>
@@ -836,7 +836,7 @@
               <w14:ligatures w14:val="standardContextual"/>
             </w:rPr>
           </w:pPr>
-          <w:hyperlink w:anchor="_Toc229261311" w:history="1">
+          <w:hyperlink w:anchor="_Toc229318923" w:history="1">
             <w:r>
               <w:rPr>
                 <w:rStyle w:val="af1"/>
@@ -863,7 +863,7 @@
                 <w:noProof/>
                 <w:webHidden/>
               </w:rPr>
-              <w:instrText xml:space="preserve"> PAGEREF _Toc229261311 \h </w:instrText>
+              <w:instrText xml:space="preserve"> PAGEREF _Toc229318923 \h </w:instrText>
             </w:r>
             <w:r>
               <w:rPr>
@@ -908,7 +908,7 @@
               <w14:ligatures w14:val="standardContextual"/>
             </w:rPr>
           </w:pPr>
-          <w:hyperlink w:anchor="_Toc229261312" w:history="1">
+          <w:hyperlink w:anchor="_Toc229318924" w:history="1">
             <w:r>
               <w:rPr>
                 <w:rStyle w:val="af1"/>
@@ -935,7 +935,7 @@
                 <w:noProof/>
                 <w:webHidden/>
               </w:rPr>
-              <w:instrText xml:space="preserve"> PAGEREF _Toc229261312 \h </w:instrText>
+              <w:instrText xml:space="preserve"> PAGEREF _Toc229318924 \h </w:instrText>
             </w:r>
             <w:r>
               <w:rPr>
@@ -980,7 +980,7 @@
               <w14:ligatures w14:val="standardContextual"/>
             </w:rPr>
           </w:pPr>
-          <w:hyperlink w:anchor="_Toc229261313" w:history="1">
+          <w:hyperlink w:anchor="_Toc229318925" w:history="1">
             <w:r>
               <w:rPr>
                 <w:rStyle w:val="af1"/>
@@ -1007,7 +1007,7 @@
                 <w:noProof/>
                 <w:webHidden/>
               </w:rPr>
-              <w:instrText xml:space="preserve"> PAGEREF _Toc229261313 \h </w:instrText>
+              <w:instrText xml:space="preserve"> PAGEREF _Toc229318925 \h </w:instrText>
             </w:r>
             <w:r>
               <w:rPr>
@@ -1052,7 +1052,7 @@
               <w14:ligatures w14:val="standardContextual"/>
             </w:rPr>
           </w:pPr>
-          <w:hyperlink w:anchor="_Toc229261314" w:history="1">
+          <w:hyperlink w:anchor="_Toc229318926" w:history="1">
             <w:r>
               <w:rPr>
                 <w:rStyle w:val="af1"/>
@@ -1079,7 +1079,7 @@
                 <w:noProof/>
                 <w:webHidden/>
               </w:rPr>
-              <w:instrText xml:space="preserve"> PAGEREF _Toc229261314 \h </w:instrText>
+              <w:instrText xml:space="preserve"> PAGEREF _Toc229318926 \h </w:instrText>
             </w:r>
             <w:r>
               <w:rPr>
@@ -1124,7 +1124,7 @@
               <w14:ligatures w14:val="standardContextual"/>
             </w:rPr>
           </w:pPr>
-          <w:hyperlink w:anchor="_Toc229261315" w:history="1">
+          <w:hyperlink w:anchor="_Toc229318927" w:history="1">
             <w:r>
               <w:rPr>
                 <w:rStyle w:val="af1"/>
@@ -1151,7 +1151,7 @@
                 <w:noProof/>
                 <w:webHidden/>
               </w:rPr>
-              <w:instrText xml:space="preserve"> PAGEREF _Toc229261315 \h </w:instrText>
+              <w:instrText xml:space="preserve"> PAGEREF _Toc229318927 \h </w:instrText>
             </w:r>
             <w:r>
               <w:rPr>
@@ -1196,7 +1196,7 @@
               <w14:ligatures w14:val="standardContextual"/>
             </w:rPr>
           </w:pPr>
-          <w:hyperlink w:anchor="_Toc229261316" w:history="1">
+          <w:hyperlink w:anchor="_Toc229318928" w:history="1">
             <w:r>
               <w:rPr>
                 <w:rStyle w:val="af1"/>
@@ -1223,7 +1223,7 @@
                 <w:noProof/>
                 <w:webHidden/>
               </w:rPr>
-              <w:instrText xml:space="preserve"> PAGEREF _Toc229261316 \h </w:instrText>
+              <w:instrText xml:space="preserve"> PAGEREF _Toc229318928 \h </w:instrText>
             </w:r>
             <w:r>
               <w:rPr>
@@ -1268,7 +1268,7 @@
               <w14:ligatures w14:val="standardContextual"/>
             </w:rPr>
           </w:pPr>
-          <w:hyperlink w:anchor="_Toc229261317" w:history="1">
+          <w:hyperlink w:anchor="_Toc229318929" w:history="1">
             <w:r>
               <w:rPr>
                 <w:rStyle w:val="af1"/>
@@ -1295,7 +1295,7 @@
                 <w:noProof/>
                 <w:webHidden/>
               </w:rPr>
-              <w:instrText xml:space="preserve"> PAGEREF _Toc229261317 \h </w:instrText>
+              <w:instrText xml:space="preserve"> PAGEREF _Toc229318929 \h </w:instrText>
             </w:r>
             <w:r>
               <w:rPr>
@@ -1340,7 +1340,7 @@
               <w14:ligatures w14:val="standardContextual"/>
             </w:rPr>
           </w:pPr>
-          <w:hyperlink w:anchor="_Toc229261318" w:history="1">
+          <w:hyperlink w:anchor="_Toc229318930" w:history="1">
             <w:r>
               <w:rPr>
                 <w:rStyle w:val="af1"/>
@@ -1367,7 +1367,7 @@
                 <w:noProof/>
                 <w:webHidden/>
               </w:rPr>
-              <w:instrText xml:space="preserve"> PAGEREF _Toc229261318 \h </w:instrText>
+              <w:instrText xml:space="preserve"> PAGEREF _Toc229318930 \h </w:instrText>
             </w:r>
             <w:r>
               <w:rPr>
@@ -1412,7 +1412,7 @@
               <w14:ligatures w14:val="standardContextual"/>
             </w:rPr>
           </w:pPr>
-          <w:hyperlink w:anchor="_Toc229261319" w:history="1">
+          <w:hyperlink w:anchor="_Toc229318931" w:history="1">
             <w:r>
               <w:rPr>
                 <w:rStyle w:val="af1"/>
@@ -1439,7 +1439,7 @@
                 <w:noProof/>
                 <w:webHidden/>
               </w:rPr>
-              <w:instrText xml:space="preserve"> PAGEREF _Toc229261319 \h </w:instrText>
+              <w:instrText xml:space="preserve"> PAGEREF _Toc229318931 \h </w:instrText>
             </w:r>
             <w:r>
               <w:rPr>
@@ -1484,7 +1484,7 @@
               <w14:ligatures w14:val="standardContextual"/>
             </w:rPr>
           </w:pPr>
-          <w:hyperlink w:anchor="_Toc229261320" w:history="1">
+          <w:hyperlink w:anchor="_Toc229318932" w:history="1">
             <w:r>
               <w:rPr>
                 <w:rStyle w:val="af1"/>
@@ -1511,7 +1511,7 @@
                 <w:noProof/>
                 <w:webHidden/>
               </w:rPr>
-              <w:instrText xml:space="preserve"> PAGEREF _Toc229261320 \h </w:instrText>
+              <w:instrText xml:space="preserve"> PAGEREF _Toc229318932 \h </w:instrText>
             </w:r>
             <w:r>
               <w:rPr>
@@ -1556,7 +1556,7 @@
               <w14:ligatures w14:val="standardContextual"/>
             </w:rPr>
           </w:pPr>
-          <w:hyperlink w:anchor="_Toc229261321" w:history="1">
+          <w:hyperlink w:anchor="_Toc229318933" w:history="1">
             <w:r>
               <w:rPr>
                 <w:rStyle w:val="af1"/>
@@ -1583,7 +1583,7 @@
                 <w:noProof/>
                 <w:webHidden/>
               </w:rPr>
-              <w:instrText xml:space="preserve"> PAGEREF _Toc229261321 \h </w:instrText>
+              <w:instrText xml:space="preserve"> PAGEREF _Toc229318933 \h </w:instrText>
             </w:r>
             <w:r>
               <w:rPr>
@@ -1628,7 +1628,7 @@
               <w14:ligatures w14:val="standardContextual"/>
             </w:rPr>
           </w:pPr>
-          <w:hyperlink w:anchor="_Toc229261322" w:history="1">
+          <w:hyperlink w:anchor="_Toc229318934" w:history="1">
             <w:r>
               <w:rPr>
                 <w:rStyle w:val="af1"/>
@@ -1655,7 +1655,7 @@
                 <w:noProof/>
                 <w:webHidden/>
               </w:rPr>
-              <w:instrText xml:space="preserve"> PAGEREF _Toc229261322 \h </w:instrText>
+              <w:instrText xml:space="preserve"> PAGEREF _Toc229318934 \h </w:instrText>
             </w:r>
             <w:r>
               <w:rPr>
@@ -1700,7 +1700,7 @@
               <w14:ligatures w14:val="standardContextual"/>
             </w:rPr>
           </w:pPr>
-          <w:hyperlink w:anchor="_Toc229261323" w:history="1">
+          <w:hyperlink w:anchor="_Toc229318935" w:history="1">
             <w:r>
               <w:rPr>
                 <w:rStyle w:val="af1"/>
@@ -1727,7 +1727,7 @@
                 <w:noProof/>
                 <w:webHidden/>
               </w:rPr>
-              <w:instrText xml:space="preserve"> PAGEREF _Toc229261323 \h </w:instrText>
+              <w:instrText xml:space="preserve"> PAGEREF _Toc229318935 \h </w:instrText>
             </w:r>
             <w:r>
               <w:rPr>
@@ -1772,7 +1772,7 @@
               <w14:ligatures w14:val="standardContextual"/>
             </w:rPr>
           </w:pPr>
-          <w:hyperlink w:anchor="_Toc229261324" w:history="1">
+          <w:hyperlink w:anchor="_Toc229318936" w:history="1">
             <w:r>
               <w:rPr>
                 <w:rStyle w:val="af1"/>
@@ -1799,7 +1799,7 @@
                 <w:noProof/>
                 <w:webHidden/>
               </w:rPr>
-              <w:instrText xml:space="preserve"> PAGEREF _Toc229261324 \h </w:instrText>
+              <w:instrText xml:space="preserve"> PAGEREF _Toc229318936 \h </w:instrText>
             </w:r>
             <w:r>
               <w:rPr>
@@ -1844,7 +1844,7 @@
               <w14:ligatures w14:val="standardContextual"/>
             </w:rPr>
           </w:pPr>
-          <w:hyperlink w:anchor="_Toc229261325" w:history="1">
+          <w:hyperlink w:anchor="_Toc229318937" w:history="1">
             <w:r>
               <w:rPr>
                 <w:rStyle w:val="af1"/>
@@ -1871,7 +1871,7 @@
                 <w:noProof/>
                 <w:webHidden/>
               </w:rPr>
-              <w:instrText xml:space="preserve"> PAGEREF _Toc229261325 \h </w:instrText>
+              <w:instrText xml:space="preserve"> PAGEREF _Toc229318937 \h </w:instrText>
             </w:r>
             <w:r>
               <w:rPr>
@@ -1916,7 +1916,7 @@
               <w14:ligatures w14:val="standardContextual"/>
             </w:rPr>
           </w:pPr>
-          <w:hyperlink w:anchor="_Toc229261326" w:history="1">
+          <w:hyperlink w:anchor="_Toc229318938" w:history="1">
             <w:r>
               <w:rPr>
                 <w:rStyle w:val="af1"/>
@@ -1943,7 +1943,7 @@
                 <w:noProof/>
                 <w:webHidden/>
               </w:rPr>
-              <w:instrText xml:space="preserve"> PAGEREF _Toc229261326 \h </w:instrText>
+              <w:instrText xml:space="preserve"> PAGEREF _Toc229318938 \h </w:instrText>
             </w:r>
             <w:r>
               <w:rPr>
@@ -1988,7 +1988,7 @@
               <w14:ligatures w14:val="standardContextual"/>
             </w:rPr>
           </w:pPr>
-          <w:hyperlink w:anchor="_Toc229261327" w:history="1">
+          <w:hyperlink w:anchor="_Toc229318939" w:history="1">
             <w:r>
               <w:rPr>
                 <w:rStyle w:val="af1"/>
@@ -2015,7 +2015,7 @@
                 <w:noProof/>
                 <w:webHidden/>
               </w:rPr>
-              <w:instrText xml:space="preserve"> PAGEREF _Toc229261327 \h </w:instrText>
+              <w:instrText xml:space="preserve"> PAGEREF _Toc229318939 \h </w:instrText>
             </w:r>
             <w:r>
               <w:rPr>
@@ -2060,7 +2060,7 @@
               <w14:ligatures w14:val="standardContextual"/>
             </w:rPr>
           </w:pPr>
-          <w:hyperlink w:anchor="_Toc229261328" w:history="1">
+          <w:hyperlink w:anchor="_Toc229318940" w:history="1">
             <w:r>
               <w:rPr>
                 <w:rStyle w:val="af1"/>
@@ -2087,7 +2087,7 @@
                 <w:noProof/>
                 <w:webHidden/>
               </w:rPr>
-              <w:instrText xml:space="preserve"> PAGEREF _Toc229261328 \h </w:instrText>
+              <w:instrText xml:space="preserve"> PAGEREF _Toc229318940 \h </w:instrText>
             </w:r>
             <w:r>
               <w:rPr>
@@ -2132,7 +2132,7 @@
               <w14:ligatures w14:val="standardContextual"/>
             </w:rPr>
           </w:pPr>
-          <w:hyperlink w:anchor="_Toc229261329" w:history="1">
+          <w:hyperlink w:anchor="_Toc229318941" w:history="1">
             <w:r>
               <w:rPr>
                 <w:rStyle w:val="af1"/>
@@ -2159,7 +2159,7 @@
                 <w:noProof/>
                 <w:webHidden/>
               </w:rPr>
-              <w:instrText xml:space="preserve"> PAGEREF _Toc229261329 \h </w:instrText>
+              <w:instrText xml:space="preserve"> PAGEREF _Toc229318941 \h </w:instrText>
             </w:r>
             <w:r>
               <w:rPr>
@@ -2204,7 +2204,7 @@
               <w14:ligatures w14:val="standardContextual"/>
             </w:rPr>
           </w:pPr>
-          <w:hyperlink w:anchor="_Toc229261330" w:history="1">
+          <w:hyperlink w:anchor="_Toc229318942" w:history="1">
             <w:r>
               <w:rPr>
                 <w:rStyle w:val="af1"/>
@@ -2231,7 +2231,7 @@
                 <w:noProof/>
                 <w:webHidden/>
               </w:rPr>
-              <w:instrText xml:space="preserve"> PAGEREF _Toc229261330 \h </w:instrText>
+              <w:instrText xml:space="preserve"> PAGEREF _Toc229318942 \h </w:instrText>
             </w:r>
             <w:r>
               <w:rPr>
@@ -2276,7 +2276,7 @@
               <w14:ligatures w14:val="standardContextual"/>
             </w:rPr>
           </w:pPr>
-          <w:hyperlink w:anchor="_Toc229261331" w:history="1">
+          <w:hyperlink w:anchor="_Toc229318943" w:history="1">
             <w:r>
               <w:rPr>
                 <w:rStyle w:val="af1"/>
@@ -2303,7 +2303,7 @@
                 <w:noProof/>
                 <w:webHidden/>
               </w:rPr>
-              <w:instrText xml:space="preserve"> PAGEREF _Toc229261331 \h </w:instrText>
+              <w:instrText xml:space="preserve"> PAGEREF _Toc229318943 \h </w:instrText>
             </w:r>
             <w:r>
               <w:rPr>
@@ -2348,7 +2348,7 @@
               <w14:ligatures w14:val="standardContextual"/>
             </w:rPr>
           </w:pPr>
-          <w:hyperlink w:anchor="_Toc229261332" w:history="1">
+          <w:hyperlink w:anchor="_Toc229318944" w:history="1">
             <w:r>
               <w:rPr>
                 <w:rStyle w:val="af1"/>
@@ -2375,7 +2375,7 @@
                 <w:noProof/>
                 <w:webHidden/>
               </w:rPr>
-              <w:instrText xml:space="preserve"> PAGEREF _Toc229261332 \h </w:instrText>
+              <w:instrText xml:space="preserve"> PAGEREF _Toc229318944 \h </w:instrText>
             </w:r>
             <w:r>
               <w:rPr>
@@ -2420,7 +2420,7 @@
               <w14:ligatures w14:val="standardContextual"/>
             </w:rPr>
           </w:pPr>
-          <w:hyperlink w:anchor="_Toc229261333" w:history="1">
+          <w:hyperlink w:anchor="_Toc229318945" w:history="1">
             <w:r>
               <w:rPr>
                 <w:rStyle w:val="af1"/>
@@ -2447,7 +2447,7 @@
                 <w:noProof/>
                 <w:webHidden/>
               </w:rPr>
-              <w:instrText xml:space="preserve"> PAGEREF _Toc229261333 \h </w:instrText>
+              <w:instrText xml:space="preserve"> PAGEREF _Toc229318945 \h </w:instrText>
             </w:r>
             <w:r>
               <w:rPr>
@@ -2492,7 +2492,7 @@
               <w14:ligatures w14:val="standardContextual"/>
             </w:rPr>
           </w:pPr>
-          <w:hyperlink w:anchor="_Toc229261334" w:history="1">
+          <w:hyperlink w:anchor="_Toc229318946" w:history="1">
             <w:r>
               <w:rPr>
                 <w:rStyle w:val="af1"/>
@@ -2519,7 +2519,7 @@
                 <w:noProof/>
                 <w:webHidden/>
               </w:rPr>
-              <w:instrText xml:space="preserve"> PAGEREF _Toc229261334 \h </w:instrText>
+              <w:instrText xml:space="preserve"> PAGEREF _Toc229318946 \h </w:instrText>
             </w:r>
             <w:r>
               <w:rPr>
@@ -2564,7 +2564,7 @@
               <w14:ligatures w14:val="standardContextual"/>
             </w:rPr>
           </w:pPr>
-          <w:hyperlink w:anchor="_Toc229261335" w:history="1">
+          <w:hyperlink w:anchor="_Toc229318947" w:history="1">
             <w:r>
               <w:rPr>
                 <w:rStyle w:val="af1"/>
@@ -2591,7 +2591,7 @@
                 <w:noProof/>
                 <w:webHidden/>
               </w:rPr>
-              <w:instrText xml:space="preserve"> PAGEREF _Toc229261335 \h </w:instrText>
+              <w:instrText xml:space="preserve"> PAGEREF _Toc229318947 \h </w:instrText>
             </w:r>
             <w:r>
               <w:rPr>
@@ -2636,7 +2636,7 @@
               <w14:ligatures w14:val="standardContextual"/>
             </w:rPr>
           </w:pPr>
-          <w:hyperlink w:anchor="_Toc229261336" w:history="1">
+          <w:hyperlink w:anchor="_Toc229318948" w:history="1">
             <w:r>
               <w:rPr>
                 <w:rStyle w:val="af1"/>
@@ -2663,7 +2663,7 @@
                 <w:noProof/>
                 <w:webHidden/>
               </w:rPr>
-              <w:instrText xml:space="preserve"> PAGEREF _Toc229261336 \h </w:instrText>
+              <w:instrText xml:space="preserve"> PAGEREF _Toc229318948 \h </w:instrText>
             </w:r>
             <w:r>
               <w:rPr>
@@ -2708,7 +2708,7 @@
               <w14:ligatures w14:val="standardContextual"/>
             </w:rPr>
           </w:pPr>
-          <w:hyperlink w:anchor="_Toc229261337" w:history="1">
+          <w:hyperlink w:anchor="_Toc229318949" w:history="1">
             <w:r>
               <w:rPr>
                 <w:rStyle w:val="af1"/>
@@ -2735,7 +2735,7 @@
                 <w:noProof/>
                 <w:webHidden/>
               </w:rPr>
-              <w:instrText xml:space="preserve"> PAGEREF _Toc229261337 \h </w:instrText>
+              <w:instrText xml:space="preserve"> PAGEREF _Toc229318949 \h </w:instrText>
             </w:r>
             <w:r>
               <w:rPr>
@@ -2780,7 +2780,7 @@
               <w14:ligatures w14:val="standardContextual"/>
             </w:rPr>
           </w:pPr>
-          <w:hyperlink w:anchor="_Toc229261338" w:history="1">
+          <w:hyperlink w:anchor="_Toc229318950" w:history="1">
             <w:r>
               <w:rPr>
                 <w:rStyle w:val="af1"/>
@@ -2807,7 +2807,7 @@
                 <w:noProof/>
                 <w:webHidden/>
               </w:rPr>
-              <w:instrText xml:space="preserve"> PAGEREF _Toc229261338 \h </w:instrText>
+              <w:instrText xml:space="preserve"> PAGEREF _Toc229318950 \h </w:instrText>
             </w:r>
             <w:r>
               <w:rPr>
@@ -2852,7 +2852,7 @@
               <w14:ligatures w14:val="standardContextual"/>
             </w:rPr>
           </w:pPr>
-          <w:hyperlink w:anchor="_Toc229261339" w:history="1">
+          <w:hyperlink w:anchor="_Toc229318951" w:history="1">
             <w:r>
               <w:rPr>
                 <w:rStyle w:val="af1"/>
@@ -2879,7 +2879,7 @@
                 <w:noProof/>
                 <w:webHidden/>
               </w:rPr>
-              <w:instrText xml:space="preserve"> PAGEREF _Toc229261339 \h </w:instrText>
+              <w:instrText xml:space="preserve"> PAGEREF _Toc229318951 \h </w:instrText>
             </w:r>
             <w:r>
               <w:rPr>
@@ -2940,7 +2940,7 @@
       </w:pPr>
       <w:bookmarkStart w:id="0" w:name="heading_3"/>
       <w:bookmarkStart w:id="1" w:name="_Toc228225179"/>
-      <w:bookmarkStart w:id="2" w:name="_Toc229261303"/>
+      <w:bookmarkStart w:id="2" w:name="_Toc229318915"/>
       <w:r>
         <w:lastRenderedPageBreak/>
         <w:t>第一章 项目概述</w:t>
@@ -2955,7 +2955,7 @@
       </w:pPr>
       <w:bookmarkStart w:id="3" w:name="heading_4"/>
       <w:bookmarkStart w:id="4" w:name="_Toc228225180"/>
-      <w:bookmarkStart w:id="5" w:name="_Toc229261304"/>
+      <w:bookmarkStart w:id="5" w:name="_Toc229318916"/>
       <w:r>
         <w:t>1.1 项目背景与意义</w:t>
       </w:r>
@@ -2986,7 +2986,7 @@
       </w:pPr>
       <w:bookmarkStart w:id="6" w:name="heading_7"/>
       <w:bookmarkStart w:id="7" w:name="_Toc228225183"/>
-      <w:bookmarkStart w:id="8" w:name="_Toc229261305"/>
+      <w:bookmarkStart w:id="8" w:name="_Toc229318917"/>
       <w:r>
         <w:t>1.2 项目核心目标</w:t>
       </w:r>
@@ -3017,7 +3017,7 @@
       </w:pPr>
       <w:bookmarkStart w:id="9" w:name="heading_8"/>
       <w:bookmarkStart w:id="10" w:name="_Toc228225184"/>
-      <w:bookmarkStart w:id="11" w:name="_Toc229261306"/>
+      <w:bookmarkStart w:id="11" w:name="_Toc229318918"/>
       <w:r>
         <w:t>1.3 作品整体设计简介</w:t>
       </w:r>
@@ -3076,7 +3076,7 @@
       </w:pPr>
       <w:bookmarkStart w:id="12" w:name="heading_9"/>
       <w:bookmarkStart w:id="13" w:name="_Toc228225185"/>
-      <w:bookmarkStart w:id="14" w:name="_Toc229261307"/>
+      <w:bookmarkStart w:id="14" w:name="_Toc229318919"/>
       <w:r>
         <w:lastRenderedPageBreak/>
         <w:t>第二章 系统总体方案设计</w:t>
@@ -3226,7 +3226,7 @@
       </w:pPr>
       <w:bookmarkStart w:id="15" w:name="heading_10"/>
       <w:bookmarkStart w:id="16" w:name="_Toc228225186"/>
-      <w:bookmarkStart w:id="17" w:name="_Toc229261308"/>
+      <w:bookmarkStart w:id="17" w:name="_Toc229318920"/>
       <w:r>
         <w:lastRenderedPageBreak/>
         <w:t>第三章 系统硬件设计</w:t>
@@ -3240,16 +3240,16 @@
         <w:spacing w:before="120" w:after="120" w:line="288" w:lineRule="auto"/>
         <w:ind w:firstLineChars="200" w:firstLine="480"/>
         <w:rPr>
-          <w:rFonts w:ascii="宋体" w:eastAsia="宋体" w:hAnsi="宋体" w:cs="Arial"/>
-          <w:sz w:val="24"/>
-        </w:rPr>
-      </w:pPr>
-      <w:r>
-        <w:rPr>
-          <w:rFonts w:ascii="宋体" w:eastAsia="宋体" w:hAnsi="宋体" w:cs="Arial"/>
-          <w:sz w:val="24"/>
-        </w:rPr>
-        <w:t>机器人本体硬件设计严格遵循小型化、低功耗、低成本、高稳定性的设计原则，以STM32主控芯片为核心，按功能划分为五大模块化单元，各模块分工明确、协同联动，确保核心功能稳定实现，同时适配无实物组竞赛对设计方案详细度、可行性的考察要求，硬件整体采用模块化设计思路，便于后续优化、调试与功能拓展。</w:t>
+          <w:rFonts w:ascii="宋体" w:eastAsia="宋体" w:hAnsi="宋体" w:cs="Arial" w:hint="eastAsia"/>
+          <w:sz w:val="24"/>
+        </w:rPr>
+      </w:pPr>
+      <w:r>
+        <w:rPr>
+          <w:rFonts w:ascii="宋体" w:eastAsia="宋体" w:hAnsi="宋体" w:cs="Arial"/>
+          <w:sz w:val="24"/>
+        </w:rPr>
+        <w:t>机器人本体硬件设计严格遵循小型化、低功耗、低成本、高稳定性的设计原则，以STM32主控芯片为核心，采用模块化设计思路，将硬件系统划分为五大核心单元，为后续的优化调试与功能拓展提供便利。</w:t>
       </w:r>
     </w:p>
     <w:p>
@@ -3258,7 +3258,7 @@
       </w:pPr>
       <w:bookmarkStart w:id="18" w:name="heading_11"/>
       <w:bookmarkStart w:id="19" w:name="_Toc228225187"/>
-      <w:bookmarkStart w:id="20" w:name="_Toc229261309"/>
+      <w:bookmarkStart w:id="20" w:name="_Toc229318921"/>
       <w:r>
         <w:t>3.1 硬件总体设计</w:t>
       </w:r>
@@ -3271,33 +3271,16 @@
         <w:spacing w:before="120" w:after="120" w:line="288" w:lineRule="auto"/>
         <w:ind w:firstLineChars="200" w:firstLine="480"/>
         <w:rPr>
-          <w:rFonts w:ascii="宋体" w:eastAsia="宋体" w:hAnsi="宋体" w:cs="Arial"/>
-          <w:sz w:val="24"/>
-        </w:rPr>
-      </w:pPr>
-      <w:r>
-        <w:rPr>
-          <w:rFonts w:ascii="宋体" w:eastAsia="宋体" w:hAnsi="宋体" w:cs="Arial"/>
-          <w:sz w:val="24"/>
-        </w:rPr>
-        <w:t>机器人本体硬件整体由主控核心模块、多传感器融合感知模块、运动控制模块、无线通信模块、声光交互模块、电源管理模块及机械结构组成，各模块通过引脚连接、串口通信等方式实现数据交互与协同工作。硬件设计重点攻克低算力平台下的多传感器融合、低功耗控制、小型化集成等技术难点，同时严格控制成本，确保产品的普及性与竞赛竞争力。</w:t>
-      </w:r>
-    </w:p>
-    <w:p>
-      <w:pPr>
-        <w:spacing w:before="120" w:after="120" w:line="288" w:lineRule="auto"/>
-        <w:ind w:firstLineChars="200" w:firstLine="480"/>
-        <w:rPr>
-          <w:rFonts w:ascii="宋体" w:eastAsia="宋体" w:hAnsi="宋体" w:cs="Arial"/>
-          <w:sz w:val="24"/>
-        </w:rPr>
-      </w:pPr>
-      <w:r>
-        <w:rPr>
-          <w:rFonts w:ascii="宋体" w:eastAsia="宋体" w:hAnsi="宋体" w:cs="Arial"/>
-          <w:sz w:val="24"/>
-        </w:rPr>
-        <w:t>硬件设计核心思路：以STM32为核心，搭建多传感器融合感知平台，实现宠物目标识别与环境监测；通过运动控制模块实现机器人的自主移动与跟随功能；借助无线通信模块实现与手机端APP的无缝联动；通过声光交互模块提升宠物陪伴体验；通过电源管理模块实现低功耗长时运行；机械结构采用小型化设计，适配家庭室内环境，同时保证运动灵活性。</w:t>
+          <w:rFonts w:ascii="宋体" w:eastAsia="宋体" w:hAnsi="宋体" w:cs="Arial" w:hint="eastAsia"/>
+          <w:sz w:val="24"/>
+        </w:rPr>
+      </w:pPr>
+      <w:r>
+        <w:rPr>
+          <w:rFonts w:ascii="宋体" w:eastAsia="宋体" w:hAnsi="宋体" w:cs="Arial"/>
+          <w:sz w:val="24"/>
+        </w:rPr>
+        <w:t>机器人硬件系统整体由主控核心模块、多传感器融合感知模块、运动控制模块、无线通信模块、声光交互模块、电源管理模块及机械结构构成，各模块通过引脚连接、串口通信等方式实现数据交互与协同运行。其核心设计思路为：以STM32主控芯片为核心搭建多传感器融合感知平台，实现宠物目标识别与环境参数监测，联动各功能模块实现机器人自主移动、无线数据交互、声光陪伴等核心功能；机械结构采用小型化设计，以适配家庭室内应用场景，同时针对性攻克低算力平台下多传感器融合、系统低功耗控制等核心技术难点。</w:t>
       </w:r>
     </w:p>
     <w:p>
@@ -3324,7 +3307,7 @@
       </w:pPr>
       <w:bookmarkStart w:id="21" w:name="heading_12"/>
       <w:bookmarkStart w:id="22" w:name="_Toc228225188"/>
-      <w:bookmarkStart w:id="23" w:name="_Toc229261310"/>
+      <w:bookmarkStart w:id="23" w:name="_Toc229318922"/>
       <w:r>
         <w:t>3.2 各硬件模块详细设计</w:t>
       </w:r>
@@ -3338,7 +3321,7 @@
       </w:pPr>
       <w:bookmarkStart w:id="24" w:name="heading_13"/>
       <w:bookmarkStart w:id="25" w:name="_Toc228225189"/>
-      <w:bookmarkStart w:id="26" w:name="_Toc229261311"/>
+      <w:bookmarkStart w:id="26" w:name="_Toc229318923"/>
       <w:r>
         <w:t>3.2.1 主控核心模块设计</w:t>
       </w:r>
@@ -3351,58 +3334,16 @@
         <w:spacing w:before="120" w:after="120" w:line="288" w:lineRule="auto"/>
         <w:ind w:firstLineChars="200" w:firstLine="480"/>
         <w:rPr>
-          <w:rFonts w:ascii="宋体" w:eastAsia="宋体" w:hAnsi="宋体" w:cs="Arial"/>
-          <w:sz w:val="24"/>
-        </w:rPr>
-      </w:pPr>
-      <w:r>
-        <w:rPr>
-          <w:rFonts w:ascii="宋体" w:eastAsia="宋体" w:hAnsi="宋体" w:cs="Arial"/>
-          <w:sz w:val="24"/>
-        </w:rPr>
-        <w:t>主控核心模块是机器人本体的“核心中枢”，负责统筹各模块协同工作、解析传感器数据、运行核心算法、接收并执行手机端指令，选用STM32系列单片机作为主控芯片，兼顾算力、功耗与成本需求，可选用STM32F103（低成本场景）或STM32F407（功能拓展需求较高场景）型号。</w:t>
-      </w:r>
-    </w:p>
-    <w:p>
-      <w:pPr>
-        <w:spacing w:before="120" w:after="120" w:line="288" w:lineRule="auto"/>
-        <w:ind w:firstLineChars="200" w:firstLine="480"/>
-        <w:rPr>
-          <w:rFonts w:ascii="宋体" w:eastAsia="宋体" w:hAnsi="宋体" w:cs="Arial"/>
-          <w:sz w:val="24"/>
-        </w:rPr>
-      </w:pPr>
-      <w:r>
-        <w:rPr>
-          <w:rFonts w:ascii="宋体" w:eastAsia="宋体" w:hAnsi="宋体" w:cs="Arial"/>
-          <w:sz w:val="24"/>
-        </w:rPr>
-        <w:t>核心参数与设计：主控芯片内置ARM Cortex-M系列内核，具备高速运算能力与丰富的外设接口（GPIO、UART、I2C、SPI等），可满足多传感器数据采集、电机控制、无线通信等功能需求；外接晶振、复位电路、下载电路，确保芯片稳定运行；预留扩展接口，便于后续功能升级（如增加喂食模块、健康监</w:t>
-      </w:r>
-      <w:r>
-        <w:rPr>
-          <w:rFonts w:ascii="宋体" w:eastAsia="宋体" w:hAnsi="宋体" w:cs="Arial"/>
-          <w:sz w:val="24"/>
-        </w:rPr>
-        <w:lastRenderedPageBreak/>
-        <w:t>测模块）；采用模块化焊接设计，便于调试与故障排查，适配竞赛现场设计方案展示需求。</w:t>
-      </w:r>
-    </w:p>
-    <w:p>
-      <w:pPr>
-        <w:spacing w:before="120" w:after="120" w:line="288" w:lineRule="auto"/>
-        <w:ind w:firstLineChars="200" w:firstLine="480"/>
-        <w:rPr>
-          <w:rFonts w:ascii="宋体" w:eastAsia="宋体" w:hAnsi="宋体" w:cs="Arial"/>
-          <w:sz w:val="24"/>
-        </w:rPr>
-      </w:pPr>
-      <w:r>
-        <w:rPr>
-          <w:rFonts w:ascii="宋体" w:eastAsia="宋体" w:hAnsi="宋体" w:cs="Arial"/>
-          <w:sz w:val="24"/>
-        </w:rPr>
-        <w:t>功能实现：接收多传感器采集的宠物目标信息、环境数据（温湿度、距离等），运行目标识别、跟随、避障等核心算法，生成运动控制指令并下发至运动控制模块；接收无线通信模块传输的手机端指令，执行相应操作（如启动激光、调整跟随速度）；将机器人状态、传感器数据上传至无线通信模块，同步传输至手机端APP；实现低功耗控制，通过模块分时供电、动态功耗管理等方式，降低系统能耗。</w:t>
+          <w:rFonts w:ascii="宋体" w:eastAsia="宋体" w:hAnsi="宋体" w:cs="Arial" w:hint="eastAsia"/>
+          <w:sz w:val="24"/>
+        </w:rPr>
+      </w:pPr>
+      <w:r>
+        <w:rPr>
+          <w:rFonts w:ascii="宋体" w:eastAsia="宋体" w:hAnsi="宋体" w:cs="Arial"/>
+          <w:sz w:val="24"/>
+        </w:rPr>
+        <w:t>主控核心模块作为机器人硬件系统的核心控制中枢，选用STM32F103系列（适用于低成本应用场景）或STM32F407系列（适用于高功能拓展需求场景）单片机作为主控器件。该模块内置高性能ARM Cortex-M系列内核，配备丰富的外设接口（含GPIO、UART、I2C、SPI等），外接晶振电路、复位电路及程序下载电路，保障主控芯片稳定运行，同时预留标准化扩展接口，为后续功能升级提供硬件支撑。其核心功能包括统筹各硬件模块协同运行、解析各类传感器采集的数据、运行系统核心算法、接收并执行手机端下发的控制指令，同时通过模块分时供电、动态功耗管理等策略，实现系统低功耗运行控制。</w:t>
       </w:r>
     </w:p>
     <w:p>
@@ -3429,8 +3370,9 @@
       </w:pPr>
       <w:bookmarkStart w:id="27" w:name="heading_14"/>
       <w:bookmarkStart w:id="28" w:name="_Toc228225190"/>
-      <w:bookmarkStart w:id="29" w:name="_Toc229261312"/>
-      <w:r>
+      <w:bookmarkStart w:id="29" w:name="_Toc229318924"/>
+      <w:r>
+        <w:lastRenderedPageBreak/>
         <w:t>3.2.2 多传感器融合感知模块设计</w:t>
       </w:r>
       <w:bookmarkEnd w:id="27"/>
@@ -3442,105 +3384,16 @@
         <w:spacing w:before="120" w:after="120" w:line="288" w:lineRule="auto"/>
         <w:ind w:firstLineChars="200" w:firstLine="480"/>
         <w:rPr>
-          <w:rFonts w:ascii="宋体" w:eastAsia="宋体" w:hAnsi="宋体" w:cs="Arial"/>
-          <w:sz w:val="24"/>
-        </w:rPr>
-      </w:pPr>
-      <w:r>
-        <w:rPr>
-          <w:rFonts w:ascii="宋体" w:eastAsia="宋体" w:hAnsi="宋体" w:cs="Arial"/>
-          <w:sz w:val="24"/>
-        </w:rPr>
-        <w:t>该模块是机器人实现宠物识别、定位与环境监测的核心，集成红外传感器、超声波传感器、摄像头三大类传感器，采用多传感器融合技术，弥补单一传感器的检测缺陷，提升复杂环境下（弱光、遮挡）的目标识别与定位精度，为自主跟随与避障功能提供可靠的数据支撑。</w:t>
-      </w:r>
-    </w:p>
-    <w:p>
-      <w:pPr>
-        <w:spacing w:before="120" w:after="120" w:line="288" w:lineRule="auto"/>
-        <w:rPr>
-          <w:rFonts w:ascii="宋体" w:eastAsia="宋体" w:hAnsi="宋体" w:cs="Arial"/>
-          <w:sz w:val="24"/>
-        </w:rPr>
-      </w:pPr>
-      <w:r>
-        <w:rPr>
-          <w:rFonts w:ascii="宋体" w:eastAsia="宋体" w:hAnsi="宋体" w:cs="Arial"/>
-          <w:sz w:val="24"/>
-        </w:rPr>
-        <w:t>1.  摄像头模块：选用低成本、小型化的视觉模块（如</w:t>
-      </w:r>
-      <w:proofErr w:type="spellStart"/>
-      <w:r>
-        <w:rPr>
-          <w:rFonts w:ascii="宋体" w:eastAsia="宋体" w:hAnsi="宋体" w:cs="Arial"/>
-          <w:sz w:val="24"/>
-        </w:rPr>
-        <w:t>OpenMV</w:t>
-      </w:r>
-      <w:proofErr w:type="spellEnd"/>
-      <w:r>
-        <w:rPr>
-          <w:rFonts w:ascii="宋体" w:eastAsia="宋体" w:hAnsi="宋体" w:cs="Arial"/>
-          <w:sz w:val="24"/>
-        </w:rPr>
-        <w:t>、K210），负责宠物目标识别与实时定位，采集宠物图像信息并传输至主控芯片，通过轻量化视觉算法实现宠物轮廓识别、动态轨迹跟踪，精准区分宠物与其他物体，避免误跟随；支持弱光补光功能，适配家庭室内光照变化场景，提升识别稳定性。</w:t>
-      </w:r>
-    </w:p>
-    <w:p>
-      <w:pPr>
-        <w:spacing w:before="120" w:after="120" w:line="288" w:lineRule="auto"/>
-        <w:rPr>
-          <w:rFonts w:ascii="宋体" w:eastAsia="宋体" w:hAnsi="宋体" w:cs="Arial"/>
-          <w:sz w:val="24"/>
-        </w:rPr>
-      </w:pPr>
-      <w:r>
-        <w:rPr>
-          <w:rFonts w:ascii="宋体" w:eastAsia="宋体" w:hAnsi="宋体" w:cs="Arial"/>
-          <w:sz w:val="24"/>
-        </w:rPr>
-        <w:t>2.  超声波传感器：选用HC-SR04超声波测距模块，负责检测机器人与宠物、障碍物之间的距离，采集距离数据并传输至主控芯片，用于调整跟随距离（0.5-1.5米可调），同时实现动态避障功能，当检测到障碍物距离小于安全阈值时，触发避障指令，控制机器人调整运动方向；采用多传感器布局，实现360°无死角测距，提升环境感知的全面性。</w:t>
-      </w:r>
-    </w:p>
-    <w:p>
-      <w:pPr>
-        <w:spacing w:before="120" w:after="120" w:line="288" w:lineRule="auto"/>
-        <w:rPr>
-          <w:rFonts w:ascii="宋体" w:eastAsia="宋体" w:hAnsi="宋体" w:cs="Arial"/>
-          <w:sz w:val="24"/>
-        </w:rPr>
-      </w:pPr>
-      <w:r>
-        <w:rPr>
-          <w:rFonts w:ascii="宋体" w:eastAsia="宋体" w:hAnsi="宋体" w:cs="Arial"/>
-          <w:sz w:val="24"/>
-        </w:rPr>
-        <w:t>3.  红外传感器：选用红外测距传感器（如夏普GP2Y1010AU0F），辅助超声波传感器实现近距离测距，弥补超声波传感器在近距离检测中的误差，同时用于检测宠物的动态移动，辅助视觉模块实现目标丢失后的重捕获，提升跟随稳定性；红外传感器功耗低、响应速度快，适配系统低功耗设计需求。</w:t>
-      </w:r>
-    </w:p>
-    <w:p>
-      <w:pPr>
-        <w:spacing w:before="120" w:after="120" w:line="288" w:lineRule="auto"/>
-        <w:ind w:firstLineChars="200" w:firstLine="480"/>
-        <w:rPr>
-          <w:rFonts w:ascii="宋体" w:eastAsia="宋体" w:hAnsi="宋体" w:cs="Arial"/>
-          <w:sz w:val="24"/>
-        </w:rPr>
-      </w:pPr>
-      <w:r>
-        <w:rPr>
-          <w:rFonts w:ascii="宋体" w:eastAsia="宋体" w:hAnsi="宋体" w:cs="Arial"/>
-          <w:sz w:val="24"/>
-        </w:rPr>
-        <w:t>模块集成设计：各传感器通过GPIO、I2C接口与主控芯片连接，实现数据同步采集；设计专用传感器固定支架，确保安装牢固、检测角度合理，适配机器人小型化结构；通过软件算法实现多传感器数据融合，对不同传感器的检测</w:t>
-      </w:r>
-      <w:r>
-        <w:rPr>
-          <w:rFonts w:ascii="宋体" w:eastAsia="宋体" w:hAnsi="宋体" w:cs="Arial"/>
-          <w:sz w:val="24"/>
-        </w:rPr>
-        <w:lastRenderedPageBreak/>
-        <w:t>结果进行时间配准、空间坐标统一与可信度加权融合，提升数据准确性，突破低算力平台下的感知稳定性难题。</w:t>
+          <w:rFonts w:ascii="宋体" w:eastAsia="宋体" w:hAnsi="宋体" w:cs="Arial" w:hint="eastAsia"/>
+          <w:sz w:val="24"/>
+        </w:rPr>
+      </w:pPr>
+      <w:r>
+        <w:rPr>
+          <w:rFonts w:ascii="宋体" w:eastAsia="宋体" w:hAnsi="宋体" w:cs="Arial"/>
+          <w:sz w:val="24"/>
+        </w:rPr>
+        <w:t>多传感器融合感知模块集成视觉采集与距离检测类传感器，具体包括摄像头（OpenMV/K210型号）、超声波测距传感器（HC-SR04型号）及红外测距传感器（夏普GP2Y1010AU0F型号），通过多传感器融合技术，有效弥补单一传感器的检测局限性，提升宠物目标识别与定位的精度和可靠性。其中，摄像头模块主要用于宠物目标识别及动态轨迹跟踪，实现宠物与环境中其他物体的精准区分；超声波传感器主要实现360°无死角测距及动态避障功能，实时反馈机器人与宠物、障碍物之间的距离数据；红外传感器主要用于辅助近距离测距，弥补超声波传感器的近距离检测误差，同时辅助实现宠物目标丢失后的重捕获功能，保障跟随性能的稳定性。各类型传感器均通过标准化GPIO、I2C接口与主控核心模块建立通信连接，采集的数据经多传感器融合算法进行融合处理，以满足家庭室内复杂环境下的应用需求。</w:t>
       </w:r>
     </w:p>
     <w:p>
@@ -3567,7 +3420,7 @@
       </w:pPr>
       <w:bookmarkStart w:id="30" w:name="heading_15"/>
       <w:bookmarkStart w:id="31" w:name="_Toc228225191"/>
-      <w:bookmarkStart w:id="32" w:name="_Toc229261313"/>
+      <w:bookmarkStart w:id="32" w:name="_Toc229318925"/>
       <w:r>
         <w:t>3.2.3 运动控制模块设计</w:t>
       </w:r>
@@ -3580,81 +3433,16 @@
         <w:spacing w:before="120" w:after="120" w:line="288" w:lineRule="auto"/>
         <w:ind w:firstLineChars="200" w:firstLine="480"/>
         <w:rPr>
-          <w:rFonts w:ascii="宋体" w:eastAsia="宋体" w:hAnsi="宋体" w:cs="Arial"/>
-          <w:sz w:val="24"/>
-        </w:rPr>
-      </w:pPr>
-      <w:r>
-        <w:rPr>
-          <w:rFonts w:ascii="宋体" w:eastAsia="宋体" w:hAnsi="宋体" w:cs="Arial"/>
-          <w:sz w:val="24"/>
-        </w:rPr>
-        <w:t>运动控制模块负责接收主控芯片的指令，控制机器人的移动、转向、加速、减速，实现自主跟随与避障功能，核心由电机、电机驱动模块、轮系组成，选用直流减速电机，兼顾动力与稳定性，适配家庭室内地面（瓷砖、木地板等）的运动需求。</w:t>
-      </w:r>
-    </w:p>
-    <w:p>
-      <w:pPr>
-        <w:spacing w:before="120" w:after="120" w:line="288" w:lineRule="auto"/>
-        <w:rPr>
-          <w:rFonts w:ascii="宋体" w:eastAsia="宋体" w:hAnsi="宋体" w:cs="Arial"/>
-          <w:sz w:val="24"/>
-        </w:rPr>
-      </w:pPr>
-      <w:r>
-        <w:rPr>
-          <w:rFonts w:ascii="宋体" w:eastAsia="宋体" w:hAnsi="宋体" w:cs="Arial"/>
-          <w:sz w:val="24"/>
-        </w:rPr>
-        <w:t>1.  电机选型：选用小型直流减速电机，具备转速可调、扭矩适中、功耗低的特点，数量为2-4个，实现机器人的前进、后退、左转、右转、原地旋转等动作；电机自带霍尔编码器，可实现转速反馈，便于主控芯片进行速度闭环控制，提升跟随精度与运动平滑性，避免急停惊吓宠物。</w:t>
-      </w:r>
-    </w:p>
-    <w:p>
-      <w:pPr>
-        <w:spacing w:before="120" w:after="120" w:line="288" w:lineRule="auto"/>
-        <w:rPr>
-          <w:rFonts w:ascii="宋体" w:eastAsia="宋体" w:hAnsi="宋体" w:cs="Arial"/>
-          <w:sz w:val="24"/>
-        </w:rPr>
-      </w:pPr>
-      <w:r>
-        <w:rPr>
-          <w:rFonts w:ascii="宋体" w:eastAsia="宋体" w:hAnsi="宋体" w:cs="Arial"/>
-          <w:sz w:val="24"/>
-        </w:rPr>
-        <w:t>2.  电机驱动模块：选用TB6612或L298N电机驱动芯片，负责接收主控芯片的PWM控制信号，驱动电机运转，实现转速与转向控制；驱动模块具备过流保护、过热保护功能，提升系统稳定性，避免电机损坏；通过串口与主控芯片连接，实现指令传输与状态反馈。</w:t>
-      </w:r>
-    </w:p>
-    <w:p>
-      <w:pPr>
-        <w:spacing w:before="120" w:after="120" w:line="288" w:lineRule="auto"/>
-        <w:rPr>
-          <w:rFonts w:ascii="宋体" w:eastAsia="宋体" w:hAnsi="宋体" w:cs="Arial"/>
-          <w:sz w:val="24"/>
-        </w:rPr>
-      </w:pPr>
-      <w:r>
-        <w:rPr>
-          <w:rFonts w:ascii="宋体" w:eastAsia="宋体" w:hAnsi="宋体" w:cs="Arial"/>
-          <w:sz w:val="24"/>
-        </w:rPr>
-        <w:t>3.  轮系设计：选用小型橡胶轮，具备防滑、静音特点，减少机器人移动时对家庭环境的干扰；轮系与电机通过联轴器连接，确保动力传输稳定；机器人底盘采用差分驱动设计，通过控制两侧电机的转速差实现转向，提升运动灵活性，便于跟随宠物的快速移动与转弯。</w:t>
-      </w:r>
-    </w:p>
-    <w:p>
-      <w:pPr>
-        <w:spacing w:before="120" w:after="120" w:line="288" w:lineRule="auto"/>
-        <w:ind w:firstLineChars="200" w:firstLine="480"/>
-        <w:rPr>
-          <w:rFonts w:ascii="宋体" w:eastAsia="宋体" w:hAnsi="宋体" w:cs="Arial"/>
-          <w:sz w:val="24"/>
-        </w:rPr>
-      </w:pPr>
-      <w:r>
-        <w:rPr>
-          <w:rFonts w:ascii="宋体" w:eastAsia="宋体" w:hAnsi="宋体" w:cs="Arial"/>
-          <w:sz w:val="24"/>
-        </w:rPr>
-        <w:t>功能实现：主控芯片根据多传感器采集的数据与核心算法，生成运动控制指令（转速、转向），下发至电机驱动模块，驱动电机运转，控制机器人跟随宠物移动；当检测到障碍物时，调整电机转速与转向，实现避障动作；通过霍尔编码器反馈的转速数据，进行速度闭环控制，确保跟随速度平稳、精准，提升跟随体验。</w:t>
+          <w:rFonts w:ascii="宋体" w:eastAsia="宋体" w:hAnsi="宋体" w:cs="Arial" w:hint="eastAsia"/>
+          <w:sz w:val="24"/>
+        </w:rPr>
+      </w:pPr>
+      <w:r>
+        <w:rPr>
+          <w:rFonts w:ascii="宋体" w:eastAsia="宋体" w:hAnsi="宋体" w:cs="Arial"/>
+          <w:sz w:val="24"/>
+        </w:rPr>
+        <w:t>运动控制模块由2-4个带霍尔编码器的小型直流减速电机、TB6612或L298N型号电机驱动芯片及防滑静音橡胶轮构成，采用差分驱动设计方案。电机驱动模块接收主控核心模块输出的PWM控制信号，实现电机转速与转向的精准控制，同时具备过流、过热保护功能，可有效避免电机及驱动芯片损坏；霍尔编码器实时反馈电机转速数据，实现转速闭环控制，确保机器人跟随动作平稳精准，可完成前进、后退、转向、避障等各类运动动作，适配家庭室内瓷砖、木地板等各类地面应用场景。</w:t>
       </w:r>
     </w:p>
     <w:p>
@@ -3681,9 +3469,8 @@
       </w:pPr>
       <w:bookmarkStart w:id="33" w:name="heading_16"/>
       <w:bookmarkStart w:id="34" w:name="_Toc228225192"/>
-      <w:bookmarkStart w:id="35" w:name="_Toc229261314"/>
-      <w:r>
-        <w:lastRenderedPageBreak/>
+      <w:bookmarkStart w:id="35" w:name="_Toc229318926"/>
+      <w:r>
         <w:t>3.2.4 无线通信模块设计</w:t>
       </w:r>
       <w:bookmarkEnd w:id="33"/>
@@ -3695,50 +3482,24 @@
         <w:spacing w:before="120" w:after="120" w:line="288" w:lineRule="auto"/>
         <w:ind w:firstLineChars="200" w:firstLine="480"/>
         <w:rPr>
-          <w:rFonts w:ascii="宋体" w:eastAsia="宋体" w:hAnsi="宋体" w:cs="Arial"/>
-          <w:sz w:val="24"/>
-        </w:rPr>
-      </w:pPr>
-      <w:r>
-        <w:rPr>
-          <w:rFonts w:ascii="宋体" w:eastAsia="宋体" w:hAnsi="宋体" w:cs="Arial"/>
-          <w:sz w:val="24"/>
-        </w:rPr>
-        <w:t>无线通信模块是机器人本体与手机端APP实现数据交互的核心，负责将机器人采集的视频、环境数据、状态信息上传至手机端，同时接收手机端下发的控制指令，选用ESP8266或ESP32无线模块，兼顾通信稳定性、功耗与成本，支持Wi-Fi/BLE通信方式，适配家庭无线网络环境。</w:t>
-      </w:r>
-    </w:p>
-    <w:p>
-      <w:pPr>
-        <w:spacing w:before="120" w:after="120" w:line="288" w:lineRule="auto"/>
-        <w:ind w:firstLineChars="200" w:firstLine="480"/>
-        <w:rPr>
-          <w:rFonts w:ascii="宋体" w:eastAsia="宋体" w:hAnsi="宋体" w:cs="Arial"/>
-          <w:sz w:val="24"/>
-        </w:rPr>
-      </w:pPr>
-      <w:r>
-        <w:rPr>
-          <w:rFonts w:ascii="宋体" w:eastAsia="宋体" w:hAnsi="宋体" w:cs="Arial"/>
-          <w:sz w:val="24"/>
-        </w:rPr>
-        <w:t>模块设计：无线通信模块通过UART接口与主控芯片连接，实现数据传输与指令交互；配置Wi-Fi/BLE参数，确保与手机端APP的稳定连接，支持自动重连功能，避免网络中断导致功能失效；支持数据加密传输，保护用户隐私（如宠物视频）；具备离线缓存功能，当网络中断时，缓存机器人状态数据与视频片段，网络恢复后自动上传至手机端。</w:t>
-      </w:r>
-    </w:p>
-    <w:p>
-      <w:pPr>
-        <w:spacing w:before="120" w:after="120" w:line="288" w:lineRule="auto"/>
-        <w:ind w:firstLineChars="200" w:firstLine="480"/>
-        <w:rPr>
-          <w:rFonts w:ascii="宋体" w:eastAsia="宋体" w:hAnsi="宋体" w:cs="Arial"/>
-          <w:sz w:val="24"/>
-        </w:rPr>
-      </w:pPr>
-      <w:r>
-        <w:rPr>
-          <w:rFonts w:ascii="宋体" w:eastAsia="宋体" w:hAnsi="宋体" w:cs="Arial"/>
-          <w:sz w:val="24"/>
-        </w:rPr>
-        <w:t>功能实现：接收主控芯片传输的机器人状态（低电量、跟随状态）、环境数据（温湿度）、视频流数据，上传至手机端APP；接收手机端APP下发的控制指令（如启动激光逗宠、调整跟随距离、停止跟随），传输至主控芯片，执行相应操作；实现机器人与手机端APP的实时联动，确保远程交互延迟≤1秒，视频传输清晰流畅。</w:t>
+          <w:rFonts w:ascii="宋体" w:eastAsia="宋体" w:hAnsi="宋体" w:cs="Arial" w:hint="eastAsia"/>
+          <w:sz w:val="24"/>
+        </w:rPr>
+      </w:pPr>
+      <w:r>
+        <w:rPr>
+          <w:rFonts w:ascii="宋体" w:eastAsia="宋体" w:hAnsi="宋体" w:cs="Arial"/>
+          <w:sz w:val="24"/>
+        </w:rPr>
+        <w:t>无线通信模块选用ESP8266或ESP32系列模块，通过UART接口与主控核心模块建立通信连接，支持Wi-Fi/BLE双模通信方式，可稳定适配家庭室内无线网络环境。该模块的核心功能为实现机器人与手机APP之间的双向数据交互，具体包括：将机器人采集的视频数据、环境参数数据及设备运行状态数据上传</w:t>
+      </w:r>
+      <w:r>
+        <w:rPr>
+          <w:rFonts w:ascii="宋体" w:eastAsia="宋体" w:hAnsi="宋体" w:cs="Arial"/>
+          <w:sz w:val="24"/>
+        </w:rPr>
+        <w:lastRenderedPageBreak/>
+        <w:t>至手机APP，同时接收手机APP下发的各类控制指令；具备自动重连、数据加密传输、离线缓存等功能，可确保数据交互延迟≤1秒，保障远程控制的实时性与可靠性。</w:t>
       </w:r>
     </w:p>
     <w:p>
@@ -3747,7 +3508,7 @@
       </w:pPr>
       <w:bookmarkStart w:id="36" w:name="heading_17"/>
       <w:bookmarkStart w:id="37" w:name="_Toc228225193"/>
-      <w:bookmarkStart w:id="38" w:name="_Toc229261315"/>
+      <w:bookmarkStart w:id="38" w:name="_Toc229318927"/>
       <w:r>
         <w:t>3.2.5 声光交互模块与电源管理模块设计</w:t>
       </w:r>
@@ -3758,33 +3519,18 @@
     <w:p>
       <w:pPr>
         <w:spacing w:before="120" w:after="120" w:line="288" w:lineRule="auto"/>
-        <w:rPr>
-          <w:rFonts w:ascii="宋体" w:eastAsia="宋体" w:hAnsi="宋体" w:cs="Arial"/>
-          <w:sz w:val="24"/>
-        </w:rPr>
-      </w:pPr>
-      <w:r>
-        <w:rPr>
-          <w:rFonts w:ascii="宋体" w:eastAsia="宋体" w:hAnsi="宋体" w:cs="Arial"/>
-          <w:sz w:val="24"/>
-        </w:rPr>
-        <w:t>1.  声光交互模块：用于提升宠物陪伴体验与状态反馈，由LED指示灯、扬声器组成。LED指示灯用于显示机器人状态（跟随中、待机、低电量、异常），不同状态对应不同颜色灯光（如绿色=跟随中、红色=低电量）；扬声器用于播放轻柔音乐、宠物诱导音，实现与宠物的情感互动，同时在异常情况（目标丢失、低电量）下发出报警音，提醒用户与宠物。</w:t>
-      </w:r>
-    </w:p>
-    <w:p>
-      <w:pPr>
-        <w:spacing w:before="120" w:after="120" w:line="288" w:lineRule="auto"/>
-        <w:rPr>
-          <w:rFonts w:ascii="宋体" w:eastAsia="宋体" w:hAnsi="宋体" w:cs="Arial"/>
-          <w:sz w:val="24"/>
-        </w:rPr>
-      </w:pPr>
-      <w:r>
-        <w:rPr>
-          <w:rFonts w:ascii="宋体" w:eastAsia="宋体" w:hAnsi="宋体" w:cs="Arial"/>
-          <w:sz w:val="24"/>
-        </w:rPr>
-        <w:t>2.  电源管理模块：负责为整个机器人本体提供稳定的电源供应，实现低功耗控制，选用2-3节18650锂电池串联，容量适中，兼顾续航与体积；搭配TP4057锂电池充电模块，支持USB充电，具备过充、过放、短路保护功能，延长电池使用寿命；采用AMS1117降压模块，将电池电压转换为各模块所需的工作电压（如3.3V、5V）；设计低功耗模式，待机关闭视觉模块并使无线通信模块进入浅睡眠状态，通过红外传感器唤醒，提升续航时间，确保机器人可连续运行2小时以上。</w:t>
+        <w:ind w:firstLineChars="200" w:firstLine="200"/>
+        <w:rPr>
+          <w:rFonts w:ascii="宋体" w:eastAsia="宋体" w:hAnsi="宋体" w:cs="Arial" w:hint="eastAsia"/>
+          <w:sz w:val="24"/>
+        </w:rPr>
+      </w:pPr>
+      <w:r>
+        <w:rPr>
+          <w:rFonts w:ascii="宋体" w:eastAsia="宋体" w:hAnsi="宋体" w:cs="Arial"/>
+          <w:sz w:val="24"/>
+        </w:rPr>
+        <w:t>声光交互模块由LED指示灯与扬声器组成，其中LED指示灯通过不同颜色区分机器人各类运行状态（如跟随状态、待机状态、低电量状态等），实现设备状态的可视化反馈；扬声器可播放轻柔音乐、宠物诱导音及异常报警音，提升宠物陪伴体验，同时在设备出现异常时及时发出报警提示。电源管理模块采用2-3节18650锂电池串联供电，搭配TP4057锂电池充电模块与AMS1117降压模块，具备过充、过放、短路保护功能，可有效延长电池使用寿命；设计低功耗运行模式，在待机状态下关闭视觉模块并使无线通信模块进入浅睡眠状态，通过红外传感器触发唤醒，确保设备连续稳定运行时长不低于2小时。</w:t>
       </w:r>
     </w:p>
     <w:p>
@@ -3811,9 +3557,8 @@
       </w:pPr>
       <w:bookmarkStart w:id="39" w:name="heading_18"/>
       <w:bookmarkStart w:id="40" w:name="_Toc228225194"/>
-      <w:bookmarkStart w:id="41" w:name="_Toc229261316"/>
-      <w:r>
-        <w:lastRenderedPageBreak/>
+      <w:bookmarkStart w:id="41" w:name="_Toc229318928"/>
+      <w:r>
         <w:t>3.3 硬件设计调试思路</w:t>
       </w:r>
       <w:bookmarkEnd w:id="39"/>
@@ -3834,55 +3579,7 @@
           <w:rFonts w:ascii="宋体" w:eastAsia="宋体" w:hAnsi="宋体" w:cs="Arial"/>
           <w:sz w:val="24"/>
         </w:rPr>
-        <w:t>硬件设计调试分为单元调试与集成调试两个阶段，确保各模块设计合理、协同稳定，同时针对设计中发现的问题进行优化，适配无实物组竞赛对设计方案可行性、严谨性的要求。</w:t>
-      </w:r>
-    </w:p>
-    <w:p>
-      <w:pPr>
-        <w:spacing w:before="120" w:after="120" w:line="288" w:lineRule="auto"/>
-        <w:rPr>
-          <w:rFonts w:ascii="宋体" w:eastAsia="宋体" w:hAnsi="宋体" w:cs="Arial"/>
-          <w:sz w:val="24"/>
-        </w:rPr>
-      </w:pPr>
-      <w:r>
-        <w:rPr>
-          <w:rFonts w:ascii="宋体" w:eastAsia="宋体" w:hAnsi="宋体" w:cs="Arial"/>
-          <w:sz w:val="24"/>
-        </w:rPr>
-        <w:t>1.  单元调试：分别对主控核心模块、多传感器融合感知模块、运动控制模块、无线通信模块、声光交互模块、电源管理模块进行单独调试，验证各模块的功能实现情况（如传感器数据采集准确性、电机运转稳定性、无线通信流畅性），排查电路连接错误、器件选型不合理等问题，优化模块参数（如传感器检测阈值、电机转速范围）。</w:t>
-      </w:r>
-    </w:p>
-    <w:p>
-      <w:pPr>
-        <w:spacing w:before="120" w:after="120" w:line="288" w:lineRule="auto"/>
-        <w:rPr>
-          <w:rFonts w:ascii="宋体" w:eastAsia="宋体" w:hAnsi="宋体" w:cs="Arial"/>
-          <w:sz w:val="24"/>
-        </w:rPr>
-      </w:pPr>
-      <w:r>
-        <w:rPr>
-          <w:rFonts w:ascii="宋体" w:eastAsia="宋体" w:hAnsi="宋体" w:cs="Arial"/>
-          <w:sz w:val="24"/>
-        </w:rPr>
-        <w:t>2.  集成调试：将所有硬件模块集成到机器人底盘，进行整体协同调试，测试各模块的协同工作情况，重点验证自主跟随精度、避障成功率、无线通信稳定性、续航时间等关键参数；模拟家庭复杂环境（弱光、遮挡、不同地面），验证机器人的环境适应性，针对跟随卡顿、目标丢失、通信中断等问题进行优化，确保硬件系统稳定运行。</w:t>
-      </w:r>
-    </w:p>
-    <w:p>
-      <w:pPr>
-        <w:spacing w:before="120" w:after="120" w:line="288" w:lineRule="auto"/>
-        <w:rPr>
-          <w:rFonts w:ascii="宋体" w:eastAsia="宋体" w:hAnsi="宋体" w:cs="Arial"/>
-          <w:sz w:val="24"/>
-        </w:rPr>
-      </w:pPr>
-      <w:r>
-        <w:rPr>
-          <w:rFonts w:ascii="宋体" w:eastAsia="宋体" w:hAnsi="宋体" w:cs="Arial"/>
-          <w:sz w:val="24"/>
-        </w:rPr>
-        <w:t>3.  优化方向：优化传感器布局，提升目标识别与测距精度；优化电源管理模块，降低系统功耗，延长续航时间；优化硬件电路设计，提升系统稳定性；优化机器人体积与重量，提升运动灵活性，适配家庭室内场景。</w:t>
+        <w:t>硬件系统调试分为单元调试与集成调试两个阶段，确保各模块设计合理、协同运行稳定。单元调试阶段，对各功能模块进行单独调试，验证模块功能实现的准确性，排查电路连接错误、器件选型不合理等问题，并优化模块运行参数；集成调试阶段，将所有硬件模块集成至机器人底盘，进行整体协同调试，测试各模块协同运行效果，模拟家庭室内复杂环境验证设备环境适应性，重点优化传感器布局、系统功耗、电路运行稳定性及机器人体积灵活性，确保硬件系统满足实际应用需求。</w:t>
       </w:r>
     </w:p>
     <w:p>
@@ -3891,7 +3588,7 @@
       </w:pPr>
       <w:bookmarkStart w:id="42" w:name="heading_19"/>
       <w:bookmarkStart w:id="43" w:name="_Toc228225195"/>
-      <w:bookmarkStart w:id="44" w:name="_Toc229261317"/>
+      <w:bookmarkStart w:id="44" w:name="_Toc229318929"/>
       <w:r>
         <w:t>第四章 系统软件设计</w:t>
       </w:r>
@@ -3904,16 +3601,16 @@
         <w:spacing w:before="120" w:after="120" w:line="288" w:lineRule="auto"/>
         <w:ind w:firstLineChars="200" w:firstLine="480"/>
         <w:rPr>
-          <w:rFonts w:ascii="宋体" w:eastAsia="宋体" w:hAnsi="宋体" w:cs="Arial"/>
-          <w:sz w:val="24"/>
-        </w:rPr>
-      </w:pPr>
-      <w:r>
-        <w:rPr>
-          <w:rFonts w:ascii="宋体" w:eastAsia="宋体" w:hAnsi="宋体" w:cs="Arial"/>
-          <w:sz w:val="24"/>
-        </w:rPr>
-        <w:t>系统软件设计采用“机器人端+手机端APP”的协同设计思路，机器人端软件基于Keil MDK开发环境，采用C语言编写，聚焦核心算法与硬件驱动；手机端APP基于Android/Flutter开发，采用可视化界面设计，聚焦用户交互与远程管控，两者通过无线通信协议实现数据交互，确保功能协同、运行流畅，同时兼顾无实物组竞赛演示的便捷性与用户使用的易用性。</w:t>
+          <w:rFonts w:ascii="宋体" w:eastAsia="宋体" w:hAnsi="宋体" w:cs="Arial" w:hint="eastAsia"/>
+          <w:sz w:val="24"/>
+        </w:rPr>
+      </w:pPr>
+      <w:r>
+        <w:rPr>
+          <w:rFonts w:ascii="宋体" w:eastAsia="宋体" w:hAnsi="宋体" w:cs="Arial"/>
+          <w:sz w:val="24"/>
+        </w:rPr>
+        <w:t>软件系统采用“机器人端+手机端APP”协同设计架构，其中机器人端软件基于Keil MDK开发环境，采用C语言进行编写，重点实现核心算法运行与硬件模块驱动；手机端APP基于Android或Flutter开发环境进行开发，聚焦用户交互体验与远程管控功能，两者通过标准化无线通信协议实现数据高效交互，兼顾系统运行稳定性与用户操作易用性。</w:t>
       </w:r>
     </w:p>
     <w:p>
@@ -3922,8 +3619,9 @@
       </w:pPr>
       <w:bookmarkStart w:id="45" w:name="heading_20"/>
       <w:bookmarkStart w:id="46" w:name="_Toc228225196"/>
-      <w:bookmarkStart w:id="47" w:name="_Toc229261318"/>
-      <w:r>
+      <w:bookmarkStart w:id="47" w:name="_Toc229318930"/>
+      <w:r>
+        <w:lastRenderedPageBreak/>
         <w:t>4.1 软件总体设计</w:t>
       </w:r>
       <w:bookmarkEnd w:id="45"/>
@@ -3935,73 +3633,16 @@
         <w:spacing w:before="120" w:after="120" w:line="288" w:lineRule="auto"/>
         <w:ind w:firstLineChars="200" w:firstLine="480"/>
         <w:rPr>
-          <w:rFonts w:ascii="宋体" w:eastAsia="宋体" w:hAnsi="宋体" w:cs="Arial"/>
-          <w:sz w:val="24"/>
-        </w:rPr>
-      </w:pPr>
-      <w:r>
-        <w:rPr>
-          <w:rFonts w:ascii="宋体" w:eastAsia="宋体" w:hAnsi="宋体" w:cs="Arial"/>
-          <w:sz w:val="24"/>
-        </w:rPr>
-        <w:t>软件系统总体分为机器人端软件与手机端APP软件两部分，采用模块化、分层设计思路，降低开发难度，便于调试、维护与功能拓展，同时确保软硬件协同高效，核心设计原则为“轻量化、高实时性、易操作”。</w:t>
-      </w:r>
-    </w:p>
-    <w:p>
-      <w:pPr>
-        <w:spacing w:before="120" w:after="120" w:line="288" w:lineRule="auto"/>
-        <w:rPr>
-          <w:rFonts w:ascii="宋体" w:eastAsia="宋体" w:hAnsi="宋体" w:cs="Arial"/>
-          <w:sz w:val="24"/>
-        </w:rPr>
-      </w:pPr>
-      <w:r>
-        <w:rPr>
-          <w:rFonts w:ascii="宋体" w:eastAsia="宋体" w:hAnsi="宋体" w:cs="Arial"/>
-          <w:sz w:val="24"/>
-        </w:rPr>
-        <w:t>1.  机器人端软件：分为底层驱动层、算法层、应用层三层。底层驱动层负责各硬件模块的驱动（传感器驱动、电机驱动、无线通信驱动等），实现硬件的初始化与数据采集；算法层负责核心算法（目标识别算法、多传感器融合算法、跟随与避障算法等），实现宠物识别、定位、跟随与避障功能；应用层负</w:t>
-      </w:r>
-      <w:r>
-        <w:rPr>
-          <w:rFonts w:ascii="宋体" w:eastAsia="宋体" w:hAnsi="宋体" w:cs="Arial"/>
-          <w:sz w:val="24"/>
-        </w:rPr>
-        <w:lastRenderedPageBreak/>
-        <w:t>责统筹各模块工作，解析手机端指令，执行相应操作，同时将机器人状态上传至手机端。</w:t>
-      </w:r>
-    </w:p>
-    <w:p>
-      <w:pPr>
-        <w:spacing w:before="120" w:after="120" w:line="288" w:lineRule="auto"/>
-        <w:rPr>
-          <w:rFonts w:ascii="宋体" w:eastAsia="宋体" w:hAnsi="宋体" w:cs="Arial"/>
-          <w:sz w:val="24"/>
-        </w:rPr>
-      </w:pPr>
-      <w:r>
-        <w:rPr>
-          <w:rFonts w:ascii="宋体" w:eastAsia="宋体" w:hAnsi="宋体" w:cs="Arial"/>
-          <w:sz w:val="24"/>
-        </w:rPr>
-        <w:t>2.  手机端APP软件：分为界面交互层、通信层、数据处理层三层。界面交互层负责用户交互界面设计，提供视频查看、指令发送、参数设置等功能入口；通信层负责与机器人端无线通信模块建立连接，实现数据传输与指令交互；数据处理层负责接收机器人端上传的数据，进行解析、存储与展示，同时生成控制指令，下发至机器人端。</w:t>
-      </w:r>
-    </w:p>
-    <w:p>
-      <w:pPr>
-        <w:spacing w:before="120" w:after="120" w:line="288" w:lineRule="auto"/>
-        <w:ind w:firstLineChars="200" w:firstLine="480"/>
-        <w:rPr>
-          <w:rFonts w:ascii="宋体" w:eastAsia="宋体" w:hAnsi="宋体" w:cs="Arial"/>
-          <w:sz w:val="24"/>
-        </w:rPr>
-      </w:pPr>
-      <w:r>
-        <w:rPr>
-          <w:rFonts w:ascii="宋体" w:eastAsia="宋体" w:hAnsi="宋体" w:cs="Arial"/>
-          <w:sz w:val="24"/>
-        </w:rPr>
-        <w:t>软件协同流程：机器人端软件初始化完成后，启动多传感器数据采集，运行核心算法，实现宠物自主跟随；同时通过无线通信模块向手机端APP发送机器人状态、环境数据、视频流数据；手机端APP接收数据后，在界面上展示相关信息，用户通过APP发送控制指令（如激光逗宠、调整跟随参数），指令经通信层传输至机器人端，机器人端软件解析指令后，控制相应硬件模块执行操作，形成闭环交互。</w:t>
+          <w:rFonts w:ascii="宋体" w:eastAsia="宋体" w:hAnsi="宋体" w:cs="Arial" w:hint="eastAsia"/>
+          <w:sz w:val="24"/>
+        </w:rPr>
+      </w:pPr>
+      <w:r>
+        <w:rPr>
+          <w:rFonts w:ascii="宋体" w:eastAsia="宋体" w:hAnsi="宋体" w:cs="Arial"/>
+          <w:sz w:val="24"/>
+        </w:rPr>
+        <w:t>软件系统采用模块化、分层设计架构，核心设计原则为轻量化、高实时性、易操作。其中，机器人端软件分为底层驱动层、算法层、应用层三个层级：底层驱动层负责各硬件模块的初始化、数据采集及驱动控制；算法层负责核心算法的实现与运行；应用层负责统筹各层级协同工作，解析手机端指令、执行对应操作、上传设备运行状态。手机端APP软件分为界面交互层、通信层、数据处理层三个层级：界面交互层提供用户操作入口；通信层负责与机器人端建立无线连接并实现数据传输；数据处理层负责数据解析、存储与展示，同时生成控制指令并下发至机器人端。软件协同流程为：机器人端软件完成初始化后，启动多传感器数据采集与核心算法运行，实现宠物自主跟随功能，同时通过无线通信模块向手机端APP发送设备运行状态、环境参数及视频流数据；手机端APP接收数据后完成可视化展示，用户通过APP下发控制指令，指令经通信层传输至机器人端，机器人端软件解析指令后控制对应硬件模块执行操作，形成完整的闭环交互流程。</w:t>
       </w:r>
     </w:p>
     <w:p>
@@ -4038,7 +3679,7 @@
       </w:pPr>
       <w:bookmarkStart w:id="48" w:name="heading_21"/>
       <w:bookmarkStart w:id="49" w:name="_Toc228225197"/>
-      <w:bookmarkStart w:id="50" w:name="_Toc229261319"/>
+      <w:bookmarkStart w:id="50" w:name="_Toc229318931"/>
       <w:r>
         <w:t>4.2 机器人端软件设计</w:t>
       </w:r>
@@ -4048,13 +3689,49 @@
     </w:p>
     <w:p>
       <w:pPr>
-        <w:pStyle w:val="b63ee27f-4cf3-414c-9275-d88e3f90795e"/>
-      </w:pPr>
-      <w:bookmarkStart w:id="51" w:name="heading_22"/>
-      <w:bookmarkStart w:id="52" w:name="_Toc228225198"/>
-      <w:bookmarkStart w:id="53" w:name="_Toc229261320"/>
-      <w:r>
-        <w:t>4.2.1 开发环境与语言</w:t>
+        <w:spacing w:before="120" w:after="120" w:line="288" w:lineRule="auto"/>
+        <w:ind w:firstLineChars="200" w:firstLine="480"/>
+        <w:rPr>
+          <w:rFonts w:ascii="宋体" w:eastAsia="宋体" w:hAnsi="宋体" w:cs="Arial" w:hint="eastAsia"/>
+          <w:sz w:val="24"/>
+        </w:rPr>
+      </w:pPr>
+      <w:r>
+        <w:rPr>
+          <w:rFonts w:ascii="宋体" w:eastAsia="宋体" w:hAnsi="宋体" w:cs="Arial"/>
+          <w:sz w:val="24"/>
+        </w:rPr>
+        <w:t>机器人端软件开发环境选用Keil MDK 5.0，辅助开发工具包括Proteus（电路仿真）、MATLAB（算法仿真），开发语言采用C语言，兼顾代码运行效率与开发便捷性，适配STM32低算力平台运行需求。底层驱动层负责各硬件模块的初始化、数据采集与驱动程序编写，通过卡尔曼滤波等滤波算法抑制数据噪声与异常值，提升数据采集的可靠性；算法层包含轻量化目标识别算法、多传感器融合算法、自主跟随算法（跟随距离0.5-1.5米可调）、动态避障算法，均针对STM32低算力平台进行轻量化优化，确保算法实时性与稳定性；应用层负责统筹各层级模块工作，解析手机端下发的控制指令、执行对应操作、上传设备运行状态，同时处理目标丢失、低电量、通信中断等异常情况，保障系统稳定运行。</w:t>
+      </w:r>
+    </w:p>
+    <w:p>
+      <w:pPr>
+        <w:spacing w:before="120" w:after="120" w:line="288" w:lineRule="auto"/>
+        <w:rPr>
+          <w:rFonts w:ascii="宋体" w:eastAsia="宋体" w:hAnsi="宋体" w:cs="Arial"/>
+          <w:color w:val="EE0000"/>
+          <w:sz w:val="24"/>
+        </w:rPr>
+      </w:pPr>
+      <w:r>
+        <w:rPr>
+          <w:rFonts w:ascii="宋体" w:eastAsia="宋体" w:hAnsi="宋体" w:cs="Arial"/>
+          <w:color w:val="EE0000"/>
+          <w:sz w:val="24"/>
+        </w:rPr>
+        <w:t>（此处预留设计示意图位置：图10 机器人端软件流程设计图，标注：完整呈现机器人端软件的初始化、数据采集、算法处理、指令解析、功能执行、异常处理等流程）</w:t>
+      </w:r>
+    </w:p>
+    <w:p>
+      <w:pPr>
+        <w:pStyle w:val="71e7dc79-1ff7-45e8-997d-0ebda3762b91"/>
+      </w:pPr>
+      <w:bookmarkStart w:id="51" w:name="heading_24"/>
+      <w:bookmarkStart w:id="52" w:name="_Toc228225200"/>
+      <w:bookmarkStart w:id="53" w:name="_Toc229318934"/>
+      <w:r>
+        <w:lastRenderedPageBreak/>
+        <w:t>4.3 手机端APP软件设计</w:t>
       </w:r>
       <w:bookmarkEnd w:id="51"/>
       <w:bookmarkEnd w:id="52"/>
@@ -4065,44 +3742,44 @@
         <w:spacing w:before="120" w:after="120" w:line="288" w:lineRule="auto"/>
         <w:ind w:firstLineChars="200" w:firstLine="480"/>
         <w:rPr>
-          <w:rFonts w:ascii="宋体" w:eastAsia="宋体" w:hAnsi="宋体" w:cs="Arial"/>
-          <w:sz w:val="24"/>
-        </w:rPr>
-      </w:pPr>
-      <w:r>
-        <w:rPr>
-          <w:rFonts w:ascii="宋体" w:eastAsia="宋体" w:hAnsi="宋体" w:cs="Arial"/>
-          <w:sz w:val="24"/>
-        </w:rPr>
-        <w:t>开发环境：Keil MDK 5.0，支持STM32系列单片机的开发、编译与调试，具备丰富的库函数与调试工具，便于底层驱动开发与算法优化；辅助开发工具包括Proteus（电路仿真）、MATLAB（算法仿真），用于前期算法验证与电路调试，降低设计风险。</w:t>
+          <w:rFonts w:ascii="宋体" w:eastAsia="宋体" w:hAnsi="宋体" w:cs="Arial" w:hint="eastAsia"/>
+          <w:sz w:val="24"/>
+        </w:rPr>
+      </w:pPr>
+      <w:r>
+        <w:rPr>
+          <w:rFonts w:ascii="宋体" w:eastAsia="宋体" w:hAnsi="宋体" w:cs="Arial"/>
+          <w:sz w:val="24"/>
+        </w:rPr>
+        <w:t>手机端APP软件开发环境选用Android Studio（安卓端）或Flutter开发环境，支持跨平台开发（安卓/ios），辅助开发工具包括Postman（接口调试）、Figma（界面原型设计），开发语言采用Java（安卓端）或Dart（Flutter），兼顾开发效率与界面运行流畅性。界面交互层采用简洁直观的设计风格，包含首页、视频监控界面、指令控制界面、参数设置界面、异常提醒界面五大核心界面，为用户提供便捷的操作入口；通信层采用Wi-Fi/BLE通信协议，负责与机器人端无线通信模块建立稳定连接，实现双向数据传输，同时具备自动重连功能，避免通信中断影响使用；数据处理层负责接收机器人端上传的数据，进行解析、存储与可视化展示，同时根据用户操作生成对应的控制指令，编码后下发至机器人端，同步保存用户个性化设置及历史数据，便于用户后续查看。</w:t>
       </w:r>
     </w:p>
     <w:p>
       <w:pPr>
         <w:spacing w:before="120" w:after="120" w:line="288" w:lineRule="auto"/>
-        <w:ind w:firstLineChars="200" w:firstLine="480"/>
-        <w:rPr>
-          <w:rFonts w:ascii="宋体" w:eastAsia="宋体" w:hAnsi="宋体" w:cs="Arial"/>
-          <w:sz w:val="24"/>
-        </w:rPr>
-      </w:pPr>
-      <w:r>
-        <w:rPr>
-          <w:rFonts w:ascii="宋体" w:eastAsia="宋体" w:hAnsi="宋体" w:cs="Arial"/>
-          <w:sz w:val="24"/>
-        </w:rPr>
-        <w:t>开发语言：C语言，兼顾运行效率与开发便捷性，适合嵌入式系统开发，便于编写底层驱动与核心算法，同时利于代码的移植与拓展，适配STM32低算力平台的运行需求。</w:t>
-      </w:r>
-    </w:p>
-    <w:p>
-      <w:pPr>
-        <w:pStyle w:val="b63ee27f-4cf3-414c-9275-d88e3f90795e"/>
-      </w:pPr>
-      <w:bookmarkStart w:id="54" w:name="heading_23"/>
-      <w:bookmarkStart w:id="55" w:name="_Toc228225199"/>
-      <w:bookmarkStart w:id="56" w:name="_Toc229261321"/>
-      <w:r>
-        <w:t>4.2.2 各层软件详细设计</w:t>
+        <w:rPr>
+          <w:rFonts w:ascii="宋体" w:eastAsia="宋体" w:hAnsi="宋体" w:cs="Arial"/>
+          <w:sz w:val="24"/>
+        </w:rPr>
+      </w:pPr>
+      <w:r>
+        <w:rPr>
+          <w:rFonts w:ascii="宋体" w:eastAsia="宋体" w:hAnsi="宋体" w:cs="Arial"/>
+          <w:color w:val="EE0000"/>
+          <w:sz w:val="24"/>
+        </w:rPr>
+        <w:t>（此处预留设计示意图位置：图11 手机端APP界面原型设计图，标注：展示首页、视频监控界面、指令控制界面、参数设置界面的布局与核心功能按钮）</w:t>
+      </w:r>
+    </w:p>
+    <w:p>
+      <w:pPr>
+        <w:pStyle w:val="21bc9c4b-6a32-43e5-beaa-fd2d792c5735"/>
+      </w:pPr>
+      <w:bookmarkStart w:id="54" w:name="heading_28"/>
+      <w:bookmarkStart w:id="55" w:name="_Toc228225204"/>
+      <w:bookmarkStart w:id="56" w:name="_Toc229318938"/>
+      <w:r>
+        <w:t>第五章 机械结构设计</w:t>
       </w:r>
       <w:bookmarkEnd w:id="54"/>
       <w:bookmarkEnd w:id="55"/>
@@ -4111,198 +3788,6 @@
     <w:p>
       <w:pPr>
         <w:spacing w:before="120" w:after="120" w:line="288" w:lineRule="auto"/>
-        <w:rPr>
-          <w:rFonts w:ascii="宋体" w:eastAsia="宋体" w:hAnsi="宋体" w:cs="Arial"/>
-          <w:sz w:val="24"/>
-        </w:rPr>
-      </w:pPr>
-      <w:r>
-        <w:rPr>
-          <w:rFonts w:ascii="宋体" w:eastAsia="宋体" w:hAnsi="宋体" w:cs="Arial"/>
-          <w:sz w:val="24"/>
-        </w:rPr>
-        <w:t>1.  底层驱动层：负责各硬件模块的初始化与数据采集，为上层算法与应用提供可靠的硬件支撑，主要包括传感器驱动、电机驱动、无线通信驱动、声光交互驱动、电源管理驱动。</w:t>
-      </w:r>
-    </w:p>
-    <w:p>
-      <w:pPr>
-        <w:spacing w:before="120" w:after="120" w:line="288" w:lineRule="auto"/>
-        <w:rPr>
-          <w:rFonts w:ascii="宋体" w:eastAsia="宋体" w:hAnsi="宋体" w:cs="Arial"/>
-          <w:sz w:val="24"/>
-        </w:rPr>
-      </w:pPr>
-      <w:r>
-        <w:rPr>
-          <w:rFonts w:ascii="宋体" w:eastAsia="宋体" w:hAnsi="宋体" w:cs="Arial"/>
-          <w:sz w:val="24"/>
-        </w:rPr>
-        <w:t>（1）传感器驱动：编写摄像头、超声波传感器、红外传感器的驱动程序，实现</w:t>
-      </w:r>
-      <w:r>
-        <w:rPr>
-          <w:rFonts w:ascii="宋体" w:eastAsia="宋体" w:hAnsi="宋体" w:cs="Arial"/>
-          <w:sz w:val="24"/>
-        </w:rPr>
-        <w:lastRenderedPageBreak/>
-        <w:t>传感器的初始化、数据采集与传输；配置传感器参数（如采集频率、检测阈值），确保数据采集准确、稳定；处理传感器噪声，通过滤波算法（如卡尔曼滤波）抑制随机噪声与异常值，提升数据可靠性。</w:t>
-      </w:r>
-    </w:p>
-    <w:p>
-      <w:pPr>
-        <w:spacing w:before="120" w:after="120" w:line="288" w:lineRule="auto"/>
-        <w:rPr>
-          <w:rFonts w:ascii="宋体" w:eastAsia="宋体" w:hAnsi="宋体" w:cs="Arial"/>
-          <w:sz w:val="24"/>
-        </w:rPr>
-      </w:pPr>
-      <w:r>
-        <w:rPr>
-          <w:rFonts w:ascii="宋体" w:eastAsia="宋体" w:hAnsi="宋体" w:cs="Arial"/>
-          <w:sz w:val="24"/>
-        </w:rPr>
-        <w:t>（2）电机驱动：编写电机驱动模块的驱动程序，实现电机的初始化、转速控制与转向控制；接收主控芯片的PWM控制信号，驱动电机运转，通过霍尔编码器反馈的转速数据，实现速度闭环控制，确保电机转速稳定，提升跟随精度。</w:t>
-      </w:r>
-    </w:p>
-    <w:p>
-      <w:pPr>
-        <w:spacing w:before="120" w:after="120" w:line="288" w:lineRule="auto"/>
-        <w:rPr>
-          <w:rFonts w:ascii="宋体" w:eastAsia="宋体" w:hAnsi="宋体" w:cs="Arial"/>
-          <w:sz w:val="24"/>
-        </w:rPr>
-      </w:pPr>
-      <w:r>
-        <w:rPr>
-          <w:rFonts w:ascii="宋体" w:eastAsia="宋体" w:hAnsi="宋体" w:cs="Arial"/>
-          <w:sz w:val="24"/>
-        </w:rPr>
-        <w:t>（3）无线通信驱动：编写ESP8266/ESP32无线模块的驱动程序，实现无线通信模块的初始化、Wi-Fi/BLE连接、数据发送与接收；配置通信参数（如波特率、IP地址），确保与手机端APP的稳定通信，支持自动重连与数据加密传输。</w:t>
-      </w:r>
-    </w:p>
-    <w:p>
-      <w:pPr>
-        <w:spacing w:before="120" w:after="120" w:line="288" w:lineRule="auto"/>
-        <w:rPr>
-          <w:rFonts w:ascii="宋体" w:eastAsia="宋体" w:hAnsi="宋体" w:cs="Arial"/>
-          <w:sz w:val="24"/>
-        </w:rPr>
-      </w:pPr>
-      <w:r>
-        <w:rPr>
-          <w:rFonts w:ascii="宋体" w:eastAsia="宋体" w:hAnsi="宋体" w:cs="Arial"/>
-          <w:sz w:val="24"/>
-        </w:rPr>
-        <w:t>（4）其他驱动：编写声光交互模块（LED、扬声器）的驱动程序，实现灯光控制与声音播放；编写电源管理模块的驱动程序，实现电池电压检测、低功耗控制，当检测到低电量时，触发声光报警并向手机端发送提醒。</w:t>
-      </w:r>
-    </w:p>
-    <w:p>
-      <w:pPr>
-        <w:spacing w:before="120" w:after="120" w:line="288" w:lineRule="auto"/>
-        <w:rPr>
-          <w:rFonts w:ascii="宋体" w:eastAsia="宋体" w:hAnsi="宋体" w:cs="Arial"/>
-          <w:sz w:val="24"/>
-        </w:rPr>
-      </w:pPr>
-      <w:r>
-        <w:rPr>
-          <w:rFonts w:ascii="宋体" w:eastAsia="宋体" w:hAnsi="宋体" w:cs="Arial"/>
-          <w:sz w:val="24"/>
-        </w:rPr>
-        <w:t>2.  算法层：核心算法层，负责实现宠物目标识别、多传感器融合、自主跟随、动态避障等核心功能，是机器人实现自主陪伴的关键，针对STM32低算力平台进行轻量化优化，确保算法实时性与稳定性。</w:t>
-      </w:r>
-    </w:p>
-    <w:p>
-      <w:pPr>
-        <w:spacing w:before="120" w:after="120" w:line="288" w:lineRule="auto"/>
-        <w:rPr>
-          <w:rFonts w:ascii="宋体" w:eastAsia="宋体" w:hAnsi="宋体" w:cs="Arial"/>
-          <w:sz w:val="24"/>
-        </w:rPr>
-      </w:pPr>
-      <w:r>
-        <w:rPr>
-          <w:rFonts w:ascii="宋体" w:eastAsia="宋体" w:hAnsi="宋体" w:cs="Arial"/>
-          <w:sz w:val="24"/>
-        </w:rPr>
-        <w:t>（1）目标识别算法：基于轻量化视觉算法，对摄像头采集的宠物图像进行处理，实现宠物轮廓识别、动态轨迹跟踪，区分宠物与其他物体，避免误跟随；针对弱光、遮挡等复杂环境，优化算法鲁棒性，通过红外传感器辅助，提升目标识别准确率；算法采用模型裁剪、量化等方式，降低对算力的占用，确保在STM32平台上实时运行。</w:t>
-      </w:r>
-    </w:p>
-    <w:p>
-      <w:pPr>
-        <w:spacing w:before="120" w:after="120" w:line="288" w:lineRule="auto"/>
-        <w:rPr>
-          <w:rFonts w:ascii="宋体" w:eastAsia="宋体" w:hAnsi="宋体" w:cs="Arial"/>
-          <w:sz w:val="24"/>
-        </w:rPr>
-      </w:pPr>
-      <w:r>
-        <w:rPr>
-          <w:rFonts w:ascii="宋体" w:eastAsia="宋体" w:hAnsi="宋体" w:cs="Arial"/>
-          <w:sz w:val="24"/>
-        </w:rPr>
-        <w:t>（2）多传感器融合算法：对摄像头、超声波传感器、红外传感器采集的数据进行融合处理，通过时间配准、空间坐标统一与可信度加权融合，形成对宠物距离、方位的综合判定结果；弥补单一传感器的不足，提升复杂环境下的定位精度，避免因单一传感器失效导致目标丢失。</w:t>
-      </w:r>
-    </w:p>
-    <w:p>
-      <w:pPr>
-        <w:spacing w:before="120" w:after="120" w:line="288" w:lineRule="auto"/>
-        <w:rPr>
-          <w:rFonts w:ascii="宋体" w:eastAsia="宋体" w:hAnsi="宋体" w:cs="Arial"/>
-          <w:sz w:val="24"/>
-        </w:rPr>
-      </w:pPr>
-      <w:r>
-        <w:rPr>
-          <w:rFonts w:ascii="宋体" w:eastAsia="宋体" w:hAnsi="宋体" w:cs="Arial"/>
-          <w:sz w:val="24"/>
-        </w:rPr>
-        <w:t>（3）自主跟随算法：基于多传感器融合的数据，设计自适应跟随距离与速度闭环控制算法，结合宠物的动态变化，实时调整机器人的运动方向与速度，实现高精度的动态跟随；设置跟随距离可调（0.5-1.5米），适配不同宠物的体型与活动习惯；当目标丢失时，启动扫描搜索模式，利用超声波与红外传感器寻找宠物，实现目标重捕获（重捕获时间≤5秒）。</w:t>
-      </w:r>
-    </w:p>
-    <w:p>
-      <w:pPr>
-        <w:spacing w:before="120" w:after="120" w:line="288" w:lineRule="auto"/>
-        <w:rPr>
-          <w:rFonts w:ascii="宋体" w:eastAsia="宋体" w:hAnsi="宋体" w:cs="Arial"/>
-          <w:sz w:val="24"/>
-        </w:rPr>
-      </w:pPr>
-      <w:r>
-        <w:rPr>
-          <w:rFonts w:ascii="宋体" w:eastAsia="宋体" w:hAnsi="宋体" w:cs="Arial"/>
-          <w:sz w:val="24"/>
-        </w:rPr>
-        <w:t>（4）动态避障算法：根据超声波传感器与红外传感器采集的障碍物距离数据，设计低延迟的动态避障策略，当检测到障碍物距离小于安全阈值时，触发避障指令，控制机器人调整运动方向（左转、右转或后退），避开障碍物后继续跟</w:t>
-      </w:r>
-      <w:r>
-        <w:rPr>
-          <w:rFonts w:ascii="宋体" w:eastAsia="宋体" w:hAnsi="宋体" w:cs="Arial"/>
-          <w:sz w:val="24"/>
-        </w:rPr>
-        <w:lastRenderedPageBreak/>
-        <w:t>随宠物；优化避障路径规划，确保避障动作流畅，避免机器人卡顿或碰撞。</w:t>
-      </w:r>
-    </w:p>
-    <w:p>
-      <w:pPr>
-        <w:spacing w:before="120" w:after="120" w:line="288" w:lineRule="auto"/>
-        <w:rPr>
-          <w:rFonts w:ascii="宋体" w:eastAsia="宋体" w:hAnsi="宋体" w:cs="Arial"/>
-          <w:sz w:val="24"/>
-        </w:rPr>
-      </w:pPr>
-      <w:r>
-        <w:rPr>
-          <w:rFonts w:ascii="宋体" w:eastAsia="宋体" w:hAnsi="宋体" w:cs="Arial"/>
-          <w:sz w:val="24"/>
-        </w:rPr>
-        <w:t>3.  应用层：统筹各模块工作，实现机器人的整体功能，负责解析手机端指令、执行相应操作、上传机器人状态，同时处理异常情况（目标丢失、低电量、通信中断）。</w:t>
-      </w:r>
-    </w:p>
-    <w:p>
-      <w:pPr>
-        <w:spacing w:before="120" w:after="120" w:line="288" w:lineRule="auto"/>
         <w:ind w:firstLineChars="200" w:firstLine="480"/>
         <w:rPr>
           <w:rFonts w:ascii="宋体" w:eastAsia="宋体" w:hAnsi="宋体" w:cs="Arial"/>
@@ -4314,36 +3799,18 @@
           <w:rFonts w:ascii="宋体" w:eastAsia="宋体" w:hAnsi="宋体" w:cs="Arial"/>
           <w:sz w:val="24"/>
         </w:rPr>
-        <w:t>核心功能实现：初始化各硬件模块与算法，启动自主跟随模式；接收无线通信模块传输的手机端指令，解析指令并执行（如启动激光逗宠、停止跟随、调整跟随速度）；实时采集机器人状态（跟随状态、电池电量、传感器状态），通过无线通信模块上传至手机端；处理异常情况，当目标丢失时，启动扫描搜索并发出声光报警，同时向手机端发送提醒；当检测到低电量时，触发声光报警并停止跟随，向手机端发送低电量提醒。</w:t>
-      </w:r>
-    </w:p>
-    <w:p>
-      <w:pPr>
-        <w:spacing w:before="120" w:after="120" w:line="288" w:lineRule="auto"/>
-        <w:rPr>
-          <w:rFonts w:ascii="宋体" w:eastAsia="宋体" w:hAnsi="宋体" w:cs="Arial"/>
-          <w:color w:val="EE0000"/>
-          <w:sz w:val="24"/>
-        </w:rPr>
-      </w:pPr>
-      <w:r>
-        <w:rPr>
-          <w:rFonts w:ascii="宋体" w:eastAsia="宋体" w:hAnsi="宋体" w:cs="Arial"/>
-          <w:color w:val="EE0000"/>
-          <w:sz w:val="24"/>
-        </w:rPr>
-        <w:t>（此处预留设计示意图位置：图10 机器人端软件流程设计图，标注：完整呈现机器人端软件的初始化、数据采集、算法处理、指令解析、功能执行、异常处理等流程）</w:t>
+        <w:t>机器人机械结构设计遵循小型化、轻量化、灵活性、稳定性的设计原则，结合硬件模块的尺寸与功能需求，完成机器人底盘、传感器支架、外壳等结构的设计，确保硬件模块安装牢固、运动灵活，同时兼顾美观性与实用性，适配家庭室内环境与竞赛演示需求，避免机器人移动时对宠物造成惊吓。</w:t>
       </w:r>
     </w:p>
     <w:p>
       <w:pPr>
         <w:pStyle w:val="71e7dc79-1ff7-45e8-997d-0ebda3762b91"/>
       </w:pPr>
-      <w:bookmarkStart w:id="57" w:name="heading_24"/>
-      <w:bookmarkStart w:id="58" w:name="_Toc228225200"/>
-      <w:bookmarkStart w:id="59" w:name="_Toc229261322"/>
-      <w:r>
-        <w:t>4.3 手机端APP软件设计</w:t>
+      <w:bookmarkStart w:id="57" w:name="heading_29"/>
+      <w:bookmarkStart w:id="58" w:name="_Toc228225205"/>
+      <w:bookmarkStart w:id="59" w:name="_Toc229318939"/>
+      <w:r>
+        <w:t>5.1 机械结构总体设计</w:t>
       </w:r>
       <w:bookmarkEnd w:id="57"/>
       <w:bookmarkEnd w:id="58"/>
@@ -4351,13 +3818,74 @@
     </w:p>
     <w:p>
       <w:pPr>
-        <w:pStyle w:val="b63ee27f-4cf3-414c-9275-d88e3f90795e"/>
-      </w:pPr>
-      <w:bookmarkStart w:id="60" w:name="heading_25"/>
-      <w:bookmarkStart w:id="61" w:name="_Toc228225201"/>
-      <w:bookmarkStart w:id="62" w:name="_Toc229261323"/>
-      <w:r>
-        <w:t>4.3.1 开发环境与语言</w:t>
+        <w:spacing w:before="120" w:after="120" w:line="288" w:lineRule="auto"/>
+        <w:ind w:firstLineChars="200" w:firstLine="480"/>
+        <w:rPr>
+          <w:rFonts w:ascii="宋体" w:eastAsia="宋体" w:hAnsi="宋体" w:cs="Arial"/>
+          <w:sz w:val="24"/>
+        </w:rPr>
+      </w:pPr>
+      <w:r>
+        <w:rPr>
+          <w:rFonts w:ascii="宋体" w:eastAsia="宋体" w:hAnsi="宋体" w:cs="Arial"/>
+          <w:sz w:val="24"/>
+        </w:rPr>
+        <w:t>机器人机械结构整体分为底盘、传感器支架、外壳三部分，采用模块化设计思路，便于硬件模块的安装、调试与维护；材料选用轻质、耐用的ABS塑料，兼顾重量与强度，降低机器人整体重量，提升运动灵活性；整体尺寸控制在小型化范围（直径≤20cm、高度≤15cm），适配家庭室内狭窄空间（如沙发底、床底），便于跟随宠物移动。</w:t>
+      </w:r>
+    </w:p>
+    <w:p>
+      <w:pPr>
+        <w:spacing w:before="120" w:after="120" w:line="288" w:lineRule="auto"/>
+        <w:ind w:firstLineChars="200" w:firstLine="480"/>
+        <w:rPr>
+          <w:rFonts w:ascii="宋体" w:eastAsia="宋体" w:hAnsi="宋体" w:cs="Arial"/>
+          <w:sz w:val="24"/>
+        </w:rPr>
+      </w:pPr>
+      <w:r>
+        <w:rPr>
+          <w:rFonts w:ascii="宋体" w:eastAsia="宋体" w:hAnsi="宋体" w:cs="Arial"/>
+          <w:sz w:val="24"/>
+        </w:rPr>
+        <w:t>机械结构设计核心思路：底盘采用差分驱动设计，确保运动灵活性；传感器支架根据传感器布局需求设计，确保检测角度合理、数据采集准确；外壳采用简约、圆润的设计风格，避免尖锐边角，防止划伤宠物与用户，同时起到保护内部硬件模块的作用；预留接口与安装空间，便于后续功能升级（如增加喂食模块、健康监测模块）。</w:t>
+      </w:r>
+    </w:p>
+    <w:p>
+      <w:pPr>
+        <w:spacing w:before="120" w:after="120" w:line="288" w:lineRule="auto"/>
+        <w:rPr>
+          <w:rFonts w:ascii="宋体" w:eastAsia="宋体" w:hAnsi="宋体" w:cs="Arial"/>
+          <w:color w:val="EE0000"/>
+          <w:sz w:val="24"/>
+        </w:rPr>
+      </w:pPr>
+      <w:r>
+        <w:rPr>
+          <w:rFonts w:ascii="宋体" w:eastAsia="宋体" w:hAnsi="宋体" w:cs="Arial"/>
+          <w:color w:val="EE0000"/>
+          <w:sz w:val="24"/>
+        </w:rPr>
+        <w:t>（此处预留设计示意图位置：图12 机器人机械结构总体设计示意图，标注：</w:t>
+      </w:r>
+      <w:r>
+        <w:rPr>
+          <w:rFonts w:ascii="宋体" w:eastAsia="宋体" w:hAnsi="宋体" w:cs="Arial"/>
+          <w:color w:val="EE0000"/>
+          <w:sz w:val="24"/>
+        </w:rPr>
+        <w:lastRenderedPageBreak/>
+        <w:t>展示底盘、传感器支架、外壳的组成与安装位置，标注各部分尺寸）</w:t>
+      </w:r>
+    </w:p>
+    <w:p>
+      <w:pPr>
+        <w:pStyle w:val="71e7dc79-1ff7-45e8-997d-0ebda3762b91"/>
+      </w:pPr>
+      <w:bookmarkStart w:id="60" w:name="heading_30"/>
+      <w:bookmarkStart w:id="61" w:name="_Toc228225206"/>
+      <w:bookmarkStart w:id="62" w:name="_Toc229318940"/>
+      <w:r>
+        <w:t>5.2 各部分机械结构详细设计</w:t>
       </w:r>
       <w:bookmarkEnd w:id="60"/>
       <w:bookmarkEnd w:id="61"/>
@@ -4365,63 +3893,13 @@
     </w:p>
     <w:p>
       <w:pPr>
-        <w:spacing w:before="120" w:after="120" w:line="288" w:lineRule="auto"/>
-        <w:ind w:firstLineChars="200" w:firstLine="480"/>
-        <w:rPr>
-          <w:rFonts w:ascii="宋体" w:eastAsia="宋体" w:hAnsi="宋体" w:cs="Arial"/>
-          <w:sz w:val="24"/>
-        </w:rPr>
-      </w:pPr>
-      <w:r>
-        <w:rPr>
-          <w:rFonts w:ascii="宋体" w:eastAsia="宋体" w:hAnsi="宋体" w:cs="Arial"/>
-          <w:sz w:val="24"/>
-        </w:rPr>
-        <w:t>开发环境：Android Studio（安卓端）或Flutter开发环境，支持跨平台开发（安卓/</w:t>
-      </w:r>
-      <w:proofErr w:type="spellStart"/>
-      <w:r>
-        <w:rPr>
-          <w:rFonts w:ascii="宋体" w:eastAsia="宋体" w:hAnsi="宋体" w:cs="Arial"/>
-          <w:sz w:val="24"/>
-        </w:rPr>
-        <w:t>ios</w:t>
-      </w:r>
-      <w:proofErr w:type="spellEnd"/>
-      <w:r>
-        <w:rPr>
-          <w:rFonts w:ascii="宋体" w:eastAsia="宋体" w:hAnsi="宋体" w:cs="Arial"/>
-          <w:sz w:val="24"/>
-        </w:rPr>
-        <w:t>），具备丰富的UI组件与通信接口，便于界面设计与无线通信开发；辅助开发工具包括Postman（接口调试）、Figma（界面原型设计），确保APP界面美观、操作便捷。</w:t>
-      </w:r>
-    </w:p>
-    <w:p>
-      <w:pPr>
-        <w:spacing w:before="120" w:after="120" w:line="288" w:lineRule="auto"/>
-        <w:ind w:firstLineChars="200" w:firstLine="480"/>
-        <w:rPr>
-          <w:rFonts w:ascii="宋体" w:eastAsia="宋体" w:hAnsi="宋体" w:cs="Arial"/>
-          <w:sz w:val="24"/>
-        </w:rPr>
-      </w:pPr>
-      <w:r>
-        <w:rPr>
-          <w:rFonts w:ascii="宋体" w:eastAsia="宋体" w:hAnsi="宋体" w:cs="Arial"/>
-          <w:sz w:val="24"/>
-        </w:rPr>
-        <w:t>开发语言：Java（安卓端）或Dart（Flutter），兼顾开发效率与界面流畅性，便于实现视频播放、指令发送、参数设置等功能，同时支持与无线通信模块的稳定交互。</w:t>
-      </w:r>
-    </w:p>
-    <w:p>
-      <w:pPr>
         <w:pStyle w:val="b63ee27f-4cf3-414c-9275-d88e3f90795e"/>
       </w:pPr>
-      <w:bookmarkStart w:id="63" w:name="heading_26"/>
-      <w:bookmarkStart w:id="64" w:name="_Toc228225202"/>
-      <w:bookmarkStart w:id="65" w:name="_Toc229261324"/>
-      <w:r>
-        <w:t>4.3.2 各层软件详细设计</w:t>
+      <w:bookmarkStart w:id="63" w:name="heading_31"/>
+      <w:bookmarkStart w:id="64" w:name="_Toc228225207"/>
+      <w:bookmarkStart w:id="65" w:name="_Toc229318941"/>
+      <w:r>
+        <w:t>5.2.1 底盘设计</w:t>
       </w:r>
       <w:bookmarkEnd w:id="63"/>
       <w:bookmarkEnd w:id="64"/>
@@ -4430,17 +3908,18 @@
     <w:p>
       <w:pPr>
         <w:spacing w:before="120" w:after="120" w:line="288" w:lineRule="auto"/>
-        <w:rPr>
-          <w:rFonts w:ascii="宋体" w:eastAsia="宋体" w:hAnsi="宋体" w:cs="Arial"/>
-          <w:sz w:val="24"/>
-        </w:rPr>
-      </w:pPr>
-      <w:r>
-        <w:rPr>
-          <w:rFonts w:ascii="宋体" w:eastAsia="宋体" w:hAnsi="宋体" w:cs="Arial"/>
-          <w:sz w:val="24"/>
-        </w:rPr>
-        <w:t>1.  界面交互层：负责用户交互界面设计，采用简洁、直观的设计风格，便于用户操作，核心界面包括首页、视频监控界面、指令控制界面、参数设置界面、异常提醒界面。</w:t>
+        <w:ind w:firstLineChars="200" w:firstLine="480"/>
+        <w:rPr>
+          <w:rFonts w:ascii="宋体" w:eastAsia="宋体" w:hAnsi="宋体" w:cs="Arial"/>
+          <w:sz w:val="24"/>
+        </w:rPr>
+      </w:pPr>
+      <w:r>
+        <w:rPr>
+          <w:rFonts w:ascii="宋体" w:eastAsia="宋体" w:hAnsi="宋体" w:cs="Arial"/>
+          <w:sz w:val="24"/>
+        </w:rPr>
+        <w:t>底盘是机器人机械结构的基础，负责承载所有硬件模块（主控模块、传感器、电机、电池等），同时实现机器人的自主移动，采用差分驱动设计，由底盘底座、电机安装座、轮系安装座组成。</w:t>
       </w:r>
     </w:p>
     <w:p>
@@ -4456,7 +3935,7 @@
           <w:rFonts w:ascii="宋体" w:eastAsia="宋体" w:hAnsi="宋体" w:cs="Arial"/>
           <w:sz w:val="24"/>
         </w:rPr>
-        <w:t>（1）首页：展示机器人当前状态（跟随中、待机、异常）、电池电量、环境数据（温湿度），提供核心功能入口（视频监控、指令控制、参数设置），界面简洁明了，便于用户快速了解机器人状态与操作。</w:t>
+        <w:t>1.  底盘底座：采用圆形或方形ABS塑料板，厚度适中，确保承载能力；底座底部设计防滑垫，减少机器人移动时的打滑，提升运动稳定性；底座上预留硬件模块安装孔，便于主控模块、电池、电机驱动模块等的固定安装；预留布线槽，便于各模块之间的线路连接，避免线路混乱导致的故障。</w:t>
       </w:r>
     </w:p>
     <w:p>
@@ -4472,15 +3951,7 @@
           <w:rFonts w:ascii="宋体" w:eastAsia="宋体" w:hAnsi="宋体" w:cs="Arial"/>
           <w:sz w:val="24"/>
         </w:rPr>
-        <w:t>（2）视频监控界面：实时显示机器人摄像头采集的宠物视频，支持视频放大、</w:t>
-      </w:r>
-      <w:r>
-        <w:rPr>
-          <w:rFonts w:ascii="宋体" w:eastAsia="宋体" w:hAnsi="宋体" w:cs="Arial"/>
-          <w:sz w:val="24"/>
-        </w:rPr>
-        <w:lastRenderedPageBreak/>
-        <w:t>暂停、截图功能，便于用户远程查看宠物状态；显示视频传输状态，当网络中断时，提示“网络异常，正在缓存”，网络恢复后自动恢复视频播放。</w:t>
+        <w:t>2.  电机安装座：设计专用的电机安装座，固定在底盘底座两侧，用于安装直流减速电机；安装座采用卡扣式设计，便于电机的安装与拆卸，同时确保电机固定牢固，避免机器人移动时电机松动；电机安装座的高度与角度根据轮系设计需求调整，确保电机与轮系的动力传输稳定。</w:t>
       </w:r>
     </w:p>
     <w:p>
@@ -4496,134 +3967,18 @@
           <w:rFonts w:ascii="宋体" w:eastAsia="宋体" w:hAnsi="宋体" w:cs="Arial"/>
           <w:sz w:val="24"/>
         </w:rPr>
-        <w:t>（3）指令控制界面：提供核心控制指令按钮，包括启动/停止跟随、激光逗宠、喂食控制（预留接口）、声光互动，用户点击按钮即可向机器人发送相应指令，界面反馈指令发送状态（发送中、已执行）。</w:t>
-      </w:r>
-    </w:p>
-    <w:p>
-      <w:pPr>
-        <w:spacing w:before="120" w:after="120" w:line="288" w:lineRule="auto"/>
-        <w:rPr>
-          <w:rFonts w:ascii="宋体" w:eastAsia="宋体" w:hAnsi="宋体" w:cs="Arial"/>
-          <w:sz w:val="24"/>
-        </w:rPr>
-      </w:pPr>
-      <w:r>
-        <w:rPr>
-          <w:rFonts w:ascii="宋体" w:eastAsia="宋体" w:hAnsi="宋体" w:cs="Arial"/>
-          <w:sz w:val="24"/>
-        </w:rPr>
-        <w:t>（4）参数设置界面：支持用户调整机器人跟随参数（跟随距离、跟随速度）、传感器参数（检测阈值）、声光参数（报警音量、灯光亮度），设置完成后自动同步至机器人端，保存用户个性化设置。</w:t>
-      </w:r>
-    </w:p>
-    <w:p>
-      <w:pPr>
-        <w:spacing w:before="120" w:after="120" w:line="288" w:lineRule="auto"/>
-        <w:rPr>
-          <w:rFonts w:ascii="宋体" w:eastAsia="宋体" w:hAnsi="宋体" w:cs="Arial"/>
-          <w:sz w:val="24"/>
-        </w:rPr>
-      </w:pPr>
-      <w:r>
-        <w:rPr>
-          <w:rFonts w:ascii="宋体" w:eastAsia="宋体" w:hAnsi="宋体" w:cs="Arial"/>
-          <w:sz w:val="24"/>
-        </w:rPr>
-        <w:t>（5）异常提醒界面：当机器人出现异常情况（目标丢失、低电量、通信中断）时，自动弹出提醒界面，显示异常原因与处理建议，同时推送消息提醒（如手机通知栏提醒），便于用户及时处理。</w:t>
-      </w:r>
-    </w:p>
-    <w:p>
-      <w:pPr>
-        <w:spacing w:before="120" w:after="120" w:line="288" w:lineRule="auto"/>
-        <w:rPr>
-          <w:rFonts w:ascii="宋体" w:eastAsia="宋体" w:hAnsi="宋体" w:cs="Arial"/>
-          <w:sz w:val="24"/>
-        </w:rPr>
-      </w:pPr>
-      <w:r>
-        <w:rPr>
-          <w:rFonts w:ascii="宋体" w:eastAsia="宋体" w:hAnsi="宋体" w:cs="Arial"/>
-          <w:sz w:val="24"/>
-        </w:rPr>
-        <w:t>2.  通信层：负责与机器人端无线通信模块建立连接，实现数据传输与指令交互，采用Wi-Fi/BLE通信协议，确保通信实时、稳定、安全。</w:t>
-      </w:r>
-    </w:p>
-    <w:p>
-      <w:pPr>
-        <w:spacing w:before="120" w:after="120" w:line="288" w:lineRule="auto"/>
-        <w:ind w:firstLineChars="200" w:firstLine="480"/>
-        <w:rPr>
-          <w:rFonts w:ascii="宋体" w:eastAsia="宋体" w:hAnsi="宋体" w:cs="Arial"/>
-          <w:sz w:val="24"/>
-        </w:rPr>
-      </w:pPr>
-      <w:r>
-        <w:rPr>
-          <w:rFonts w:ascii="宋体" w:eastAsia="宋体" w:hAnsi="宋体" w:cs="Arial"/>
-          <w:sz w:val="24"/>
-        </w:rPr>
-        <w:t>核心功能：启动APP后，自动搜索附近的机器人无线信号，提示用户连接；连接成功后，建立稳定的通信链路，实现双向数据传输；接收机器人端上传的视频流数据、环境数据、机器人状态数据，传输至数据处理层；将用户发送的控制指令、参数设置指令，下发至机器人端；支持自动重连功能，当通信中断时，自动尝试重新连接，同时提示用户“通信中断，正在重连”。</w:t>
-      </w:r>
-    </w:p>
-    <w:p>
-      <w:pPr>
-        <w:spacing w:before="120" w:after="120" w:line="288" w:lineRule="auto"/>
-        <w:rPr>
-          <w:rFonts w:ascii="宋体" w:eastAsia="宋体" w:hAnsi="宋体" w:cs="Arial"/>
-          <w:sz w:val="24"/>
-        </w:rPr>
-      </w:pPr>
-      <w:r>
-        <w:rPr>
-          <w:rFonts w:ascii="宋体" w:eastAsia="宋体" w:hAnsi="宋体" w:cs="Arial"/>
-          <w:sz w:val="24"/>
-        </w:rPr>
-        <w:t>3.  数据处理层：负责接收机器人端上传的数据，进行解析、存储与展示，同时生成控制指令，下发至机器人端，确保数据处理准确、高效。</w:t>
-      </w:r>
-    </w:p>
-    <w:p>
-      <w:pPr>
-        <w:spacing w:before="120" w:after="120" w:line="288" w:lineRule="auto"/>
-        <w:ind w:firstLineChars="200" w:firstLine="480"/>
-        <w:rPr>
-          <w:rFonts w:ascii="宋体" w:eastAsia="宋体" w:hAnsi="宋体" w:cs="Arial"/>
-          <w:sz w:val="24"/>
-        </w:rPr>
-      </w:pPr>
-      <w:r>
-        <w:rPr>
-          <w:rFonts w:ascii="宋体" w:eastAsia="宋体" w:hAnsi="宋体" w:cs="Arial"/>
-          <w:sz w:val="24"/>
-        </w:rPr>
-        <w:t>核心功能：解析机器人端上传的环境数据（温湿度）、机器人状态（电池电量、跟随状态），在APP界面上展示；解析视频流数据，实现视频实时播放、截图与缓存；接收用户操作指令，生成对应的控制指令（如激光逗宠指令、跟随参数调整指令），进行编码后下发至机器人端；存储用户设置的参数、视频截图、机器人状态记录，便于用户查看历史数据。</w:t>
-      </w:r>
-    </w:p>
-    <w:p>
-      <w:pPr>
-        <w:spacing w:before="120" w:after="120" w:line="288" w:lineRule="auto"/>
-        <w:rPr>
-          <w:rFonts w:ascii="宋体" w:eastAsia="宋体" w:hAnsi="宋体" w:cs="Arial"/>
-          <w:color w:val="EE0000"/>
-          <w:sz w:val="24"/>
-        </w:rPr>
-      </w:pPr>
-      <w:r>
-        <w:rPr>
-          <w:rFonts w:ascii="宋体" w:eastAsia="宋体" w:hAnsi="宋体" w:cs="Arial"/>
-          <w:color w:val="EE0000"/>
-          <w:sz w:val="24"/>
-        </w:rPr>
-        <w:t>（此处预留设计示意图位置：图11 手机端APP界面原型设计图，标注：展示首页、视频监控界面、指令控制界面、参数设置界面的布局与核心功能按钮）</w:t>
-      </w:r>
-    </w:p>
-    <w:p>
-      <w:pPr>
-        <w:pStyle w:val="71e7dc79-1ff7-45e8-997d-0ebda3762b91"/>
-      </w:pPr>
-      <w:bookmarkStart w:id="66" w:name="heading_27"/>
-      <w:bookmarkStart w:id="67" w:name="_Toc228225203"/>
-      <w:bookmarkStart w:id="68" w:name="_Toc229261325"/>
-      <w:r>
-        <w:t>4.4 软件设计调试思路</w:t>
+        <w:t>3.  轮系安装座：与电机安装座配合，用于安装橡胶轮，通过联轴器将电机与轮系连接，确保动力传输顺畅；轮系安装座预留调节机构，便于调整轮系的高度与间距，确保机器人运动平稳，避免卡顿。</w:t>
+      </w:r>
+    </w:p>
+    <w:p>
+      <w:pPr>
+        <w:pStyle w:val="b63ee27f-4cf3-414c-9275-d88e3f90795e"/>
+      </w:pPr>
+      <w:bookmarkStart w:id="66" w:name="heading_32"/>
+      <w:bookmarkStart w:id="67" w:name="_Toc228225208"/>
+      <w:bookmarkStart w:id="68" w:name="_Toc229318942"/>
+      <w:r>
+        <w:t>5.2.2 传感器支架设计</w:t>
       </w:r>
       <w:bookmarkEnd w:id="66"/>
       <w:bookmarkEnd w:id="67"/>
@@ -4643,7 +3998,7 @@
           <w:rFonts w:ascii="宋体" w:eastAsia="宋体" w:hAnsi="宋体" w:cs="Arial"/>
           <w:sz w:val="24"/>
         </w:rPr>
-        <w:t>软件设计调试分为机器人端软件调试、手机端APP软件调试、软硬件协同调试三个阶段，确保软件功能完整、运行流畅，同时针对设计中发现的问题进行优化，提升用户体验与系统稳定性，适配无实物组竞赛对设计方案严谨性的要求。</w:t>
+        <w:t>传感器支架用于固定摄像头、超声波传感器、红外传感器，确保各传感器的检测角度合理、数据采集准确，根据传感器的布局需求，设计专用的支架结构，分为摄像头支架、超声波传感器支架、红外传感器支架。</w:t>
       </w:r>
     </w:p>
     <w:p>
@@ -4659,67 +4014,58 @@
           <w:rFonts w:ascii="宋体" w:eastAsia="宋体" w:hAnsi="宋体" w:cs="Arial"/>
           <w:sz w:val="24"/>
         </w:rPr>
+        <w:t>1.  摄像头支架：设计小型可调节支架，固定在机器人外壳顶部，用于安装摄像头；支架可上下、左右调节角度，确保摄像头能够清晰采集宠物图像，覆盖不同的检测范围；支架采用轻质材料，避免增加机器人顶部重量，影响运动稳定性。</w:t>
+      </w:r>
+    </w:p>
+    <w:p>
+      <w:pPr>
+        <w:spacing w:before="120" w:after="120" w:line="288" w:lineRule="auto"/>
+        <w:rPr>
+          <w:rFonts w:ascii="宋体" w:eastAsia="宋体" w:hAnsi="宋体" w:cs="Arial"/>
+          <w:sz w:val="24"/>
+        </w:rPr>
+      </w:pPr>
+      <w:r>
+        <w:rPr>
+          <w:rFonts w:ascii="宋体" w:eastAsia="宋体" w:hAnsi="宋体" w:cs="Arial"/>
+          <w:sz w:val="24"/>
+        </w:rPr>
+        <w:t>2.  超声波传感器支架：设计环形或均匀分布的支架，固定在底盘边缘，用于安装多个超声波传感器；支架高度与角度根据测距需求调整，确保超声波传感器能够360°无死角检测距离，避免检测盲区；支架表面做防滑处理，确保传感器固定牢固。</w:t>
+      </w:r>
+    </w:p>
+    <w:p>
+      <w:pPr>
+        <w:spacing w:before="120" w:after="120" w:line="288" w:lineRule="auto"/>
+        <w:rPr>
+          <w:rFonts w:ascii="宋体" w:eastAsia="宋体" w:hAnsi="宋体" w:cs="Arial"/>
+          <w:sz w:val="24"/>
+        </w:rPr>
+      </w:pPr>
+      <w:r>
+        <w:rPr>
+          <w:rFonts w:ascii="宋体" w:eastAsia="宋体" w:hAnsi="宋体" w:cs="Arial"/>
+          <w:sz w:val="24"/>
+        </w:rPr>
+        <w:t>3.  红外传感器支架：固定在底盘前端与两侧，用于安装红外传感器，辅助超</w:t>
+      </w:r>
+      <w:r>
+        <w:rPr>
+          <w:rFonts w:ascii="宋体" w:eastAsia="宋体" w:hAnsi="宋体" w:cs="Arial"/>
+          <w:sz w:val="24"/>
+        </w:rPr>
         <w:lastRenderedPageBreak/>
-        <w:t>1.  机器人端软件调试：在Keil MDK环境中编译、调试代码，排查语法错误、逻辑错误；通过Proteus仿真与算法仿真，测试各底层驱动的正确性，确保传感器数据采集准确、电机运转稳定、无线通信流畅；测试核心算法的实时性与准确性，优化算法参数，解决跟随卡顿、目标丢失、避障不及时等问题；测试异常处理功能，确保低电量、通信中断等异常情况能够正确响应。</w:t>
-      </w:r>
-    </w:p>
-    <w:p>
-      <w:pPr>
-        <w:spacing w:before="120" w:after="120" w:line="288" w:lineRule="auto"/>
-        <w:rPr>
-          <w:rFonts w:ascii="宋体" w:eastAsia="宋体" w:hAnsi="宋体" w:cs="Arial"/>
-          <w:sz w:val="24"/>
-        </w:rPr>
-      </w:pPr>
-      <w:r>
-        <w:rPr>
-          <w:rFonts w:ascii="宋体" w:eastAsia="宋体" w:hAnsi="宋体" w:cs="Arial"/>
-          <w:sz w:val="24"/>
-        </w:rPr>
-        <w:t>2.  手机端APP软件调试：在Android Studio/Flutter环境中编译、调试APP代码，排查界面布局错误、交互逻辑错误；测试界面响应速度，优化界面流畅性，避免卡顿；测试通信功能，确保与机器人端的稳定连接、数据传输与指令交互；测试视频播放功能，确保视频清晰、流畅，解决视频卡顿、延迟等问题；测试异常提醒功能，确保异常情况能够及时推送提醒。</w:t>
-      </w:r>
-    </w:p>
-    <w:p>
-      <w:pPr>
-        <w:spacing w:before="120" w:after="120" w:line="288" w:lineRule="auto"/>
-        <w:rPr>
-          <w:rFonts w:ascii="宋体" w:eastAsia="宋体" w:hAnsi="宋体" w:cs="Arial"/>
-          <w:sz w:val="24"/>
-        </w:rPr>
-      </w:pPr>
-      <w:r>
-        <w:rPr>
-          <w:rFonts w:ascii="宋体" w:eastAsia="宋体" w:hAnsi="宋体" w:cs="Arial"/>
-          <w:sz w:val="24"/>
-        </w:rPr>
-        <w:t>3.  软硬件协同调试：将机器人端软件与手机端APP软件进行协同调试，测试两者的数据交互与功能协同情况，重点测试远程指令发送与执行、视频传输、参数同步、异常提醒等功能；模拟家庭复杂环境，测试软硬件协同的稳定性，针对通信中断、指令执行延迟、数据传输错误等问题进行优化；优化通信协议，降低交互延迟，提升数据传输稳定性；优化用户操作流程，提升</w:t>
-      </w:r>
-      <w:proofErr w:type="spellStart"/>
-      <w:r>
-        <w:rPr>
-          <w:rFonts w:ascii="宋体" w:eastAsia="宋体" w:hAnsi="宋体" w:cs="Arial"/>
-          <w:sz w:val="24"/>
-        </w:rPr>
-        <w:t>APP</w:t>
-      </w:r>
-      <w:proofErr w:type="spellEnd"/>
-      <w:r>
-        <w:rPr>
-          <w:rFonts w:ascii="宋体" w:eastAsia="宋体" w:hAnsi="宋体" w:cs="Arial"/>
-          <w:sz w:val="24"/>
-        </w:rPr>
-        <w:t>易用性，适配不同年龄段用户使用。</w:t>
-      </w:r>
-    </w:p>
-    <w:p>
-      <w:pPr>
-        <w:pStyle w:val="21bc9c4b-6a32-43e5-beaa-fd2d792c5735"/>
-      </w:pPr>
-      <w:bookmarkStart w:id="69" w:name="heading_28"/>
-      <w:bookmarkStart w:id="70" w:name="_Toc228225204"/>
-      <w:bookmarkStart w:id="71" w:name="_Toc229261326"/>
-      <w:r>
-        <w:t>第五章 机械结构设计</w:t>
+        <w:t>声波传感器实现近距离测距与宠物检测；支架角度设计为倾斜向下，确保能够准确检测宠物的动态移动与近距离障碍物。</w:t>
+      </w:r>
+    </w:p>
+    <w:p>
+      <w:pPr>
+        <w:pStyle w:val="b63ee27f-4cf3-414c-9275-d88e3f90795e"/>
+      </w:pPr>
+      <w:bookmarkStart w:id="69" w:name="heading_33"/>
+      <w:bookmarkStart w:id="70" w:name="_Toc228225209"/>
+      <w:bookmarkStart w:id="71" w:name="_Toc229318943"/>
+      <w:r>
+        <w:t>5.2.3 外壳设计</w:t>
       </w:r>
       <w:bookmarkEnd w:id="69"/>
       <w:bookmarkEnd w:id="70"/>
@@ -4739,18 +4085,35 @@
           <w:rFonts w:ascii="宋体" w:eastAsia="宋体" w:hAnsi="宋体" w:cs="Arial"/>
           <w:sz w:val="24"/>
         </w:rPr>
-        <w:t>机器人机械结构设计遵循小型化、轻量化、灵活性、稳定性的设计原则，结合硬件模块的尺寸与功能需求，完成机器人底盘、传感器支架、外壳等结构的设计，确保硬件模块安装牢固、运动灵活，同时兼顾美观性与实用性，适配家庭室内环境与竞赛演示需求，避免机器人移动时对宠物造成惊吓。</w:t>
+        <w:t>外壳用于保护内部硬件模块，同时提升机器人的美观性，采用ABS塑料材质，通过3D打印或注塑成型，设计简约、圆润的造型，避免尖锐边角，防止划伤宠物与用户；外壳颜色选用柔和的浅色（如白色、浅灰色），避免刺激宠物。</w:t>
+      </w:r>
+    </w:p>
+    <w:p>
+      <w:pPr>
+        <w:spacing w:before="120" w:after="120" w:line="288" w:lineRule="auto"/>
+        <w:ind w:firstLineChars="200" w:firstLine="480"/>
+        <w:rPr>
+          <w:rFonts w:ascii="宋体" w:eastAsia="宋体" w:hAnsi="宋体" w:cs="Arial"/>
+          <w:sz w:val="24"/>
+        </w:rPr>
+      </w:pPr>
+      <w:r>
+        <w:rPr>
+          <w:rFonts w:ascii="宋体" w:eastAsia="宋体" w:hAnsi="宋体" w:cs="Arial"/>
+          <w:sz w:val="24"/>
+        </w:rPr>
+        <w:t>外壳设计细节：外壳顶部预留摄像头安装孔，确保摄像头能够正常采集图像；外壳侧面预留扬声器出声孔，确保声音清晰传播；外壳表面预留LED指示灯窗口，便于用户查看机器人状态；外壳采用卡扣式设计，便于拆卸与安装，便于内部硬件模块的调试与维护；外壳底部预留充电接口与散热孔，确保充电便捷与内部模块散热。</w:t>
       </w:r>
     </w:p>
     <w:p>
       <w:pPr>
         <w:pStyle w:val="71e7dc79-1ff7-45e8-997d-0ebda3762b91"/>
       </w:pPr>
-      <w:bookmarkStart w:id="72" w:name="heading_29"/>
-      <w:bookmarkStart w:id="73" w:name="_Toc228225205"/>
-      <w:bookmarkStart w:id="74" w:name="_Toc229261327"/>
-      <w:r>
-        <w:t>5.1 机械结构总体设计</w:t>
+      <w:bookmarkStart w:id="72" w:name="heading_34"/>
+      <w:bookmarkStart w:id="73" w:name="_Toc228225210"/>
+      <w:bookmarkStart w:id="74" w:name="_Toc229318944"/>
+      <w:r>
+        <w:t>5.3 机械结构设计调试思路</w:t>
       </w:r>
       <w:bookmarkEnd w:id="72"/>
       <w:bookmarkEnd w:id="73"/>
@@ -4770,24 +4133,23 @@
           <w:rFonts w:ascii="宋体" w:eastAsia="宋体" w:hAnsi="宋体" w:cs="Arial"/>
           <w:sz w:val="24"/>
         </w:rPr>
-        <w:t>机器人机械结构整体分为底盘、传感器支架、外壳三部分，采用模块化设计思路，便于硬件模块的安装、调试与维护；材料选用轻质、耐用的ABS塑料，兼顾重量与强度，降低机器人整体重量，提升运动灵活性；整体尺寸控制在小型化范围（直径≤20cm、高度≤15cm），适配家庭室内狭窄空间（如沙发底、床底），便于跟随宠物移动。</w:t>
+        <w:t>机械结构设计调试重点验证机器人的运动灵活性、稳定性、传感器检测角度合理性，针对设计中发现的问题进行优化，确保机械结构适配硬件模块与软件功能，满足家庭使用与竞赛演示需求，适配无实物组竞赛对设计方案可行性的要求。</w:t>
       </w:r>
     </w:p>
     <w:p>
       <w:pPr>
         <w:spacing w:before="120" w:after="120" w:line="288" w:lineRule="auto"/>
-        <w:ind w:firstLineChars="200" w:firstLine="480"/>
-        <w:rPr>
-          <w:rFonts w:ascii="宋体" w:eastAsia="宋体" w:hAnsi="宋体" w:cs="Arial"/>
-          <w:sz w:val="24"/>
-        </w:rPr>
-      </w:pPr>
-      <w:r>
-        <w:rPr>
-          <w:rFonts w:ascii="宋体" w:eastAsia="宋体" w:hAnsi="宋体" w:cs="Arial"/>
-          <w:sz w:val="24"/>
-        </w:rPr>
-        <w:t>机械结构设计核心思路：底盘采用差分驱动设计，确保运动灵活性；传感器支架根据传感器布局需求设计，确保检测角度合理、数据采集准确；外壳采用简约、圆润的设计风格，避免尖锐边角，防止划伤宠物与用户，同时起到保护内部硬件模块的作用；预留接口与安装空间，便于后续功能升级（如增加喂食模块、健康监测模块）。</w:t>
+        <w:rPr>
+          <w:rFonts w:ascii="宋体" w:eastAsia="宋体" w:hAnsi="宋体" w:cs="Arial"/>
+          <w:sz w:val="24"/>
+        </w:rPr>
+      </w:pPr>
+      <w:r>
+        <w:rPr>
+          <w:rFonts w:ascii="宋体" w:eastAsia="宋体" w:hAnsi="宋体" w:cs="Arial"/>
+          <w:sz w:val="24"/>
+        </w:rPr>
+        <w:t>1.  运动灵活性调试：验证机器人的前进、后退、左转、右转、原地旋转等动作，排查运动卡顿、打滑、转向不灵活等问题；优化轮系间距与电机安装角度，调整底盘重心，确保机器人运动平稳、灵活，能够快速跟随宠物移动。</w:t>
       </w:r>
     </w:p>
     <w:p>
@@ -4795,6 +4157,54 @@
         <w:spacing w:before="120" w:after="120" w:line="288" w:lineRule="auto"/>
         <w:rPr>
           <w:rFonts w:ascii="宋体" w:eastAsia="宋体" w:hAnsi="宋体" w:cs="Arial"/>
+          <w:sz w:val="24"/>
+        </w:rPr>
+      </w:pPr>
+      <w:r>
+        <w:rPr>
+          <w:rFonts w:ascii="宋体" w:eastAsia="宋体" w:hAnsi="宋体" w:cs="Arial"/>
+          <w:sz w:val="24"/>
+        </w:rPr>
+        <w:t>2.  稳定性调试：验证机器人在不同地面（瓷砖、木地板、地毯）上的运动稳定性，排查底盘松动、电机晃动、传感器移位等问题；优化硬件模块的安装方式，增加固定卡扣，确保各模块安装牢固，避免机器人移动时出现故障。</w:t>
+      </w:r>
+    </w:p>
+    <w:p>
+      <w:pPr>
+        <w:spacing w:before="120" w:after="120" w:line="288" w:lineRule="auto"/>
+        <w:rPr>
+          <w:rFonts w:ascii="宋体" w:eastAsia="宋体" w:hAnsi="宋体" w:cs="Arial"/>
+          <w:sz w:val="24"/>
+        </w:rPr>
+      </w:pPr>
+      <w:r>
+        <w:rPr>
+          <w:rFonts w:ascii="宋体" w:eastAsia="宋体" w:hAnsi="宋体" w:cs="Arial"/>
+          <w:sz w:val="24"/>
+        </w:rPr>
+        <w:t>3.  传感器检测角度优化：验证各传感器的检测范围与准确性，调整传感器支架的角度与高度，确保摄像头能够清晰采集宠物图像，超声波传感器与红外传感器能够准确检测距离与宠物动态，避免检测盲区。</w:t>
+      </w:r>
+    </w:p>
+    <w:p>
+      <w:pPr>
+        <w:spacing w:before="120" w:after="120" w:line="288" w:lineRule="auto"/>
+        <w:rPr>
+          <w:rFonts w:ascii="宋体" w:eastAsia="宋体" w:hAnsi="宋体" w:cs="Arial"/>
+          <w:sz w:val="24"/>
+        </w:rPr>
+      </w:pPr>
+      <w:r>
+        <w:rPr>
+          <w:rFonts w:ascii="宋体" w:eastAsia="宋体" w:hAnsi="宋体" w:cs="Arial"/>
+          <w:sz w:val="24"/>
+        </w:rPr>
+        <w:t>4.  美观性与实用性优化：优化外壳造型与颜色，确保美观、柔和，适配家庭环境；调整外壳尺寸与重量，确保机器人小型化、轻量化，便于携带与移动；优化外壳拆卸方式，便于内部硬件模块的调试与维护。</w:t>
+      </w:r>
+    </w:p>
+    <w:p>
+      <w:pPr>
+        <w:spacing w:before="120" w:after="120" w:line="288" w:lineRule="auto"/>
+        <w:rPr>
+          <w:rFonts w:ascii="宋体" w:eastAsia="宋体" w:hAnsi="宋体" w:cs="Arial"/>
           <w:color w:val="EE0000"/>
           <w:sz w:val="24"/>
         </w:rPr>
@@ -4805,19 +4215,28 @@
           <w:color w:val="EE0000"/>
           <w:sz w:val="24"/>
         </w:rPr>
+        <w:t>（此处预留设计示意图位置：图13 机器人机械结构装配设计图，标注：展示各机械部分的装配关系、硬件模块的安装位置，呈现机器人完整造型）</w:t>
+      </w:r>
+    </w:p>
+    <w:p>
+      <w:pPr>
+        <w:pStyle w:val="21bc9c4b-6a32-43e5-beaa-fd2d792c5735"/>
+      </w:pPr>
+      <w:bookmarkStart w:id="75" w:name="heading_43"/>
+      <w:bookmarkStart w:id="76" w:name="_Toc228225219"/>
+      <w:bookmarkStart w:id="77" w:name="_Toc229318945"/>
+      <w:r>
         <w:lastRenderedPageBreak/>
-        <w:t>（此处预留设计示意图位置：图12 机器人机械结构总体设计示意图，标注：展示底盘、传感器支架、外壳的组成与安装位置，标注各部分尺寸）</w:t>
-      </w:r>
-    </w:p>
-    <w:p>
-      <w:pPr>
-        <w:pStyle w:val="71e7dc79-1ff7-45e8-997d-0ebda3762b91"/>
-      </w:pPr>
-      <w:bookmarkStart w:id="75" w:name="heading_30"/>
-      <w:bookmarkStart w:id="76" w:name="_Toc228225206"/>
-      <w:bookmarkStart w:id="77" w:name="_Toc229261328"/>
-      <w:r>
-        <w:t>5.2 各部分机械结构详细设计</w:t>
+        <w:t>第</w:t>
+      </w:r>
+      <w:r>
+        <w:rPr>
+          <w:rFonts w:hint="eastAsia"/>
+        </w:rPr>
+        <w:t>六</w:t>
+      </w:r>
+      <w:r>
+        <w:t>章 项目创新点与特色</w:t>
       </w:r>
       <w:bookmarkEnd w:id="75"/>
       <w:bookmarkEnd w:id="76"/>
@@ -4825,13 +4244,36 @@
     </w:p>
     <w:p>
       <w:pPr>
-        <w:pStyle w:val="b63ee27f-4cf3-414c-9275-d88e3f90795e"/>
-      </w:pPr>
-      <w:bookmarkStart w:id="78" w:name="heading_31"/>
-      <w:bookmarkStart w:id="79" w:name="_Toc228225207"/>
-      <w:bookmarkStart w:id="80" w:name="_Toc229261329"/>
-      <w:r>
-        <w:t>5.2.1 底盘设计</w:t>
+        <w:spacing w:before="120" w:after="120" w:line="288" w:lineRule="auto"/>
+        <w:ind w:firstLineChars="200" w:firstLine="480"/>
+        <w:rPr>
+          <w:rFonts w:ascii="宋体" w:eastAsia="宋体" w:hAnsi="宋体" w:cs="Arial"/>
+          <w:sz w:val="24"/>
+        </w:rPr>
+      </w:pPr>
+      <w:r>
+        <w:rPr>
+          <w:rFonts w:ascii="宋体" w:eastAsia="宋体" w:hAnsi="宋体" w:cs="Arial"/>
+          <w:sz w:val="24"/>
+        </w:rPr>
+        <w:t>本项目“灵眸伴宠”——基于STM32的自主伴随宠物式机器人，在设计过程中，结合宠物照护的实际需求，突破传统宠物陪伴设备的设计局限，形成了鲜明的设计创新点与特色，既体现了技术创新性，又兼顾了实用性与竞赛适配性，具体如下：</w:t>
+      </w:r>
+    </w:p>
+    <w:p>
+      <w:pPr>
+        <w:pStyle w:val="71e7dc79-1ff7-45e8-997d-0ebda3762b91"/>
+      </w:pPr>
+      <w:bookmarkStart w:id="78" w:name="heading_44"/>
+      <w:bookmarkStart w:id="79" w:name="_Toc228225220"/>
+      <w:bookmarkStart w:id="80" w:name="_Toc229318946"/>
+      <w:r>
+        <w:rPr>
+          <w:rFonts w:hint="eastAsia"/>
+        </w:rPr>
+        <w:t>6</w:t>
+      </w:r>
+      <w:r>
+        <w:t>.1 核心创新点</w:t>
       </w:r>
       <w:bookmarkEnd w:id="78"/>
       <w:bookmarkEnd w:id="79"/>
@@ -4839,78 +4281,19 @@
     </w:p>
     <w:p>
       <w:pPr>
-        <w:spacing w:before="120" w:after="120" w:line="288" w:lineRule="auto"/>
-        <w:ind w:firstLineChars="200" w:firstLine="480"/>
-        <w:rPr>
-          <w:rFonts w:ascii="宋体" w:eastAsia="宋体" w:hAnsi="宋体" w:cs="Arial"/>
-          <w:sz w:val="24"/>
-        </w:rPr>
-      </w:pPr>
-      <w:r>
-        <w:rPr>
-          <w:rFonts w:ascii="宋体" w:eastAsia="宋体" w:hAnsi="宋体" w:cs="Arial"/>
-          <w:sz w:val="24"/>
-        </w:rPr>
-        <w:t>底盘是机器人机械结构的基础，负责承载所有硬件模块（主控模块、传感器、电机、电池等），同时实现机器人的自主移动，采用差分驱动设计，由底盘底座、电机安装座、轮系安装座组成。</w:t>
-      </w:r>
-    </w:p>
-    <w:p>
-      <w:pPr>
-        <w:spacing w:before="120" w:after="120" w:line="288" w:lineRule="auto"/>
-        <w:rPr>
-          <w:rFonts w:ascii="宋体" w:eastAsia="宋体" w:hAnsi="宋体" w:cs="Arial"/>
-          <w:sz w:val="24"/>
-        </w:rPr>
-      </w:pPr>
-      <w:r>
-        <w:rPr>
-          <w:rFonts w:ascii="宋体" w:eastAsia="宋体" w:hAnsi="宋体" w:cs="Arial"/>
-          <w:sz w:val="24"/>
-        </w:rPr>
-        <w:t>1.  底盘底座：采用圆形或方形ABS塑料板，厚度适中，确保承载能力；底座底部设计防滑垫，减少机器人移动时的打滑，提升运动稳定性；底座上预留硬件模块安装孔，便于主控模块、电池、电机驱动模块等的固定安装；预留布线槽，便于各模块之间的线路连接，避免线路混乱导致的故障。</w:t>
-      </w:r>
-    </w:p>
-    <w:p>
-      <w:pPr>
-        <w:spacing w:before="120" w:after="120" w:line="288" w:lineRule="auto"/>
-        <w:rPr>
-          <w:rFonts w:ascii="宋体" w:eastAsia="宋体" w:hAnsi="宋体" w:cs="Arial"/>
-          <w:sz w:val="24"/>
-        </w:rPr>
-      </w:pPr>
-      <w:r>
-        <w:rPr>
-          <w:rFonts w:ascii="宋体" w:eastAsia="宋体" w:hAnsi="宋体" w:cs="Arial"/>
-          <w:sz w:val="24"/>
-        </w:rPr>
-        <w:t>2.  电机安装座：设计专用的电机安装座，固定在底盘底座两侧，用于安装直流减速电机；安装座采用卡扣式设计，便于电机的安装与拆卸，同时确保电机固定牢固，避免机器人移动时电机松动；电机安装座的高度与角度根据轮系设计需求调整，确保电机与轮系的动力传输稳定。</w:t>
-      </w:r>
-    </w:p>
-    <w:p>
-      <w:pPr>
-        <w:spacing w:before="120" w:after="120" w:line="288" w:lineRule="auto"/>
-        <w:rPr>
-          <w:rFonts w:ascii="宋体" w:eastAsia="宋体" w:hAnsi="宋体" w:cs="Arial"/>
-          <w:sz w:val="24"/>
-        </w:rPr>
-      </w:pPr>
-      <w:r>
-        <w:rPr>
-          <w:rFonts w:ascii="宋体" w:eastAsia="宋体" w:hAnsi="宋体" w:cs="Arial"/>
-          <w:sz w:val="24"/>
-        </w:rPr>
-        <w:t>3.  轮系安装座：与电机安装座配合，用于安装橡胶轮，通过联轴器将电机与轮系连接，确保动力传输顺畅；轮系安装座预留调节机构，便于调整轮系的高度与间距，确保机器人运动平稳，避免卡顿。</w:t>
-      </w:r>
-    </w:p>
-    <w:p>
-      <w:pPr>
         <w:pStyle w:val="b63ee27f-4cf3-414c-9275-d88e3f90795e"/>
       </w:pPr>
-      <w:bookmarkStart w:id="81" w:name="heading_32"/>
-      <w:bookmarkStart w:id="82" w:name="_Toc228225208"/>
-      <w:bookmarkStart w:id="83" w:name="_Toc229261330"/>
-      <w:r>
-        <w:t>5.2.2 传感器支架设计</w:t>
+      <w:bookmarkStart w:id="81" w:name="heading_45"/>
+      <w:bookmarkStart w:id="82" w:name="_Toc228225221"/>
+      <w:bookmarkStart w:id="83" w:name="_Toc229318947"/>
+      <w:r>
+        <w:rPr>
+          <w:rFonts w:hint="eastAsia"/>
+        </w:rPr>
+        <w:t>6</w:t>
+      </w:r>
+      <w:r>
+        <w:t>.1.1 低算力平台下的多传感器融合优化技术</w:t>
       </w:r>
       <w:bookmarkEnd w:id="81"/>
       <w:bookmarkEnd w:id="82"/>
@@ -4930,67 +4313,24 @@
           <w:rFonts w:ascii="宋体" w:eastAsia="宋体" w:hAnsi="宋体" w:cs="Arial"/>
           <w:sz w:val="24"/>
         </w:rPr>
-        <w:t>传感器支架用于固定摄像头、超声波传感器、红外传感器，确保各传感器的检测角度合理、数据采集准确，根据传感器的布局需求，设计专用的支架结构，分为摄像头支架、超声波传感器支架、红外传感器支架。</w:t>
-      </w:r>
-    </w:p>
-    <w:p>
-      <w:pPr>
-        <w:spacing w:before="120" w:after="120" w:line="288" w:lineRule="auto"/>
-        <w:rPr>
-          <w:rFonts w:ascii="宋体" w:eastAsia="宋体" w:hAnsi="宋体" w:cs="Arial"/>
-          <w:sz w:val="24"/>
-        </w:rPr>
-      </w:pPr>
-      <w:r>
-        <w:rPr>
-          <w:rFonts w:ascii="宋体" w:eastAsia="宋体" w:hAnsi="宋体" w:cs="Arial"/>
-          <w:sz w:val="24"/>
-        </w:rPr>
-        <w:t>1.  摄像头支架：设计小型可调节支架，固定在机器人外壳顶部，用于安装摄像头；支架可上下、左右调节角度，确保摄像头能够清晰采集宠物图像，覆盖不同的检测范围；支架采用轻质材料，避免增加机器人顶部重量，影响运动稳定性。</w:t>
-      </w:r>
-    </w:p>
-    <w:p>
-      <w:pPr>
-        <w:spacing w:before="120" w:after="120" w:line="288" w:lineRule="auto"/>
-        <w:rPr>
-          <w:rFonts w:ascii="宋体" w:eastAsia="宋体" w:hAnsi="宋体" w:cs="Arial"/>
-          <w:sz w:val="24"/>
-        </w:rPr>
-      </w:pPr>
-      <w:r>
-        <w:rPr>
-          <w:rFonts w:ascii="宋体" w:eastAsia="宋体" w:hAnsi="宋体" w:cs="Arial"/>
-          <w:sz w:val="24"/>
-        </w:rPr>
-        <w:t>2.  超声波传感器支架：设计环形或均匀分布的支架，固定在底盘边缘，用于安装多个超声波传感器；支架高度与角度根据测距需求调整，确保超声波传感器能够360°无死角检测距离，避免检测盲区；支架表面做防滑处理，确保传感器固定牢固。</w:t>
-      </w:r>
-    </w:p>
-    <w:p>
-      <w:pPr>
-        <w:spacing w:before="120" w:after="120" w:line="288" w:lineRule="auto"/>
-        <w:rPr>
-          <w:rFonts w:ascii="宋体" w:eastAsia="宋体" w:hAnsi="宋体" w:cs="Arial"/>
-          <w:sz w:val="24"/>
-        </w:rPr>
-      </w:pPr>
-      <w:r>
-        <w:rPr>
-          <w:rFonts w:ascii="宋体" w:eastAsia="宋体" w:hAnsi="宋体" w:cs="Arial"/>
-          <w:sz w:val="24"/>
-        </w:rPr>
-        <w:lastRenderedPageBreak/>
-        <w:t>3.  红外传感器支架：固定在底盘前端与两侧，用于安装红外传感器，辅助超声波传感器实现近距离测距与宠物检测；支架角度设计为倾斜向下，确保能够准确检测宠物的动态移动与近距离障碍物。</w:t>
+        <w:t>创新采用“视觉+红外+超声波”多传感器融合技术，针对STM32低算力平台进行专项优化，突破低算力环境下多传感器数据融合的技术瓶颈。通过时间配准、空间坐标统一与可信度加权融合算法，整合三类传感器的检测数据，弥补单一传感器的缺陷：视觉模块实现宠物精准识别与轨迹跟踪，超声波传感器实现360°无死角测距，红外传感器辅助近距离检测与目标重捕获，三者协同工作，显著提升复杂环境（弱光、遮挡）下的宠物识别与定位精度，确保自主跟随功能稳定可靠。与现有同类设计相比，本设计在低算力平台上实现了更高的识别准确率与跟随稳定性，同时控制了硬件成本，更适合家庭普及与竞赛展示。</w:t>
       </w:r>
     </w:p>
     <w:p>
       <w:pPr>
         <w:pStyle w:val="b63ee27f-4cf3-414c-9275-d88e3f90795e"/>
       </w:pPr>
-      <w:bookmarkStart w:id="84" w:name="heading_33"/>
-      <w:bookmarkStart w:id="85" w:name="_Toc228225209"/>
-      <w:bookmarkStart w:id="86" w:name="_Toc229261331"/>
-      <w:r>
-        <w:t>5.2.3 外壳设计</w:t>
+      <w:bookmarkStart w:id="84" w:name="heading_46"/>
+      <w:bookmarkStart w:id="85" w:name="_Toc228225222"/>
+      <w:bookmarkStart w:id="86" w:name="_Toc229318948"/>
+      <w:r>
+        <w:rPr>
+          <w:rFonts w:hint="eastAsia"/>
+        </w:rPr>
+        <w:t>6</w:t>
+      </w:r>
+      <w:r>
+        <w:t>.1.2 自适应自主跟随与动态避障协同算法</w:t>
       </w:r>
       <w:bookmarkEnd w:id="84"/>
       <w:bookmarkEnd w:id="85"/>
@@ -5010,35 +4350,24 @@
           <w:rFonts w:ascii="宋体" w:eastAsia="宋体" w:hAnsi="宋体" w:cs="Arial"/>
           <w:sz w:val="24"/>
         </w:rPr>
-        <w:t>外壳用于保护内部硬件模块，同时提升机器人的美观性，采用ABS塑料材质，通过3D打印或注塑成型，设计简约、圆润的造型，避免尖锐边角，防止划伤宠物与用户；外壳颜色选用柔和的浅色（如白色、浅灰色），避免刺激宠物。</w:t>
-      </w:r>
-    </w:p>
-    <w:p>
-      <w:pPr>
-        <w:spacing w:before="120" w:after="120" w:line="288" w:lineRule="auto"/>
-        <w:ind w:firstLineChars="200" w:firstLine="480"/>
-        <w:rPr>
-          <w:rFonts w:ascii="宋体" w:eastAsia="宋体" w:hAnsi="宋体" w:cs="Arial"/>
-          <w:sz w:val="24"/>
-        </w:rPr>
-      </w:pPr>
-      <w:r>
-        <w:rPr>
-          <w:rFonts w:ascii="宋体" w:eastAsia="宋体" w:hAnsi="宋体" w:cs="Arial"/>
-          <w:sz w:val="24"/>
-        </w:rPr>
-        <w:t>外壳设计细节：外壳顶部预留摄像头安装孔，确保摄像头能够正常采集图像；外壳侧面预留扬声器出声孔，确保声音清晰传播；外壳表面预留LED指示灯窗口，便于用户查看机器人状态；外壳采用卡扣式设计，便于拆卸与安装，便于内部硬件模块的调试与维护；外壳底部预留充电接口与散热孔，确保充电便捷与内部模块散热。</w:t>
-      </w:r>
-    </w:p>
-    <w:p>
-      <w:pPr>
-        <w:pStyle w:val="71e7dc79-1ff7-45e8-997d-0ebda3762b91"/>
-      </w:pPr>
-      <w:bookmarkStart w:id="87" w:name="heading_34"/>
-      <w:bookmarkStart w:id="88" w:name="_Toc228225210"/>
-      <w:bookmarkStart w:id="89" w:name="_Toc229261332"/>
-      <w:r>
-        <w:t>5.3 机械结构设计调试思路</w:t>
+        <w:t>创新设计自适应跟随距离与速度闭环控制算法，结合宠物体型、活动习惯与环境变化，实现跟随距离（0.5-1.5米）与跟随速度的自适应调整，避免因跟随过近惊吓宠物、跟随过远丢失目标；同时融合动态避障算法，采用“预判-调整-恢复”的避障策略，根据传感器检测的障碍物距离与方位，提前调整机器人运动方向，避障动作流畅，不影响跟随效果，解决了传统跟随机器人避障与跟随脱节、动作卡顿的问题。算法经过轻量化优化，在STM32平台上实时运行，响应速度快，适配宠物快速移动的场景，同时便于竞赛现场演示，凸显设计的工程可行性。</w:t>
+      </w:r>
+    </w:p>
+    <w:p>
+      <w:pPr>
+        <w:pStyle w:val="b63ee27f-4cf3-414c-9275-d88e3f90795e"/>
+      </w:pPr>
+      <w:bookmarkStart w:id="87" w:name="heading_47"/>
+      <w:bookmarkStart w:id="88" w:name="_Toc228225223"/>
+      <w:bookmarkStart w:id="89" w:name="_Toc229318949"/>
+      <w:r>
+        <w:rPr>
+          <w:rFonts w:hint="eastAsia"/>
+        </w:rPr>
+        <w:t>6</w:t>
+      </w:r>
+      <w:r>
+        <w:t>.1.3 软硬件协同的远程交互与异常管控体系</w:t>
       </w:r>
       <w:bookmarkEnd w:id="87"/>
       <w:bookmarkEnd w:id="88"/>
@@ -5058,118 +4387,32 @@
           <w:rFonts w:ascii="宋体" w:eastAsia="宋体" w:hAnsi="宋体" w:cs="Arial"/>
           <w:sz w:val="24"/>
         </w:rPr>
-        <w:t>机械结构设计调试重点验证机器人的运动灵活性、稳定性、传感器检测角度合理性，针对设计中发现的问题进行优化，确保机械结构适配硬件模块与软件功能，满足家庭使用与竞赛演示需求，适配无实物组竞赛对设计方案可行性的要求。</w:t>
-      </w:r>
-    </w:p>
-    <w:p>
-      <w:pPr>
-        <w:spacing w:before="120" w:after="120" w:line="288" w:lineRule="auto"/>
-        <w:rPr>
-          <w:rFonts w:ascii="宋体" w:eastAsia="宋体" w:hAnsi="宋体" w:cs="Arial"/>
-          <w:sz w:val="24"/>
-        </w:rPr>
-      </w:pPr>
-      <w:r>
-        <w:rPr>
-          <w:rFonts w:ascii="宋体" w:eastAsia="宋体" w:hAnsi="宋体" w:cs="Arial"/>
-          <w:sz w:val="24"/>
-        </w:rPr>
-        <w:t>1.  运动灵活性调试：验证机器人的前进、后退、左转、右转、原地旋转等动作，排查运动卡顿、打滑、转向不灵活等问题；优化轮系间距与电机安装角度，调整底盘重心，确保机器人运动平稳、灵活，能够快速跟随宠物移动。</w:t>
-      </w:r>
-    </w:p>
-    <w:p>
-      <w:pPr>
-        <w:spacing w:before="120" w:after="120" w:line="288" w:lineRule="auto"/>
-        <w:rPr>
-          <w:rFonts w:ascii="宋体" w:eastAsia="宋体" w:hAnsi="宋体" w:cs="Arial"/>
-          <w:sz w:val="24"/>
-        </w:rPr>
-      </w:pPr>
-      <w:r>
-        <w:rPr>
-          <w:rFonts w:ascii="宋体" w:eastAsia="宋体" w:hAnsi="宋体" w:cs="Arial"/>
-          <w:sz w:val="24"/>
-        </w:rPr>
-        <w:t>2.  稳定性调试：验证机器人在不同地面（瓷砖、木地板、地毯）上的运动稳定性，排查底盘松动、电机晃动、传感器移位等问题；优化硬件模块的安装方式，增加固定卡扣，确保各模块安装牢固，避免机器人移动时出现故障。</w:t>
-      </w:r>
-    </w:p>
-    <w:p>
-      <w:pPr>
-        <w:spacing w:before="120" w:after="120" w:line="288" w:lineRule="auto"/>
-        <w:rPr>
-          <w:rFonts w:ascii="宋体" w:eastAsia="宋体" w:hAnsi="宋体" w:cs="Arial"/>
-          <w:sz w:val="24"/>
-        </w:rPr>
-      </w:pPr>
-      <w:r>
-        <w:rPr>
-          <w:rFonts w:ascii="宋体" w:eastAsia="宋体" w:hAnsi="宋体" w:cs="Arial"/>
-          <w:sz w:val="24"/>
-        </w:rPr>
-        <w:t>3.  传感器检测角度优化：验证各传感器的检测范围与准确性，调整传感器支架的角度与高度，确保摄像头能够清晰采集宠物图像，超声波传感器与红外传感器能够准确检测距离与宠物动态，避免检测盲区。</w:t>
-      </w:r>
-    </w:p>
-    <w:p>
-      <w:pPr>
-        <w:spacing w:before="120" w:after="120" w:line="288" w:lineRule="auto"/>
-        <w:rPr>
-          <w:rFonts w:ascii="宋体" w:eastAsia="宋体" w:hAnsi="宋体" w:cs="Arial"/>
-          <w:sz w:val="24"/>
-        </w:rPr>
-      </w:pPr>
-      <w:r>
-        <w:rPr>
-          <w:rFonts w:ascii="宋体" w:eastAsia="宋体" w:hAnsi="宋体" w:cs="Arial"/>
-          <w:sz w:val="24"/>
-        </w:rPr>
-        <w:t>4.  美观性与实用性优化：优化外壳造型与颜色，确保美观、柔和，适配家庭环境；调整外壳尺寸与重量，确保机器人小型化、轻量化，便于携带与移动；优化外壳拆卸方式，便于内部硬件模块的调试与维护。</w:t>
-      </w:r>
-    </w:p>
-    <w:p>
-      <w:pPr>
-        <w:spacing w:before="120" w:after="120" w:line="288" w:lineRule="auto"/>
-        <w:rPr>
-          <w:rFonts w:ascii="宋体" w:eastAsia="宋体" w:hAnsi="宋体" w:cs="Arial"/>
-          <w:color w:val="EE0000"/>
-          <w:sz w:val="24"/>
-        </w:rPr>
-      </w:pPr>
-      <w:r>
-        <w:rPr>
-          <w:rFonts w:ascii="宋体" w:eastAsia="宋体" w:hAnsi="宋体" w:cs="Arial"/>
-          <w:color w:val="EE0000"/>
-          <w:sz w:val="24"/>
-        </w:rPr>
-        <w:t>（此处预留设计示意图位置：图13 机器人机械结构装配设计图，标注：展示</w:t>
-      </w:r>
-      <w:r>
-        <w:rPr>
-          <w:rFonts w:ascii="宋体" w:eastAsia="宋体" w:hAnsi="宋体" w:cs="Arial"/>
-          <w:color w:val="EE0000"/>
+        <w:t>构建“机器人端+手机端APP”的全场景远程交互体系，创新整合远程视频查看、语音对讲、激光逗宠、参数设置、异常提醒等功能，实现宠物主与宠物的实时联动；同时设计完善的异常管控机制，当机器人检测到低电量、宠物丢失、通信中断等异常情况时，立即启动声光报警，同时手机端APP推送消息提</w:t>
+      </w:r>
+      <w:r>
+        <w:rPr>
+          <w:rFonts w:ascii="宋体" w:eastAsia="宋体" w:hAnsi="宋体" w:cs="Arial"/>
           <w:sz w:val="24"/>
         </w:rPr>
         <w:lastRenderedPageBreak/>
-        <w:t>各机械部分的装配关系、硬件模块的安装位置，呈现机器人完整造型）</w:t>
-      </w:r>
-    </w:p>
-    <w:p>
-      <w:pPr>
-        <w:pStyle w:val="21bc9c4b-6a32-43e5-beaa-fd2d792c5735"/>
-      </w:pPr>
-      <w:bookmarkStart w:id="90" w:name="heading_43"/>
-      <w:bookmarkStart w:id="91" w:name="_Toc228225219"/>
-      <w:bookmarkStart w:id="92" w:name="_Toc229261333"/>
-      <w:r>
-        <w:t>第</w:t>
-      </w:r>
+        <w:t>醒，并提供针对性处理建议，解决了传统宠物设备“被动监测”的弊端，实现“主动陪伴+远程管控”的双重目标。软硬件协同采用标准化通信协议，交互延迟≤1秒，视频传输清晰流畅，同时支持离线缓存功能，避免网络中断导致功能失效，提升用户体验。</w:t>
+      </w:r>
+    </w:p>
+    <w:p>
+      <w:pPr>
+        <w:pStyle w:val="b63ee27f-4cf3-414c-9275-d88e3f90795e"/>
+      </w:pPr>
+      <w:bookmarkStart w:id="90" w:name="heading_48"/>
+      <w:bookmarkStart w:id="91" w:name="_Toc228225224"/>
+      <w:bookmarkStart w:id="92" w:name="_Toc229318950"/>
       <w:r>
         <w:rPr>
           <w:rFonts w:hint="eastAsia"/>
         </w:rPr>
-        <w:t>六</w:t>
-      </w:r>
-      <w:r>
-        <w:t>章 项目创新点与特色</w:t>
+        <w:t>6</w:t>
+      </w:r>
+      <w:r>
+        <w:t>.1.4 小型化模块化集成设计</w:t>
       </w:r>
       <w:bookmarkEnd w:id="90"/>
       <w:bookmarkEnd w:id="91"/>
@@ -5189,16 +4432,16 @@
           <w:rFonts w:ascii="宋体" w:eastAsia="宋体" w:hAnsi="宋体" w:cs="Arial"/>
           <w:sz w:val="24"/>
         </w:rPr>
-        <w:t>本项目“灵眸伴宠”——基于STM32的自主伴随宠物式机器人，在设计过程中，结合宠物照护的实际需求，突破传统宠物陪伴设备的设计局限，形成了鲜明的设计创新点与特色，既体现了技术创新性，又兼顾了实用性与竞赛适配性，具体如下：</w:t>
+        <w:t>创新采用小型化、模块化的硬件与机械结构设计，机器人整体尺寸控制在直径≤20cm、高度≤15cm，适配家庭室内狭窄空间（沙发底、床底），便于跟随宠物移动；硬件采用模块化设计，各功能模块独立布局、可灵活拆卸，便于调试、维护与功能升级（如增加喂食模块、健康监测模块）；机械结构采用ABS塑料材质，简约圆润造型，避免尖锐边角，防止划伤宠物与用户，同时兼顾轻量化与稳定性，降低机器人整体重量，提升运动灵活性。该设计既满足家庭使用需求，又凸显设计的实用性与便捷性。</w:t>
       </w:r>
     </w:p>
     <w:p>
       <w:pPr>
         <w:pStyle w:val="71e7dc79-1ff7-45e8-997d-0ebda3762b91"/>
       </w:pPr>
-      <w:bookmarkStart w:id="93" w:name="heading_44"/>
-      <w:bookmarkStart w:id="94" w:name="_Toc228225220"/>
-      <w:bookmarkStart w:id="95" w:name="_Toc229261334"/>
+      <w:bookmarkStart w:id="93" w:name="heading_49"/>
+      <w:bookmarkStart w:id="94" w:name="_Toc228225225"/>
+      <w:bookmarkStart w:id="95" w:name="_Toc229318951"/>
       <w:r>
         <w:rPr>
           <w:rFonts w:hint="eastAsia"/>
@@ -5206,187 +4449,11 @@
         <w:t>6</w:t>
       </w:r>
       <w:r>
-        <w:t>.1 核心创新点</w:t>
+        <w:t>.2 设计特色</w:t>
       </w:r>
       <w:bookmarkEnd w:id="93"/>
       <w:bookmarkEnd w:id="94"/>
       <w:bookmarkEnd w:id="95"/>
-    </w:p>
-    <w:p>
-      <w:pPr>
-        <w:pStyle w:val="b63ee27f-4cf3-414c-9275-d88e3f90795e"/>
-      </w:pPr>
-      <w:bookmarkStart w:id="96" w:name="heading_45"/>
-      <w:bookmarkStart w:id="97" w:name="_Toc228225221"/>
-      <w:bookmarkStart w:id="98" w:name="_Toc229261335"/>
-      <w:r>
-        <w:rPr>
-          <w:rFonts w:hint="eastAsia"/>
-        </w:rPr>
-        <w:t>6</w:t>
-      </w:r>
-      <w:r>
-        <w:t>.1.1 低算力平台下的多传感器融合优化技术</w:t>
-      </w:r>
-      <w:bookmarkEnd w:id="96"/>
-      <w:bookmarkEnd w:id="97"/>
-      <w:bookmarkEnd w:id="98"/>
-    </w:p>
-    <w:p>
-      <w:pPr>
-        <w:spacing w:before="120" w:after="120" w:line="288" w:lineRule="auto"/>
-        <w:ind w:firstLineChars="200" w:firstLine="480"/>
-        <w:rPr>
-          <w:rFonts w:ascii="宋体" w:eastAsia="宋体" w:hAnsi="宋体" w:cs="Arial"/>
-          <w:sz w:val="24"/>
-        </w:rPr>
-      </w:pPr>
-      <w:r>
-        <w:rPr>
-          <w:rFonts w:ascii="宋体" w:eastAsia="宋体" w:hAnsi="宋体" w:cs="Arial"/>
-          <w:sz w:val="24"/>
-        </w:rPr>
-        <w:t>创新采用“视觉+红外+超声波”多传感器融合技术，针对STM32低算力平台进行专项优化，突破低算力环境下多传感器数据融合的技术瓶颈。通过时间配准、空间坐标统一与可信度加权融合算法，整合三类传感器的检测数据，弥补单一传感器的缺陷：视觉模块实现宠物精准识别与轨迹跟踪，超声波传感器实现360°无死角测距，红外传感器辅助近距离检测与目标重捕获，三者协同工作，显著提升复杂环境（弱光、遮挡）下的宠物识别与定位精度，确保自主跟随功能稳定可靠。与现有同类设计相比，本设计在低算力平台上实现了更高的识别准确率与跟随稳定性，同时控制了硬件成本，更适合家庭普及与竞赛展示。</w:t>
-      </w:r>
-    </w:p>
-    <w:p>
-      <w:pPr>
-        <w:pStyle w:val="b63ee27f-4cf3-414c-9275-d88e3f90795e"/>
-      </w:pPr>
-      <w:bookmarkStart w:id="99" w:name="heading_46"/>
-      <w:bookmarkStart w:id="100" w:name="_Toc228225222"/>
-      <w:bookmarkStart w:id="101" w:name="_Toc229261336"/>
-      <w:r>
-        <w:rPr>
-          <w:rFonts w:hint="eastAsia"/>
-        </w:rPr>
-        <w:t>6</w:t>
-      </w:r>
-      <w:r>
-        <w:t>.1.2 自适应自主跟随与动态避障协同算法</w:t>
-      </w:r>
-      <w:bookmarkEnd w:id="99"/>
-      <w:bookmarkEnd w:id="100"/>
-      <w:bookmarkEnd w:id="101"/>
-    </w:p>
-    <w:p>
-      <w:pPr>
-        <w:spacing w:before="120" w:after="120" w:line="288" w:lineRule="auto"/>
-        <w:ind w:firstLineChars="200" w:firstLine="480"/>
-        <w:rPr>
-          <w:rFonts w:ascii="宋体" w:eastAsia="宋体" w:hAnsi="宋体" w:cs="Arial"/>
-          <w:sz w:val="24"/>
-        </w:rPr>
-      </w:pPr>
-      <w:r>
-        <w:rPr>
-          <w:rFonts w:ascii="宋体" w:eastAsia="宋体" w:hAnsi="宋体" w:cs="Arial"/>
-          <w:sz w:val="24"/>
-        </w:rPr>
-        <w:t>创新设计自适应跟随距离与速度闭环控制算法，结合宠物体型、活动习惯与环境变化，实现跟随距离（0.5-1.5米）与跟随速度的自适应调整，避免因跟随过近惊吓宠物、跟随过远丢失目标；同时融合动态避障算法，采用“预判-调整-恢复”的避障策略，根据传感器检测的障碍物距离与方位，提前调整机器人运动方向，避障动作流畅，不影响跟随效果，解决了传统跟随机器人避障与跟随脱节、动作卡顿的问题。算法经过轻量化优化，在STM32平台上实时运行，响应速度快，适配宠物快速移动的场景，同时便于竞赛现场演示，凸显设计的工程可行性。</w:t>
-      </w:r>
-    </w:p>
-    <w:p>
-      <w:pPr>
-        <w:pStyle w:val="b63ee27f-4cf3-414c-9275-d88e3f90795e"/>
-      </w:pPr>
-      <w:bookmarkStart w:id="102" w:name="heading_47"/>
-      <w:bookmarkStart w:id="103" w:name="_Toc228225223"/>
-      <w:bookmarkStart w:id="104" w:name="_Toc229261337"/>
-      <w:r>
-        <w:rPr>
-          <w:rFonts w:hint="eastAsia"/>
-        </w:rPr>
-        <w:t>6</w:t>
-      </w:r>
-      <w:r>
-        <w:t>.1.3 软硬件协同的远程交互与异常管控体系</w:t>
-      </w:r>
-      <w:bookmarkEnd w:id="102"/>
-      <w:bookmarkEnd w:id="103"/>
-      <w:bookmarkEnd w:id="104"/>
-    </w:p>
-    <w:p>
-      <w:pPr>
-        <w:spacing w:before="120" w:after="120" w:line="288" w:lineRule="auto"/>
-        <w:ind w:firstLineChars="200" w:firstLine="480"/>
-        <w:rPr>
-          <w:rFonts w:ascii="宋体" w:eastAsia="宋体" w:hAnsi="宋体" w:cs="Arial"/>
-          <w:sz w:val="24"/>
-        </w:rPr>
-      </w:pPr>
-      <w:r>
-        <w:rPr>
-          <w:rFonts w:ascii="宋体" w:eastAsia="宋体" w:hAnsi="宋体" w:cs="Arial"/>
-          <w:sz w:val="24"/>
-        </w:rPr>
-        <w:t>构建“机器人端+手机端APP”的全场景远程交互体系，创新整合远程视频查看、语音对讲、激光逗宠、参数设置、异常提醒等功能，实现宠物主与宠物的实时联动；同时设计完善的异常管控机制，当机器人检测到低电量、宠物丢</w:t>
-      </w:r>
-      <w:r>
-        <w:rPr>
-          <w:rFonts w:ascii="宋体" w:eastAsia="宋体" w:hAnsi="宋体" w:cs="Arial"/>
-          <w:sz w:val="24"/>
-        </w:rPr>
-        <w:lastRenderedPageBreak/>
-        <w:t>失、通信中断等异常情况时，立即启动声光报警，同时手机端APP推送消息提醒，并提供针对性处理建议，解决了传统宠物设备“被动监测”的弊端，实现“主动陪伴+远程管控”的双重目标。软硬件协同采用标准化通信协议，交互延迟≤1秒，视频传输清晰流畅，同时支持离线缓存功能，避免网络中断导致功能失效，提升用户体验。</w:t>
-      </w:r>
-    </w:p>
-    <w:p>
-      <w:pPr>
-        <w:pStyle w:val="b63ee27f-4cf3-414c-9275-d88e3f90795e"/>
-      </w:pPr>
-      <w:bookmarkStart w:id="105" w:name="heading_48"/>
-      <w:bookmarkStart w:id="106" w:name="_Toc228225224"/>
-      <w:bookmarkStart w:id="107" w:name="_Toc229261338"/>
-      <w:r>
-        <w:rPr>
-          <w:rFonts w:hint="eastAsia"/>
-        </w:rPr>
-        <w:t>6</w:t>
-      </w:r>
-      <w:r>
-        <w:t>.1.4 小型化模块化集成设计</w:t>
-      </w:r>
-      <w:bookmarkEnd w:id="105"/>
-      <w:bookmarkEnd w:id="106"/>
-      <w:bookmarkEnd w:id="107"/>
-    </w:p>
-    <w:p>
-      <w:pPr>
-        <w:spacing w:before="120" w:after="120" w:line="288" w:lineRule="auto"/>
-        <w:ind w:firstLineChars="200" w:firstLine="480"/>
-        <w:rPr>
-          <w:rFonts w:ascii="宋体" w:eastAsia="宋体" w:hAnsi="宋体" w:cs="Arial"/>
-          <w:sz w:val="24"/>
-        </w:rPr>
-      </w:pPr>
-      <w:r>
-        <w:rPr>
-          <w:rFonts w:ascii="宋体" w:eastAsia="宋体" w:hAnsi="宋体" w:cs="Arial"/>
-          <w:sz w:val="24"/>
-        </w:rPr>
-        <w:t>创新采用小型化、模块化的硬件与机械结构设计，机器人整体尺寸控制在直径≤20cm、高度≤15cm，适配家庭室内狭窄空间（沙发底、床底），便于跟随宠物移动；硬件采用模块化设计，各功能模块独立布局、可灵活拆卸，便于调试、维护与功能升级（如增加喂食模块、健康监测模块）；机械结构采用ABS塑料材质，简约圆润造型，避免尖锐边角，防止划伤宠物与用户，同时兼顾轻量化与稳定性，降低机器人整体重量，提升运动灵活性。该设计既满足家庭使用需求，又凸显设计的实用性与便捷性。</w:t>
-      </w:r>
-    </w:p>
-    <w:p>
-      <w:pPr>
-        <w:pStyle w:val="71e7dc79-1ff7-45e8-997d-0ebda3762b91"/>
-      </w:pPr>
-      <w:bookmarkStart w:id="108" w:name="heading_49"/>
-      <w:bookmarkStart w:id="109" w:name="_Toc228225225"/>
-      <w:bookmarkStart w:id="110" w:name="_Toc229261339"/>
-      <w:r>
-        <w:rPr>
-          <w:rFonts w:hint="eastAsia"/>
-        </w:rPr>
-        <w:t>6</w:t>
-      </w:r>
-      <w:r>
-        <w:t>.2 设计特色</w:t>
-      </w:r>
-      <w:bookmarkEnd w:id="108"/>
-      <w:bookmarkEnd w:id="109"/>
-      <w:bookmarkEnd w:id="110"/>
     </w:p>
     <w:p>
       <w:pPr>

--- a/项目说明书/项目设计说明书.docx
+++ b/项目说明书/项目设计说明书.docx
@@ -260,7 +260,7 @@
           <w:r>
             <w:fldChar w:fldCharType="separate"/>
           </w:r>
-          <w:hyperlink w:anchor="_Toc229318915" w:history="1">
+          <w:hyperlink w:anchor="_Toc229319974" w:history="1">
             <w:r>
               <w:rPr>
                 <w:rStyle w:val="af1"/>
@@ -287,7 +287,7 @@
                 <w:noProof/>
                 <w:webHidden/>
               </w:rPr>
-              <w:instrText xml:space="preserve"> PAGEREF _Toc229318915 \h </w:instrText>
+              <w:instrText xml:space="preserve"> PAGEREF _Toc229319974 \h </w:instrText>
             </w:r>
             <w:r>
               <w:rPr>
@@ -332,7 +332,7 @@
               <w14:ligatures w14:val="standardContextual"/>
             </w:rPr>
           </w:pPr>
-          <w:hyperlink w:anchor="_Toc229318916" w:history="1">
+          <w:hyperlink w:anchor="_Toc229319975" w:history="1">
             <w:r>
               <w:rPr>
                 <w:rStyle w:val="af1"/>
@@ -359,7 +359,7 @@
                 <w:noProof/>
                 <w:webHidden/>
               </w:rPr>
-              <w:instrText xml:space="preserve"> PAGEREF _Toc229318916 \h </w:instrText>
+              <w:instrText xml:space="preserve"> PAGEREF _Toc229319975 \h </w:instrText>
             </w:r>
             <w:r>
               <w:rPr>
@@ -404,7 +404,7 @@
               <w14:ligatures w14:val="standardContextual"/>
             </w:rPr>
           </w:pPr>
-          <w:hyperlink w:anchor="_Toc229318917" w:history="1">
+          <w:hyperlink w:anchor="_Toc229319976" w:history="1">
             <w:r>
               <w:rPr>
                 <w:rStyle w:val="af1"/>
@@ -431,7 +431,7 @@
                 <w:noProof/>
                 <w:webHidden/>
               </w:rPr>
-              <w:instrText xml:space="preserve"> PAGEREF _Toc229318917 \h </w:instrText>
+              <w:instrText xml:space="preserve"> PAGEREF _Toc229319976 \h </w:instrText>
             </w:r>
             <w:r>
               <w:rPr>
@@ -476,7 +476,7 @@
               <w14:ligatures w14:val="standardContextual"/>
             </w:rPr>
           </w:pPr>
-          <w:hyperlink w:anchor="_Toc229318918" w:history="1">
+          <w:hyperlink w:anchor="_Toc229319977" w:history="1">
             <w:r>
               <w:rPr>
                 <w:rStyle w:val="af1"/>
@@ -503,7 +503,7 @@
                 <w:noProof/>
                 <w:webHidden/>
               </w:rPr>
-              <w:instrText xml:space="preserve"> PAGEREF _Toc229318918 \h </w:instrText>
+              <w:instrText xml:space="preserve"> PAGEREF _Toc229319977 \h </w:instrText>
             </w:r>
             <w:r>
               <w:rPr>
@@ -548,7 +548,7 @@
               <w14:ligatures w14:val="standardContextual"/>
             </w:rPr>
           </w:pPr>
-          <w:hyperlink w:anchor="_Toc229318919" w:history="1">
+          <w:hyperlink w:anchor="_Toc229319978" w:history="1">
             <w:r>
               <w:rPr>
                 <w:rStyle w:val="af1"/>
@@ -575,7 +575,7 @@
                 <w:noProof/>
                 <w:webHidden/>
               </w:rPr>
-              <w:instrText xml:space="preserve"> PAGEREF _Toc229318919 \h </w:instrText>
+              <w:instrText xml:space="preserve"> PAGEREF _Toc229319978 \h </w:instrText>
             </w:r>
             <w:r>
               <w:rPr>
@@ -620,7 +620,7 @@
               <w14:ligatures w14:val="standardContextual"/>
             </w:rPr>
           </w:pPr>
-          <w:hyperlink w:anchor="_Toc229318920" w:history="1">
+          <w:hyperlink w:anchor="_Toc229319979" w:history="1">
             <w:r>
               <w:rPr>
                 <w:rStyle w:val="af1"/>
@@ -647,7 +647,7 @@
                 <w:noProof/>
                 <w:webHidden/>
               </w:rPr>
-              <w:instrText xml:space="preserve"> PAGEREF _Toc229318920 \h </w:instrText>
+              <w:instrText xml:space="preserve"> PAGEREF _Toc229319979 \h </w:instrText>
             </w:r>
             <w:r>
               <w:rPr>
@@ -692,7 +692,7 @@
               <w14:ligatures w14:val="standardContextual"/>
             </w:rPr>
           </w:pPr>
-          <w:hyperlink w:anchor="_Toc229318921" w:history="1">
+          <w:hyperlink w:anchor="_Toc229319980" w:history="1">
             <w:r>
               <w:rPr>
                 <w:rStyle w:val="af1"/>
@@ -719,7 +719,7 @@
                 <w:noProof/>
                 <w:webHidden/>
               </w:rPr>
-              <w:instrText xml:space="preserve"> PAGEREF _Toc229318921 \h </w:instrText>
+              <w:instrText xml:space="preserve"> PAGEREF _Toc229319980 \h </w:instrText>
             </w:r>
             <w:r>
               <w:rPr>
@@ -764,7 +764,7 @@
               <w14:ligatures w14:val="standardContextual"/>
             </w:rPr>
           </w:pPr>
-          <w:hyperlink w:anchor="_Toc229318922" w:history="1">
+          <w:hyperlink w:anchor="_Toc229319981" w:history="1">
             <w:r>
               <w:rPr>
                 <w:rStyle w:val="af1"/>
@@ -791,7 +791,7 @@
                 <w:noProof/>
                 <w:webHidden/>
               </w:rPr>
-              <w:instrText xml:space="preserve"> PAGEREF _Toc229318922 \h </w:instrText>
+              <w:instrText xml:space="preserve"> PAGEREF _Toc229319981 \h </w:instrText>
             </w:r>
             <w:r>
               <w:rPr>
@@ -836,7 +836,7 @@
               <w14:ligatures w14:val="standardContextual"/>
             </w:rPr>
           </w:pPr>
-          <w:hyperlink w:anchor="_Toc229318923" w:history="1">
+          <w:hyperlink w:anchor="_Toc229319982" w:history="1">
             <w:r>
               <w:rPr>
                 <w:rStyle w:val="af1"/>
@@ -863,7 +863,7 @@
                 <w:noProof/>
                 <w:webHidden/>
               </w:rPr>
-              <w:instrText xml:space="preserve"> PAGEREF _Toc229318923 \h </w:instrText>
+              <w:instrText xml:space="preserve"> PAGEREF _Toc229319982 \h </w:instrText>
             </w:r>
             <w:r>
               <w:rPr>
@@ -908,7 +908,7 @@
               <w14:ligatures w14:val="standardContextual"/>
             </w:rPr>
           </w:pPr>
-          <w:hyperlink w:anchor="_Toc229318924" w:history="1">
+          <w:hyperlink w:anchor="_Toc229319983" w:history="1">
             <w:r>
               <w:rPr>
                 <w:rStyle w:val="af1"/>
@@ -935,7 +935,7 @@
                 <w:noProof/>
                 <w:webHidden/>
               </w:rPr>
-              <w:instrText xml:space="preserve"> PAGEREF _Toc229318924 \h </w:instrText>
+              <w:instrText xml:space="preserve"> PAGEREF _Toc229319983 \h </w:instrText>
             </w:r>
             <w:r>
               <w:rPr>
@@ -980,7 +980,7 @@
               <w14:ligatures w14:val="standardContextual"/>
             </w:rPr>
           </w:pPr>
-          <w:hyperlink w:anchor="_Toc229318925" w:history="1">
+          <w:hyperlink w:anchor="_Toc229319984" w:history="1">
             <w:r>
               <w:rPr>
                 <w:rStyle w:val="af1"/>
@@ -1007,7 +1007,7 @@
                 <w:noProof/>
                 <w:webHidden/>
               </w:rPr>
-              <w:instrText xml:space="preserve"> PAGEREF _Toc229318925 \h </w:instrText>
+              <w:instrText xml:space="preserve"> PAGEREF _Toc229319984 \h </w:instrText>
             </w:r>
             <w:r>
               <w:rPr>
@@ -1027,7 +1027,7 @@
                 <w:noProof/>
                 <w:webHidden/>
               </w:rPr>
-              <w:t>5</w:t>
+              <w:t>4</w:t>
             </w:r>
             <w:r>
               <w:rPr>
@@ -1052,7 +1052,7 @@
               <w14:ligatures w14:val="standardContextual"/>
             </w:rPr>
           </w:pPr>
-          <w:hyperlink w:anchor="_Toc229318926" w:history="1">
+          <w:hyperlink w:anchor="_Toc229319985" w:history="1">
             <w:r>
               <w:rPr>
                 <w:rStyle w:val="af1"/>
@@ -1079,7 +1079,7 @@
                 <w:noProof/>
                 <w:webHidden/>
               </w:rPr>
-              <w:instrText xml:space="preserve"> PAGEREF _Toc229318926 \h </w:instrText>
+              <w:instrText xml:space="preserve"> PAGEREF _Toc229319985 \h </w:instrText>
             </w:r>
             <w:r>
               <w:rPr>
@@ -1099,7 +1099,7 @@
                 <w:noProof/>
                 <w:webHidden/>
               </w:rPr>
-              <w:t>6</w:t>
+              <w:t>4</w:t>
             </w:r>
             <w:r>
               <w:rPr>
@@ -1124,7 +1124,7 @@
               <w14:ligatures w14:val="standardContextual"/>
             </w:rPr>
           </w:pPr>
-          <w:hyperlink w:anchor="_Toc229318927" w:history="1">
+          <w:hyperlink w:anchor="_Toc229319986" w:history="1">
             <w:r>
               <w:rPr>
                 <w:rStyle w:val="af1"/>
@@ -1151,7 +1151,7 @@
                 <w:noProof/>
                 <w:webHidden/>
               </w:rPr>
-              <w:instrText xml:space="preserve"> PAGEREF _Toc229318927 \h </w:instrText>
+              <w:instrText xml:space="preserve"> PAGEREF _Toc229319986 \h </w:instrText>
             </w:r>
             <w:r>
               <w:rPr>
@@ -1171,7 +1171,7 @@
                 <w:noProof/>
                 <w:webHidden/>
               </w:rPr>
-              <w:t>6</w:t>
+              <w:t>5</w:t>
             </w:r>
             <w:r>
               <w:rPr>
@@ -1196,7 +1196,7 @@
               <w14:ligatures w14:val="standardContextual"/>
             </w:rPr>
           </w:pPr>
-          <w:hyperlink w:anchor="_Toc229318928" w:history="1">
+          <w:hyperlink w:anchor="_Toc229319987" w:history="1">
             <w:r>
               <w:rPr>
                 <w:rStyle w:val="af1"/>
@@ -1223,7 +1223,7 @@
                 <w:noProof/>
                 <w:webHidden/>
               </w:rPr>
-              <w:instrText xml:space="preserve"> PAGEREF _Toc229318928 \h </w:instrText>
+              <w:instrText xml:space="preserve"> PAGEREF _Toc229319987 \h </w:instrText>
             </w:r>
             <w:r>
               <w:rPr>
@@ -1243,7 +1243,7 @@
                 <w:noProof/>
                 <w:webHidden/>
               </w:rPr>
-              <w:t>7</w:t>
+              <w:t>5</w:t>
             </w:r>
             <w:r>
               <w:rPr>
@@ -1268,7 +1268,7 @@
               <w14:ligatures w14:val="standardContextual"/>
             </w:rPr>
           </w:pPr>
-          <w:hyperlink w:anchor="_Toc229318929" w:history="1">
+          <w:hyperlink w:anchor="_Toc229319988" w:history="1">
             <w:r>
               <w:rPr>
                 <w:rStyle w:val="af1"/>
@@ -1295,7 +1295,7 @@
                 <w:noProof/>
                 <w:webHidden/>
               </w:rPr>
-              <w:instrText xml:space="preserve"> PAGEREF _Toc229318929 \h </w:instrText>
+              <w:instrText xml:space="preserve"> PAGEREF _Toc229319988 \h </w:instrText>
             </w:r>
             <w:r>
               <w:rPr>
@@ -1315,7 +1315,7 @@
                 <w:noProof/>
                 <w:webHidden/>
               </w:rPr>
-              <w:t>7</w:t>
+              <w:t>5</w:t>
             </w:r>
             <w:r>
               <w:rPr>
@@ -1340,7 +1340,7 @@
               <w14:ligatures w14:val="standardContextual"/>
             </w:rPr>
           </w:pPr>
-          <w:hyperlink w:anchor="_Toc229318930" w:history="1">
+          <w:hyperlink w:anchor="_Toc229319989" w:history="1">
             <w:r>
               <w:rPr>
                 <w:rStyle w:val="af1"/>
@@ -1367,7 +1367,7 @@
                 <w:noProof/>
                 <w:webHidden/>
               </w:rPr>
-              <w:instrText xml:space="preserve"> PAGEREF _Toc229318930 \h </w:instrText>
+              <w:instrText xml:space="preserve"> PAGEREF _Toc229319989 \h </w:instrText>
             </w:r>
             <w:r>
               <w:rPr>
@@ -1387,7 +1387,7 @@
                 <w:noProof/>
                 <w:webHidden/>
               </w:rPr>
-              <w:t>7</w:t>
+              <w:t>6</w:t>
             </w:r>
             <w:r>
               <w:rPr>
@@ -1412,7 +1412,7 @@
               <w14:ligatures w14:val="standardContextual"/>
             </w:rPr>
           </w:pPr>
-          <w:hyperlink w:anchor="_Toc229318931" w:history="1">
+          <w:hyperlink w:anchor="_Toc229319990" w:history="1">
             <w:r>
               <w:rPr>
                 <w:rStyle w:val="af1"/>
@@ -1439,7 +1439,295 @@
                 <w:noProof/>
                 <w:webHidden/>
               </w:rPr>
-              <w:instrText xml:space="preserve"> PAGEREF _Toc229318931 \h </w:instrText>
+              <w:instrText xml:space="preserve"> PAGEREF _Toc229319990 \h </w:instrText>
+            </w:r>
+            <w:r>
+              <w:rPr>
+                <w:noProof/>
+                <w:webHidden/>
+              </w:rPr>
+            </w:r>
+            <w:r>
+              <w:rPr>
+                <w:noProof/>
+                <w:webHidden/>
+              </w:rPr>
+              <w:fldChar w:fldCharType="separate"/>
+            </w:r>
+            <w:r>
+              <w:rPr>
+                <w:noProof/>
+                <w:webHidden/>
+              </w:rPr>
+              <w:t>6</w:t>
+            </w:r>
+            <w:r>
+              <w:rPr>
+                <w:noProof/>
+                <w:webHidden/>
+              </w:rPr>
+              <w:fldChar w:fldCharType="end"/>
+            </w:r>
+          </w:hyperlink>
+        </w:p>
+        <w:p>
+          <w:pPr>
+            <w:pStyle w:val="TOC2"/>
+            <w:tabs>
+              <w:tab w:val="right" w:leader="dot" w:pos="8296"/>
+            </w:tabs>
+            <w:rPr>
+              <w:rFonts w:cstheme="minorBidi"/>
+              <w:noProof/>
+              <w:kern w:val="2"/>
+              <w:szCs w:val="24"/>
+              <w14:ligatures w14:val="standardContextual"/>
+            </w:rPr>
+          </w:pPr>
+          <w:hyperlink w:anchor="_Toc229319991" w:history="1">
+            <w:r>
+              <w:rPr>
+                <w:rStyle w:val="af1"/>
+                <w:noProof/>
+              </w:rPr>
+              <w:t>4.3 手机端APP软件设计</w:t>
+            </w:r>
+            <w:r>
+              <w:rPr>
+                <w:noProof/>
+                <w:webHidden/>
+              </w:rPr>
+              <w:tab/>
+            </w:r>
+            <w:r>
+              <w:rPr>
+                <w:noProof/>
+                <w:webHidden/>
+              </w:rPr>
+              <w:fldChar w:fldCharType="begin"/>
+            </w:r>
+            <w:r>
+              <w:rPr>
+                <w:noProof/>
+                <w:webHidden/>
+              </w:rPr>
+              <w:instrText xml:space="preserve"> PAGEREF _Toc229319991 \h </w:instrText>
+            </w:r>
+            <w:r>
+              <w:rPr>
+                <w:noProof/>
+                <w:webHidden/>
+              </w:rPr>
+            </w:r>
+            <w:r>
+              <w:rPr>
+                <w:noProof/>
+                <w:webHidden/>
+              </w:rPr>
+              <w:fldChar w:fldCharType="separate"/>
+            </w:r>
+            <w:r>
+              <w:rPr>
+                <w:noProof/>
+                <w:webHidden/>
+              </w:rPr>
+              <w:t>7</w:t>
+            </w:r>
+            <w:r>
+              <w:rPr>
+                <w:noProof/>
+                <w:webHidden/>
+              </w:rPr>
+              <w:fldChar w:fldCharType="end"/>
+            </w:r>
+          </w:hyperlink>
+        </w:p>
+        <w:p>
+          <w:pPr>
+            <w:pStyle w:val="TOC1"/>
+            <w:tabs>
+              <w:tab w:val="right" w:leader="dot" w:pos="8296"/>
+            </w:tabs>
+            <w:rPr>
+              <w:rFonts w:cstheme="minorBidi"/>
+              <w:noProof/>
+              <w:kern w:val="2"/>
+              <w:szCs w:val="24"/>
+              <w14:ligatures w14:val="standardContextual"/>
+            </w:rPr>
+          </w:pPr>
+          <w:hyperlink w:anchor="_Toc229319992" w:history="1">
+            <w:r>
+              <w:rPr>
+                <w:rStyle w:val="af1"/>
+                <w:noProof/>
+              </w:rPr>
+              <w:t>第五章 机械结构设计</w:t>
+            </w:r>
+            <w:r>
+              <w:rPr>
+                <w:noProof/>
+                <w:webHidden/>
+              </w:rPr>
+              <w:tab/>
+            </w:r>
+            <w:r>
+              <w:rPr>
+                <w:noProof/>
+                <w:webHidden/>
+              </w:rPr>
+              <w:fldChar w:fldCharType="begin"/>
+            </w:r>
+            <w:r>
+              <w:rPr>
+                <w:noProof/>
+                <w:webHidden/>
+              </w:rPr>
+              <w:instrText xml:space="preserve"> PAGEREF _Toc229319992 \h </w:instrText>
+            </w:r>
+            <w:r>
+              <w:rPr>
+                <w:noProof/>
+                <w:webHidden/>
+              </w:rPr>
+            </w:r>
+            <w:r>
+              <w:rPr>
+                <w:noProof/>
+                <w:webHidden/>
+              </w:rPr>
+              <w:fldChar w:fldCharType="separate"/>
+            </w:r>
+            <w:r>
+              <w:rPr>
+                <w:noProof/>
+                <w:webHidden/>
+              </w:rPr>
+              <w:t>7</w:t>
+            </w:r>
+            <w:r>
+              <w:rPr>
+                <w:noProof/>
+                <w:webHidden/>
+              </w:rPr>
+              <w:fldChar w:fldCharType="end"/>
+            </w:r>
+          </w:hyperlink>
+        </w:p>
+        <w:p>
+          <w:pPr>
+            <w:pStyle w:val="TOC2"/>
+            <w:tabs>
+              <w:tab w:val="right" w:leader="dot" w:pos="8296"/>
+            </w:tabs>
+            <w:rPr>
+              <w:rFonts w:cstheme="minorBidi"/>
+              <w:noProof/>
+              <w:kern w:val="2"/>
+              <w:szCs w:val="24"/>
+              <w14:ligatures w14:val="standardContextual"/>
+            </w:rPr>
+          </w:pPr>
+          <w:hyperlink w:anchor="_Toc229319993" w:history="1">
+            <w:r>
+              <w:rPr>
+                <w:rStyle w:val="af1"/>
+                <w:noProof/>
+              </w:rPr>
+              <w:t>5.1 机械结构总体设计</w:t>
+            </w:r>
+            <w:r>
+              <w:rPr>
+                <w:noProof/>
+                <w:webHidden/>
+              </w:rPr>
+              <w:tab/>
+            </w:r>
+            <w:r>
+              <w:rPr>
+                <w:noProof/>
+                <w:webHidden/>
+              </w:rPr>
+              <w:fldChar w:fldCharType="begin"/>
+            </w:r>
+            <w:r>
+              <w:rPr>
+                <w:noProof/>
+                <w:webHidden/>
+              </w:rPr>
+              <w:instrText xml:space="preserve"> PAGEREF _Toc229319993 \h </w:instrText>
+            </w:r>
+            <w:r>
+              <w:rPr>
+                <w:noProof/>
+                <w:webHidden/>
+              </w:rPr>
+            </w:r>
+            <w:r>
+              <w:rPr>
+                <w:noProof/>
+                <w:webHidden/>
+              </w:rPr>
+              <w:fldChar w:fldCharType="separate"/>
+            </w:r>
+            <w:r>
+              <w:rPr>
+                <w:noProof/>
+                <w:webHidden/>
+              </w:rPr>
+              <w:t>7</w:t>
+            </w:r>
+            <w:r>
+              <w:rPr>
+                <w:noProof/>
+                <w:webHidden/>
+              </w:rPr>
+              <w:fldChar w:fldCharType="end"/>
+            </w:r>
+          </w:hyperlink>
+        </w:p>
+        <w:p>
+          <w:pPr>
+            <w:pStyle w:val="TOC2"/>
+            <w:tabs>
+              <w:tab w:val="right" w:leader="dot" w:pos="8296"/>
+            </w:tabs>
+            <w:rPr>
+              <w:rFonts w:cstheme="minorBidi"/>
+              <w:noProof/>
+              <w:kern w:val="2"/>
+              <w:szCs w:val="24"/>
+              <w14:ligatures w14:val="standardContextual"/>
+            </w:rPr>
+          </w:pPr>
+          <w:hyperlink w:anchor="_Toc229319994" w:history="1">
+            <w:r>
+              <w:rPr>
+                <w:rStyle w:val="af1"/>
+                <w:noProof/>
+              </w:rPr>
+              <w:t>5.2 各部分机械结构详细设计</w:t>
+            </w:r>
+            <w:r>
+              <w:rPr>
+                <w:noProof/>
+                <w:webHidden/>
+              </w:rPr>
+              <w:tab/>
+            </w:r>
+            <w:r>
+              <w:rPr>
+                <w:noProof/>
+                <w:webHidden/>
+              </w:rPr>
+              <w:fldChar w:fldCharType="begin"/>
+            </w:r>
+            <w:r>
+              <w:rPr>
+                <w:noProof/>
+                <w:webHidden/>
+              </w:rPr>
+              <w:instrText xml:space="preserve"> PAGEREF _Toc229319994 \h </w:instrText>
             </w:r>
             <w:r>
               <w:rPr>
@@ -1484,13 +1772,13 @@
               <w14:ligatures w14:val="standardContextual"/>
             </w:rPr>
           </w:pPr>
-          <w:hyperlink w:anchor="_Toc229318932" w:history="1">
+          <w:hyperlink w:anchor="_Toc229319995" w:history="1">
             <w:r>
               <w:rPr>
                 <w:rStyle w:val="af1"/>
                 <w:noProof/>
               </w:rPr>
-              <w:t>4.2.1 开发环境与语言</w:t>
+              <w:t>5.2.1 底盘设计</w:t>
             </w:r>
             <w:r>
               <w:rPr>
@@ -1511,7 +1799,7 @@
                 <w:noProof/>
                 <w:webHidden/>
               </w:rPr>
-              <w:instrText xml:space="preserve"> PAGEREF _Toc229318932 \h </w:instrText>
+              <w:instrText xml:space="preserve"> PAGEREF _Toc229319995 \h </w:instrText>
             </w:r>
             <w:r>
               <w:rPr>
@@ -1556,13 +1844,13 @@
               <w14:ligatures w14:val="standardContextual"/>
             </w:rPr>
           </w:pPr>
-          <w:hyperlink w:anchor="_Toc229318933" w:history="1">
+          <w:hyperlink w:anchor="_Toc229319996" w:history="1">
             <w:r>
               <w:rPr>
                 <w:rStyle w:val="af1"/>
                 <w:noProof/>
               </w:rPr>
-              <w:t>4.2.2 各层软件详细设计</w:t>
+              <w:t>5.2.2 传感器支架设计</w:t>
             </w:r>
             <w:r>
               <w:rPr>
@@ -1583,7 +1871,7 @@
                 <w:noProof/>
                 <w:webHidden/>
               </w:rPr>
-              <w:instrText xml:space="preserve"> PAGEREF _Toc229318933 \h </w:instrText>
+              <w:instrText xml:space="preserve"> PAGEREF _Toc229319996 \h </w:instrText>
             </w:r>
             <w:r>
               <w:rPr>
@@ -1604,6 +1892,78 @@
                 <w:webHidden/>
               </w:rPr>
               <w:t>8</w:t>
+            </w:r>
+            <w:r>
+              <w:rPr>
+                <w:noProof/>
+                <w:webHidden/>
+              </w:rPr>
+              <w:fldChar w:fldCharType="end"/>
+            </w:r>
+          </w:hyperlink>
+        </w:p>
+        <w:p>
+          <w:pPr>
+            <w:pStyle w:val="TOC3"/>
+            <w:tabs>
+              <w:tab w:val="right" w:leader="dot" w:pos="8296"/>
+            </w:tabs>
+            <w:rPr>
+              <w:rFonts w:cstheme="minorBidi"/>
+              <w:noProof/>
+              <w:kern w:val="2"/>
+              <w:szCs w:val="24"/>
+              <w14:ligatures w14:val="standardContextual"/>
+            </w:rPr>
+          </w:pPr>
+          <w:hyperlink w:anchor="_Toc229319997" w:history="1">
+            <w:r>
+              <w:rPr>
+                <w:rStyle w:val="af1"/>
+                <w:noProof/>
+              </w:rPr>
+              <w:t>5.2.3 外壳设计</w:t>
+            </w:r>
+            <w:r>
+              <w:rPr>
+                <w:noProof/>
+                <w:webHidden/>
+              </w:rPr>
+              <w:tab/>
+            </w:r>
+            <w:r>
+              <w:rPr>
+                <w:noProof/>
+                <w:webHidden/>
+              </w:rPr>
+              <w:fldChar w:fldCharType="begin"/>
+            </w:r>
+            <w:r>
+              <w:rPr>
+                <w:noProof/>
+                <w:webHidden/>
+              </w:rPr>
+              <w:instrText xml:space="preserve"> PAGEREF _Toc229319997 \h </w:instrText>
+            </w:r>
+            <w:r>
+              <w:rPr>
+                <w:noProof/>
+                <w:webHidden/>
+              </w:rPr>
+            </w:r>
+            <w:r>
+              <w:rPr>
+                <w:noProof/>
+                <w:webHidden/>
+              </w:rPr>
+              <w:fldChar w:fldCharType="separate"/>
+            </w:r>
+            <w:r>
+              <w:rPr>
+                <w:noProof/>
+                <w:webHidden/>
+              </w:rPr>
+              <w:t>9</w:t>
             </w:r>
             <w:r>
               <w:rPr>
@@ -1628,13 +1988,13 @@
               <w14:ligatures w14:val="standardContextual"/>
             </w:rPr>
           </w:pPr>
-          <w:hyperlink w:anchor="_Toc229318934" w:history="1">
+          <w:hyperlink w:anchor="_Toc229319998" w:history="1">
             <w:r>
               <w:rPr>
                 <w:rStyle w:val="af1"/>
                 <w:noProof/>
               </w:rPr>
-              <w:t>4.3 手机端APP软件设计</w:t>
+              <w:t>5.3 机械结构设计调试思路</w:t>
             </w:r>
             <w:r>
               <w:rPr>
@@ -1655,7 +2015,151 @@
                 <w:noProof/>
                 <w:webHidden/>
               </w:rPr>
-              <w:instrText xml:space="preserve"> PAGEREF _Toc229318934 \h </w:instrText>
+              <w:instrText xml:space="preserve"> PAGEREF _Toc229319998 \h </w:instrText>
+            </w:r>
+            <w:r>
+              <w:rPr>
+                <w:noProof/>
+                <w:webHidden/>
+              </w:rPr>
+            </w:r>
+            <w:r>
+              <w:rPr>
+                <w:noProof/>
+                <w:webHidden/>
+              </w:rPr>
+              <w:fldChar w:fldCharType="separate"/>
+            </w:r>
+            <w:r>
+              <w:rPr>
+                <w:noProof/>
+                <w:webHidden/>
+              </w:rPr>
+              <w:t>9</w:t>
+            </w:r>
+            <w:r>
+              <w:rPr>
+                <w:noProof/>
+                <w:webHidden/>
+              </w:rPr>
+              <w:fldChar w:fldCharType="end"/>
+            </w:r>
+          </w:hyperlink>
+        </w:p>
+        <w:p>
+          <w:pPr>
+            <w:pStyle w:val="TOC1"/>
+            <w:tabs>
+              <w:tab w:val="right" w:leader="dot" w:pos="8296"/>
+            </w:tabs>
+            <w:rPr>
+              <w:rFonts w:cstheme="minorBidi"/>
+              <w:noProof/>
+              <w:kern w:val="2"/>
+              <w:szCs w:val="24"/>
+              <w14:ligatures w14:val="standardContextual"/>
+            </w:rPr>
+          </w:pPr>
+          <w:hyperlink w:anchor="_Toc229319999" w:history="1">
+            <w:r>
+              <w:rPr>
+                <w:rStyle w:val="af1"/>
+                <w:noProof/>
+              </w:rPr>
+              <w:t>第六章 项目创新点与特色</w:t>
+            </w:r>
+            <w:r>
+              <w:rPr>
+                <w:noProof/>
+                <w:webHidden/>
+              </w:rPr>
+              <w:tab/>
+            </w:r>
+            <w:r>
+              <w:rPr>
+                <w:noProof/>
+                <w:webHidden/>
+              </w:rPr>
+              <w:fldChar w:fldCharType="begin"/>
+            </w:r>
+            <w:r>
+              <w:rPr>
+                <w:noProof/>
+                <w:webHidden/>
+              </w:rPr>
+              <w:instrText xml:space="preserve"> PAGEREF _Toc229319999 \h </w:instrText>
+            </w:r>
+            <w:r>
+              <w:rPr>
+                <w:noProof/>
+                <w:webHidden/>
+              </w:rPr>
+            </w:r>
+            <w:r>
+              <w:rPr>
+                <w:noProof/>
+                <w:webHidden/>
+              </w:rPr>
+              <w:fldChar w:fldCharType="separate"/>
+            </w:r>
+            <w:r>
+              <w:rPr>
+                <w:noProof/>
+                <w:webHidden/>
+              </w:rPr>
+              <w:t>10</w:t>
+            </w:r>
+            <w:r>
+              <w:rPr>
+                <w:noProof/>
+                <w:webHidden/>
+              </w:rPr>
+              <w:fldChar w:fldCharType="end"/>
+            </w:r>
+          </w:hyperlink>
+        </w:p>
+        <w:p>
+          <w:pPr>
+            <w:pStyle w:val="TOC2"/>
+            <w:tabs>
+              <w:tab w:val="right" w:leader="dot" w:pos="8296"/>
+            </w:tabs>
+            <w:rPr>
+              <w:rFonts w:cstheme="minorBidi"/>
+              <w:noProof/>
+              <w:kern w:val="2"/>
+              <w:szCs w:val="24"/>
+              <w14:ligatures w14:val="standardContextual"/>
+            </w:rPr>
+          </w:pPr>
+          <w:hyperlink w:anchor="_Toc229320000" w:history="1">
+            <w:r>
+              <w:rPr>
+                <w:rStyle w:val="af1"/>
+                <w:noProof/>
+              </w:rPr>
+              <w:t>6.1 核心创新点</w:t>
+            </w:r>
+            <w:r>
+              <w:rPr>
+                <w:noProof/>
+                <w:webHidden/>
+              </w:rPr>
+              <w:tab/>
+            </w:r>
+            <w:r>
+              <w:rPr>
+                <w:noProof/>
+                <w:webHidden/>
+              </w:rPr>
+              <w:fldChar w:fldCharType="begin"/>
+            </w:r>
+            <w:r>
+              <w:rPr>
+                <w:noProof/>
+                <w:webHidden/>
+              </w:rPr>
+              <w:instrText xml:space="preserve"> PAGEREF _Toc229320000 \h </w:instrText>
             </w:r>
             <w:r>
               <w:rPr>
@@ -1700,13 +2204,13 @@
               <w14:ligatures w14:val="standardContextual"/>
             </w:rPr>
           </w:pPr>
-          <w:hyperlink w:anchor="_Toc229318935" w:history="1">
+          <w:hyperlink w:anchor="_Toc229320001" w:history="1">
             <w:r>
               <w:rPr>
                 <w:rStyle w:val="af1"/>
                 <w:noProof/>
               </w:rPr>
-              <w:t>4.3.1 开发环境与语言</w:t>
+              <w:t>6.1.1 低算力平台下的多传感器融合优化技术</w:t>
             </w:r>
             <w:r>
               <w:rPr>
@@ -1727,7 +2231,7 @@
                 <w:noProof/>
                 <w:webHidden/>
               </w:rPr>
-              <w:instrText xml:space="preserve"> PAGEREF _Toc229318935 \h </w:instrText>
+              <w:instrText xml:space="preserve"> PAGEREF _Toc229320001 \h </w:instrText>
             </w:r>
             <w:r>
               <w:rPr>
@@ -1772,13 +2276,13 @@
               <w14:ligatures w14:val="standardContextual"/>
             </w:rPr>
           </w:pPr>
-          <w:hyperlink w:anchor="_Toc229318936" w:history="1">
+          <w:hyperlink w:anchor="_Toc229320002" w:history="1">
             <w:r>
               <w:rPr>
                 <w:rStyle w:val="af1"/>
                 <w:noProof/>
               </w:rPr>
-              <w:t>4.3.2 各层软件详细设计</w:t>
+              <w:t>6.1.2 自适应自主跟随与动态避障协同算法</w:t>
             </w:r>
             <w:r>
               <w:rPr>
@@ -1799,7 +2303,7 @@
                 <w:noProof/>
                 <w:webHidden/>
               </w:rPr>
-              <w:instrText xml:space="preserve"> PAGEREF _Toc229318936 \h </w:instrText>
+              <w:instrText xml:space="preserve"> PAGEREF _Toc229320002 \h </w:instrText>
             </w:r>
             <w:r>
               <w:rPr>
@@ -1820,6 +2324,150 @@
                 <w:webHidden/>
               </w:rPr>
               <w:t>10</w:t>
+            </w:r>
+            <w:r>
+              <w:rPr>
+                <w:noProof/>
+                <w:webHidden/>
+              </w:rPr>
+              <w:fldChar w:fldCharType="end"/>
+            </w:r>
+          </w:hyperlink>
+        </w:p>
+        <w:p>
+          <w:pPr>
+            <w:pStyle w:val="TOC3"/>
+            <w:tabs>
+              <w:tab w:val="right" w:leader="dot" w:pos="8296"/>
+            </w:tabs>
+            <w:rPr>
+              <w:rFonts w:cstheme="minorBidi"/>
+              <w:noProof/>
+              <w:kern w:val="2"/>
+              <w:szCs w:val="24"/>
+              <w14:ligatures w14:val="standardContextual"/>
+            </w:rPr>
+          </w:pPr>
+          <w:hyperlink w:anchor="_Toc229320003" w:history="1">
+            <w:r>
+              <w:rPr>
+                <w:rStyle w:val="af1"/>
+                <w:noProof/>
+              </w:rPr>
+              <w:t>6.1.3 软硬件协同的远程交互与异常管控体系</w:t>
+            </w:r>
+            <w:r>
+              <w:rPr>
+                <w:noProof/>
+                <w:webHidden/>
+              </w:rPr>
+              <w:tab/>
+            </w:r>
+            <w:r>
+              <w:rPr>
+                <w:noProof/>
+                <w:webHidden/>
+              </w:rPr>
+              <w:fldChar w:fldCharType="begin"/>
+            </w:r>
+            <w:r>
+              <w:rPr>
+                <w:noProof/>
+                <w:webHidden/>
+              </w:rPr>
+              <w:instrText xml:space="preserve"> PAGEREF _Toc229320003 \h </w:instrText>
+            </w:r>
+            <w:r>
+              <w:rPr>
+                <w:noProof/>
+                <w:webHidden/>
+              </w:rPr>
+            </w:r>
+            <w:r>
+              <w:rPr>
+                <w:noProof/>
+                <w:webHidden/>
+              </w:rPr>
+              <w:fldChar w:fldCharType="separate"/>
+            </w:r>
+            <w:r>
+              <w:rPr>
+                <w:noProof/>
+                <w:webHidden/>
+              </w:rPr>
+              <w:t>10</w:t>
+            </w:r>
+            <w:r>
+              <w:rPr>
+                <w:noProof/>
+                <w:webHidden/>
+              </w:rPr>
+              <w:fldChar w:fldCharType="end"/>
+            </w:r>
+          </w:hyperlink>
+        </w:p>
+        <w:p>
+          <w:pPr>
+            <w:pStyle w:val="TOC3"/>
+            <w:tabs>
+              <w:tab w:val="right" w:leader="dot" w:pos="8296"/>
+            </w:tabs>
+            <w:rPr>
+              <w:rFonts w:cstheme="minorBidi"/>
+              <w:noProof/>
+              <w:kern w:val="2"/>
+              <w:szCs w:val="24"/>
+              <w14:ligatures w14:val="standardContextual"/>
+            </w:rPr>
+          </w:pPr>
+          <w:hyperlink w:anchor="_Toc229320004" w:history="1">
+            <w:r>
+              <w:rPr>
+                <w:rStyle w:val="af1"/>
+                <w:noProof/>
+              </w:rPr>
+              <w:t>6.1.4 小型化模块化集成设计</w:t>
+            </w:r>
+            <w:r>
+              <w:rPr>
+                <w:noProof/>
+                <w:webHidden/>
+              </w:rPr>
+              <w:tab/>
+            </w:r>
+            <w:r>
+              <w:rPr>
+                <w:noProof/>
+                <w:webHidden/>
+              </w:rPr>
+              <w:fldChar w:fldCharType="begin"/>
+            </w:r>
+            <w:r>
+              <w:rPr>
+                <w:noProof/>
+                <w:webHidden/>
+              </w:rPr>
+              <w:instrText xml:space="preserve"> PAGEREF _Toc229320004 \h </w:instrText>
+            </w:r>
+            <w:r>
+              <w:rPr>
+                <w:noProof/>
+                <w:webHidden/>
+              </w:rPr>
+            </w:r>
+            <w:r>
+              <w:rPr>
+                <w:noProof/>
+                <w:webHidden/>
+              </w:rPr>
+              <w:fldChar w:fldCharType="separate"/>
+            </w:r>
+            <w:r>
+              <w:rPr>
+                <w:noProof/>
+                <w:webHidden/>
+              </w:rPr>
+              <w:t>11</w:t>
             </w:r>
             <w:r>
               <w:rPr>
@@ -1844,13 +2492,13 @@
               <w14:ligatures w14:val="standardContextual"/>
             </w:rPr>
           </w:pPr>
-          <w:hyperlink w:anchor="_Toc229318937" w:history="1">
+          <w:hyperlink w:anchor="_Toc229320005" w:history="1">
             <w:r>
               <w:rPr>
                 <w:rStyle w:val="af1"/>
                 <w:noProof/>
               </w:rPr>
-              <w:t>4.4 软件设计调试思路</w:t>
+              <w:t>6.2 设计特色</w:t>
             </w:r>
             <w:r>
               <w:rPr>
@@ -1871,7 +2519,7 @@
                 <w:noProof/>
                 <w:webHidden/>
               </w:rPr>
-              <w:instrText xml:space="preserve"> PAGEREF _Toc229318937 \h </w:instrText>
+              <w:instrText xml:space="preserve"> PAGEREF _Toc229320005 \h </w:instrText>
             </w:r>
             <w:r>
               <w:rPr>
@@ -1892,1014 +2540,6 @@
                 <w:webHidden/>
               </w:rPr>
               <w:t>11</w:t>
-            </w:r>
-            <w:r>
-              <w:rPr>
-                <w:noProof/>
-                <w:webHidden/>
-              </w:rPr>
-              <w:fldChar w:fldCharType="end"/>
-            </w:r>
-          </w:hyperlink>
-        </w:p>
-        <w:p>
-          <w:pPr>
-            <w:pStyle w:val="TOC1"/>
-            <w:tabs>
-              <w:tab w:val="right" w:leader="dot" w:pos="8296"/>
-            </w:tabs>
-            <w:rPr>
-              <w:rFonts w:cstheme="minorBidi"/>
-              <w:noProof/>
-              <w:kern w:val="2"/>
-              <w:szCs w:val="24"/>
-              <w14:ligatures w14:val="standardContextual"/>
-            </w:rPr>
-          </w:pPr>
-          <w:hyperlink w:anchor="_Toc229318938" w:history="1">
-            <w:r>
-              <w:rPr>
-                <w:rStyle w:val="af1"/>
-                <w:noProof/>
-              </w:rPr>
-              <w:t>第五章 机械结构设计</w:t>
-            </w:r>
-            <w:r>
-              <w:rPr>
-                <w:noProof/>
-                <w:webHidden/>
-              </w:rPr>
-              <w:tab/>
-            </w:r>
-            <w:r>
-              <w:rPr>
-                <w:noProof/>
-                <w:webHidden/>
-              </w:rPr>
-              <w:fldChar w:fldCharType="begin"/>
-            </w:r>
-            <w:r>
-              <w:rPr>
-                <w:noProof/>
-                <w:webHidden/>
-              </w:rPr>
-              <w:instrText xml:space="preserve"> PAGEREF _Toc229318938 \h </w:instrText>
-            </w:r>
-            <w:r>
-              <w:rPr>
-                <w:noProof/>
-                <w:webHidden/>
-              </w:rPr>
-            </w:r>
-            <w:r>
-              <w:rPr>
-                <w:noProof/>
-                <w:webHidden/>
-              </w:rPr>
-              <w:fldChar w:fldCharType="separate"/>
-            </w:r>
-            <w:r>
-              <w:rPr>
-                <w:noProof/>
-                <w:webHidden/>
-              </w:rPr>
-              <w:t>12</w:t>
-            </w:r>
-            <w:r>
-              <w:rPr>
-                <w:noProof/>
-                <w:webHidden/>
-              </w:rPr>
-              <w:fldChar w:fldCharType="end"/>
-            </w:r>
-          </w:hyperlink>
-        </w:p>
-        <w:p>
-          <w:pPr>
-            <w:pStyle w:val="TOC2"/>
-            <w:tabs>
-              <w:tab w:val="right" w:leader="dot" w:pos="8296"/>
-            </w:tabs>
-            <w:rPr>
-              <w:rFonts w:cstheme="minorBidi"/>
-              <w:noProof/>
-              <w:kern w:val="2"/>
-              <w:szCs w:val="24"/>
-              <w14:ligatures w14:val="standardContextual"/>
-            </w:rPr>
-          </w:pPr>
-          <w:hyperlink w:anchor="_Toc229318939" w:history="1">
-            <w:r>
-              <w:rPr>
-                <w:rStyle w:val="af1"/>
-                <w:noProof/>
-              </w:rPr>
-              <w:t>5.1 机械结构总体设计</w:t>
-            </w:r>
-            <w:r>
-              <w:rPr>
-                <w:noProof/>
-                <w:webHidden/>
-              </w:rPr>
-              <w:tab/>
-            </w:r>
-            <w:r>
-              <w:rPr>
-                <w:noProof/>
-                <w:webHidden/>
-              </w:rPr>
-              <w:fldChar w:fldCharType="begin"/>
-            </w:r>
-            <w:r>
-              <w:rPr>
-                <w:noProof/>
-                <w:webHidden/>
-              </w:rPr>
-              <w:instrText xml:space="preserve"> PAGEREF _Toc229318939 \h </w:instrText>
-            </w:r>
-            <w:r>
-              <w:rPr>
-                <w:noProof/>
-                <w:webHidden/>
-              </w:rPr>
-            </w:r>
-            <w:r>
-              <w:rPr>
-                <w:noProof/>
-                <w:webHidden/>
-              </w:rPr>
-              <w:fldChar w:fldCharType="separate"/>
-            </w:r>
-            <w:r>
-              <w:rPr>
-                <w:noProof/>
-                <w:webHidden/>
-              </w:rPr>
-              <w:t>12</w:t>
-            </w:r>
-            <w:r>
-              <w:rPr>
-                <w:noProof/>
-                <w:webHidden/>
-              </w:rPr>
-              <w:fldChar w:fldCharType="end"/>
-            </w:r>
-          </w:hyperlink>
-        </w:p>
-        <w:p>
-          <w:pPr>
-            <w:pStyle w:val="TOC2"/>
-            <w:tabs>
-              <w:tab w:val="right" w:leader="dot" w:pos="8296"/>
-            </w:tabs>
-            <w:rPr>
-              <w:rFonts w:cstheme="minorBidi"/>
-              <w:noProof/>
-              <w:kern w:val="2"/>
-              <w:szCs w:val="24"/>
-              <w14:ligatures w14:val="standardContextual"/>
-            </w:rPr>
-          </w:pPr>
-          <w:hyperlink w:anchor="_Toc229318940" w:history="1">
-            <w:r>
-              <w:rPr>
-                <w:rStyle w:val="af1"/>
-                <w:noProof/>
-              </w:rPr>
-              <w:t>5.2 各部分机械结构详细设计</w:t>
-            </w:r>
-            <w:r>
-              <w:rPr>
-                <w:noProof/>
-                <w:webHidden/>
-              </w:rPr>
-              <w:tab/>
-            </w:r>
-            <w:r>
-              <w:rPr>
-                <w:noProof/>
-                <w:webHidden/>
-              </w:rPr>
-              <w:fldChar w:fldCharType="begin"/>
-            </w:r>
-            <w:r>
-              <w:rPr>
-                <w:noProof/>
-                <w:webHidden/>
-              </w:rPr>
-              <w:instrText xml:space="preserve"> PAGEREF _Toc229318940 \h </w:instrText>
-            </w:r>
-            <w:r>
-              <w:rPr>
-                <w:noProof/>
-                <w:webHidden/>
-              </w:rPr>
-            </w:r>
-            <w:r>
-              <w:rPr>
-                <w:noProof/>
-                <w:webHidden/>
-              </w:rPr>
-              <w:fldChar w:fldCharType="separate"/>
-            </w:r>
-            <w:r>
-              <w:rPr>
-                <w:noProof/>
-                <w:webHidden/>
-              </w:rPr>
-              <w:t>13</w:t>
-            </w:r>
-            <w:r>
-              <w:rPr>
-                <w:noProof/>
-                <w:webHidden/>
-              </w:rPr>
-              <w:fldChar w:fldCharType="end"/>
-            </w:r>
-          </w:hyperlink>
-        </w:p>
-        <w:p>
-          <w:pPr>
-            <w:pStyle w:val="TOC3"/>
-            <w:tabs>
-              <w:tab w:val="right" w:leader="dot" w:pos="8296"/>
-            </w:tabs>
-            <w:rPr>
-              <w:rFonts w:cstheme="minorBidi"/>
-              <w:noProof/>
-              <w:kern w:val="2"/>
-              <w:szCs w:val="24"/>
-              <w14:ligatures w14:val="standardContextual"/>
-            </w:rPr>
-          </w:pPr>
-          <w:hyperlink w:anchor="_Toc229318941" w:history="1">
-            <w:r>
-              <w:rPr>
-                <w:rStyle w:val="af1"/>
-                <w:noProof/>
-              </w:rPr>
-              <w:t>5.2.1 底盘设计</w:t>
-            </w:r>
-            <w:r>
-              <w:rPr>
-                <w:noProof/>
-                <w:webHidden/>
-              </w:rPr>
-              <w:tab/>
-            </w:r>
-            <w:r>
-              <w:rPr>
-                <w:noProof/>
-                <w:webHidden/>
-              </w:rPr>
-              <w:fldChar w:fldCharType="begin"/>
-            </w:r>
-            <w:r>
-              <w:rPr>
-                <w:noProof/>
-                <w:webHidden/>
-              </w:rPr>
-              <w:instrText xml:space="preserve"> PAGEREF _Toc229318941 \h </w:instrText>
-            </w:r>
-            <w:r>
-              <w:rPr>
-                <w:noProof/>
-                <w:webHidden/>
-              </w:rPr>
-            </w:r>
-            <w:r>
-              <w:rPr>
-                <w:noProof/>
-                <w:webHidden/>
-              </w:rPr>
-              <w:fldChar w:fldCharType="separate"/>
-            </w:r>
-            <w:r>
-              <w:rPr>
-                <w:noProof/>
-                <w:webHidden/>
-              </w:rPr>
-              <w:t>13</w:t>
-            </w:r>
-            <w:r>
-              <w:rPr>
-                <w:noProof/>
-                <w:webHidden/>
-              </w:rPr>
-              <w:fldChar w:fldCharType="end"/>
-            </w:r>
-          </w:hyperlink>
-        </w:p>
-        <w:p>
-          <w:pPr>
-            <w:pStyle w:val="TOC3"/>
-            <w:tabs>
-              <w:tab w:val="right" w:leader="dot" w:pos="8296"/>
-            </w:tabs>
-            <w:rPr>
-              <w:rFonts w:cstheme="minorBidi"/>
-              <w:noProof/>
-              <w:kern w:val="2"/>
-              <w:szCs w:val="24"/>
-              <w14:ligatures w14:val="standardContextual"/>
-            </w:rPr>
-          </w:pPr>
-          <w:hyperlink w:anchor="_Toc229318942" w:history="1">
-            <w:r>
-              <w:rPr>
-                <w:rStyle w:val="af1"/>
-                <w:noProof/>
-              </w:rPr>
-              <w:t>5.2.2 传感器支架设计</w:t>
-            </w:r>
-            <w:r>
-              <w:rPr>
-                <w:noProof/>
-                <w:webHidden/>
-              </w:rPr>
-              <w:tab/>
-            </w:r>
-            <w:r>
-              <w:rPr>
-                <w:noProof/>
-                <w:webHidden/>
-              </w:rPr>
-              <w:fldChar w:fldCharType="begin"/>
-            </w:r>
-            <w:r>
-              <w:rPr>
-                <w:noProof/>
-                <w:webHidden/>
-              </w:rPr>
-              <w:instrText xml:space="preserve"> PAGEREF _Toc229318942 \h </w:instrText>
-            </w:r>
-            <w:r>
-              <w:rPr>
-                <w:noProof/>
-                <w:webHidden/>
-              </w:rPr>
-            </w:r>
-            <w:r>
-              <w:rPr>
-                <w:noProof/>
-                <w:webHidden/>
-              </w:rPr>
-              <w:fldChar w:fldCharType="separate"/>
-            </w:r>
-            <w:r>
-              <w:rPr>
-                <w:noProof/>
-                <w:webHidden/>
-              </w:rPr>
-              <w:t>13</w:t>
-            </w:r>
-            <w:r>
-              <w:rPr>
-                <w:noProof/>
-                <w:webHidden/>
-              </w:rPr>
-              <w:fldChar w:fldCharType="end"/>
-            </w:r>
-          </w:hyperlink>
-        </w:p>
-        <w:p>
-          <w:pPr>
-            <w:pStyle w:val="TOC3"/>
-            <w:tabs>
-              <w:tab w:val="right" w:leader="dot" w:pos="8296"/>
-            </w:tabs>
-            <w:rPr>
-              <w:rFonts w:cstheme="minorBidi"/>
-              <w:noProof/>
-              <w:kern w:val="2"/>
-              <w:szCs w:val="24"/>
-              <w14:ligatures w14:val="standardContextual"/>
-            </w:rPr>
-          </w:pPr>
-          <w:hyperlink w:anchor="_Toc229318943" w:history="1">
-            <w:r>
-              <w:rPr>
-                <w:rStyle w:val="af1"/>
-                <w:noProof/>
-              </w:rPr>
-              <w:t>5.2.3 外壳设计</w:t>
-            </w:r>
-            <w:r>
-              <w:rPr>
-                <w:noProof/>
-                <w:webHidden/>
-              </w:rPr>
-              <w:tab/>
-            </w:r>
-            <w:r>
-              <w:rPr>
-                <w:noProof/>
-                <w:webHidden/>
-              </w:rPr>
-              <w:fldChar w:fldCharType="begin"/>
-            </w:r>
-            <w:r>
-              <w:rPr>
-                <w:noProof/>
-                <w:webHidden/>
-              </w:rPr>
-              <w:instrText xml:space="preserve"> PAGEREF _Toc229318943 \h </w:instrText>
-            </w:r>
-            <w:r>
-              <w:rPr>
-                <w:noProof/>
-                <w:webHidden/>
-              </w:rPr>
-            </w:r>
-            <w:r>
-              <w:rPr>
-                <w:noProof/>
-                <w:webHidden/>
-              </w:rPr>
-              <w:fldChar w:fldCharType="separate"/>
-            </w:r>
-            <w:r>
-              <w:rPr>
-                <w:noProof/>
-                <w:webHidden/>
-              </w:rPr>
-              <w:t>14</w:t>
-            </w:r>
-            <w:r>
-              <w:rPr>
-                <w:noProof/>
-                <w:webHidden/>
-              </w:rPr>
-              <w:fldChar w:fldCharType="end"/>
-            </w:r>
-          </w:hyperlink>
-        </w:p>
-        <w:p>
-          <w:pPr>
-            <w:pStyle w:val="TOC2"/>
-            <w:tabs>
-              <w:tab w:val="right" w:leader="dot" w:pos="8296"/>
-            </w:tabs>
-            <w:rPr>
-              <w:rFonts w:cstheme="minorBidi"/>
-              <w:noProof/>
-              <w:kern w:val="2"/>
-              <w:szCs w:val="24"/>
-              <w14:ligatures w14:val="standardContextual"/>
-            </w:rPr>
-          </w:pPr>
-          <w:hyperlink w:anchor="_Toc229318944" w:history="1">
-            <w:r>
-              <w:rPr>
-                <w:rStyle w:val="af1"/>
-                <w:noProof/>
-              </w:rPr>
-              <w:t>5.3 机械结构设计调试思路</w:t>
-            </w:r>
-            <w:r>
-              <w:rPr>
-                <w:noProof/>
-                <w:webHidden/>
-              </w:rPr>
-              <w:tab/>
-            </w:r>
-            <w:r>
-              <w:rPr>
-                <w:noProof/>
-                <w:webHidden/>
-              </w:rPr>
-              <w:fldChar w:fldCharType="begin"/>
-            </w:r>
-            <w:r>
-              <w:rPr>
-                <w:noProof/>
-                <w:webHidden/>
-              </w:rPr>
-              <w:instrText xml:space="preserve"> PAGEREF _Toc229318944 \h </w:instrText>
-            </w:r>
-            <w:r>
-              <w:rPr>
-                <w:noProof/>
-                <w:webHidden/>
-              </w:rPr>
-            </w:r>
-            <w:r>
-              <w:rPr>
-                <w:noProof/>
-                <w:webHidden/>
-              </w:rPr>
-              <w:fldChar w:fldCharType="separate"/>
-            </w:r>
-            <w:r>
-              <w:rPr>
-                <w:noProof/>
-                <w:webHidden/>
-              </w:rPr>
-              <w:t>14</w:t>
-            </w:r>
-            <w:r>
-              <w:rPr>
-                <w:noProof/>
-                <w:webHidden/>
-              </w:rPr>
-              <w:fldChar w:fldCharType="end"/>
-            </w:r>
-          </w:hyperlink>
-        </w:p>
-        <w:p>
-          <w:pPr>
-            <w:pStyle w:val="TOC1"/>
-            <w:tabs>
-              <w:tab w:val="right" w:leader="dot" w:pos="8296"/>
-            </w:tabs>
-            <w:rPr>
-              <w:rFonts w:cstheme="minorBidi"/>
-              <w:noProof/>
-              <w:kern w:val="2"/>
-              <w:szCs w:val="24"/>
-              <w14:ligatures w14:val="standardContextual"/>
-            </w:rPr>
-          </w:pPr>
-          <w:hyperlink w:anchor="_Toc229318945" w:history="1">
-            <w:r>
-              <w:rPr>
-                <w:rStyle w:val="af1"/>
-                <w:noProof/>
-              </w:rPr>
-              <w:t>第六章 项目创新点与特色</w:t>
-            </w:r>
-            <w:r>
-              <w:rPr>
-                <w:noProof/>
-                <w:webHidden/>
-              </w:rPr>
-              <w:tab/>
-            </w:r>
-            <w:r>
-              <w:rPr>
-                <w:noProof/>
-                <w:webHidden/>
-              </w:rPr>
-              <w:fldChar w:fldCharType="begin"/>
-            </w:r>
-            <w:r>
-              <w:rPr>
-                <w:noProof/>
-                <w:webHidden/>
-              </w:rPr>
-              <w:instrText xml:space="preserve"> PAGEREF _Toc229318945 \h </w:instrText>
-            </w:r>
-            <w:r>
-              <w:rPr>
-                <w:noProof/>
-                <w:webHidden/>
-              </w:rPr>
-            </w:r>
-            <w:r>
-              <w:rPr>
-                <w:noProof/>
-                <w:webHidden/>
-              </w:rPr>
-              <w:fldChar w:fldCharType="separate"/>
-            </w:r>
-            <w:r>
-              <w:rPr>
-                <w:noProof/>
-                <w:webHidden/>
-              </w:rPr>
-              <w:t>15</w:t>
-            </w:r>
-            <w:r>
-              <w:rPr>
-                <w:noProof/>
-                <w:webHidden/>
-              </w:rPr>
-              <w:fldChar w:fldCharType="end"/>
-            </w:r>
-          </w:hyperlink>
-        </w:p>
-        <w:p>
-          <w:pPr>
-            <w:pStyle w:val="TOC2"/>
-            <w:tabs>
-              <w:tab w:val="right" w:leader="dot" w:pos="8296"/>
-            </w:tabs>
-            <w:rPr>
-              <w:rFonts w:cstheme="minorBidi"/>
-              <w:noProof/>
-              <w:kern w:val="2"/>
-              <w:szCs w:val="24"/>
-              <w14:ligatures w14:val="standardContextual"/>
-            </w:rPr>
-          </w:pPr>
-          <w:hyperlink w:anchor="_Toc229318946" w:history="1">
-            <w:r>
-              <w:rPr>
-                <w:rStyle w:val="af1"/>
-                <w:noProof/>
-              </w:rPr>
-              <w:t>6.1 核心创新点</w:t>
-            </w:r>
-            <w:r>
-              <w:rPr>
-                <w:noProof/>
-                <w:webHidden/>
-              </w:rPr>
-              <w:tab/>
-            </w:r>
-            <w:r>
-              <w:rPr>
-                <w:noProof/>
-                <w:webHidden/>
-              </w:rPr>
-              <w:fldChar w:fldCharType="begin"/>
-            </w:r>
-            <w:r>
-              <w:rPr>
-                <w:noProof/>
-                <w:webHidden/>
-              </w:rPr>
-              <w:instrText xml:space="preserve"> PAGEREF _Toc229318946 \h </w:instrText>
-            </w:r>
-            <w:r>
-              <w:rPr>
-                <w:noProof/>
-                <w:webHidden/>
-              </w:rPr>
-            </w:r>
-            <w:r>
-              <w:rPr>
-                <w:noProof/>
-                <w:webHidden/>
-              </w:rPr>
-              <w:fldChar w:fldCharType="separate"/>
-            </w:r>
-            <w:r>
-              <w:rPr>
-                <w:noProof/>
-                <w:webHidden/>
-              </w:rPr>
-              <w:t>15</w:t>
-            </w:r>
-            <w:r>
-              <w:rPr>
-                <w:noProof/>
-                <w:webHidden/>
-              </w:rPr>
-              <w:fldChar w:fldCharType="end"/>
-            </w:r>
-          </w:hyperlink>
-        </w:p>
-        <w:p>
-          <w:pPr>
-            <w:pStyle w:val="TOC3"/>
-            <w:tabs>
-              <w:tab w:val="right" w:leader="dot" w:pos="8296"/>
-            </w:tabs>
-            <w:rPr>
-              <w:rFonts w:cstheme="minorBidi"/>
-              <w:noProof/>
-              <w:kern w:val="2"/>
-              <w:szCs w:val="24"/>
-              <w14:ligatures w14:val="standardContextual"/>
-            </w:rPr>
-          </w:pPr>
-          <w:hyperlink w:anchor="_Toc229318947" w:history="1">
-            <w:r>
-              <w:rPr>
-                <w:rStyle w:val="af1"/>
-                <w:noProof/>
-              </w:rPr>
-              <w:t>6.1.1 低算力平台下的多传感器融合优化技术</w:t>
-            </w:r>
-            <w:r>
-              <w:rPr>
-                <w:noProof/>
-                <w:webHidden/>
-              </w:rPr>
-              <w:tab/>
-            </w:r>
-            <w:r>
-              <w:rPr>
-                <w:noProof/>
-                <w:webHidden/>
-              </w:rPr>
-              <w:fldChar w:fldCharType="begin"/>
-            </w:r>
-            <w:r>
-              <w:rPr>
-                <w:noProof/>
-                <w:webHidden/>
-              </w:rPr>
-              <w:instrText xml:space="preserve"> PAGEREF _Toc229318947 \h </w:instrText>
-            </w:r>
-            <w:r>
-              <w:rPr>
-                <w:noProof/>
-                <w:webHidden/>
-              </w:rPr>
-            </w:r>
-            <w:r>
-              <w:rPr>
-                <w:noProof/>
-                <w:webHidden/>
-              </w:rPr>
-              <w:fldChar w:fldCharType="separate"/>
-            </w:r>
-            <w:r>
-              <w:rPr>
-                <w:noProof/>
-                <w:webHidden/>
-              </w:rPr>
-              <w:t>15</w:t>
-            </w:r>
-            <w:r>
-              <w:rPr>
-                <w:noProof/>
-                <w:webHidden/>
-              </w:rPr>
-              <w:fldChar w:fldCharType="end"/>
-            </w:r>
-          </w:hyperlink>
-        </w:p>
-        <w:p>
-          <w:pPr>
-            <w:pStyle w:val="TOC3"/>
-            <w:tabs>
-              <w:tab w:val="right" w:leader="dot" w:pos="8296"/>
-            </w:tabs>
-            <w:rPr>
-              <w:rFonts w:cstheme="minorBidi"/>
-              <w:noProof/>
-              <w:kern w:val="2"/>
-              <w:szCs w:val="24"/>
-              <w14:ligatures w14:val="standardContextual"/>
-            </w:rPr>
-          </w:pPr>
-          <w:hyperlink w:anchor="_Toc229318948" w:history="1">
-            <w:r>
-              <w:rPr>
-                <w:rStyle w:val="af1"/>
-                <w:noProof/>
-              </w:rPr>
-              <w:t>6.1.2 自适应自主跟随与动态避障协同算法</w:t>
-            </w:r>
-            <w:r>
-              <w:rPr>
-                <w:noProof/>
-                <w:webHidden/>
-              </w:rPr>
-              <w:tab/>
-            </w:r>
-            <w:r>
-              <w:rPr>
-                <w:noProof/>
-                <w:webHidden/>
-              </w:rPr>
-              <w:fldChar w:fldCharType="begin"/>
-            </w:r>
-            <w:r>
-              <w:rPr>
-                <w:noProof/>
-                <w:webHidden/>
-              </w:rPr>
-              <w:instrText xml:space="preserve"> PAGEREF _Toc229318948 \h </w:instrText>
-            </w:r>
-            <w:r>
-              <w:rPr>
-                <w:noProof/>
-                <w:webHidden/>
-              </w:rPr>
-            </w:r>
-            <w:r>
-              <w:rPr>
-                <w:noProof/>
-                <w:webHidden/>
-              </w:rPr>
-              <w:fldChar w:fldCharType="separate"/>
-            </w:r>
-            <w:r>
-              <w:rPr>
-                <w:noProof/>
-                <w:webHidden/>
-              </w:rPr>
-              <w:t>15</w:t>
-            </w:r>
-            <w:r>
-              <w:rPr>
-                <w:noProof/>
-                <w:webHidden/>
-              </w:rPr>
-              <w:fldChar w:fldCharType="end"/>
-            </w:r>
-          </w:hyperlink>
-        </w:p>
-        <w:p>
-          <w:pPr>
-            <w:pStyle w:val="TOC3"/>
-            <w:tabs>
-              <w:tab w:val="right" w:leader="dot" w:pos="8296"/>
-            </w:tabs>
-            <w:rPr>
-              <w:rFonts w:cstheme="minorBidi"/>
-              <w:noProof/>
-              <w:kern w:val="2"/>
-              <w:szCs w:val="24"/>
-              <w14:ligatures w14:val="standardContextual"/>
-            </w:rPr>
-          </w:pPr>
-          <w:hyperlink w:anchor="_Toc229318949" w:history="1">
-            <w:r>
-              <w:rPr>
-                <w:rStyle w:val="af1"/>
-                <w:noProof/>
-              </w:rPr>
-              <w:t>6.1.3 软硬件协同的远程交互与异常管控体系</w:t>
-            </w:r>
-            <w:r>
-              <w:rPr>
-                <w:noProof/>
-                <w:webHidden/>
-              </w:rPr>
-              <w:tab/>
-            </w:r>
-            <w:r>
-              <w:rPr>
-                <w:noProof/>
-                <w:webHidden/>
-              </w:rPr>
-              <w:fldChar w:fldCharType="begin"/>
-            </w:r>
-            <w:r>
-              <w:rPr>
-                <w:noProof/>
-                <w:webHidden/>
-              </w:rPr>
-              <w:instrText xml:space="preserve"> PAGEREF _Toc229318949 \h </w:instrText>
-            </w:r>
-            <w:r>
-              <w:rPr>
-                <w:noProof/>
-                <w:webHidden/>
-              </w:rPr>
-            </w:r>
-            <w:r>
-              <w:rPr>
-                <w:noProof/>
-                <w:webHidden/>
-              </w:rPr>
-              <w:fldChar w:fldCharType="separate"/>
-            </w:r>
-            <w:r>
-              <w:rPr>
-                <w:noProof/>
-                <w:webHidden/>
-              </w:rPr>
-              <w:t>15</w:t>
-            </w:r>
-            <w:r>
-              <w:rPr>
-                <w:noProof/>
-                <w:webHidden/>
-              </w:rPr>
-              <w:fldChar w:fldCharType="end"/>
-            </w:r>
-          </w:hyperlink>
-        </w:p>
-        <w:p>
-          <w:pPr>
-            <w:pStyle w:val="TOC3"/>
-            <w:tabs>
-              <w:tab w:val="right" w:leader="dot" w:pos="8296"/>
-            </w:tabs>
-            <w:rPr>
-              <w:rFonts w:cstheme="minorBidi"/>
-              <w:noProof/>
-              <w:kern w:val="2"/>
-              <w:szCs w:val="24"/>
-              <w14:ligatures w14:val="standardContextual"/>
-            </w:rPr>
-          </w:pPr>
-          <w:hyperlink w:anchor="_Toc229318950" w:history="1">
-            <w:r>
-              <w:rPr>
-                <w:rStyle w:val="af1"/>
-                <w:noProof/>
-              </w:rPr>
-              <w:t>6.1.4 小型化模块化集成设计</w:t>
-            </w:r>
-            <w:r>
-              <w:rPr>
-                <w:noProof/>
-                <w:webHidden/>
-              </w:rPr>
-              <w:tab/>
-            </w:r>
-            <w:r>
-              <w:rPr>
-                <w:noProof/>
-                <w:webHidden/>
-              </w:rPr>
-              <w:fldChar w:fldCharType="begin"/>
-            </w:r>
-            <w:r>
-              <w:rPr>
-                <w:noProof/>
-                <w:webHidden/>
-              </w:rPr>
-              <w:instrText xml:space="preserve"> PAGEREF _Toc229318950 \h </w:instrText>
-            </w:r>
-            <w:r>
-              <w:rPr>
-                <w:noProof/>
-                <w:webHidden/>
-              </w:rPr>
-            </w:r>
-            <w:r>
-              <w:rPr>
-                <w:noProof/>
-                <w:webHidden/>
-              </w:rPr>
-              <w:fldChar w:fldCharType="separate"/>
-            </w:r>
-            <w:r>
-              <w:rPr>
-                <w:noProof/>
-                <w:webHidden/>
-              </w:rPr>
-              <w:t>16</w:t>
-            </w:r>
-            <w:r>
-              <w:rPr>
-                <w:noProof/>
-                <w:webHidden/>
-              </w:rPr>
-              <w:fldChar w:fldCharType="end"/>
-            </w:r>
-          </w:hyperlink>
-        </w:p>
-        <w:p>
-          <w:pPr>
-            <w:pStyle w:val="TOC2"/>
-            <w:tabs>
-              <w:tab w:val="right" w:leader="dot" w:pos="8296"/>
-            </w:tabs>
-            <w:rPr>
-              <w:rFonts w:cstheme="minorBidi"/>
-              <w:noProof/>
-              <w:kern w:val="2"/>
-              <w:szCs w:val="24"/>
-              <w14:ligatures w14:val="standardContextual"/>
-            </w:rPr>
-          </w:pPr>
-          <w:hyperlink w:anchor="_Toc229318951" w:history="1">
-            <w:r>
-              <w:rPr>
-                <w:rStyle w:val="af1"/>
-                <w:noProof/>
-              </w:rPr>
-              <w:t>6.2 设计特色</w:t>
-            </w:r>
-            <w:r>
-              <w:rPr>
-                <w:noProof/>
-                <w:webHidden/>
-              </w:rPr>
-              <w:tab/>
-            </w:r>
-            <w:r>
-              <w:rPr>
-                <w:noProof/>
-                <w:webHidden/>
-              </w:rPr>
-              <w:fldChar w:fldCharType="begin"/>
-            </w:r>
-            <w:r>
-              <w:rPr>
-                <w:noProof/>
-                <w:webHidden/>
-              </w:rPr>
-              <w:instrText xml:space="preserve"> PAGEREF _Toc229318951 \h </w:instrText>
-            </w:r>
-            <w:r>
-              <w:rPr>
-                <w:noProof/>
-                <w:webHidden/>
-              </w:rPr>
-            </w:r>
-            <w:r>
-              <w:rPr>
-                <w:noProof/>
-                <w:webHidden/>
-              </w:rPr>
-              <w:fldChar w:fldCharType="separate"/>
-            </w:r>
-            <w:r>
-              <w:rPr>
-                <w:noProof/>
-                <w:webHidden/>
-              </w:rPr>
-              <w:t>16</w:t>
             </w:r>
             <w:r>
               <w:rPr>
@@ -2940,7 +2580,7 @@
       </w:pPr>
       <w:bookmarkStart w:id="0" w:name="heading_3"/>
       <w:bookmarkStart w:id="1" w:name="_Toc228225179"/>
-      <w:bookmarkStart w:id="2" w:name="_Toc229318915"/>
+      <w:bookmarkStart w:id="2" w:name="_Toc229319974"/>
       <w:r>
         <w:lastRenderedPageBreak/>
         <w:t>第一章 项目概述</w:t>
@@ -2955,7 +2595,7 @@
       </w:pPr>
       <w:bookmarkStart w:id="3" w:name="heading_4"/>
       <w:bookmarkStart w:id="4" w:name="_Toc228225180"/>
-      <w:bookmarkStart w:id="5" w:name="_Toc229318916"/>
+      <w:bookmarkStart w:id="5" w:name="_Toc229319975"/>
       <w:r>
         <w:t>1.1 项目背景与意义</w:t>
       </w:r>
@@ -2986,7 +2626,7 @@
       </w:pPr>
       <w:bookmarkStart w:id="6" w:name="heading_7"/>
       <w:bookmarkStart w:id="7" w:name="_Toc228225183"/>
-      <w:bookmarkStart w:id="8" w:name="_Toc229318917"/>
+      <w:bookmarkStart w:id="8" w:name="_Toc229319976"/>
       <w:r>
         <w:t>1.2 项目核心目标</w:t>
       </w:r>
@@ -3017,7 +2657,7 @@
       </w:pPr>
       <w:bookmarkStart w:id="9" w:name="heading_8"/>
       <w:bookmarkStart w:id="10" w:name="_Toc228225184"/>
-      <w:bookmarkStart w:id="11" w:name="_Toc229318918"/>
+      <w:bookmarkStart w:id="11" w:name="_Toc229319977"/>
       <w:r>
         <w:t>1.3 作品整体设计简介</w:t>
       </w:r>
@@ -3076,7 +2716,7 @@
       </w:pPr>
       <w:bookmarkStart w:id="12" w:name="heading_9"/>
       <w:bookmarkStart w:id="13" w:name="_Toc228225185"/>
-      <w:bookmarkStart w:id="14" w:name="_Toc229318919"/>
+      <w:bookmarkStart w:id="14" w:name="_Toc229319978"/>
       <w:r>
         <w:lastRenderedPageBreak/>
         <w:t>第二章 系统总体方案设计</w:t>
@@ -3226,7 +2866,7 @@
       </w:pPr>
       <w:bookmarkStart w:id="15" w:name="heading_10"/>
       <w:bookmarkStart w:id="16" w:name="_Toc228225186"/>
-      <w:bookmarkStart w:id="17" w:name="_Toc229318920"/>
+      <w:bookmarkStart w:id="17" w:name="_Toc229319979"/>
       <w:r>
         <w:lastRenderedPageBreak/>
         <w:t>第三章 系统硬件设计</w:t>
@@ -3258,7 +2898,7 @@
       </w:pPr>
       <w:bookmarkStart w:id="18" w:name="heading_11"/>
       <w:bookmarkStart w:id="19" w:name="_Toc228225187"/>
-      <w:bookmarkStart w:id="20" w:name="_Toc229318921"/>
+      <w:bookmarkStart w:id="20" w:name="_Toc229319980"/>
       <w:r>
         <w:t>3.1 硬件总体设计</w:t>
       </w:r>
@@ -3307,7 +2947,7 @@
       </w:pPr>
       <w:bookmarkStart w:id="21" w:name="heading_12"/>
       <w:bookmarkStart w:id="22" w:name="_Toc228225188"/>
-      <w:bookmarkStart w:id="23" w:name="_Toc229318922"/>
+      <w:bookmarkStart w:id="23" w:name="_Toc229319981"/>
       <w:r>
         <w:t>3.2 各硬件模块详细设计</w:t>
       </w:r>
@@ -3321,7 +2961,7 @@
       </w:pPr>
       <w:bookmarkStart w:id="24" w:name="heading_13"/>
       <w:bookmarkStart w:id="25" w:name="_Toc228225189"/>
-      <w:bookmarkStart w:id="26" w:name="_Toc229318923"/>
+      <w:bookmarkStart w:id="26" w:name="_Toc229319982"/>
       <w:r>
         <w:t>3.2.1 主控核心模块设计</w:t>
       </w:r>
@@ -3370,7 +3010,7 @@
       </w:pPr>
       <w:bookmarkStart w:id="27" w:name="heading_14"/>
       <w:bookmarkStart w:id="28" w:name="_Toc228225190"/>
-      <w:bookmarkStart w:id="29" w:name="_Toc229318924"/>
+      <w:bookmarkStart w:id="29" w:name="_Toc229319983"/>
       <w:r>
         <w:lastRenderedPageBreak/>
         <w:t>3.2.2 多传感器融合感知模块设计</w:t>
@@ -3420,7 +3060,7 @@
       </w:pPr>
       <w:bookmarkStart w:id="30" w:name="heading_15"/>
       <w:bookmarkStart w:id="31" w:name="_Toc228225191"/>
-      <w:bookmarkStart w:id="32" w:name="_Toc229318925"/>
+      <w:bookmarkStart w:id="32" w:name="_Toc229319984"/>
       <w:r>
         <w:t>3.2.3 运动控制模块设计</w:t>
       </w:r>
@@ -3469,7 +3109,7 @@
       </w:pPr>
       <w:bookmarkStart w:id="33" w:name="heading_16"/>
       <w:bookmarkStart w:id="34" w:name="_Toc228225192"/>
-      <w:bookmarkStart w:id="35" w:name="_Toc229318926"/>
+      <w:bookmarkStart w:id="35" w:name="_Toc229319985"/>
       <w:r>
         <w:t>3.2.4 无线通信模块设计</w:t>
       </w:r>
@@ -3508,7 +3148,7 @@
       </w:pPr>
       <w:bookmarkStart w:id="36" w:name="heading_17"/>
       <w:bookmarkStart w:id="37" w:name="_Toc228225193"/>
-      <w:bookmarkStart w:id="38" w:name="_Toc229318927"/>
+      <w:bookmarkStart w:id="38" w:name="_Toc229319986"/>
       <w:r>
         <w:t>3.2.5 声光交互模块与电源管理模块设计</w:t>
       </w:r>
@@ -3557,7 +3197,7 @@
       </w:pPr>
       <w:bookmarkStart w:id="39" w:name="heading_18"/>
       <w:bookmarkStart w:id="40" w:name="_Toc228225194"/>
-      <w:bookmarkStart w:id="41" w:name="_Toc229318928"/>
+      <w:bookmarkStart w:id="41" w:name="_Toc229319987"/>
       <w:r>
         <w:t>3.3 硬件设计调试思路</w:t>
       </w:r>
@@ -3588,7 +3228,7 @@
       </w:pPr>
       <w:bookmarkStart w:id="42" w:name="heading_19"/>
       <w:bookmarkStart w:id="43" w:name="_Toc228225195"/>
-      <w:bookmarkStart w:id="44" w:name="_Toc229318929"/>
+      <w:bookmarkStart w:id="44" w:name="_Toc229319988"/>
       <w:r>
         <w:t>第四章 系统软件设计</w:t>
       </w:r>
@@ -3619,7 +3259,7 @@
       </w:pPr>
       <w:bookmarkStart w:id="45" w:name="heading_20"/>
       <w:bookmarkStart w:id="46" w:name="_Toc228225196"/>
-      <w:bookmarkStart w:id="47" w:name="_Toc229318930"/>
+      <w:bookmarkStart w:id="47" w:name="_Toc229319989"/>
       <w:r>
         <w:lastRenderedPageBreak/>
         <w:t>4.1 软件总体设计</w:t>
@@ -3679,7 +3319,7 @@
       </w:pPr>
       <w:bookmarkStart w:id="48" w:name="heading_21"/>
       <w:bookmarkStart w:id="49" w:name="_Toc228225197"/>
-      <w:bookmarkStart w:id="50" w:name="_Toc229318931"/>
+      <w:bookmarkStart w:id="50" w:name="_Toc229319990"/>
       <w:r>
         <w:t>4.2 机器人端软件设计</w:t>
       </w:r>
@@ -3728,7 +3368,7 @@
       </w:pPr>
       <w:bookmarkStart w:id="51" w:name="heading_24"/>
       <w:bookmarkStart w:id="52" w:name="_Toc228225200"/>
-      <w:bookmarkStart w:id="53" w:name="_Toc229318934"/>
+      <w:bookmarkStart w:id="53" w:name="_Toc229319991"/>
       <w:r>
         <w:lastRenderedPageBreak/>
         <w:t>4.3 手机端APP软件设计</w:t>
@@ -3777,7 +3417,7 @@
       </w:pPr>
       <w:bookmarkStart w:id="54" w:name="heading_28"/>
       <w:bookmarkStart w:id="55" w:name="_Toc228225204"/>
-      <w:bookmarkStart w:id="56" w:name="_Toc229318938"/>
+      <w:bookmarkStart w:id="56" w:name="_Toc229319992"/>
       <w:r>
         <w:t>第五章 机械结构设计</w:t>
       </w:r>
@@ -3790,16 +3430,16 @@
         <w:spacing w:before="120" w:after="120" w:line="288" w:lineRule="auto"/>
         <w:ind w:firstLineChars="200" w:firstLine="480"/>
         <w:rPr>
-          <w:rFonts w:ascii="宋体" w:eastAsia="宋体" w:hAnsi="宋体" w:cs="Arial"/>
-          <w:sz w:val="24"/>
-        </w:rPr>
-      </w:pPr>
-      <w:r>
-        <w:rPr>
-          <w:rFonts w:ascii="宋体" w:eastAsia="宋体" w:hAnsi="宋体" w:cs="Arial"/>
-          <w:sz w:val="24"/>
-        </w:rPr>
-        <w:t>机器人机械结构设计遵循小型化、轻量化、灵活性、稳定性的设计原则，结合硬件模块的尺寸与功能需求，完成机器人底盘、传感器支架、外壳等结构的设计，确保硬件模块安装牢固、运动灵活，同时兼顾美观性与实用性，适配家庭室内环境与竞赛演示需求，避免机器人移动时对宠物造成惊吓。</w:t>
+          <w:rFonts w:ascii="宋体" w:eastAsia="宋体" w:hAnsi="宋体" w:cs="Arial" w:hint="eastAsia"/>
+          <w:sz w:val="24"/>
+        </w:rPr>
+      </w:pPr>
+      <w:r>
+        <w:rPr>
+          <w:rFonts w:ascii="宋体" w:eastAsia="宋体" w:hAnsi="宋体" w:cs="Arial"/>
+          <w:sz w:val="24"/>
+        </w:rPr>
+        <w:t>机器人机械结构设计遵循小型化、轻量化、灵活性、稳定性核心原则，结合各硬件模块的具体尺寸及功能需求，完成底盘、传感器支架及外壳的结构设计，确保各硬件模块安装牢固、机器人运动灵活，兼顾美观性与实用性，适配家庭室内环境，避免机器人移动时惊吓宠物。</w:t>
       </w:r>
     </w:p>
     <w:p>
@@ -3808,7 +3448,7 @@
       </w:pPr>
       <w:bookmarkStart w:id="57" w:name="heading_29"/>
       <w:bookmarkStart w:id="58" w:name="_Toc228225205"/>
-      <w:bookmarkStart w:id="59" w:name="_Toc229318939"/>
+      <w:bookmarkStart w:id="59" w:name="_Toc229319993"/>
       <w:r>
         <w:t>5.1 机械结构总体设计</w:t>
       </w:r>
@@ -3830,7 +3470,7 @@
           <w:rFonts w:ascii="宋体" w:eastAsia="宋体" w:hAnsi="宋体" w:cs="Arial"/>
           <w:sz w:val="24"/>
         </w:rPr>
-        <w:t>机器人机械结构整体分为底盘、传感器支架、外壳三部分，采用模块化设计思路，便于硬件模块的安装、调试与维护；材料选用轻质、耐用的ABS塑料，兼顾重量与强度，降低机器人整体重量，提升运动灵活性；整体尺寸控制在小型化范围（直径≤20cm、高度≤15cm），适配家庭室内狭窄空间（如沙发底、床底），便于跟随宠物移动。</w:t>
+        <w:t>机器人机械结构采用模块化设计思路，整体分为底盘、传感器支架、外壳三大核心部分，便于各硬件模块的安装、调试及后期维护；材质选用轻质且耐用的ABS塑料，兼顾重量与结构强度，有效降低机器人整体重量，提升运动灵活性；整体尺寸严格控制在直径≤20cm、高度≤15cm的范围，可灵活适配家庭室内狭窄空间（如沙发底、床底）。核心设计思路如下：底盘采用差分驱动方式，保障机器人运动灵活性；传感器支架贴合各传感器的布局需求，确保检测角度合理、数据采集准确；外壳采用简约圆润的造型设计，避免尖锐边角，既能保护内部硬件模块，也能防止划伤宠物与用户；预留充足的接口及安装空间，为后续功能升级（如增加喂食、健康监测模块）提供便利。</w:t>
       </w:r>
     </w:p>
     <w:p>
@@ -3838,17 +3478,10 @@
         <w:spacing w:before="120" w:after="120" w:line="288" w:lineRule="auto"/>
         <w:ind w:firstLineChars="200" w:firstLine="480"/>
         <w:rPr>
-          <w:rFonts w:ascii="宋体" w:eastAsia="宋体" w:hAnsi="宋体" w:cs="Arial"/>
-          <w:sz w:val="24"/>
-        </w:rPr>
-      </w:pPr>
-      <w:r>
-        <w:rPr>
-          <w:rFonts w:ascii="宋体" w:eastAsia="宋体" w:hAnsi="宋体" w:cs="Arial"/>
-          <w:sz w:val="24"/>
-        </w:rPr>
-        <w:t>机械结构设计核心思路：底盘采用差分驱动设计，确保运动灵活性；传感器支架根据传感器布局需求设计，确保检测角度合理、数据采集准确；外壳采用简约、圆润的设计风格，避免尖锐边角，防止划伤宠物与用户，同时起到保护内部硬件模块的作用；预留接口与安装空间，便于后续功能升级（如增加喂食模块、健康监测模块）。</w:t>
-      </w:r>
+          <w:rFonts w:ascii="宋体" w:eastAsia="宋体" w:hAnsi="宋体" w:cs="Arial" w:hint="eastAsia"/>
+          <w:sz w:val="24"/>
+        </w:rPr>
+      </w:pPr>
     </w:p>
     <w:p>
       <w:pPr>
@@ -3883,7 +3516,7 @@
       </w:pPr>
       <w:bookmarkStart w:id="60" w:name="heading_30"/>
       <w:bookmarkStart w:id="61" w:name="_Toc228225206"/>
-      <w:bookmarkStart w:id="62" w:name="_Toc229318940"/>
+      <w:bookmarkStart w:id="62" w:name="_Toc229319994"/>
       <w:r>
         <w:t>5.2 各部分机械结构详细设计</w:t>
       </w:r>
@@ -3897,7 +3530,7 @@
       </w:pPr>
       <w:bookmarkStart w:id="63" w:name="heading_31"/>
       <w:bookmarkStart w:id="64" w:name="_Toc228225207"/>
-      <w:bookmarkStart w:id="65" w:name="_Toc229318941"/>
+      <w:bookmarkStart w:id="65" w:name="_Toc229319995"/>
       <w:r>
         <w:t>5.2.1 底盘设计</w:t>
       </w:r>
@@ -3908,66 +3541,18 @@
     <w:p>
       <w:pPr>
         <w:spacing w:before="120" w:after="120" w:line="288" w:lineRule="auto"/>
-        <w:ind w:firstLineChars="200" w:firstLine="480"/>
-        <w:rPr>
-          <w:rFonts w:ascii="宋体" w:eastAsia="宋体" w:hAnsi="宋体" w:cs="Arial"/>
-          <w:sz w:val="24"/>
-        </w:rPr>
-      </w:pPr>
-      <w:r>
-        <w:rPr>
-          <w:rFonts w:ascii="宋体" w:eastAsia="宋体" w:hAnsi="宋体" w:cs="Arial"/>
-          <w:sz w:val="24"/>
-        </w:rPr>
-        <w:t>底盘是机器人机械结构的基础，负责承载所有硬件模块（主控模块、传感器、电机、电池等），同时实现机器人的自主移动，采用差分驱动设计，由底盘底座、电机安装座、轮系安装座组成。</w:t>
-      </w:r>
-    </w:p>
-    <w:p>
-      <w:pPr>
-        <w:spacing w:before="120" w:after="120" w:line="288" w:lineRule="auto"/>
-        <w:rPr>
-          <w:rFonts w:ascii="宋体" w:eastAsia="宋体" w:hAnsi="宋体" w:cs="Arial"/>
-          <w:sz w:val="24"/>
-        </w:rPr>
-      </w:pPr>
-      <w:r>
-        <w:rPr>
-          <w:rFonts w:ascii="宋体" w:eastAsia="宋体" w:hAnsi="宋体" w:cs="Arial"/>
-          <w:sz w:val="24"/>
-        </w:rPr>
-        <w:t>1.  底盘底座：采用圆形或方形ABS塑料板，厚度适中，确保承载能力；底座底部设计防滑垫，减少机器人移动时的打滑，提升运动稳定性；底座上预留硬件模块安装孔，便于主控模块、电池、电机驱动模块等的固定安装；预留布线槽，便于各模块之间的线路连接，避免线路混乱导致的故障。</w:t>
-      </w:r>
-    </w:p>
-    <w:p>
-      <w:pPr>
-        <w:spacing w:before="120" w:after="120" w:line="288" w:lineRule="auto"/>
-        <w:rPr>
-          <w:rFonts w:ascii="宋体" w:eastAsia="宋体" w:hAnsi="宋体" w:cs="Arial"/>
-          <w:sz w:val="24"/>
-        </w:rPr>
-      </w:pPr>
-      <w:r>
-        <w:rPr>
-          <w:rFonts w:ascii="宋体" w:eastAsia="宋体" w:hAnsi="宋体" w:cs="Arial"/>
-          <w:sz w:val="24"/>
-        </w:rPr>
-        <w:t>2.  电机安装座：设计专用的电机安装座，固定在底盘底座两侧，用于安装直流减速电机；安装座采用卡扣式设计，便于电机的安装与拆卸，同时确保电机固定牢固，避免机器人移动时电机松动；电机安装座的高度与角度根据轮系设计需求调整，确保电机与轮系的动力传输稳定。</w:t>
-      </w:r>
-    </w:p>
-    <w:p>
-      <w:pPr>
-        <w:spacing w:before="120" w:after="120" w:line="288" w:lineRule="auto"/>
-        <w:rPr>
-          <w:rFonts w:ascii="宋体" w:eastAsia="宋体" w:hAnsi="宋体" w:cs="Arial"/>
-          <w:sz w:val="24"/>
-        </w:rPr>
-      </w:pPr>
-      <w:r>
-        <w:rPr>
-          <w:rFonts w:ascii="宋体" w:eastAsia="宋体" w:hAnsi="宋体" w:cs="Arial"/>
-          <w:sz w:val="24"/>
-        </w:rPr>
-        <w:t>3.  轮系安装座：与电机安装座配合，用于安装橡胶轮，通过联轴器将电机与轮系连接，确保动力传输顺畅；轮系安装座预留调节机构，便于调整轮系的高度与间距，确保机器人运动平稳，避免卡顿。</w:t>
+        <w:ind w:firstLineChars="200" w:firstLine="200"/>
+        <w:rPr>
+          <w:rFonts w:ascii="宋体" w:eastAsia="宋体" w:hAnsi="宋体" w:cs="Arial" w:hint="eastAsia"/>
+          <w:sz w:val="24"/>
+        </w:rPr>
+      </w:pPr>
+      <w:r>
+        <w:rPr>
+          <w:rFonts w:ascii="宋体" w:eastAsia="宋体" w:hAnsi="宋体" w:cs="Arial"/>
+          <w:sz w:val="24"/>
+        </w:rPr>
+        <w:t>底盘作为整个机械结构的承载核心，负责承载主控模块、传感器、电机、电池等所有硬件，并实现机器人的自主移动，整体采用差分驱动设计，由底盘底座、电机安装座、轮系安装座三部分组成。底盘底座选用厚度适中的圆形或方形ABS塑料板，底部增设防滑垫，有效减少机器人移动时的打滑现象，提升运动稳定性；底座上预留各硬件模块的安装孔，便于主控模块、电池、电机驱动模块等的固定安装；同时预留专用布线槽，规范各模块之间的线路连接，避免线路混乱引发设备故障。电机安装座采用卡扣式设计，固定于底盘底座两侧，用于安装直流减速电机，既便于电机的快速拆装，也能确保电机固定牢固，防止机器人移动时出现电机松动；电机安装座的高度与角度严格适配轮系设计需求，保障电机与轮系的动力传输稳定。轮系安装座与电机安装座精准配合，用于安装橡胶轮，通过联轴器将电机与轮系连接，确保动力传输顺畅；轮系安装座预留调节机构，可灵活调整轮系的高度与间距，保障机器人运动平稳、无卡顿。</w:t>
       </w:r>
     </w:p>
     <w:p>
@@ -3976,7 +3561,7 @@
       </w:pPr>
       <w:bookmarkStart w:id="66" w:name="heading_32"/>
       <w:bookmarkStart w:id="67" w:name="_Toc228225208"/>
-      <w:bookmarkStart w:id="68" w:name="_Toc229318942"/>
+      <w:bookmarkStart w:id="68" w:name="_Toc229319996"/>
       <w:r>
         <w:t>5.2.2 传感器支架设计</w:t>
       </w:r>
@@ -3987,74 +3572,18 @@
     <w:p>
       <w:pPr>
         <w:spacing w:before="120" w:after="120" w:line="288" w:lineRule="auto"/>
-        <w:ind w:firstLineChars="200" w:firstLine="480"/>
-        <w:rPr>
-          <w:rFonts w:ascii="宋体" w:eastAsia="宋体" w:hAnsi="宋体" w:cs="Arial"/>
-          <w:sz w:val="24"/>
-        </w:rPr>
-      </w:pPr>
-      <w:r>
-        <w:rPr>
-          <w:rFonts w:ascii="宋体" w:eastAsia="宋体" w:hAnsi="宋体" w:cs="Arial"/>
-          <w:sz w:val="24"/>
-        </w:rPr>
-        <w:t>传感器支架用于固定摄像头、超声波传感器、红外传感器，确保各传感器的检测角度合理、数据采集准确，根据传感器的布局需求，设计专用的支架结构，分为摄像头支架、超声波传感器支架、红外传感器支架。</w:t>
-      </w:r>
-    </w:p>
-    <w:p>
-      <w:pPr>
-        <w:spacing w:before="120" w:after="120" w:line="288" w:lineRule="auto"/>
-        <w:rPr>
-          <w:rFonts w:ascii="宋体" w:eastAsia="宋体" w:hAnsi="宋体" w:cs="Arial"/>
-          <w:sz w:val="24"/>
-        </w:rPr>
-      </w:pPr>
-      <w:r>
-        <w:rPr>
-          <w:rFonts w:ascii="宋体" w:eastAsia="宋体" w:hAnsi="宋体" w:cs="Arial"/>
-          <w:sz w:val="24"/>
-        </w:rPr>
-        <w:t>1.  摄像头支架：设计小型可调节支架，固定在机器人外壳顶部，用于安装摄像头；支架可上下、左右调节角度，确保摄像头能够清晰采集宠物图像，覆盖不同的检测范围；支架采用轻质材料，避免增加机器人顶部重量，影响运动稳定性。</w:t>
-      </w:r>
-    </w:p>
-    <w:p>
-      <w:pPr>
-        <w:spacing w:before="120" w:after="120" w:line="288" w:lineRule="auto"/>
-        <w:rPr>
-          <w:rFonts w:ascii="宋体" w:eastAsia="宋体" w:hAnsi="宋体" w:cs="Arial"/>
-          <w:sz w:val="24"/>
-        </w:rPr>
-      </w:pPr>
-      <w:r>
-        <w:rPr>
-          <w:rFonts w:ascii="宋体" w:eastAsia="宋体" w:hAnsi="宋体" w:cs="Arial"/>
-          <w:sz w:val="24"/>
-        </w:rPr>
-        <w:t>2.  超声波传感器支架：设计环形或均匀分布的支架，固定在底盘边缘，用于安装多个超声波传感器；支架高度与角度根据测距需求调整，确保超声波传感器能够360°无死角检测距离，避免检测盲区；支架表面做防滑处理，确保传感器固定牢固。</w:t>
-      </w:r>
-    </w:p>
-    <w:p>
-      <w:pPr>
-        <w:spacing w:before="120" w:after="120" w:line="288" w:lineRule="auto"/>
-        <w:rPr>
-          <w:rFonts w:ascii="宋体" w:eastAsia="宋体" w:hAnsi="宋体" w:cs="Arial"/>
-          <w:sz w:val="24"/>
-        </w:rPr>
-      </w:pPr>
-      <w:r>
-        <w:rPr>
-          <w:rFonts w:ascii="宋体" w:eastAsia="宋体" w:hAnsi="宋体" w:cs="Arial"/>
-          <w:sz w:val="24"/>
-        </w:rPr>
-        <w:t>3.  红外传感器支架：固定在底盘前端与两侧，用于安装红外传感器，辅助超</w:t>
-      </w:r>
-      <w:r>
-        <w:rPr>
-          <w:rFonts w:ascii="宋体" w:eastAsia="宋体" w:hAnsi="宋体" w:cs="Arial"/>
-          <w:sz w:val="24"/>
-        </w:rPr>
-        <w:lastRenderedPageBreak/>
-        <w:t>声波传感器实现近距离测距与宠物检测；支架角度设计为倾斜向下，确保能够准确检测宠物的动态移动与近距离障碍物。</w:t>
+        <w:ind w:firstLineChars="200" w:firstLine="200"/>
+        <w:rPr>
+          <w:rFonts w:ascii="宋体" w:eastAsia="宋体" w:hAnsi="宋体" w:cs="Arial" w:hint="eastAsia"/>
+          <w:sz w:val="24"/>
+        </w:rPr>
+      </w:pPr>
+      <w:r>
+        <w:rPr>
+          <w:rFonts w:ascii="宋体" w:eastAsia="宋体" w:hAnsi="宋体" w:cs="Arial"/>
+          <w:sz w:val="24"/>
+        </w:rPr>
+        <w:t>传感器支架的核心作用是固定摄像头、超声波传感器及红外传感器，确保各传感器检测角度合理、数据采集精准，结合传感器布局需求，设计了三类专用支架，分别为摄像头支架、超声波传感器支架、红外传感器支架。摄像头支架采用小型可调节结构，固定于机器人外壳顶部，用于安装摄像头，支架可实现上下、左右多角度调节，确保摄像头能够清晰采集宠物图像，覆盖不同检测范围；支架选用轻质材料制作，避免增加机器人顶部重量而影响整体运动稳定性。超声波传感器支架采用环形或均匀分布式设计，固定于底盘边缘，用于安装多个超声波传感器，支架的高度与角度根据测距需求精准调整，实现360°无死角测距，避免检测盲区；支架表面做防滑处理，确保传感器安装牢固、不易移位。红外传感器支架固定于底盘前端及两侧，用于安装红外传感器，辅助超声波传感器实现近距离测距与宠物检测；支架采用倾斜向下的设计角度，确保能够精准捕捉宠物的动态移动及近距离障碍物信息。</w:t>
       </w:r>
     </w:p>
     <w:p>
@@ -4063,7 +3592,7 @@
       </w:pPr>
       <w:bookmarkStart w:id="69" w:name="heading_33"/>
       <w:bookmarkStart w:id="70" w:name="_Toc228225209"/>
-      <w:bookmarkStart w:id="71" w:name="_Toc229318943"/>
+      <w:bookmarkStart w:id="71" w:name="_Toc229319997"/>
       <w:r>
         <w:t>5.2.3 外壳设计</w:t>
       </w:r>
@@ -4076,33 +3605,24 @@
         <w:spacing w:before="120" w:after="120" w:line="288" w:lineRule="auto"/>
         <w:ind w:firstLineChars="200" w:firstLine="480"/>
         <w:rPr>
-          <w:rFonts w:ascii="宋体" w:eastAsia="宋体" w:hAnsi="宋体" w:cs="Arial"/>
-          <w:sz w:val="24"/>
-        </w:rPr>
-      </w:pPr>
-      <w:r>
-        <w:rPr>
-          <w:rFonts w:ascii="宋体" w:eastAsia="宋体" w:hAnsi="宋体" w:cs="Arial"/>
-          <w:sz w:val="24"/>
-        </w:rPr>
-        <w:t>外壳用于保护内部硬件模块，同时提升机器人的美观性，采用ABS塑料材质，通过3D打印或注塑成型，设计简约、圆润的造型，避免尖锐边角，防止划伤宠物与用户；外壳颜色选用柔和的浅色（如白色、浅灰色），避免刺激宠物。</w:t>
-      </w:r>
-    </w:p>
-    <w:p>
-      <w:pPr>
-        <w:spacing w:before="120" w:after="120" w:line="288" w:lineRule="auto"/>
-        <w:ind w:firstLineChars="200" w:firstLine="480"/>
-        <w:rPr>
-          <w:rFonts w:ascii="宋体" w:eastAsia="宋体" w:hAnsi="宋体" w:cs="Arial"/>
-          <w:sz w:val="24"/>
-        </w:rPr>
-      </w:pPr>
-      <w:r>
-        <w:rPr>
-          <w:rFonts w:ascii="宋体" w:eastAsia="宋体" w:hAnsi="宋体" w:cs="Arial"/>
-          <w:sz w:val="24"/>
-        </w:rPr>
-        <w:t>外壳设计细节：外壳顶部预留摄像头安装孔，确保摄像头能够正常采集图像；外壳侧面预留扬声器出声孔，确保声音清晰传播；外壳表面预留LED指示灯窗口，便于用户查看机器人状态；外壳采用卡扣式设计，便于拆卸与安装，便于内部硬件模块的调试与维护；外壳底部预留充电接口与散热孔，确保充电便捷与内部模块散热。</w:t>
+          <w:rFonts w:ascii="宋体" w:eastAsia="宋体" w:hAnsi="宋体" w:cs="Arial" w:hint="eastAsia"/>
+          <w:sz w:val="24"/>
+        </w:rPr>
+      </w:pPr>
+      <w:r>
+        <w:rPr>
+          <w:rFonts w:ascii="宋体" w:eastAsia="宋体" w:hAnsi="宋体" w:cs="Arial"/>
+          <w:sz w:val="24"/>
+        </w:rPr>
+        <w:t>外壳主要用于保护内部硬件模块，同时提升机器人的整体美观度，采用</w:t>
+      </w:r>
+      <w:r>
+        <w:rPr>
+          <w:rFonts w:ascii="宋体" w:eastAsia="宋体" w:hAnsi="宋体" w:cs="Arial"/>
+          <w:sz w:val="24"/>
+        </w:rPr>
+        <w:lastRenderedPageBreak/>
+        <w:t>ABS塑料材质，可通过3D打印或注塑工艺成型；外壳采用简约圆润的造型设计，无尖锐边角，有效防止划伤宠物与用户。外壳颜色选用柔和的浅色系（如白色、浅灰色），避免刺激宠物情绪。设计细节上，外壳顶部预留摄像头安装孔，保障摄像头正常采集图像；侧面设置扬声器出声孔，确保声音清晰传播；表面预留LED指示灯窗口，方便用户实时查看机器人运行状态；外壳采用卡扣式设计，便于拆卸与安装，为内部硬件模块的调试与维护提供便利；底部预留充电接口与散热孔，既保障充电便捷性，也能有效为内部模块散热，延长设备使用寿命。</w:t>
       </w:r>
     </w:p>
     <w:p>
@@ -4111,7 +3631,7 @@
       </w:pPr>
       <w:bookmarkStart w:id="72" w:name="heading_34"/>
       <w:bookmarkStart w:id="73" w:name="_Toc228225210"/>
-      <w:bookmarkStart w:id="74" w:name="_Toc229318944"/>
+      <w:bookmarkStart w:id="74" w:name="_Toc229319998"/>
       <w:r>
         <w:t>5.3 机械结构设计调试思路</w:t>
       </w:r>
@@ -4122,82 +3642,18 @@
     <w:p>
       <w:pPr>
         <w:spacing w:before="120" w:after="120" w:line="288" w:lineRule="auto"/>
-        <w:ind w:firstLineChars="200" w:firstLine="480"/>
-        <w:rPr>
-          <w:rFonts w:ascii="宋体" w:eastAsia="宋体" w:hAnsi="宋体" w:cs="Arial"/>
-          <w:sz w:val="24"/>
-        </w:rPr>
-      </w:pPr>
-      <w:r>
-        <w:rPr>
-          <w:rFonts w:ascii="宋体" w:eastAsia="宋体" w:hAnsi="宋体" w:cs="Arial"/>
-          <w:sz w:val="24"/>
-        </w:rPr>
-        <w:t>机械结构设计调试重点验证机器人的运动灵活性、稳定性、传感器检测角度合理性，针对设计中发现的问题进行优化，确保机械结构适配硬件模块与软件功能，满足家庭使用与竞赛演示需求，适配无实物组竞赛对设计方案可行性的要求。</w:t>
-      </w:r>
-    </w:p>
-    <w:p>
-      <w:pPr>
-        <w:spacing w:before="120" w:after="120" w:line="288" w:lineRule="auto"/>
-        <w:rPr>
-          <w:rFonts w:ascii="宋体" w:eastAsia="宋体" w:hAnsi="宋体" w:cs="Arial"/>
-          <w:sz w:val="24"/>
-        </w:rPr>
-      </w:pPr>
-      <w:r>
-        <w:rPr>
-          <w:rFonts w:ascii="宋体" w:eastAsia="宋体" w:hAnsi="宋体" w:cs="Arial"/>
-          <w:sz w:val="24"/>
-        </w:rPr>
-        <w:t>1.  运动灵活性调试：验证机器人的前进、后退、左转、右转、原地旋转等动作，排查运动卡顿、打滑、转向不灵活等问题；优化轮系间距与电机安装角度，调整底盘重心，确保机器人运动平稳、灵活，能够快速跟随宠物移动。</w:t>
-      </w:r>
-    </w:p>
-    <w:p>
-      <w:pPr>
-        <w:spacing w:before="120" w:after="120" w:line="288" w:lineRule="auto"/>
-        <w:rPr>
-          <w:rFonts w:ascii="宋体" w:eastAsia="宋体" w:hAnsi="宋体" w:cs="Arial"/>
-          <w:sz w:val="24"/>
-        </w:rPr>
-      </w:pPr>
-      <w:r>
-        <w:rPr>
-          <w:rFonts w:ascii="宋体" w:eastAsia="宋体" w:hAnsi="宋体" w:cs="Arial"/>
-          <w:sz w:val="24"/>
-        </w:rPr>
-        <w:t>2.  稳定性调试：验证机器人在不同地面（瓷砖、木地板、地毯）上的运动稳定性，排查底盘松动、电机晃动、传感器移位等问题；优化硬件模块的安装方式，增加固定卡扣，确保各模块安装牢固，避免机器人移动时出现故障。</w:t>
-      </w:r>
-    </w:p>
-    <w:p>
-      <w:pPr>
-        <w:spacing w:before="120" w:after="120" w:line="288" w:lineRule="auto"/>
-        <w:rPr>
-          <w:rFonts w:ascii="宋体" w:eastAsia="宋体" w:hAnsi="宋体" w:cs="Arial"/>
-          <w:sz w:val="24"/>
-        </w:rPr>
-      </w:pPr>
-      <w:r>
-        <w:rPr>
-          <w:rFonts w:ascii="宋体" w:eastAsia="宋体" w:hAnsi="宋体" w:cs="Arial"/>
-          <w:sz w:val="24"/>
-        </w:rPr>
-        <w:t>3.  传感器检测角度优化：验证各传感器的检测范围与准确性，调整传感器支架的角度与高度，确保摄像头能够清晰采集宠物图像，超声波传感器与红外传感器能够准确检测距离与宠物动态，避免检测盲区。</w:t>
-      </w:r>
-    </w:p>
-    <w:p>
-      <w:pPr>
-        <w:spacing w:before="120" w:after="120" w:line="288" w:lineRule="auto"/>
-        <w:rPr>
-          <w:rFonts w:ascii="宋体" w:eastAsia="宋体" w:hAnsi="宋体" w:cs="Arial"/>
-          <w:sz w:val="24"/>
-        </w:rPr>
-      </w:pPr>
-      <w:r>
-        <w:rPr>
-          <w:rFonts w:ascii="宋体" w:eastAsia="宋体" w:hAnsi="宋体" w:cs="Arial"/>
-          <w:sz w:val="24"/>
-        </w:rPr>
-        <w:t>4.  美观性与实用性优化：优化外壳造型与颜色，确保美观、柔和，适配家庭环境；调整外壳尺寸与重量，确保机器人小型化、轻量化，便于携带与移动；优化外壳拆卸方式，便于内部硬件模块的调试与维护。</w:t>
+        <w:ind w:firstLineChars="200" w:firstLine="200"/>
+        <w:rPr>
+          <w:rFonts w:ascii="宋体" w:eastAsia="宋体" w:hAnsi="宋体" w:cs="Arial" w:hint="eastAsia"/>
+          <w:sz w:val="24"/>
+        </w:rPr>
+      </w:pPr>
+      <w:r>
+        <w:rPr>
+          <w:rFonts w:ascii="宋体" w:eastAsia="宋体" w:hAnsi="宋体" w:cs="Arial"/>
+          <w:sz w:val="24"/>
+        </w:rPr>
+        <w:t>机械结构设计调试的重点是验证机器人的运动灵活性、运行稳定性及传感器检测角度的合理性，针对调试过程中发现的问题优化设计细节，确保机械结构与硬件、软件功能完美适配，满足家庭实际使用需求。具体调试优化内容如下：一是运动灵活性调试，验证机器人前进、后退、左转、右转、原地旋转等各类动作，排查运动卡顿、打滑、转向不灵活等异常问题，优化轮系间距、电机安装角度及底盘重心分布，确保机器人运动平稳灵活，能够快速跟随宠物移动；二是稳定性调试，验证机器人在瓷砖、木地板、地毯等不同家庭地面的运动稳定性，排查底盘松动、电机晃动、传感器移位等问题，优化各硬件模块的安装方式，增设固定卡扣，确保各部件安装牢固，避免机器人移动时出现故障；三是传感器检测角度优化，验证各传感器的检测范围与数据准确性，精准调整传感器支架的角度与高度，确保摄像头能够清晰采集宠物图像，超声波传感器与红外传感器能够精准检测距离及宠物动态，消除检测盲区；四是美观性与实用性优化，进一步优化外壳造型与颜色，确保适配家庭室内环境、美观大方；调整外壳尺寸与重量，坚守小型化、轻量化原则，便于机器人移动与携带；优化外壳拆卸方式，提升内部硬件模块调试与维护的便捷性。</w:t>
       </w:r>
     </w:p>
     <w:p>
@@ -4224,9 +3680,8 @@
       </w:pPr>
       <w:bookmarkStart w:id="75" w:name="heading_43"/>
       <w:bookmarkStart w:id="76" w:name="_Toc228225219"/>
-      <w:bookmarkStart w:id="77" w:name="_Toc229318945"/>
-      <w:r>
-        <w:lastRenderedPageBreak/>
+      <w:bookmarkStart w:id="77" w:name="_Toc229319999"/>
+      <w:r>
         <w:t>第</w:t>
       </w:r>
       <w:r>
@@ -4265,11 +3720,12 @@
       </w:pPr>
       <w:bookmarkStart w:id="78" w:name="heading_44"/>
       <w:bookmarkStart w:id="79" w:name="_Toc228225220"/>
-      <w:bookmarkStart w:id="80" w:name="_Toc229318946"/>
+      <w:bookmarkStart w:id="80" w:name="_Toc229320000"/>
       <w:r>
         <w:rPr>
           <w:rFonts w:hint="eastAsia"/>
         </w:rPr>
+        <w:lastRenderedPageBreak/>
         <w:t>6</w:t>
       </w:r>
       <w:r>
@@ -4285,7 +3741,7 @@
       </w:pPr>
       <w:bookmarkStart w:id="81" w:name="heading_45"/>
       <w:bookmarkStart w:id="82" w:name="_Toc228225221"/>
-      <w:bookmarkStart w:id="83" w:name="_Toc229318947"/>
+      <w:bookmarkStart w:id="83" w:name="_Toc229320001"/>
       <w:r>
         <w:rPr>
           <w:rFonts w:hint="eastAsia"/>
@@ -4322,7 +3778,7 @@
       </w:pPr>
       <w:bookmarkStart w:id="84" w:name="heading_46"/>
       <w:bookmarkStart w:id="85" w:name="_Toc228225222"/>
-      <w:bookmarkStart w:id="86" w:name="_Toc229318948"/>
+      <w:bookmarkStart w:id="86" w:name="_Toc229320002"/>
       <w:r>
         <w:rPr>
           <w:rFonts w:hint="eastAsia"/>
@@ -4359,7 +3815,7 @@
       </w:pPr>
       <w:bookmarkStart w:id="87" w:name="heading_47"/>
       <w:bookmarkStart w:id="88" w:name="_Toc228225223"/>
-      <w:bookmarkStart w:id="89" w:name="_Toc229318949"/>
+      <w:bookmarkStart w:id="89" w:name="_Toc229320003"/>
       <w:r>
         <w:rPr>
           <w:rFonts w:hint="eastAsia"/>
@@ -4387,15 +3843,7 @@
           <w:rFonts w:ascii="宋体" w:eastAsia="宋体" w:hAnsi="宋体" w:cs="Arial"/>
           <w:sz w:val="24"/>
         </w:rPr>
-        <w:t>构建“机器人端+手机端APP”的全场景远程交互体系，创新整合远程视频查看、语音对讲、激光逗宠、参数设置、异常提醒等功能，实现宠物主与宠物的实时联动；同时设计完善的异常管控机制，当机器人检测到低电量、宠物丢失、通信中断等异常情况时，立即启动声光报警，同时手机端APP推送消息提</w:t>
-      </w:r>
-      <w:r>
-        <w:rPr>
-          <w:rFonts w:ascii="宋体" w:eastAsia="宋体" w:hAnsi="宋体" w:cs="Arial"/>
-          <w:sz w:val="24"/>
-        </w:rPr>
-        <w:lastRenderedPageBreak/>
-        <w:t>醒，并提供针对性处理建议，解决了传统宠物设备“被动监测”的弊端，实现“主动陪伴+远程管控”的双重目标。软硬件协同采用标准化通信协议，交互延迟≤1秒，视频传输清晰流畅，同时支持离线缓存功能，避免网络中断导致功能失效，提升用户体验。</w:t>
+        <w:t>构建“机器人端+手机端APP”的全场景远程交互体系，创新整合远程视频查看、语音对讲、激光逗宠、参数设置、异常提醒等功能，实现宠物主与宠物的实时联动；同时设计完善的异常管控机制，当机器人检测到低电量、宠物丢失、通信中断等异常情况时，立即启动声光报警，同时手机端APP推送消息提醒，并提供针对性处理建议，解决了传统宠物设备“被动监测”的弊端，实现“主动陪伴+远程管控”的双重目标。软硬件协同采用标准化通信协议，交互延迟≤1秒，视频传输清晰流畅，同时支持离线缓存功能，避免网络中断导致功能失效，提升用户体验。</w:t>
       </w:r>
     </w:p>
     <w:p>
@@ -4404,11 +3852,12 @@
       </w:pPr>
       <w:bookmarkStart w:id="90" w:name="heading_48"/>
       <w:bookmarkStart w:id="91" w:name="_Toc228225224"/>
-      <w:bookmarkStart w:id="92" w:name="_Toc229318950"/>
+      <w:bookmarkStart w:id="92" w:name="_Toc229320004"/>
       <w:r>
         <w:rPr>
           <w:rFonts w:hint="eastAsia"/>
         </w:rPr>
+        <w:lastRenderedPageBreak/>
         <w:t>6</w:t>
       </w:r>
       <w:r>
@@ -4441,7 +3890,7 @@
       </w:pPr>
       <w:bookmarkStart w:id="93" w:name="heading_49"/>
       <w:bookmarkStart w:id="94" w:name="_Toc228225225"/>
-      <w:bookmarkStart w:id="95" w:name="_Toc229318951"/>
+      <w:bookmarkStart w:id="95" w:name="_Toc229320005"/>
       <w:r>
         <w:rPr>
           <w:rFonts w:hint="eastAsia"/>

--- a/项目说明书/项目设计说明书.docx
+++ b/项目说明书/项目设计说明书.docx
@@ -232,16 +232,16 @@
         <w:spacing w:before="120" w:after="120" w:line="288" w:lineRule="auto"/>
         <w:ind w:firstLineChars="200" w:firstLine="480"/>
         <w:rPr>
-          <w:rFonts w:ascii="宋体" w:eastAsia="宋体" w:hAnsi="宋体" w:cs="Arial"/>
-          <w:sz w:val="24"/>
-        </w:rPr>
-      </w:pPr>
-      <w:r>
-        <w:rPr>
-          <w:rFonts w:ascii="宋体" w:eastAsia="宋体" w:hAnsi="宋体" w:cs="Arial"/>
-          <w:sz w:val="24"/>
-        </w:rPr>
-        <w:t>随着社会发展及家庭结构小型化推进，我国家庭宠物保有量稳步增长。城市生活节奏加快，宠物主因工作、出行频繁外出，宠物独处的焦虑与健康隐患日益突出。传统人工照护存在明显局限，现有单一功能宠物用品难以满足高层次照护需求。智能机器人、嵌入式等技术快速迭代，为宠物陪伴机器人研发提供了技术支撑。本项目聚焦自主伴随宠物式机器人研发，通过软硬件及机械结构设计，构建“主动陪伴+远程交互”框架，缓解宠物独处焦虑；以STM32为主控单元，集成关键技术，兼顾低成本与易用性，可为同类产品提供技术参考，具备良好社会价值与产业化潜力。</w:t>
+          <w:rFonts w:ascii="宋体" w:eastAsia="宋体" w:hAnsi="宋体" w:cs="Arial" w:hint="eastAsia"/>
+          <w:sz w:val="24"/>
+        </w:rPr>
+      </w:pPr>
+      <w:r>
+        <w:rPr>
+          <w:rFonts w:ascii="宋体" w:eastAsia="宋体" w:hAnsi="宋体" w:cs="Arial"/>
+          <w:sz w:val="24"/>
+        </w:rPr>
+        <w:t>随着社会发展与家庭结构小型化，我国家庭宠物保有量持续增长。城市生活节奏加快，宠物主频繁外出导致宠物独处焦虑与健康隐患突出，传统照护模式及单一宠物用品已无法满足需求。本项目依托智能机器人与嵌入式技术，研发基于STM32的自主伴随宠物机器人，构建“主动陪伴+远程交互”一体化照护框架，缓解宠物独处焦虑，兼顾低成本与易用性，既解决家庭养宠核心痛点，也为同类产品提供技术参考，具备良好社会价值与产业化潜力。</w:t>
       </w:r>
     </w:p>
     <w:p>
@@ -261,16 +261,16 @@
         <w:spacing w:before="120" w:after="120" w:line="288" w:lineRule="auto"/>
         <w:ind w:firstLineChars="200" w:firstLine="480"/>
         <w:rPr>
-          <w:rFonts w:ascii="宋体" w:eastAsia="宋体" w:hAnsi="宋体" w:cs="Arial"/>
-          <w:sz w:val="24"/>
-        </w:rPr>
-      </w:pPr>
-      <w:r>
-        <w:rPr>
-          <w:rFonts w:ascii="宋体" w:eastAsia="宋体" w:hAnsi="宋体" w:cs="Arial"/>
-          <w:sz w:val="24"/>
-        </w:rPr>
-        <w:t>本项目围绕“灵眸伴宠”——基于STM32的自主伴随宠物式机器人设计，结合硬件与手机端APP两大核心板块，核心目标如下：以STM32为主控芯片，搭建多传感器融合感知平台，完成软硬件集成，实现小型化、低功耗、高稳定性设计要求；实现宠物识别跟随、避障、远程及声光互动，保障跟随距离可调、目标快速重捕获、远程交互低延迟；确保机器人长时间稳定运行、APP操作流畅，严控硬件成本以提升普及性；优化方案完整性，梳理设计逻辑与核心创新点。</w:t>
+          <w:rFonts w:ascii="宋体" w:eastAsia="宋体" w:hAnsi="宋体" w:cs="Arial" w:hint="eastAsia"/>
+          <w:sz w:val="24"/>
+        </w:rPr>
+      </w:pPr>
+      <w:r>
+        <w:rPr>
+          <w:rFonts w:ascii="宋体" w:eastAsia="宋体" w:hAnsi="宋体" w:cs="Arial"/>
+          <w:sz w:val="24"/>
+        </w:rPr>
+        <w:t>本项目核心目标：以STM32为主控芯片，搭建多传感器融合感知平台，完成软硬件集成，实现小型化、低功耗、高稳定性设计；精准实现宠物识别跟随、动态避障、远程交互及声光陪伴功能，保障跟随距离可调、目标快速重捕获、远程交互低延迟；确保设备与APP稳定运行，严控硬件成本提升普及性；完善方案并梳理创新点，满足方案完整性、创新性与工程可行性的要求。</w:t>
       </w:r>
     </w:p>
     <w:p>
@@ -290,27 +290,17 @@
         <w:spacing w:before="120" w:after="120" w:line="288" w:lineRule="auto"/>
         <w:ind w:firstLineChars="200" w:firstLine="480"/>
         <w:rPr>
-          <w:rFonts w:ascii="宋体" w:eastAsia="宋体" w:hAnsi="宋体" w:cs="Arial"/>
-          <w:sz w:val="24"/>
-        </w:rPr>
-      </w:pPr>
-      <w:r>
-        <w:rPr>
-          <w:rFonts w:ascii="宋体" w:eastAsia="宋体" w:hAnsi="宋体" w:cs="Arial"/>
-          <w:sz w:val="24"/>
-        </w:rPr>
-        <w:t>“灵眸伴宠”机器人采用“硬件+软件”协同架构，以“主动伴随、情感互动、远程照护”为核心，突破传统宠物用品功能单一、服务被动的局限。硬件以STM32为主控，整合多传感器感知、运动控制等核心模块，小型轻量化设计适配家庭室内环境，实现核心功能；手机端APP作为人机交互入口，界面简洁，整合远程监控、语音对讲等功能，实现远程联动。方案秉持“低成本、高可靠、易操作”理念，突破低算力平台技术瓶颈，兼顾实用性，可解决养宠核心照护痛点。</w:t>
-      </w:r>
-    </w:p>
-    <w:p>
-      <w:pPr>
-        <w:spacing w:before="120" w:after="120" w:line="288" w:lineRule="auto"/>
-        <w:ind w:firstLineChars="200" w:firstLine="480"/>
-        <w:rPr>
-          <w:rFonts w:ascii="宋体" w:eastAsia="宋体" w:hAnsi="宋体" w:cs="Arial"/>
-          <w:sz w:val="24"/>
-        </w:rPr>
-      </w:pPr>
+          <w:rFonts w:ascii="宋体" w:eastAsia="宋体" w:hAnsi="宋体" w:cs="Arial" w:hint="eastAsia"/>
+          <w:sz w:val="24"/>
+        </w:rPr>
+      </w:pPr>
+      <w:r>
+        <w:rPr>
+          <w:rFonts w:ascii="宋体" w:eastAsia="宋体" w:hAnsi="宋体" w:cs="Arial"/>
+          <w:sz w:val="24"/>
+        </w:rPr>
+        <w:t>“灵眸伴宠”采用“硬件本体+手机APP”协同架构，以“主动伴随、情感互动、远程照护”为核心，突破传统宠物用品局限。硬件以STM32为主控，整合多传感器、运动控制等核心模块，小型轻量化适配家庭场景；手机APP界面简洁，整合远程监控、语音对讲等功能，实现实时联动。方案秉持“低成本、高可靠、易操作”理念，突破低算力平台技术瓶颈，适配实际应用场景。</w:t>
+      </w:r>
     </w:p>
     <w:p>
       <w:pPr>
@@ -337,7 +327,6 @@
       <w:bookmarkStart w:id="8" w:name="heading_9"/>
       <w:bookmarkStart w:id="9" w:name="_Toc228225185"/>
       <w:r>
-        <w:lastRenderedPageBreak/>
         <w:t>第二章 系统总体方案设计</w:t>
       </w:r>
       <w:bookmarkEnd w:id="8"/>
@@ -357,7 +346,7 @@
           <w:rFonts w:ascii="宋体" w:eastAsia="宋体" w:hAnsi="宋体" w:cs="Arial"/>
           <w:sz w:val="24"/>
         </w:rPr>
-        <w:t>本系统采用“硬件+手机APP”协同架构，以STM32嵌入式主控为核心，构建“感知-决策-执行-交互”全流程闭环，实现自主跟随、远程监控、互动娱乐等核心功能。严格遵循低成本、低功耗、高稳定性原则，适配家庭、竞赛、社会实践等多元场景，满足无实物组竞赛对方案完整性的考核要求。</w:t>
+        <w:t>本系统采用“硬件本体+手机APP”协同架构，以STM32为核心，构建“感知-决策-执行-交互”闭环控制系统，实现自主跟随、远程监控等核心功能，遵循低成本、低功耗、高稳定性原则，适配多元应用场景。</w:t>
       </w:r>
     </w:p>
     <w:p>
@@ -374,55 +363,15 @@
           <w:rFonts w:ascii="宋体" w:eastAsia="宋体" w:hAnsi="宋体" w:cs="Arial"/>
           <w:sz w:val="24"/>
         </w:rPr>
-        <w:t>系统总体架构划分为三大协同层面，各层面联动衔接，保障方案完整性与工程可行性，确保核心功能落地，具体为：硬件感知与执行层（机器人本体）、软件控制与算法层（机器人端+手机端APP）、通信传输层。</w:t>
-      </w:r>
-    </w:p>
-    <w:p>
-      <w:pPr>
-        <w:spacing w:before="120" w:after="120" w:line="288" w:lineRule="auto"/>
-        <w:rPr>
-          <w:rFonts w:ascii="宋体" w:eastAsia="宋体" w:hAnsi="宋体" w:cs="Arial"/>
-          <w:sz w:val="24"/>
-        </w:rPr>
-      </w:pPr>
-      <w:r>
-        <w:rPr>
-          <w:rFonts w:ascii="宋体" w:eastAsia="宋体" w:hAnsi="宋体" w:cs="Arial"/>
-          <w:sz w:val="24"/>
-        </w:rPr>
-        <w:t>1. 硬件感知与执行层（机器人本体）：作为系统功能落地的物理载体，承担宠物识别、环境采集、运动控制及现场交互任务，核心组成包括STM32主控模块、多传感器融合感知模块（红外、超声波、摄像头）、运动控制模块（电机、驱动）、无线通信模块（ESP8266/ESP32）、声光交互模块（LED、扬声器）、电源管理模块及机械结构。</w:t>
-      </w:r>
-    </w:p>
-    <w:p>
-      <w:pPr>
-        <w:spacing w:before="120" w:after="120" w:line="288" w:lineRule="auto"/>
-        <w:rPr>
-          <w:rFonts w:ascii="宋体" w:eastAsia="宋体" w:hAnsi="宋体" w:cs="Arial"/>
-          <w:sz w:val="24"/>
-        </w:rPr>
-      </w:pPr>
-      <w:r>
-        <w:rPr>
-          <w:rFonts w:ascii="宋体" w:eastAsia="宋体" w:hAnsi="宋体" w:cs="Arial"/>
-          <w:sz w:val="24"/>
-        </w:rPr>
-        <w:t>2. 软件控制与算法层：分为机器人端与手机APP端，协同实现智能控制与远程管控。机器人端聚焦底层驱动与核心算法，负责传感器采集、宠物识别、跟随避障算法、运动控制及通信解析；手机APP端聚焦用户交互与管控，负责界面呈现、指令下发、视频显示、数据存储及异常预警，实现远程精准管控。</w:t>
-      </w:r>
-    </w:p>
-    <w:p>
-      <w:pPr>
-        <w:spacing w:before="120" w:after="120" w:line="288" w:lineRule="auto"/>
-        <w:rPr>
-          <w:rFonts w:ascii="宋体" w:eastAsia="宋体" w:hAnsi="宋体" w:cs="Arial"/>
-          <w:sz w:val="24"/>
-        </w:rPr>
-      </w:pPr>
-      <w:r>
-        <w:rPr>
-          <w:rFonts w:ascii="宋体" w:eastAsia="宋体" w:hAnsi="宋体" w:cs="Arial"/>
-          <w:sz w:val="24"/>
-        </w:rPr>
-        <w:t>3. 通信传输层：采用Wi-Fi/BLE无线通信，构建二者双向数据交互通道，实现机器人上传宠物状态、环境参数，手机端下发控制及参数配置指令。保障数据传输实时稳定安全，支持离线缓存，避免网络中断导致系统功能失效。</w:t>
+        <w:t>系统总体架构分为三大协同层面：硬件感知与执行层（机器人本体），承担宠物识别、环境采集、运动控制及声光交互，核心包含STM32主控、多传感</w:t>
+      </w:r>
+      <w:r>
+        <w:rPr>
+          <w:rFonts w:ascii="宋体" w:eastAsia="宋体" w:hAnsi="宋体" w:cs="Arial"/>
+          <w:sz w:val="24"/>
+        </w:rPr>
+        <w:lastRenderedPageBreak/>
+        <w:t>器、运动控制等模块；软件控制与算法层（机器人端+手机APP端），机器人端负责底层驱动与核心算法，APP端负责用户交互与远程管控；通信传输层采用Wi-Fi/BLE双模通信，构建双向数据交互通道，具备自动重连、离线缓存功能，避免网络中断失效。</w:t>
       </w:r>
     </w:p>
     <w:p>
@@ -439,7 +388,7 @@
           <w:rFonts w:ascii="宋体" w:eastAsia="宋体" w:hAnsi="宋体" w:cs="Arial"/>
           <w:sz w:val="24"/>
         </w:rPr>
-        <w:t>系统工作流程：机器人通过多传感器采集宠物及环境数据，经算法处理完成识别、定位与跟随，驱动运动模块执行跟随动作；同时将视频、环境参数及机器人状态同步至手机APP，用户可查看信息并下发控制指令（激光逗宠、喂食等）；检测到低电量、宠物丢失等异常时，机器人启动声光报警，APP同步推送提醒，实现全方位智能陪伴管控。</w:t>
+        <w:t>系统工作流程：机器人通过多传感器采集数据，经算法处理完成宠物识别、定位与跟随，驱动运动模块执行动作；同时将视频、环境及设备状态同步至APP，用户可下发控制指令；检测到异常时，机器人声光报警，APP同步推送提醒，实现全方位陪伴管控。</w:t>
       </w:r>
     </w:p>
     <w:p>
@@ -485,7 +434,6 @@
       <w:bookmarkStart w:id="10" w:name="heading_10"/>
       <w:bookmarkStart w:id="11" w:name="_Toc228225186"/>
       <w:r>
-        <w:lastRenderedPageBreak/>
         <w:t>第三章 系统硬件设计</w:t>
       </w:r>
       <w:bookmarkEnd w:id="10"/>
@@ -505,7 +453,7 @@
           <w:rFonts w:ascii="宋体" w:eastAsia="宋体" w:hAnsi="宋体" w:cs="Arial"/>
           <w:sz w:val="24"/>
         </w:rPr>
-        <w:t>机器人本体硬件设计严格遵循小型化、低功耗、低成本、高稳定性的设计原则，以STM32主控芯片为核心，采用模块化设计思路，将硬件系统划分为五大核心单元，为后续的优化调试与功能拓展提供便利。</w:t>
+        <w:t>机器人本体硬件遵循小型化、低功耗、低成本、高稳定性原则，以STM32为核心，采用模块化设计，分为五大核心单元，便于调试优化与功能拓展。</w:t>
       </w:r>
     </w:p>
     <w:p>
@@ -534,7 +482,7 @@
           <w:rFonts w:ascii="宋体" w:eastAsia="宋体" w:hAnsi="宋体" w:cs="Arial"/>
           <w:sz w:val="24"/>
         </w:rPr>
-        <w:t>机器人硬件系统整体由主控核心模块、多传感器融合感知模块、运动控制模块、无线通信模块、声光交互模块、电源管理模块及机械结构构成，各模块通过引脚连接、串口通信等方式实现数据交互与协同运行。其核心设计思路为：以STM32主控芯片为核心搭建多传感器融合感知平台，实现宠物目标识别与环境参数监测，联动各功能模块实现机器人自主移动、无线数据交互、声光陪伴等核心功能；机械结构采用小型化设计，以适配家庭室内应用场景，同时针对性攻克低算力平台下多传感器融合、系统低功耗控制等核心技术难点。</w:t>
+        <w:t>机器人硬件由主控核心、多传感器融合感知、运动控制、无线通信、声光交互、电源管理模块及机械结构组成，各模块通过标准化方式实现数据交互。核心思路：以STM32搭建多传感器融合平台，实现宠物识别与环境监测，联动各模块完成自主移动等功能；机械结构小型化适配家庭场景，攻克低算力平台多传感器融合、低功耗控制等难点。</w:t>
       </w:r>
     </w:p>
     <w:p>
@@ -593,7 +541,15 @@
           <w:rFonts w:ascii="宋体" w:eastAsia="宋体" w:hAnsi="宋体" w:cs="Arial"/>
           <w:sz w:val="24"/>
         </w:rPr>
-        <w:t>主控核心模块作为机器人硬件系统的核心控制中枢，选用STM32F103系列（适用于低成本应用场景）或STM32F407系列（适用于高功能拓展需求场景）单片机作为主控器件。该模块内置高性能ARM Cortex-M系列内核，配备丰富的外设接口（含GPIO、UART、I2C、SPI等），外接晶振电路、复位电路及程序下载电路，保障主控芯片稳定运行，同时预留标准化扩展接口，为后续功能升级提供硬件支撑。其核心功能包括统筹各硬件模块协同运行、解析各类传感器采集的数据、运行系统核心算法、接收并执行手机端下发的控制指令，同时通过模块分时供电、动态功耗管理等策略，实现系统低功耗运行控制。</w:t>
+        <w:t>主控核心选用STM32F103（低成本）或STM32F407（高拓展）单片机，内置ARM Cortex-M内核，配备丰富外设接口，外接晶振、复位及下载电路，预留扩</w:t>
+      </w:r>
+      <w:r>
+        <w:rPr>
+          <w:rFonts w:ascii="宋体" w:eastAsia="宋体" w:hAnsi="宋体" w:cs="Arial"/>
+          <w:sz w:val="24"/>
+        </w:rPr>
+        <w:lastRenderedPageBreak/>
+        <w:t>展接口。核心功能：统筹模块协同、解析传感器数据、运行核心算法、执行APP指令，通过分时供电等策略实现低功耗运行，延长续航。</w:t>
       </w:r>
     </w:p>
     <w:p>
@@ -621,7 +577,6 @@
       <w:bookmarkStart w:id="18" w:name="heading_14"/>
       <w:bookmarkStart w:id="19" w:name="_Toc228225190"/>
       <w:r>
-        <w:lastRenderedPageBreak/>
         <w:t>3.2.2 多传感器融合感知模块设计</w:t>
       </w:r>
       <w:bookmarkEnd w:id="18"/>
@@ -641,7 +596,7 @@
           <w:rFonts w:ascii="宋体" w:eastAsia="宋体" w:hAnsi="宋体" w:cs="Arial"/>
           <w:sz w:val="24"/>
         </w:rPr>
-        <w:t>多传感器融合感知模块集成视觉采集与距离检测类传感器，具体包括摄像头（</w:t>
+        <w:t>集成摄像头（</w:t>
       </w:r>
       <w:proofErr w:type="spellStart"/>
       <w:r>
@@ -657,7 +612,7 @@
           <w:rFonts w:ascii="宋体" w:eastAsia="宋体" w:hAnsi="宋体" w:cs="Arial"/>
           <w:sz w:val="24"/>
         </w:rPr>
-        <w:t>/K210型号）、超声波测距传感器（HC-SR04型号）及红外测距传感器（夏普GP2Y1010AU0F型号），通过多传感器融合技术，有效弥补单一传感器的检测局限性，提升宠物目标识别与定位的精度和可靠性。其中，摄像头模块主要用于宠物目标识别及动态轨迹跟踪，实现宠物与环境中其他物体的精准区分；超声波传感器主要实现360°无死角测距及动态避障功能，实时反馈机器人与宠物、障碍物之间的距离数据；红外传感器主要用于辅助近距离测距，弥补超声波传感器的近距离检测误差，同时辅助实现宠物目标丢失后的重捕获功能，保障跟随性能的稳定性。各类型传感器均通过标准化GPIO、I2C接口与主控核心模块建立通信连接，采集的数据经多传感器融合算法进行融合处理，以满足家庭室内复杂环境下的应用需求。</w:t>
+        <w:t>/K210）、超声波传感器（HC-SR04）及红外传感器（夏普GP2Y1010AU0F），通过多传感器融合弥补单一传感器局限。摄像头实现宠物识别与轨迹跟踪，超声波实现360°测距与避障，红外辅助近距离测距与目标重捕获，各传感器通过标准化接口与主控连接，数据经融合算法处理适配室内复杂环境。</w:t>
       </w:r>
     </w:p>
     <w:p>
@@ -704,7 +659,7 @@
           <w:rFonts w:ascii="宋体" w:eastAsia="宋体" w:hAnsi="宋体" w:cs="Arial"/>
           <w:sz w:val="24"/>
         </w:rPr>
-        <w:t>运动控制模块由2-4个带霍尔编码器的小型直流减速电机、TB6612或L298N型号电机驱动芯片及防滑静音橡胶轮构成，采用差分驱动设计方案。电机驱动模块接收主控核心模块输出的PWM控制信号，实现电机转速与转向的精准控制，同时具备过流、过热保护功能，可有效避免电机及驱动芯片损坏；霍尔编码器实时反馈电机转速数据，实现转速闭环控制，确保机器人跟随动作平稳精准，可完成前进、后退、转向、避障等各类运动动作，适配家庭室内瓷砖、木地板等各类地面应用场景。</w:t>
+        <w:t>由2-4个带霍尔编码器的直流减速电机、TB6612/L298N驱动芯片及防滑橡胶轮组成，采用差分驱动。驱动模块接收PWM信号控制电机转速与转向，具备过流过热保护；霍尔编码器实现转速闭环控制，确保机器人运动平稳，可完成各类动作，适配多种室内地面。</w:t>
       </w:r>
     </w:p>
     <w:p>
@@ -751,15 +706,7 @@
           <w:rFonts w:ascii="宋体" w:eastAsia="宋体" w:hAnsi="宋体" w:cs="Arial"/>
           <w:sz w:val="24"/>
         </w:rPr>
-        <w:t>无线通信模块选用ESP8266或ESP32系列模块，通过UART接口与主控核心模块建立通信连接，支持Wi-Fi/BLE双模通信方式，可稳定适配家庭室内无线网络环境。该模块的核心功能为实现机器人与手机APP之间的双向数据交互，具体包括：将机器人采集的视频数据、环境参数数据及设备运行状态数据上传</w:t>
-      </w:r>
-      <w:r>
-        <w:rPr>
-          <w:rFonts w:ascii="宋体" w:eastAsia="宋体" w:hAnsi="宋体" w:cs="Arial"/>
-          <w:sz w:val="24"/>
-        </w:rPr>
-        <w:lastRenderedPageBreak/>
-        <w:t>至手机APP，同时接收手机APP下发的各类控制指令；具备自动重连、数据加密传输、离线缓存等功能，可确保数据交互延迟≤1秒，保障远程控制的实时性与可靠性。</w:t>
+        <w:t>选用ESP8266/ESP32模块，通过UART接口与主控连接，支持Wi-Fi/BLE双模通信，适配家庭无线网络。核心功能：实现机器人与APP双向数据交互，上传视频、环境及设备状态，接收控制指令；具备自动重连、数据加密、离线缓存功能，确保交互延迟≤1秒。</w:t>
       </w:r>
     </w:p>
     <w:p>
@@ -777,7 +724,7 @@
     <w:p>
       <w:pPr>
         <w:spacing w:before="120" w:after="120" w:line="288" w:lineRule="auto"/>
-        <w:ind w:firstLineChars="200" w:firstLine="200"/>
+        <w:ind w:firstLineChars="200" w:firstLine="480"/>
         <w:rPr>
           <w:rFonts w:ascii="宋体" w:eastAsia="宋体" w:hAnsi="宋体" w:cs="Arial" w:hint="eastAsia"/>
           <w:sz w:val="24"/>
@@ -788,14 +735,22 @@
           <w:rFonts w:ascii="宋体" w:eastAsia="宋体" w:hAnsi="宋体" w:cs="Arial"/>
           <w:sz w:val="24"/>
         </w:rPr>
-        <w:t>声光交互模块由LED指示灯与扬声器组成，其中LED指示灯通过不同颜色区分机器人各类运行状态（如跟随状态、待机状态、低电量状态等），实现设备状态的可视化反馈；扬声器可播放轻柔音乐、宠物诱导音及异常报警音，提升宠物陪伴体验，同时在设备出现异常时及时发出报警提示。电源管理模块采用2-3节18650锂电池串联供电，搭配TP4057锂电池充电模块与AMS1117降压模块，具备过充、过放、短路保护功能，可有效延长电池使用寿命；设计低功耗运行模式，在待机状态下关闭视觉模块并使无线通信模块进入浅睡眠状态，通过红外传感器触发唤醒，确保设备连续稳定运行时长不低于2小时。</w:t>
-      </w:r>
-    </w:p>
-    <w:p>
-      <w:pPr>
-        <w:spacing w:before="120" w:after="120" w:line="288" w:lineRule="auto"/>
-        <w:rPr>
-          <w:rFonts w:ascii="宋体" w:eastAsia="宋体" w:hAnsi="宋体" w:cs="Arial"/>
+        <w:t>声光交互模块由LED指示灯与扬声器组成，LED区分设备运行状态，扬声器播放音乐、诱导音及报警音；电源管理模块采用2-3节18650锂电池供电，</w:t>
+      </w:r>
+      <w:r>
+        <w:rPr>
+          <w:rFonts w:ascii="宋体" w:eastAsia="宋体" w:hAnsi="宋体" w:cs="Arial"/>
+          <w:sz w:val="24"/>
+        </w:rPr>
+        <w:lastRenderedPageBreak/>
+        <w:t>搭配TP4057充电模块与AMS1117降压模块，具备多重保护功能，低功耗模式确保连续运行≥2小时，满足宠物独处陪伴需求。</w:t>
+      </w:r>
+    </w:p>
+    <w:p>
+      <w:pPr>
+        <w:spacing w:before="120" w:after="120" w:line="288" w:lineRule="auto"/>
+        <w:rPr>
+          <w:rFonts w:ascii="宋体" w:eastAsia="宋体" w:hAnsi="宋体" w:cs="Arial" w:hint="eastAsia"/>
           <w:color w:val="EE0000"/>
           <w:sz w:val="24"/>
         </w:rPr>
@@ -811,12 +766,12 @@
     </w:p>
     <w:p>
       <w:pPr>
-        <w:pStyle w:val="71e7dc79-1ff7-45e8-997d-0ebda3762b91"/>
-      </w:pPr>
-      <w:bookmarkStart w:id="26" w:name="heading_18"/>
-      <w:bookmarkStart w:id="27" w:name="_Toc228225194"/>
-      <w:r>
-        <w:t>3.3 硬件设计调试思路</w:t>
+        <w:pStyle w:val="21bc9c4b-6a32-43e5-beaa-fd2d792c5735"/>
+      </w:pPr>
+      <w:bookmarkStart w:id="26" w:name="heading_19"/>
+      <w:bookmarkStart w:id="27" w:name="_Toc228225195"/>
+      <w:r>
+        <w:t>第四章 系统软件设计</w:t>
       </w:r>
       <w:bookmarkEnd w:id="26"/>
       <w:bookmarkEnd w:id="27"/>
@@ -826,29 +781,31 @@
         <w:spacing w:before="120" w:after="120" w:line="288" w:lineRule="auto"/>
         <w:ind w:firstLineChars="200" w:firstLine="480"/>
         <w:rPr>
-          <w:rFonts w:ascii="宋体" w:eastAsia="宋体" w:hAnsi="宋体" w:cs="Arial"/>
-          <w:sz w:val="24"/>
-        </w:rPr>
-      </w:pPr>
-      <w:r>
-        <w:rPr>
-          <w:rFonts w:ascii="宋体" w:eastAsia="宋体" w:hAnsi="宋体" w:cs="Arial"/>
-          <w:sz w:val="24"/>
-        </w:rPr>
-        <w:t>硬件系统调试分为单元调试与集成调试两个阶段，确保各模块设计合理、协同运行稳定。单元调试阶段，对各功能模块进行单独调试，验证模块功能实现的准确性，排查电路连接错误、器件选型不合理等问题，并优化模块运行参数；集成调试阶段，将所有硬件模块集成至机器人底盘，进行整体协同调试，测试各模块协同运行效果，模拟家庭室内复杂环境验证设备环境适应性，重点优化传感器布局、系统功耗、电路运行稳定性及机器人体积灵活性，确保硬件系统满足实际应用需求。</w:t>
-      </w:r>
-    </w:p>
-    <w:p>
-      <w:pPr>
-        <w:pStyle w:val="21bc9c4b-6a32-43e5-beaa-fd2d792c5735"/>
-      </w:pPr>
-      <w:bookmarkStart w:id="28" w:name="heading_19"/>
-      <w:bookmarkStart w:id="29" w:name="_Toc228225195"/>
-      <w:r>
-        <w:t>第四章 系统软件设计</w:t>
+          <w:rFonts w:ascii="宋体" w:eastAsia="宋体" w:hAnsi="宋体" w:cs="Arial" w:hint="eastAsia"/>
+          <w:sz w:val="24"/>
+        </w:rPr>
+      </w:pPr>
+      <w:r>
+        <w:rPr>
+          <w:rFonts w:ascii="宋体" w:eastAsia="宋体" w:hAnsi="宋体" w:cs="Arial"/>
+          <w:sz w:val="24"/>
+        </w:rPr>
+        <w:t>软件采用“机器人端+手机APP”协同架构，机器人端基于Keil MDK、C语言开发，聚焦驱动与算法；手机端基于Android/Flutter开发，聚焦交互与管控，两者通过标准化无线通信实现高效交互，兼顾稳定性与易用性。</w:t>
+      </w:r>
+    </w:p>
+    <w:p>
+      <w:pPr>
+        <w:pStyle w:val="71e7dc79-1ff7-45e8-997d-0ebda3762b91"/>
+      </w:pPr>
+      <w:bookmarkStart w:id="28" w:name="heading_20"/>
+      <w:bookmarkStart w:id="29" w:name="_Toc228225196"/>
+      <w:bookmarkStart w:id="30" w:name="_Toc229321859"/>
+      <w:r>
+        <w:t>4.1 软件总体设计</w:t>
       </w:r>
       <w:bookmarkEnd w:id="28"/>
       <w:bookmarkEnd w:id="29"/>
+      <w:bookmarkEnd w:id="30"/>
     </w:p>
     <w:p>
       <w:pPr>
@@ -864,21 +821,46 @@
           <w:rFonts w:ascii="宋体" w:eastAsia="宋体" w:hAnsi="宋体" w:cs="Arial"/>
           <w:sz w:val="24"/>
         </w:rPr>
-        <w:t>软件系统采用“机器人端+手机端APP”协同设计架构，其中机器人端软件基于Keil MDK开发环境，采用C语言进行编写，重点实现核心算法运行与硬件模块驱动；手机端APP基于Android或Flutter开发环境进行开发，聚焦用户交互体验与远程管控功能，两者通过标准化无线通信协议实现数据高效交互，兼顾系统运行稳定性与用户操作易用性。</w:t>
-      </w:r>
+        <w:t>软件采用模块化、分层设计，核心原则为轻量化、高实时性、易操作。机器人端分为底层驱动层（模块初始化、数据采集）、算法层（核心算法运行）、应用层（统筹协同、指令解析）；手机端分为界面交互层（用户入口）、通信层（无线连接）、数据处理层（数据解析、指令生成）。协同流程：机器人端初始化后采集数据、运行算法实现跟随，同步数据至APP；用户下发指令，机器人端解析执行，形成闭环。</w:t>
+      </w:r>
+    </w:p>
+    <w:p>
+      <w:pPr>
+        <w:spacing w:before="120" w:after="120" w:line="288" w:lineRule="auto"/>
+        <w:rPr>
+          <w:rFonts w:ascii="宋体" w:eastAsia="宋体" w:hAnsi="宋体" w:cs="Arial"/>
+          <w:color w:val="EE0000"/>
+          <w:sz w:val="24"/>
+        </w:rPr>
+      </w:pPr>
+      <w:r>
+        <w:rPr>
+          <w:rFonts w:ascii="宋体" w:eastAsia="宋体" w:hAnsi="宋体" w:cs="Arial"/>
+          <w:color w:val="EE0000"/>
+          <w:sz w:val="24"/>
+        </w:rPr>
+        <w:t>（此处预留设计示意图位置：图9 软件系统总体架构设计图，标注：清晰展示机器人端软件与手机端APP软件的分层结构、各模块组成及数据交互流程）</w:t>
+      </w:r>
+    </w:p>
+    <w:p>
+      <w:pPr>
+        <w:spacing w:before="120" w:after="120" w:line="288" w:lineRule="auto"/>
+        <w:rPr>
+          <w:rFonts w:ascii="宋体" w:eastAsia="宋体" w:hAnsi="宋体" w:cs="Arial"/>
+          <w:color w:val="EE0000"/>
+          <w:sz w:val="24"/>
+        </w:rPr>
+      </w:pPr>
     </w:p>
     <w:p>
       <w:pPr>
         <w:pStyle w:val="71e7dc79-1ff7-45e8-997d-0ebda3762b91"/>
       </w:pPr>
-      <w:bookmarkStart w:id="30" w:name="heading_20"/>
-      <w:bookmarkStart w:id="31" w:name="_Toc228225196"/>
-      <w:bookmarkStart w:id="32" w:name="_Toc229321859"/>
-      <w:r>
-        <w:lastRenderedPageBreak/>
-        <w:t>4.1 软件总体设计</w:t>
-      </w:r>
-      <w:bookmarkEnd w:id="30"/>
+      <w:bookmarkStart w:id="31" w:name="heading_21"/>
+      <w:bookmarkStart w:id="32" w:name="_Toc228225197"/>
+      <w:r>
+        <w:t>4.2 机器人端软件设计</w:t>
+      </w:r>
       <w:bookmarkEnd w:id="31"/>
       <w:bookmarkEnd w:id="32"/>
     </w:p>
@@ -896,7 +878,7 @@
           <w:rFonts w:ascii="宋体" w:eastAsia="宋体" w:hAnsi="宋体" w:cs="Arial"/>
           <w:sz w:val="24"/>
         </w:rPr>
-        <w:t>软件系统采用模块化、分层设计架构，核心设计原则为轻量化、高实时性、易操作。其中，机器人端软件分为底层驱动层、算法层、应用层三个层级：底层驱动层负责各硬件模块的初始化、数据采集及驱动控制；算法层负责核心算法的实现与运行；应用层负责统筹各层级协同工作，解析手机端指令、执行对应操作、上传设备运行状态。手机端APP软件分为界面交互层、通信层、数据处理层三个层级：界面交互层提供用户操作入口；通信层负责与机器人端建立无线连接并实现数据传输；数据处理层负责数据解析、存储与展示，同时生成控制指令并下发至机器人端。软件协同流程为：机器人端软件完成初始化后，启动多传感器数据采集与核心算法运行，实现宠物自主跟随功能，同时通过无线通信模块向手机端APP发送设备运行状态、环境参数及视频流数据；手机端APP接收数据后完成可视化展示，用户通过APP下发控制指令，指令经通信层传输至机器人端，机器人端软件解析指令后控制对应硬件模块执行操作，形成完整的闭环交互流程。</w:t>
+        <w:t>开发环境为Keil MDK 5.0，辅助工具为Proteus、MATLAB，采用C语言开发。底层驱动层抑制数据噪声，提升采集可靠性；算法层包含轻量化目标识别、多传感器融合、自主跟随（0.5-1.5米可调）、动态避障算法，适配低算力平台；应用层统筹各模块，解析指令、处理异常，保障系统稳定运行。</w:t>
       </w:r>
     </w:p>
     <w:p>
@@ -914,27 +896,17 @@
           <w:color w:val="EE0000"/>
           <w:sz w:val="24"/>
         </w:rPr>
-        <w:t>（此处预留设计示意图位置：图9 软件系统总体架构设计图，标注：清晰展示机器人端软件与手机端APP软件的分层结构、各模块组成及数据交互流程）</w:t>
-      </w:r>
-    </w:p>
-    <w:p>
-      <w:pPr>
-        <w:spacing w:before="120" w:after="120" w:line="288" w:lineRule="auto"/>
-        <w:rPr>
-          <w:rFonts w:ascii="宋体" w:eastAsia="宋体" w:hAnsi="宋体" w:cs="Arial"/>
-          <w:color w:val="EE0000"/>
-          <w:sz w:val="24"/>
-        </w:rPr>
-      </w:pPr>
+        <w:t>（此处预留设计示意图位置：图10 机器人端软件流程设计图，标注：完整呈现机器人端软件的初始化、数据采集、算法处理、指令解析、功能执行、异常处理等流程）</w:t>
+      </w:r>
     </w:p>
     <w:p>
       <w:pPr>
         <w:pStyle w:val="71e7dc79-1ff7-45e8-997d-0ebda3762b91"/>
       </w:pPr>
-      <w:bookmarkStart w:id="33" w:name="heading_21"/>
-      <w:bookmarkStart w:id="34" w:name="_Toc228225197"/>
-      <w:r>
-        <w:t>4.2 机器人端软件设计</w:t>
+      <w:bookmarkStart w:id="33" w:name="heading_24"/>
+      <w:bookmarkStart w:id="34" w:name="_Toc228225200"/>
+      <w:r>
+        <w:t>4.3 手机端APP软件设计</w:t>
       </w:r>
       <w:bookmarkEnd w:id="33"/>
       <w:bookmarkEnd w:id="34"/>
@@ -953,36 +925,42 @@
           <w:rFonts w:ascii="宋体" w:eastAsia="宋体" w:hAnsi="宋体" w:cs="Arial"/>
           <w:sz w:val="24"/>
         </w:rPr>
-        <w:t>机器人端软件开发环境选用Keil MDK 5.0，辅助开发工具包括Proteus（电路仿真）、MATLAB（算法仿真），开发语言采用C语言，兼顾代码运行效率与开发便捷性，适配STM32低算力平台运行需求。底层驱动层负责各硬件模块的初始化、数据采集与驱动程序编写，通过卡尔曼滤波等滤波算法抑制数据噪声与异常值，提升数据采集的可靠性；算法层包含轻量化目标识别算法、多传感器融合算法、自主跟随算法（跟随距离0.5-1.5米可调）、动态避障算法，均针对STM32低算力平台进行轻量化优化，确保算法实时性与稳定性；应用层负责统筹各层级模块工作，解析手机端下发的控制指令、执行对应操作、上传设备运行状态，同时处理目标丢失、低电量、通信中断等异常情况，保障系统稳定运行。</w:t>
-      </w:r>
-    </w:p>
-    <w:p>
-      <w:pPr>
-        <w:spacing w:before="120" w:after="120" w:line="288" w:lineRule="auto"/>
+        <w:t>开发环境为Android Studio/Flutter，支持跨平台，辅助工具为</w:t>
+      </w:r>
+      <w:r>
+        <w:rPr>
+          <w:rFonts w:ascii="宋体" w:eastAsia="宋体" w:hAnsi="宋体" w:cs="Arial"/>
+          <w:sz w:val="24"/>
+        </w:rPr>
+        <w:lastRenderedPageBreak/>
+        <w:t>Postman、Figma，采用Java/Dart开发。界面交互层包含五大核心界面，操作便捷；通信层采用Wi-Fi/BLE协议，具备自动重连功能；数据处理层解析数据、生成指令，保存用户设置与历史数据，提升使用便捷性。</w:t>
+      </w:r>
+    </w:p>
+    <w:p>
+      <w:pPr>
+        <w:spacing w:before="120" w:after="120" w:line="288" w:lineRule="auto"/>
+        <w:rPr>
+          <w:rFonts w:ascii="宋体" w:eastAsia="宋体" w:hAnsi="宋体" w:cs="Arial"/>
+          <w:sz w:val="24"/>
+        </w:rPr>
+      </w:pPr>
+      <w:r>
         <w:rPr>
           <w:rFonts w:ascii="宋体" w:eastAsia="宋体" w:hAnsi="宋体" w:cs="Arial"/>
           <w:color w:val="EE0000"/>
           <w:sz w:val="24"/>
         </w:rPr>
-      </w:pPr>
-      <w:r>
-        <w:rPr>
-          <w:rFonts w:ascii="宋体" w:eastAsia="宋体" w:hAnsi="宋体" w:cs="Arial"/>
-          <w:color w:val="EE0000"/>
-          <w:sz w:val="24"/>
-        </w:rPr>
-        <w:t>（此处预留设计示意图位置：图10 机器人端软件流程设计图，标注：完整呈现机器人端软件的初始化、数据采集、算法处理、指令解析、功能执行、异常处理等流程）</w:t>
-      </w:r>
-    </w:p>
-    <w:p>
-      <w:pPr>
-        <w:pStyle w:val="71e7dc79-1ff7-45e8-997d-0ebda3762b91"/>
-      </w:pPr>
-      <w:bookmarkStart w:id="35" w:name="heading_24"/>
-      <w:bookmarkStart w:id="36" w:name="_Toc228225200"/>
-      <w:r>
-        <w:lastRenderedPageBreak/>
-        <w:t>4.3 手机端APP软件设计</w:t>
+        <w:t>（此处预留设计示意图位置：图11 手机端APP界面原型设计图，标注：展示首页、视频监控界面、指令控制界面、参数设置界面的布局与核心功能按钮）</w:t>
+      </w:r>
+    </w:p>
+    <w:p>
+      <w:pPr>
+        <w:pStyle w:val="21bc9c4b-6a32-43e5-beaa-fd2d792c5735"/>
+      </w:pPr>
+      <w:bookmarkStart w:id="35" w:name="heading_28"/>
+      <w:bookmarkStart w:id="36" w:name="_Toc228225204"/>
+      <w:r>
+        <w:t>第五章 机械结构设计</w:t>
       </w:r>
       <w:bookmarkEnd w:id="35"/>
       <w:bookmarkEnd w:id="36"/>
@@ -1001,50 +979,17 @@
           <w:rFonts w:ascii="宋体" w:eastAsia="宋体" w:hAnsi="宋体" w:cs="Arial"/>
           <w:sz w:val="24"/>
         </w:rPr>
-        <w:t>手机端APP软件开发环境选用Android Studio（安卓端）或Flutter开发环境，支持跨平台开发（安卓/</w:t>
-      </w:r>
-      <w:proofErr w:type="spellStart"/>
-      <w:r>
-        <w:rPr>
-          <w:rFonts w:ascii="宋体" w:eastAsia="宋体" w:hAnsi="宋体" w:cs="Arial"/>
-          <w:sz w:val="24"/>
-        </w:rPr>
-        <w:t>ios</w:t>
-      </w:r>
-      <w:proofErr w:type="spellEnd"/>
-      <w:r>
-        <w:rPr>
-          <w:rFonts w:ascii="宋体" w:eastAsia="宋体" w:hAnsi="宋体" w:cs="Arial"/>
-          <w:sz w:val="24"/>
-        </w:rPr>
-        <w:t>），辅助开发工具包括Postman（接口调试）、Figma（界面原型设计），开发语言采用Java（安卓端）或Dart（Flutter），兼顾开发效率与界面运行流畅性。界面交互层采用简洁直观的设计风格，包含首页、视频监控界面、指令控制界面、参数设置界面、异常提醒界面五大核心界面，为用户提供便捷的操作入口；通信层采用Wi-Fi/BLE通信协议，负责与机器人端无线通信模块建立稳定连接，实现双向数据传输，同时具备自动重连功能，避免通信中断影响使用；数据处理层负责接收机器人端上传的数据，进行解析、存储与可视化展示，同时根据用户操作生成对应的控制指令，编码后下发至机器人端，同步保存用户个性化设置及历史数据，便于用户后续查看。</w:t>
-      </w:r>
-    </w:p>
-    <w:p>
-      <w:pPr>
-        <w:spacing w:before="120" w:after="120" w:line="288" w:lineRule="auto"/>
-        <w:rPr>
-          <w:rFonts w:ascii="宋体" w:eastAsia="宋体" w:hAnsi="宋体" w:cs="Arial"/>
-          <w:sz w:val="24"/>
-        </w:rPr>
-      </w:pPr>
-      <w:r>
-        <w:rPr>
-          <w:rFonts w:ascii="宋体" w:eastAsia="宋体" w:hAnsi="宋体" w:cs="Arial"/>
-          <w:color w:val="EE0000"/>
-          <w:sz w:val="24"/>
-        </w:rPr>
-        <w:t>（此处预留设计示意图位置：图11 手机端APP界面原型设计图，标注：展示首页、视频监控界面、指令控制界面、参数设置界面的布局与核心功能按钮）</w:t>
-      </w:r>
-    </w:p>
-    <w:p>
-      <w:pPr>
-        <w:pStyle w:val="21bc9c4b-6a32-43e5-beaa-fd2d792c5735"/>
-      </w:pPr>
-      <w:bookmarkStart w:id="37" w:name="heading_28"/>
-      <w:bookmarkStart w:id="38" w:name="_Toc228225204"/>
-      <w:r>
-        <w:t>第五章 机械结构设计</w:t>
+        <w:t>机械结构遵循小型化、轻量化、灵活性、稳定性原则，结合硬件尺寸与功能需求，设计底盘、传感器支架及外壳，确保安装牢固、运动灵活，兼顾美观与实用性，适配家庭环境。</w:t>
+      </w:r>
+    </w:p>
+    <w:p>
+      <w:pPr>
+        <w:pStyle w:val="71e7dc79-1ff7-45e8-997d-0ebda3762b91"/>
+      </w:pPr>
+      <w:bookmarkStart w:id="37" w:name="heading_29"/>
+      <w:bookmarkStart w:id="38" w:name="_Toc228225205"/>
+      <w:r>
+        <w:t>5.1 机械结构总体设计</w:t>
       </w:r>
       <w:bookmarkEnd w:id="37"/>
       <w:bookmarkEnd w:id="38"/>
@@ -1063,95 +1008,76 @@
           <w:rFonts w:ascii="宋体" w:eastAsia="宋体" w:hAnsi="宋体" w:cs="Arial"/>
           <w:sz w:val="24"/>
         </w:rPr>
-        <w:t>机器人机械结构设计遵循小型化、轻量化、灵活性、稳定性核心原则，结合各硬件模块的具体尺寸及功能需求，完成底盘、传感器支架及外壳的结构设计，确保各硬件模块安装牢固、机器人运动灵活，兼顾美观性与实用性，适配家庭室内环境，避免机器人移动时惊吓宠物。</w:t>
+        <w:t>机械结构采用模块化设计，分为底盘、传感器支架、外壳三部分，选用ABS塑料，整体尺寸≤20cm（直径）、≤15cm（高度），适配室内狭窄空间。核心设计：底盘差分驱动保障灵活；传感器支架确保检测精准；外壳圆润无尖角，预留接口与安装空间，便于后期升级。</w:t>
+      </w:r>
+    </w:p>
+    <w:p>
+      <w:pPr>
+        <w:spacing w:before="120" w:after="120" w:line="288" w:lineRule="auto"/>
+        <w:rPr>
+          <w:rFonts w:ascii="宋体" w:eastAsia="宋体" w:hAnsi="宋体" w:cs="Arial"/>
+          <w:color w:val="EE0000"/>
+          <w:sz w:val="24"/>
+        </w:rPr>
+      </w:pPr>
+      <w:r>
+        <w:rPr>
+          <w:rFonts w:ascii="宋体" w:eastAsia="宋体" w:hAnsi="宋体" w:cs="Arial"/>
+          <w:color w:val="EE0000"/>
+          <w:sz w:val="24"/>
+        </w:rPr>
+        <w:t>（此处预留设计示意图位置：图12 机器人机械结构总体设计示意图，标注：展示底盘、传感器支架、外壳的组成与安装位置，标注各部分尺寸）</w:t>
       </w:r>
     </w:p>
     <w:p>
       <w:pPr>
         <w:pStyle w:val="71e7dc79-1ff7-45e8-997d-0ebda3762b91"/>
       </w:pPr>
-      <w:bookmarkStart w:id="39" w:name="heading_29"/>
-      <w:bookmarkStart w:id="40" w:name="_Toc228225205"/>
-      <w:r>
-        <w:t>5.1 机械结构总体设计</w:t>
+      <w:bookmarkStart w:id="39" w:name="heading_30"/>
+      <w:bookmarkStart w:id="40" w:name="_Toc228225206"/>
+      <w:r>
+        <w:t>5.2 各部分机械结构详细设计</w:t>
       </w:r>
       <w:bookmarkEnd w:id="39"/>
       <w:bookmarkEnd w:id="40"/>
     </w:p>
     <w:p>
       <w:pPr>
-        <w:spacing w:before="120" w:after="120" w:line="288" w:lineRule="auto"/>
-        <w:ind w:firstLineChars="200" w:firstLine="480"/>
-        <w:rPr>
-          <w:rFonts w:ascii="宋体" w:eastAsia="宋体" w:hAnsi="宋体" w:cs="Arial"/>
-          <w:sz w:val="24"/>
-        </w:rPr>
-      </w:pPr>
-      <w:r>
-        <w:rPr>
-          <w:rFonts w:ascii="宋体" w:eastAsia="宋体" w:hAnsi="宋体" w:cs="Arial"/>
-          <w:sz w:val="24"/>
-        </w:rPr>
-        <w:t>机器人机械结构采用模块化设计思路，整体分为底盘、传感器支架、外壳三大核心部分，便于各硬件模块的安装、调试及后期维护；材质选用轻质且耐用的ABS塑料，兼顾重量与结构强度，有效降低机器人整体重量，提升运动灵活性；整体尺寸严格控制在直径≤20cm、高度≤15cm的范围，可灵活适配家庭室内狭窄空间（如沙发底、床底）。核心设计思路如下：底盘采用差分驱动方式，保障机器人运动灵活性；传感器支架贴合各传感器的布局需求，确保检测角度合理、数据采集准确；外壳采用简约圆润的造型设计，避免尖锐边角，既能保护内部硬件模块，也能防止划伤宠物与用户；预留充足的接口及安装空间，为后续功能升级（如增加喂食、健康监测模块）提供便利。</w:t>
-      </w:r>
-    </w:p>
-    <w:p>
-      <w:pPr>
-        <w:spacing w:before="120" w:after="120" w:line="288" w:lineRule="auto"/>
-        <w:ind w:firstLineChars="200" w:firstLine="480"/>
-        <w:rPr>
-          <w:rFonts w:ascii="宋体" w:eastAsia="宋体" w:hAnsi="宋体" w:cs="Arial" w:hint="eastAsia"/>
-          <w:sz w:val="24"/>
-        </w:rPr>
-      </w:pPr>
-    </w:p>
-    <w:p>
-      <w:pPr>
-        <w:spacing w:before="120" w:after="120" w:line="288" w:lineRule="auto"/>
-        <w:rPr>
-          <w:rFonts w:ascii="宋体" w:eastAsia="宋体" w:hAnsi="宋体" w:cs="Arial"/>
-          <w:color w:val="EE0000"/>
-          <w:sz w:val="24"/>
-        </w:rPr>
-      </w:pPr>
-      <w:r>
-        <w:rPr>
-          <w:rFonts w:ascii="宋体" w:eastAsia="宋体" w:hAnsi="宋体" w:cs="Arial"/>
-          <w:color w:val="EE0000"/>
-          <w:sz w:val="24"/>
-        </w:rPr>
-        <w:t>（此处预留设计示意图位置：图12 机器人机械结构总体设计示意图，标注：</w:t>
-      </w:r>
-      <w:r>
-        <w:rPr>
-          <w:rFonts w:ascii="宋体" w:eastAsia="宋体" w:hAnsi="宋体" w:cs="Arial"/>
-          <w:color w:val="EE0000"/>
-          <w:sz w:val="24"/>
-        </w:rPr>
-        <w:lastRenderedPageBreak/>
-        <w:t>展示底盘、传感器支架、外壳的组成与安装位置，标注各部分尺寸）</w:t>
-      </w:r>
-    </w:p>
-    <w:p>
-      <w:pPr>
-        <w:pStyle w:val="71e7dc79-1ff7-45e8-997d-0ebda3762b91"/>
-      </w:pPr>
-      <w:bookmarkStart w:id="41" w:name="heading_30"/>
-      <w:bookmarkStart w:id="42" w:name="_Toc228225206"/>
-      <w:r>
-        <w:t>5.2 各部分机械结构详细设计</w:t>
+        <w:pStyle w:val="b63ee27f-4cf3-414c-9275-d88e3f90795e"/>
+      </w:pPr>
+      <w:bookmarkStart w:id="41" w:name="heading_31"/>
+      <w:bookmarkStart w:id="42" w:name="_Toc228225207"/>
+      <w:r>
+        <w:t>5.2.1 底盘设计</w:t>
       </w:r>
       <w:bookmarkEnd w:id="41"/>
       <w:bookmarkEnd w:id="42"/>
     </w:p>
     <w:p>
       <w:pPr>
+        <w:spacing w:before="120" w:after="120" w:line="288" w:lineRule="auto"/>
+        <w:ind w:firstLineChars="200" w:firstLine="480"/>
+        <w:rPr>
+          <w:rFonts w:ascii="宋体" w:eastAsia="宋体" w:hAnsi="宋体" w:cs="Arial" w:hint="eastAsia"/>
+          <w:sz w:val="24"/>
+        </w:rPr>
+      </w:pPr>
+      <w:r>
+        <w:rPr>
+          <w:rFonts w:ascii="宋体" w:eastAsia="宋体" w:hAnsi="宋体" w:cs="Arial"/>
+          <w:sz w:val="24"/>
+        </w:rPr>
+        <w:t>底盘为承载核心，采用差分驱动，由底座、电机安装座、轮系安装座组成。底座为ABS塑料板，底部设防滑垫、安装孔及布线槽；电机安装座卡扣式固定，适配轮系；轮系安装座与电机配合，预留调节机构，确保动力传输顺畅、运动平稳。</w:t>
+      </w:r>
+    </w:p>
+    <w:p>
+      <w:pPr>
         <w:pStyle w:val="b63ee27f-4cf3-414c-9275-d88e3f90795e"/>
       </w:pPr>
-      <w:bookmarkStart w:id="43" w:name="heading_31"/>
-      <w:bookmarkStart w:id="44" w:name="_Toc228225207"/>
-      <w:r>
-        <w:t>5.2.1 底盘设计</w:t>
+      <w:bookmarkStart w:id="43" w:name="heading_32"/>
+      <w:bookmarkStart w:id="44" w:name="_Toc228225208"/>
+      <w:r>
+        <w:t>5.2.2 传感器支架设计</w:t>
       </w:r>
       <w:bookmarkEnd w:id="43"/>
       <w:bookmarkEnd w:id="44"/>
@@ -1159,7 +1085,7 @@
     <w:p>
       <w:pPr>
         <w:spacing w:before="120" w:after="120" w:line="288" w:lineRule="auto"/>
-        <w:ind w:firstLineChars="200" w:firstLine="200"/>
+        <w:ind w:firstLineChars="200" w:firstLine="480"/>
         <w:rPr>
           <w:rFonts w:ascii="宋体" w:eastAsia="宋体" w:hAnsi="宋体" w:cs="Arial" w:hint="eastAsia"/>
           <w:sz w:val="24"/>
@@ -1170,17 +1096,17 @@
           <w:rFonts w:ascii="宋体" w:eastAsia="宋体" w:hAnsi="宋体" w:cs="Arial"/>
           <w:sz w:val="24"/>
         </w:rPr>
-        <w:t>底盘作为整个机械结构的承载核心，负责承载主控模块、传感器、电机、电池等所有硬件，并实现机器人的自主移动，整体采用差分驱动设计，由底盘底座、电机安装座、轮系安装座三部分组成。底盘底座选用厚度适中的圆形或方形ABS塑料板，底部增设防滑垫，有效减少机器人移动时的打滑现象，提升运动稳定性；底座上预留各硬件模块的安装孔，便于主控模块、电池、电机驱动模块等的固定安装；同时预留专用布线槽，规范各模块之间的线路连接，避免线路混乱引发设备故障。电机安装座采用卡扣式设计，固定于底盘底座两侧，用于安装直流减速电机，既便于电机的快速拆装，也能确保电机固定牢固，防止机器人移动时出现电机松动；电机安装座的高度与角度严格适配轮系设计需求，保障电机与轮系的动力传输稳定。轮系安装座与电机安装座精准配合，用于安装橡胶轮，通过联轴器将电机与轮系连接，确保动力传输顺畅；轮系安装座预留调节机构，可灵活调整轮系的高度与间距，保障机器人运动平稳、无卡顿。</w:t>
+        <w:t>设计三类专用支架：摄像头支架可多角度调节，固定于外壳顶部；超声波传感器支架环形分布于底盘边缘，实现360°测距；红外传感器支架固定于底盘前端及两侧，辅助近距离检测与目标捕获，确保检测精准。</w:t>
       </w:r>
     </w:p>
     <w:p>
       <w:pPr>
         <w:pStyle w:val="b63ee27f-4cf3-414c-9275-d88e3f90795e"/>
       </w:pPr>
-      <w:bookmarkStart w:id="45" w:name="heading_32"/>
-      <w:bookmarkStart w:id="46" w:name="_Toc228225208"/>
-      <w:r>
-        <w:t>5.2.2 传感器支架设计</w:t>
+      <w:bookmarkStart w:id="45" w:name="heading_33"/>
+      <w:bookmarkStart w:id="46" w:name="_Toc228225209"/>
+      <w:r>
+        <w:t>5.2.3 外壳设计</w:t>
       </w:r>
       <w:bookmarkEnd w:id="45"/>
       <w:bookmarkEnd w:id="46"/>
@@ -1188,7 +1114,7 @@
     <w:p>
       <w:pPr>
         <w:spacing w:before="120" w:after="120" w:line="288" w:lineRule="auto"/>
-        <w:ind w:firstLineChars="200" w:firstLine="200"/>
+        <w:ind w:firstLineChars="200" w:firstLine="480"/>
         <w:rPr>
           <w:rFonts w:ascii="宋体" w:eastAsia="宋体" w:hAnsi="宋体" w:cs="Arial" w:hint="eastAsia"/>
           <w:sz w:val="24"/>
@@ -1199,17 +1125,25 @@
           <w:rFonts w:ascii="宋体" w:eastAsia="宋体" w:hAnsi="宋体" w:cs="Arial"/>
           <w:sz w:val="24"/>
         </w:rPr>
-        <w:t>传感器支架的核心作用是固定摄像头、超声波传感器及红外传感器，确保各传感器检测角度合理、数据采集精准，结合传感器布局需求，设计了三类专用支架，分别为摄像头支架、超声波传感器支架、红外传感器支架。摄像头支架采用小型可调节结构，固定于机器人外壳顶部，用于安装摄像头，支架可实现上下、左右多角度调节，确保摄像头能够清晰采集宠物图像，覆盖不同检测范围；支架选用轻质材料制作，避免增加机器人顶部重量而影响整体运动稳定性。超声波传感器支架采用环形或均匀分布式设计，固定于底盘边缘，用于安装多个超声波传感器，支架的高度与角度根据测距需求精准调整，实现360°无死角测距，避免检测盲区；支架表面做防滑处理，确保传感器安装牢固、不易移位。红外传感器支架固定于底盘前端及两侧，用于安装红外传感器，辅助超声波传感器实现近距离测距与宠物检测；支架采用倾斜向下的设计角度，确保能够精准捕捉宠物的动态移动及近距离障碍物信息。</w:t>
-      </w:r>
-    </w:p>
-    <w:p>
-      <w:pPr>
-        <w:pStyle w:val="b63ee27f-4cf3-414c-9275-d88e3f90795e"/>
-      </w:pPr>
-      <w:bookmarkStart w:id="47" w:name="heading_33"/>
-      <w:bookmarkStart w:id="48" w:name="_Toc228225209"/>
-      <w:r>
-        <w:t>5.2.3 外壳设计</w:t>
+        <w:t>外壳采用ABS塑料，可3D打印或注塑成型，圆润无尖角，浅色系适配家庭</w:t>
+      </w:r>
+      <w:r>
+        <w:rPr>
+          <w:rFonts w:ascii="宋体" w:eastAsia="宋体" w:hAnsi="宋体" w:cs="Arial"/>
+          <w:sz w:val="24"/>
+        </w:rPr>
+        <w:lastRenderedPageBreak/>
+        <w:t>环境。顶部预留摄像头孔，侧面设扬声器孔，表面留LED窗口，卡扣式设计便于拆装，底部预留充电接口与散热孔，保护硬件并延长使用寿命。</w:t>
+      </w:r>
+    </w:p>
+    <w:p>
+      <w:pPr>
+        <w:pStyle w:val="71e7dc79-1ff7-45e8-997d-0ebda3762b91"/>
+      </w:pPr>
+      <w:bookmarkStart w:id="47" w:name="heading_34"/>
+      <w:bookmarkStart w:id="48" w:name="_Toc228225210"/>
+      <w:r>
+        <w:t>5.3 机械结构设计调试思路</w:t>
       </w:r>
       <w:bookmarkEnd w:id="47"/>
       <w:bookmarkEnd w:id="48"/>
@@ -1228,25 +1162,44 @@
           <w:rFonts w:ascii="宋体" w:eastAsia="宋体" w:hAnsi="宋体" w:cs="Arial"/>
           <w:sz w:val="24"/>
         </w:rPr>
-        <w:t>外壳主要用于保护内部硬件模块，同时提升机器人的整体美观度，采用</w:t>
-      </w:r>
-      <w:r>
-        <w:rPr>
-          <w:rFonts w:ascii="宋体" w:eastAsia="宋体" w:hAnsi="宋体" w:cs="Arial"/>
-          <w:sz w:val="24"/>
-        </w:rPr>
-        <w:lastRenderedPageBreak/>
-        <w:t>ABS塑料材质，可通过3D打印或注塑工艺成型；外壳采用简约圆润的造型设计，无尖锐边角，有效防止划伤宠物与用户。外壳颜色选用柔和的浅色系（如白色、浅灰色），避免刺激宠物情绪。设计细节上，外壳顶部预留摄像头安装孔，保障摄像头正常采集图像；侧面设置扬声器出声孔，确保声音清晰传播；表面预留LED指示灯窗口，方便用户实时查看机器人运行状态；外壳采用卡扣式设计，便于拆卸与安装，为内部硬件模块的调试与维护提供便利；底部预留充电接口与散热孔，既保障充电便捷性，也能有效为内部模块散热，延长设备使用寿命。</w:t>
-      </w:r>
-    </w:p>
-    <w:p>
-      <w:pPr>
-        <w:pStyle w:val="71e7dc79-1ff7-45e8-997d-0ebda3762b91"/>
-      </w:pPr>
-      <w:bookmarkStart w:id="49" w:name="heading_34"/>
-      <w:bookmarkStart w:id="50" w:name="_Toc228225210"/>
-      <w:r>
-        <w:t>5.3 机械结构设计调试思路</w:t>
+        <w:t>调试重点验证运动灵活性、稳定性及传感器检测合理性：调试各类运动动作，优化轮系与重心；验证不同地面适应性，加固部件；调整传感器支架角度，消除盲区；优化外壳造型与拆卸方式，兼顾美观与实用性，适配实际应用需求。</w:t>
+      </w:r>
+    </w:p>
+    <w:p>
+      <w:pPr>
+        <w:spacing w:before="120" w:after="120" w:line="288" w:lineRule="auto"/>
+        <w:rPr>
+          <w:rFonts w:ascii="宋体" w:eastAsia="宋体" w:hAnsi="宋体" w:cs="Arial"/>
+          <w:color w:val="EE0000"/>
+          <w:sz w:val="24"/>
+        </w:rPr>
+      </w:pPr>
+      <w:r>
+        <w:rPr>
+          <w:rFonts w:ascii="宋体" w:eastAsia="宋体" w:hAnsi="宋体" w:cs="Arial"/>
+          <w:color w:val="EE0000"/>
+          <w:sz w:val="24"/>
+        </w:rPr>
+        <w:t>（此处预留设计示意图位置：图13 机器人机械结构装配设计图，标注：展示各机械部分的装配关系、硬件模块的安装位置，呈现机器人完整造型）</w:t>
+      </w:r>
+    </w:p>
+    <w:p>
+      <w:pPr>
+        <w:pStyle w:val="21bc9c4b-6a32-43e5-beaa-fd2d792c5735"/>
+      </w:pPr>
+      <w:bookmarkStart w:id="49" w:name="heading_43"/>
+      <w:bookmarkStart w:id="50" w:name="_Toc228225219"/>
+      <w:r>
+        <w:t>第</w:t>
+      </w:r>
+      <w:r>
+        <w:rPr>
+          <w:rFonts w:hint="eastAsia"/>
+        </w:rPr>
+        <w:t>六</w:t>
+      </w:r>
+      <w:r>
+        <w:t>章 项目创新点与特色</w:t>
       </w:r>
       <w:bookmarkEnd w:id="49"/>
       <w:bookmarkEnd w:id="50"/>
@@ -1254,101 +1207,79 @@
     <w:p>
       <w:pPr>
         <w:spacing w:before="120" w:after="120" w:line="288" w:lineRule="auto"/>
-        <w:ind w:firstLineChars="200" w:firstLine="200"/>
-        <w:rPr>
-          <w:rFonts w:ascii="宋体" w:eastAsia="宋体" w:hAnsi="宋体" w:cs="Arial" w:hint="eastAsia"/>
-          <w:sz w:val="24"/>
-        </w:rPr>
-      </w:pPr>
-      <w:r>
-        <w:rPr>
-          <w:rFonts w:ascii="宋体" w:eastAsia="宋体" w:hAnsi="宋体" w:cs="Arial"/>
-          <w:sz w:val="24"/>
-        </w:rPr>
-        <w:t>机械结构设计调试的重点是验证机器人的运动灵活性、运行稳定性及传感器检测角度的合理性，针对调试过程中发现的问题优化设计细节，确保机械结构与硬件、软件功能完美适配，满足家庭实际使用需求。具体调试优化内容如下：一是运动灵活性调试，验证机器人前进、后退、左转、右转、原地旋转等各类动作，排查运动卡顿、打滑、转向不灵活等异常问题，优化轮系间距、电机安装角度及底盘重心分布，确保机器人运动平稳灵活，能够快速跟随宠物移动；二是稳定性调试，验证机器人在瓷砖、木地板、地毯等不同家庭地面的运动稳定性，排查底盘松动、电机晃动、传感器移位等问题，优化各硬件模块的安装方式，增设固定卡扣，确保各部件安装牢固，避免机器人移动时出现故障；三是传感器检测角度优化，验证各传感器的检测范围与数据准确性，精准调整传感器支架的角度与高度，确保摄像头能够清晰采集宠物图像，超声波传感器与红外传感器能够精准检测距离及宠物动态，消除检测盲区；四是美观性与实用性优化，进一步优化外壳造型与颜色，确保适配家庭室内环境、美观大方；调整外壳尺寸与重量，坚守小型化、轻量化原则，便于机器人移动与携带；优化外壳拆卸方式，提升内部硬件模块调试与维护的便捷性。</w:t>
-      </w:r>
-    </w:p>
-    <w:p>
-      <w:pPr>
-        <w:spacing w:before="120" w:after="120" w:line="288" w:lineRule="auto"/>
-        <w:rPr>
-          <w:rFonts w:ascii="宋体" w:eastAsia="宋体" w:hAnsi="宋体" w:cs="Arial"/>
-          <w:color w:val="EE0000"/>
-          <w:sz w:val="24"/>
-        </w:rPr>
-      </w:pPr>
-      <w:r>
-        <w:rPr>
-          <w:rFonts w:ascii="宋体" w:eastAsia="宋体" w:hAnsi="宋体" w:cs="Arial"/>
-          <w:color w:val="EE0000"/>
-          <w:sz w:val="24"/>
-        </w:rPr>
-        <w:t>（此处预留设计示意图位置：图13 机器人机械结构装配设计图，标注：展示各机械部分的装配关系、硬件模块的安装位置，呈现机器人完整造型）</w:t>
-      </w:r>
-    </w:p>
-    <w:p>
-      <w:pPr>
-        <w:pStyle w:val="21bc9c4b-6a32-43e5-beaa-fd2d792c5735"/>
-      </w:pPr>
-      <w:bookmarkStart w:id="51" w:name="heading_43"/>
-      <w:bookmarkStart w:id="52" w:name="_Toc228225219"/>
-      <w:r>
-        <w:t>第</w:t>
-      </w:r>
+        <w:ind w:firstLineChars="200" w:firstLine="480"/>
+        <w:rPr>
+          <w:rFonts w:ascii="宋体" w:eastAsia="宋体" w:hAnsi="宋体" w:cs="Arial"/>
+          <w:sz w:val="24"/>
+        </w:rPr>
+      </w:pPr>
+      <w:r>
+        <w:rPr>
+          <w:rFonts w:ascii="宋体" w:eastAsia="宋体" w:hAnsi="宋体" w:cs="Arial"/>
+          <w:sz w:val="24"/>
+        </w:rPr>
+        <w:t>本项目“灵眸伴宠”——基于STM32的自主伴随宠物式机器人，在设计过程中，结合宠物照护的实际需求，突破传统宠物陪伴设备的设计局限，形成了鲜明的设计创新点与特色，既体现了技术创新性，又兼顾了实用性与竞赛适配性，具体如下：</w:t>
+      </w:r>
+    </w:p>
+    <w:p>
+      <w:pPr>
+        <w:pStyle w:val="71e7dc79-1ff7-45e8-997d-0ebda3762b91"/>
+      </w:pPr>
+      <w:bookmarkStart w:id="51" w:name="heading_44"/>
+      <w:bookmarkStart w:id="52" w:name="_Toc228225220"/>
       <w:r>
         <w:rPr>
           <w:rFonts w:hint="eastAsia"/>
         </w:rPr>
-        <w:t>六</w:t>
-      </w:r>
-      <w:r>
-        <w:t>章 项目创新点与特色</w:t>
+        <w:t>6</w:t>
+      </w:r>
+      <w:r>
+        <w:t>.1 核心创新点</w:t>
       </w:r>
       <w:bookmarkEnd w:id="51"/>
       <w:bookmarkEnd w:id="52"/>
     </w:p>
     <w:p>
       <w:pPr>
-        <w:spacing w:before="120" w:after="120" w:line="288" w:lineRule="auto"/>
-        <w:ind w:firstLineChars="200" w:firstLine="480"/>
-        <w:rPr>
-          <w:rFonts w:ascii="宋体" w:eastAsia="宋体" w:hAnsi="宋体" w:cs="Arial"/>
-          <w:sz w:val="24"/>
-        </w:rPr>
-      </w:pPr>
-      <w:r>
-        <w:rPr>
-          <w:rFonts w:ascii="宋体" w:eastAsia="宋体" w:hAnsi="宋体" w:cs="Arial"/>
-          <w:sz w:val="24"/>
-        </w:rPr>
-        <w:t>本项目“灵眸伴宠”——基于STM32的自主伴随宠物式机器人，在设计过程中，结合宠物照护的实际需求，突破传统宠物陪伴设备的设计局限，形成了鲜明的设计创新点与特色，既体现了技术创新性，又兼顾了实用性与竞赛适配性，具体如下：</w:t>
-      </w:r>
-    </w:p>
-    <w:p>
-      <w:pPr>
-        <w:pStyle w:val="71e7dc79-1ff7-45e8-997d-0ebda3762b91"/>
-      </w:pPr>
-      <w:bookmarkStart w:id="53" w:name="heading_44"/>
-      <w:bookmarkStart w:id="54" w:name="_Toc228225220"/>
+        <w:pStyle w:val="b63ee27f-4cf3-414c-9275-d88e3f90795e"/>
+      </w:pPr>
+      <w:bookmarkStart w:id="53" w:name="heading_45"/>
+      <w:bookmarkStart w:id="54" w:name="_Toc228225221"/>
       <w:r>
         <w:rPr>
           <w:rFonts w:hint="eastAsia"/>
         </w:rPr>
-        <w:lastRenderedPageBreak/>
         <w:t>6</w:t>
       </w:r>
       <w:r>
-        <w:t>.1 核心创新点</w:t>
+        <w:t>.1.1 低算力平台下的多传感器融合优化技术</w:t>
       </w:r>
       <w:bookmarkEnd w:id="53"/>
       <w:bookmarkEnd w:id="54"/>
     </w:p>
     <w:p>
       <w:pPr>
+        <w:spacing w:before="120" w:after="120" w:line="288" w:lineRule="auto"/>
+        <w:ind w:firstLineChars="200" w:firstLine="480"/>
+        <w:rPr>
+          <w:rFonts w:ascii="宋体" w:eastAsia="宋体" w:hAnsi="宋体" w:cs="Arial"/>
+          <w:sz w:val="24"/>
+        </w:rPr>
+      </w:pPr>
+      <w:r>
+        <w:rPr>
+          <w:rFonts w:ascii="宋体" w:eastAsia="宋体" w:hAnsi="宋体" w:cs="Arial"/>
+          <w:sz w:val="24"/>
+        </w:rPr>
+        <w:t>创新采用“视觉+红外+超声波”多传感器融合技术，针对STM32低算力平台进行专项优化，突破低算力环境下多传感器数据融合的技术瓶颈。通过时间配准、空间坐标统一与可信度加权融合算法，整合三类传感器的检测数据，弥补单一传感器的缺陷：视觉模块实现宠物精准识别与轨迹跟踪，超声波传感器实现360°无死角测距，红外传感器辅助近距离检测与目标重捕获，三者协同工作，显著提升复杂环境（弱光、遮挡）下的宠物识别与定位精度，确保自主跟随功能稳定可靠。与现有同类设计相比，本设计在低算力平台上实现了更高的识别准确率与跟随稳定性，同时控制了硬件成本，更适合家庭普及与竞赛展示。</w:t>
+      </w:r>
+    </w:p>
+    <w:p>
+      <w:pPr>
         <w:pStyle w:val="b63ee27f-4cf3-414c-9275-d88e3f90795e"/>
       </w:pPr>
-      <w:bookmarkStart w:id="55" w:name="heading_45"/>
-      <w:bookmarkStart w:id="56" w:name="_Toc228225221"/>
+      <w:bookmarkStart w:id="55" w:name="heading_46"/>
+      <w:bookmarkStart w:id="56" w:name="_Toc228225222"/>
       <w:r>
         <w:rPr>
           <w:rFonts w:hint="eastAsia"/>
@@ -1356,7 +1287,7 @@
         <w:t>6</w:t>
       </w:r>
       <w:r>
-        <w:t>.1.1 低算力平台下的多传感器融合优化技术</w:t>
+        <w:t>.1.2 自适应自主跟随与动态避障协同算法</w:t>
       </w:r>
       <w:bookmarkEnd w:id="55"/>
       <w:bookmarkEnd w:id="56"/>
@@ -1375,15 +1306,23 @@
           <w:rFonts w:ascii="宋体" w:eastAsia="宋体" w:hAnsi="宋体" w:cs="Arial"/>
           <w:sz w:val="24"/>
         </w:rPr>
-        <w:t>创新采用“视觉+红外+超声波”多传感器融合技术，针对STM32低算力平台进行专项优化，突破低算力环境下多传感器数据融合的技术瓶颈。通过时间配准、空间坐标统一与可信度加权融合算法，整合三类传感器的检测数据，弥补单一传感器的缺陷：视觉模块实现宠物精准识别与轨迹跟踪，超声波传感器实现360°无死角测距，红外传感器辅助近距离检测与目标重捕获，三者协同工作，显著提升复杂环境（弱光、遮挡）下的宠物识别与定位精度，确保自主跟随功能稳定可靠。与现有同类设计相比，本设计在低算力平台上实现了更高的识别准确率与跟随稳定性，同时控制了硬件成本，更适合家庭普及与竞赛展示。</w:t>
+        <w:t>创新设计自适应跟随距离与速度闭环控制算法，结合宠物体型、活动习惯与环境变化，实现跟随距离（0.5-1.5米）与跟随速度的自适应调整，避免因跟随过近惊吓宠物、跟随过远丢失目标；同时融合动态避障算法，采用“预判-</w:t>
+      </w:r>
+      <w:r>
+        <w:rPr>
+          <w:rFonts w:ascii="宋体" w:eastAsia="宋体" w:hAnsi="宋体" w:cs="Arial"/>
+          <w:sz w:val="24"/>
+        </w:rPr>
+        <w:lastRenderedPageBreak/>
+        <w:t>调整-恢复”的避障策略，根据传感器检测的障碍物距离与方位，提前调整机器人运动方向，避障动作流畅，不影响跟随效果，解决了传统跟随机器人避障与跟随脱节、动作卡顿的问题。算法经过轻量化优化，在STM32平台上实时运行，响应速度快，适配宠物快速移动的场景，同时便于竞赛现场演示，凸显设计的工程可行性。</w:t>
       </w:r>
     </w:p>
     <w:p>
       <w:pPr>
         <w:pStyle w:val="b63ee27f-4cf3-414c-9275-d88e3f90795e"/>
       </w:pPr>
-      <w:bookmarkStart w:id="57" w:name="heading_46"/>
-      <w:bookmarkStart w:id="58" w:name="_Toc228225222"/>
+      <w:bookmarkStart w:id="57" w:name="heading_47"/>
+      <w:bookmarkStart w:id="58" w:name="_Toc228225223"/>
       <w:r>
         <w:rPr>
           <w:rFonts w:hint="eastAsia"/>
@@ -1391,7 +1330,7 @@
         <w:t>6</w:t>
       </w:r>
       <w:r>
-        <w:t>.1.2 自适应自主跟随与动态避障协同算法</w:t>
+        <w:t>.1.3 软硬件协同的远程交互与异常管控体系</w:t>
       </w:r>
       <w:bookmarkEnd w:id="57"/>
       <w:bookmarkEnd w:id="58"/>
@@ -1410,15 +1349,15 @@
           <w:rFonts w:ascii="宋体" w:eastAsia="宋体" w:hAnsi="宋体" w:cs="Arial"/>
           <w:sz w:val="24"/>
         </w:rPr>
-        <w:t>创新设计自适应跟随距离与速度闭环控制算法，结合宠物体型、活动习惯与环境变化，实现跟随距离（0.5-1.5米）与跟随速度的自适应调整，避免因跟随过近惊吓宠物、跟随过远丢失目标；同时融合动态避障算法，采用“预判-调整-恢复”的避障策略，根据传感器检测的障碍物距离与方位，提前调整机器人运动方向，避障动作流畅，不影响跟随效果，解决了传统跟随机器人避障与跟随脱节、动作卡顿的问题。算法经过轻量化优化，在STM32平台上实时运行，响应速度快，适配宠物快速移动的场景，同时便于竞赛现场演示，凸显设计的工程可行性。</w:t>
+        <w:t>构建“机器人端+手机端APP”的全场景远程交互体系，创新整合远程视频查看、语音对讲、激光逗宠、参数设置、异常提醒等功能，实现宠物主与宠物的实时联动；同时设计完善的异常管控机制，当机器人检测到低电量、宠物丢失、通信中断等异常情况时，立即启动声光报警，同时手机端APP推送消息提醒，并提供针对性处理建议，解决了传统宠物设备“被动监测”的弊端，实现“主动陪伴+远程管控”的双重目标。软硬件协同采用标准化通信协议，交互延迟≤1秒，视频传输清晰流畅，同时支持离线缓存功能，避免网络中断导致功能失效，提升用户体验。</w:t>
       </w:r>
     </w:p>
     <w:p>
       <w:pPr>
         <w:pStyle w:val="b63ee27f-4cf3-414c-9275-d88e3f90795e"/>
       </w:pPr>
-      <w:bookmarkStart w:id="59" w:name="heading_47"/>
-      <w:bookmarkStart w:id="60" w:name="_Toc228225223"/>
+      <w:bookmarkStart w:id="59" w:name="heading_48"/>
+      <w:bookmarkStart w:id="60" w:name="_Toc228225224"/>
       <w:r>
         <w:rPr>
           <w:rFonts w:hint="eastAsia"/>
@@ -1426,7 +1365,7 @@
         <w:t>6</w:t>
       </w:r>
       <w:r>
-        <w:t>.1.3 软硬件协同的远程交互与异常管控体系</w:t>
+        <w:t>.1.4 小型化模块化集成设计</w:t>
       </w:r>
       <w:bookmarkEnd w:id="59"/>
       <w:bookmarkEnd w:id="60"/>
@@ -1445,24 +1384,23 @@
           <w:rFonts w:ascii="宋体" w:eastAsia="宋体" w:hAnsi="宋体" w:cs="Arial"/>
           <w:sz w:val="24"/>
         </w:rPr>
-        <w:t>构建“机器人端+手机端APP”的全场景远程交互体系，创新整合远程视频查看、语音对讲、激光逗宠、参数设置、异常提醒等功能，实现宠物主与宠物的实时联动；同时设计完善的异常管控机制，当机器人检测到低电量、宠物丢失、通信中断等异常情况时，立即启动声光报警，同时手机端APP推送消息提醒，并提供针对性处理建议，解决了传统宠物设备“被动监测”的弊端，实现“主动陪伴+远程管控”的双重目标。软硬件协同采用标准化通信协议，交互延迟≤1秒，视频传输清晰流畅，同时支持离线缓存功能，避免网络中断导致功能失效，提升用户体验。</w:t>
-      </w:r>
-    </w:p>
-    <w:p>
-      <w:pPr>
-        <w:pStyle w:val="b63ee27f-4cf3-414c-9275-d88e3f90795e"/>
-      </w:pPr>
-      <w:bookmarkStart w:id="61" w:name="heading_48"/>
-      <w:bookmarkStart w:id="62" w:name="_Toc228225224"/>
+        <w:t>创新采用小型化、模块化的硬件与机械结构设计，机器人整体尺寸控制在直径≤20cm、高度≤15cm，适配家庭室内狭窄空间（沙发底、床底），便于跟随宠物移动；硬件采用模块化设计，各功能模块独立布局、可灵活拆卸，便于调试、维护与功能升级（如增加喂食模块、健康监测模块）；机械结构采用ABS塑料材质，简约圆润造型，避免尖锐边角，防止划伤宠物与用户，同时兼顾轻量化与稳定性，降低机器人整体重量，提升运动灵活性。该设计既满足家庭使用需求，又凸显设计的实用性与便捷性。</w:t>
+      </w:r>
+    </w:p>
+    <w:p>
+      <w:pPr>
+        <w:pStyle w:val="71e7dc79-1ff7-45e8-997d-0ebda3762b91"/>
+      </w:pPr>
+      <w:bookmarkStart w:id="61" w:name="heading_49"/>
+      <w:bookmarkStart w:id="62" w:name="_Toc228225225"/>
       <w:r>
         <w:rPr>
           <w:rFonts w:hint="eastAsia"/>
         </w:rPr>
-        <w:lastRenderedPageBreak/>
         <w:t>6</w:t>
       </w:r>
       <w:r>
-        <w:t>.1.4 小型化模块化集成设计</w:t>
+        <w:t>.2 设计特色</w:t>
       </w:r>
       <w:bookmarkEnd w:id="61"/>
       <w:bookmarkEnd w:id="62"/>
@@ -1470,41 +1408,6 @@
     <w:p>
       <w:pPr>
         <w:spacing w:before="120" w:after="120" w:line="288" w:lineRule="auto"/>
-        <w:ind w:firstLineChars="200" w:firstLine="480"/>
-        <w:rPr>
-          <w:rFonts w:ascii="宋体" w:eastAsia="宋体" w:hAnsi="宋体" w:cs="Arial"/>
-          <w:sz w:val="24"/>
-        </w:rPr>
-      </w:pPr>
-      <w:r>
-        <w:rPr>
-          <w:rFonts w:ascii="宋体" w:eastAsia="宋体" w:hAnsi="宋体" w:cs="Arial"/>
-          <w:sz w:val="24"/>
-        </w:rPr>
-        <w:t>创新采用小型化、模块化的硬件与机械结构设计，机器人整体尺寸控制在直径≤20cm、高度≤15cm，适配家庭室内狭窄空间（沙发底、床底），便于跟随宠物移动；硬件采用模块化设计，各功能模块独立布局、可灵活拆卸，便于调试、维护与功能升级（如增加喂食模块、健康监测模块）；机械结构采用ABS塑料材质，简约圆润造型，避免尖锐边角，防止划伤宠物与用户，同时兼顾轻量化与稳定性，降低机器人整体重量，提升运动灵活性。该设计既满足家庭使用需求，又凸显设计的实用性与便捷性。</w:t>
-      </w:r>
-    </w:p>
-    <w:p>
-      <w:pPr>
-        <w:pStyle w:val="71e7dc79-1ff7-45e8-997d-0ebda3762b91"/>
-      </w:pPr>
-      <w:bookmarkStart w:id="63" w:name="heading_49"/>
-      <w:bookmarkStart w:id="64" w:name="_Toc228225225"/>
-      <w:r>
-        <w:rPr>
-          <w:rFonts w:hint="eastAsia"/>
-        </w:rPr>
-        <w:t>6</w:t>
-      </w:r>
-      <w:r>
-        <w:t>.2 设计特色</w:t>
-      </w:r>
-      <w:bookmarkEnd w:id="63"/>
-      <w:bookmarkEnd w:id="64"/>
-    </w:p>
-    <w:p>
-      <w:pPr>
-        <w:spacing w:before="120" w:after="120" w:line="288" w:lineRule="auto"/>
         <w:rPr>
           <w:rFonts w:ascii="宋体" w:eastAsia="宋体" w:hAnsi="宋体" w:cs="Arial"/>
           <w:sz w:val="24"/>
@@ -1547,7 +1450,15 @@
           <w:rFonts w:ascii="宋体" w:eastAsia="宋体" w:hAnsi="宋体" w:cs="Arial"/>
           <w:sz w:val="24"/>
         </w:rPr>
-        <w:t>3.  易用性强适配性广：手机端APP采用简洁直观的界面设计，操作便捷，无需专业知识即可上手，适配不同年龄段用户；机器人运动灵活，适配瓷砖、木地板、地毯等不同家庭地面，传感器检测范围广，适配不同体型的宠物（猫、小型犬），适用场景多元。</w:t>
+        <w:t>3.  易用性强适配性广：手机端APP采用简洁直观的界面设计，操作便捷，无</w:t>
+      </w:r>
+      <w:r>
+        <w:rPr>
+          <w:rFonts w:ascii="宋体" w:eastAsia="宋体" w:hAnsi="宋体" w:cs="Arial"/>
+          <w:sz w:val="24"/>
+        </w:rPr>
+        <w:lastRenderedPageBreak/>
+        <w:t>需专业知识即可上手，适配不同年龄段用户；机器人运动灵活，适配瓷砖、木地板、地毯等不同家庭地面，传感器检测范围广，适配不同体型的宠物（猫、小型犬），适用场景多元。</w:t>
       </w:r>
     </w:p>
     <w:sectPr>

--- a/项目说明书/项目设计说明书.docx
+++ b/项目说明书/项目设计说明书.docx
@@ -232,7 +232,7 @@
         <w:spacing w:before="120" w:after="120" w:line="288" w:lineRule="auto"/>
         <w:ind w:firstLineChars="200" w:firstLine="480"/>
         <w:rPr>
-          <w:rFonts w:ascii="宋体" w:eastAsia="宋体" w:hAnsi="宋体" w:cs="Arial" w:hint="eastAsia"/>
+          <w:rFonts w:ascii="宋体" w:eastAsia="宋体" w:hAnsi="宋体" w:cs="Arial"/>
           <w:sz w:val="24"/>
         </w:rPr>
       </w:pPr>
@@ -261,7 +261,7 @@
         <w:spacing w:before="120" w:after="120" w:line="288" w:lineRule="auto"/>
         <w:ind w:firstLineChars="200" w:firstLine="480"/>
         <w:rPr>
-          <w:rFonts w:ascii="宋体" w:eastAsia="宋体" w:hAnsi="宋体" w:cs="Arial" w:hint="eastAsia"/>
+          <w:rFonts w:ascii="宋体" w:eastAsia="宋体" w:hAnsi="宋体" w:cs="Arial"/>
           <w:sz w:val="24"/>
         </w:rPr>
       </w:pPr>
@@ -288,9 +288,9 @@
     <w:p>
       <w:pPr>
         <w:spacing w:before="120" w:after="120" w:line="288" w:lineRule="auto"/>
-        <w:ind w:firstLineChars="200" w:firstLine="480"/>
-        <w:rPr>
-          <w:rFonts w:ascii="宋体" w:eastAsia="宋体" w:hAnsi="宋体" w:cs="Arial" w:hint="eastAsia"/>
+        <w:rPr>
+          <w:rFonts w:ascii="宋体" w:eastAsia="宋体" w:hAnsi="宋体" w:cs="Arial"/>
+          <w:color w:val="EE0000"/>
           <w:sz w:val="24"/>
         </w:rPr>
       </w:pPr>
@@ -302,6 +302,124 @@
         <w:t>“灵眸伴宠”采用“硬件本体+手机APP”协同架构，以“主动伴随、情感互动、远程照护”为核心，突破传统宠物用品局限。硬件以STM32为主控，整合多传感器、运动控制等核心模块，小型轻量化适配家庭场景；手机APP界面简洁，整合远程监控、语音对讲等功能，实现实时联动。方案秉持“低成本、高可靠、易操作”理念，突破低算力平台技术瓶颈，适配实际应用场景。</w:t>
       </w:r>
     </w:p>
+    <w:tbl>
+      <w:tblPr>
+        <w:tblStyle w:val="af2"/>
+        <w:tblW w:w="0" w:type="auto"/>
+        <w:tblBorders>
+          <w:top w:val="none" w:sz="0" w:space="0" w:color="auto"/>
+          <w:left w:val="none" w:sz="0" w:space="0" w:color="auto"/>
+          <w:bottom w:val="none" w:sz="0" w:space="0" w:color="auto"/>
+          <w:right w:val="none" w:sz="0" w:space="0" w:color="auto"/>
+          <w:insideH w:val="none" w:sz="0" w:space="0" w:color="auto"/>
+          <w:insideV w:val="none" w:sz="0" w:space="0" w:color="auto"/>
+        </w:tblBorders>
+        <w:tblLook w:val="04A0" w:firstRow="1" w:lastRow="0" w:firstColumn="1" w:lastColumn="0" w:noHBand="0" w:noVBand="1"/>
+      </w:tblPr>
+      <w:tblGrid>
+        <w:gridCol w:w="8296"/>
+      </w:tblGrid>
+      <w:tr>
+        <w:tc>
+          <w:tcPr>
+            <w:tcW w:w="8296" w:type="dxa"/>
+          </w:tcPr>
+          <w:p>
+            <w:pPr>
+              <w:spacing w:before="120" w:after="120" w:line="288" w:lineRule="auto"/>
+              <w:jc w:val="center"/>
+              <w:rPr>
+                <w:rFonts w:ascii="宋体" w:eastAsia="宋体" w:hAnsi="宋体" w:cs="Arial"/>
+                <w:color w:val="EE0000"/>
+                <w:sz w:val="24"/>
+              </w:rPr>
+            </w:pPr>
+            <w:r>
+              <w:rPr>
+                <w:rFonts w:ascii="宋体" w:eastAsia="宋体" w:hAnsi="宋体" w:cs="Arial"/>
+                <w:noProof/>
+                <w:color w:val="EE0000"/>
+                <w:sz w:val="24"/>
+              </w:rPr>
+              <w:lastRenderedPageBreak/>
+              <w:drawing>
+                <wp:inline distT="0" distB="0" distL="0" distR="0" wp14:anchorId="76FFFCC7" wp14:editId="0FA59B91">
+                  <wp:extent cx="4114800" cy="6448685"/>
+                  <wp:effectExtent l="0" t="0" r="0" b="9525"/>
+                  <wp:docPr id="2020637140" name="图片 9"/>
+                  <wp:cNvGraphicFramePr>
+                    <a:graphicFrameLocks xmlns:a="http://schemas.openxmlformats.org/drawingml/2006/main" noChangeAspect="1"/>
+                  </wp:cNvGraphicFramePr>
+                  <a:graphic xmlns:a="http://schemas.openxmlformats.org/drawingml/2006/main">
+                    <a:graphicData uri="http://schemas.openxmlformats.org/drawingml/2006/picture">
+                      <pic:pic xmlns:pic="http://schemas.openxmlformats.org/drawingml/2006/picture">
+                        <pic:nvPicPr>
+                          <pic:cNvPr id="0" name="Picture 8"/>
+                          <pic:cNvPicPr>
+                            <a:picLocks noChangeAspect="1" noChangeArrowheads="1"/>
+                          </pic:cNvPicPr>
+                        </pic:nvPicPr>
+                        <pic:blipFill>
+                          <a:blip r:embed="rId9" cstate="print">
+                            <a:extLst>
+                              <a:ext uri="{28A0092B-C50C-407E-A947-70E740481C1C}">
+                                <a14:useLocalDpi xmlns:a14="http://schemas.microsoft.com/office/drawing/2010/main" val="0"/>
+                              </a:ext>
+                            </a:extLst>
+                          </a:blip>
+                          <a:srcRect/>
+                          <a:stretch>
+                            <a:fillRect/>
+                          </a:stretch>
+                        </pic:blipFill>
+                        <pic:spPr bwMode="auto">
+                          <a:xfrm>
+                            <a:off x="0" y="0"/>
+                            <a:ext cx="4126649" cy="6467255"/>
+                          </a:xfrm>
+                          <a:prstGeom prst="rect">
+                            <a:avLst/>
+                          </a:prstGeom>
+                          <a:noFill/>
+                          <a:ln>
+                            <a:noFill/>
+                          </a:ln>
+                        </pic:spPr>
+                      </pic:pic>
+                    </a:graphicData>
+                  </a:graphic>
+                </wp:inline>
+              </w:drawing>
+            </w:r>
+          </w:p>
+          <w:p>
+            <w:pPr>
+              <w:spacing w:before="120" w:after="120" w:line="288" w:lineRule="auto"/>
+              <w:jc w:val="center"/>
+              <w:rPr>
+                <w:rFonts w:ascii="宋体" w:eastAsia="宋体" w:hAnsi="宋体" w:cs="Arial" w:hint="eastAsia"/>
+                <w:color w:val="EE0000"/>
+                <w:sz w:val="24"/>
+              </w:rPr>
+            </w:pPr>
+            <w:r>
+              <w:rPr>
+                <w:rFonts w:ascii="宋体" w:eastAsia="宋体" w:hAnsi="宋体" w:cs="Arial" w:hint="eastAsia"/>
+                <w:sz w:val="24"/>
+              </w:rPr>
+              <w:t>图1-1</w:t>
+            </w:r>
+            <w:r>
+              <w:rPr>
+                <w:rFonts w:ascii="宋体" w:eastAsia="宋体" w:hAnsi="宋体" w:cs="Arial"/>
+                <w:sz w:val="24"/>
+              </w:rPr>
+              <w:t>机器人本体设计示意图+手机端APP界面设计示意图组合图</w:t>
+            </w:r>
+          </w:p>
+        </w:tc>
+      </w:tr>
+    </w:tbl>
     <w:p>
       <w:pPr>
         <w:spacing w:before="120" w:after="120" w:line="288" w:lineRule="auto"/>
@@ -311,14 +429,6 @@
           <w:sz w:val="24"/>
         </w:rPr>
       </w:pPr>
-      <w:r>
-        <w:rPr>
-          <w:rFonts w:ascii="宋体" w:eastAsia="宋体" w:hAnsi="宋体" w:cs="Arial"/>
-          <w:color w:val="EE0000"/>
-          <w:sz w:val="24"/>
-        </w:rPr>
-        <w:t>（此处预留设计示意图位置：图1 机器人本体设计示意图+手机端APP界面设计示意图组合图，标注：左图为“灵眸伴宠”机器人本体核心模块布局设计，右图为手机端APP首页及核心功能界面设计）</w:t>
-      </w:r>
     </w:p>
     <w:p>
       <w:pPr>
@@ -363,15 +473,8 @@
           <w:rFonts w:ascii="宋体" w:eastAsia="宋体" w:hAnsi="宋体" w:cs="Arial"/>
           <w:sz w:val="24"/>
         </w:rPr>
-        <w:t>系统总体架构分为三大协同层面：硬件感知与执行层（机器人本体），承担宠物识别、环境采集、运动控制及声光交互，核心包含STM32主控、多传感</w:t>
-      </w:r>
-      <w:r>
-        <w:rPr>
-          <w:rFonts w:ascii="宋体" w:eastAsia="宋体" w:hAnsi="宋体" w:cs="Arial"/>
-          <w:sz w:val="24"/>
-        </w:rPr>
         <w:lastRenderedPageBreak/>
-        <w:t>器、运动控制等模块；软件控制与算法层（机器人端+手机APP端），机器人端负责底层驱动与核心算法，APP端负责用户交互与远程管控；通信传输层采用Wi-Fi/BLE双模通信，构建双向数据交互通道，具备自动重连、离线缓存功能，避免网络中断失效。</w:t>
+        <w:t>系统总体架构分为三大协同层面：硬件感知与执行层（机器人本体），承担宠物识别、环境采集、运动控制及声光交互，核心包含STM32主控、多传感器、运动控制等模块；软件控制与算法层（机器人端+手机APP端），机器人端负责底层驱动与核心算法，APP端负责用户交互与远程管控；通信传输层采用Wi-Fi/BLE双模通信，构建双向数据交互通道，具备自动重连、离线缓存功能，避免网络中断失效。</w:t>
       </w:r>
     </w:p>
     <w:p>
@@ -379,53 +482,235 @@
         <w:spacing w:before="120" w:after="120" w:line="288" w:lineRule="auto"/>
         <w:ind w:firstLineChars="200" w:firstLine="480"/>
         <w:rPr>
+          <w:rFonts w:ascii="宋体" w:eastAsia="宋体" w:hAnsi="宋体" w:cs="Arial"/>
+          <w:sz w:val="24"/>
+        </w:rPr>
+      </w:pPr>
+      <w:r>
+        <w:rPr>
+          <w:rFonts w:ascii="宋体" w:eastAsia="宋体" w:hAnsi="宋体" w:cs="Arial"/>
+          <w:sz w:val="24"/>
+        </w:rPr>
+        <w:t>系统工作流程：机器人通过多传感器采集数据，经算法处理完成宠物识别、定位与跟随，驱动运动模块执行动作；同时将视频、环境及设备状态同步至APP，用户可下发控制指令；检测到异常时，机器人声光报警，APP同步推送提醒，实现全方位陪伴管控。</w:t>
+      </w:r>
+    </w:p>
+    <w:tbl>
+      <w:tblPr>
+        <w:tblStyle w:val="af2"/>
+        <w:tblW w:w="0" w:type="auto"/>
+        <w:jc w:val="center"/>
+        <w:tblBorders>
+          <w:top w:val="none" w:sz="0" w:space="0" w:color="auto"/>
+          <w:left w:val="none" w:sz="0" w:space="0" w:color="auto"/>
+          <w:bottom w:val="none" w:sz="0" w:space="0" w:color="auto"/>
+          <w:right w:val="none" w:sz="0" w:space="0" w:color="auto"/>
+          <w:insideH w:val="none" w:sz="0" w:space="0" w:color="auto"/>
+          <w:insideV w:val="none" w:sz="0" w:space="0" w:color="auto"/>
+        </w:tblBorders>
+        <w:tblLook w:val="04A0" w:firstRow="1" w:lastRow="0" w:firstColumn="1" w:lastColumn="0" w:noHBand="0" w:noVBand="1"/>
+      </w:tblPr>
+      <w:tblGrid>
+        <w:gridCol w:w="8296"/>
+      </w:tblGrid>
+      <w:tr>
+        <w:trPr>
+          <w:jc w:val="center"/>
+        </w:trPr>
+        <w:tc>
+          <w:tcPr>
+            <w:tcW w:w="8296" w:type="dxa"/>
+          </w:tcPr>
+          <w:p>
+            <w:pPr>
+              <w:spacing w:before="120" w:after="120" w:line="288" w:lineRule="auto"/>
+              <w:jc w:val="center"/>
+              <w:rPr>
+                <w:rFonts w:ascii="宋体" w:eastAsia="宋体" w:hAnsi="宋体" w:cs="Arial"/>
+                <w:color w:val="EE0000"/>
+                <w:sz w:val="24"/>
+              </w:rPr>
+            </w:pPr>
+            <w:r>
+              <w:rPr>
+                <w:rFonts w:ascii="宋体" w:eastAsia="宋体" w:hAnsi="宋体" w:cs="Arial" w:hint="eastAsia"/>
+                <w:noProof/>
+                <w:color w:val="EE0000"/>
+                <w:sz w:val="24"/>
+              </w:rPr>
+              <w:drawing>
+                <wp:inline distT="0" distB="0" distL="0" distR="0" wp14:anchorId="736C8A8F" wp14:editId="6C12286C">
+                  <wp:extent cx="4528457" cy="3272193"/>
+                  <wp:effectExtent l="0" t="0" r="5715" b="4445"/>
+                  <wp:docPr id="1868422861" name="图片 4"/>
+                  <wp:cNvGraphicFramePr>
+                    <a:graphicFrameLocks xmlns:a="http://schemas.openxmlformats.org/drawingml/2006/main" noChangeAspect="1"/>
+                  </wp:cNvGraphicFramePr>
+                  <a:graphic xmlns:a="http://schemas.openxmlformats.org/drawingml/2006/main">
+                    <a:graphicData uri="http://schemas.openxmlformats.org/drawingml/2006/picture">
+                      <pic:pic xmlns:pic="http://schemas.openxmlformats.org/drawingml/2006/picture">
+                        <pic:nvPicPr>
+                          <pic:cNvPr id="0" name="Picture 3"/>
+                          <pic:cNvPicPr>
+                            <a:picLocks noChangeAspect="1" noChangeArrowheads="1"/>
+                          </pic:cNvPicPr>
+                        </pic:nvPicPr>
+                        <pic:blipFill>
+                          <a:blip r:embed="rId10" cstate="print">
+                            <a:extLst>
+                              <a:ext uri="{28A0092B-C50C-407E-A947-70E740481C1C}">
+                                <a14:useLocalDpi xmlns:a14="http://schemas.microsoft.com/office/drawing/2010/main" val="0"/>
+                              </a:ext>
+                            </a:extLst>
+                          </a:blip>
+                          <a:srcRect/>
+                          <a:stretch>
+                            <a:fillRect/>
+                          </a:stretch>
+                        </pic:blipFill>
+                        <pic:spPr bwMode="auto">
+                          <a:xfrm>
+                            <a:off x="0" y="0"/>
+                            <a:ext cx="4566039" cy="3299349"/>
+                          </a:xfrm>
+                          <a:prstGeom prst="rect">
+                            <a:avLst/>
+                          </a:prstGeom>
+                          <a:noFill/>
+                          <a:ln>
+                            <a:noFill/>
+                          </a:ln>
+                        </pic:spPr>
+                      </pic:pic>
+                    </a:graphicData>
+                  </a:graphic>
+                </wp:inline>
+              </w:drawing>
+            </w:r>
+          </w:p>
+          <w:p>
+            <w:pPr>
+              <w:spacing w:before="120" w:after="120" w:line="288" w:lineRule="auto"/>
+              <w:jc w:val="center"/>
+              <w:rPr>
+                <w:rFonts w:ascii="宋体" w:eastAsia="宋体" w:hAnsi="宋体" w:cs="Arial" w:hint="eastAsia"/>
+                <w:sz w:val="24"/>
+              </w:rPr>
+            </w:pPr>
+            <w:r>
+              <w:rPr>
+                <w:rFonts w:ascii="宋体" w:eastAsia="宋体" w:hAnsi="宋体" w:cs="Arial" w:hint="eastAsia"/>
+                <w:sz w:val="24"/>
+              </w:rPr>
+              <w:t>图2-1系统总体架构图</w:t>
+            </w:r>
+          </w:p>
+        </w:tc>
+      </w:tr>
+      <w:tr>
+        <w:trPr>
+          <w:jc w:val="center"/>
+        </w:trPr>
+        <w:tc>
+          <w:tcPr>
+            <w:tcW w:w="8296" w:type="dxa"/>
+          </w:tcPr>
+          <w:p>
+            <w:pPr>
+              <w:spacing w:before="120" w:after="120" w:line="288" w:lineRule="auto"/>
+              <w:jc w:val="center"/>
+              <w:rPr>
+                <w:rFonts w:ascii="宋体" w:eastAsia="宋体" w:hAnsi="宋体" w:cs="Arial"/>
+                <w:color w:val="EE0000"/>
+                <w:sz w:val="24"/>
+              </w:rPr>
+            </w:pPr>
+            <w:r>
+              <w:rPr>
+                <w:rFonts w:ascii="宋体" w:eastAsia="宋体" w:hAnsi="宋体" w:cs="Arial" w:hint="eastAsia"/>
+                <w:noProof/>
+                <w:color w:val="EE0000"/>
+                <w:sz w:val="24"/>
+              </w:rPr>
+              <w:lastRenderedPageBreak/>
+              <w:drawing>
+                <wp:inline distT="0" distB="0" distL="0" distR="0" wp14:anchorId="0E48BB60" wp14:editId="224AF547">
+                  <wp:extent cx="4229100" cy="5251587"/>
+                  <wp:effectExtent l="0" t="0" r="0" b="6350"/>
+                  <wp:docPr id="730150661" name="图片 5"/>
+                  <wp:cNvGraphicFramePr>
+                    <a:graphicFrameLocks xmlns:a="http://schemas.openxmlformats.org/drawingml/2006/main" noChangeAspect="1"/>
+                  </wp:cNvGraphicFramePr>
+                  <a:graphic xmlns:a="http://schemas.openxmlformats.org/drawingml/2006/main">
+                    <a:graphicData uri="http://schemas.openxmlformats.org/drawingml/2006/picture">
+                      <pic:pic xmlns:pic="http://schemas.openxmlformats.org/drawingml/2006/picture">
+                        <pic:nvPicPr>
+                          <pic:cNvPr id="0" name="Picture 4"/>
+                          <pic:cNvPicPr>
+                            <a:picLocks noChangeAspect="1" noChangeArrowheads="1"/>
+                          </pic:cNvPicPr>
+                        </pic:nvPicPr>
+                        <pic:blipFill>
+                          <a:blip r:embed="rId11">
+                            <a:extLst>
+                              <a:ext uri="{28A0092B-C50C-407E-A947-70E740481C1C}">
+                                <a14:useLocalDpi xmlns:a14="http://schemas.microsoft.com/office/drawing/2010/main" val="0"/>
+                              </a:ext>
+                            </a:extLst>
+                          </a:blip>
+                          <a:srcRect/>
+                          <a:stretch>
+                            <a:fillRect/>
+                          </a:stretch>
+                        </pic:blipFill>
+                        <pic:spPr bwMode="auto">
+                          <a:xfrm>
+                            <a:off x="0" y="0"/>
+                            <a:ext cx="4286146" cy="5322425"/>
+                          </a:xfrm>
+                          <a:prstGeom prst="rect">
+                            <a:avLst/>
+                          </a:prstGeom>
+                          <a:noFill/>
+                          <a:ln>
+                            <a:noFill/>
+                          </a:ln>
+                        </pic:spPr>
+                      </pic:pic>
+                    </a:graphicData>
+                  </a:graphic>
+                </wp:inline>
+              </w:drawing>
+            </w:r>
+          </w:p>
+          <w:p>
+            <w:pPr>
+              <w:spacing w:before="120" w:after="120" w:line="288" w:lineRule="auto"/>
+              <w:jc w:val="center"/>
+              <w:rPr>
+                <w:rFonts w:ascii="宋体" w:eastAsia="宋体" w:hAnsi="宋体" w:cs="Arial" w:hint="eastAsia"/>
+                <w:sz w:val="24"/>
+              </w:rPr>
+            </w:pPr>
+            <w:r>
+              <w:rPr>
+                <w:rFonts w:ascii="宋体" w:eastAsia="宋体" w:hAnsi="宋体" w:cs="Arial" w:hint="eastAsia"/>
+                <w:sz w:val="24"/>
+              </w:rPr>
+              <w:t>图2-2系统工作流程图</w:t>
+            </w:r>
+          </w:p>
+        </w:tc>
+      </w:tr>
+    </w:tbl>
+    <w:p>
+      <w:pPr>
+        <w:spacing w:before="120" w:after="120" w:line="288" w:lineRule="auto"/>
+        <w:rPr>
           <w:rFonts w:ascii="宋体" w:eastAsia="宋体" w:hAnsi="宋体" w:cs="Arial" w:hint="eastAsia"/>
-          <w:sz w:val="24"/>
-        </w:rPr>
-      </w:pPr>
-      <w:r>
-        <w:rPr>
-          <w:rFonts w:ascii="宋体" w:eastAsia="宋体" w:hAnsi="宋体" w:cs="Arial"/>
-          <w:sz w:val="24"/>
-        </w:rPr>
-        <w:t>系统工作流程：机器人通过多传感器采集数据，经算法处理完成宠物识别、定位与跟随，驱动运动模块执行动作；同时将视频、环境及设备状态同步至APP，用户可下发控制指令；检测到异常时，机器人声光报警，APP同步推送提醒，实现全方位陪伴管控。</w:t>
-      </w:r>
-    </w:p>
-    <w:p>
-      <w:pPr>
-        <w:spacing w:before="120" w:after="120" w:line="288" w:lineRule="auto"/>
-        <w:rPr>
-          <w:rFonts w:ascii="宋体" w:eastAsia="宋体" w:hAnsi="宋体" w:cs="Arial"/>
           <w:color w:val="EE0000"/>
           <w:sz w:val="24"/>
         </w:rPr>
       </w:pPr>
-      <w:r>
-        <w:rPr>
-          <w:rFonts w:ascii="宋体" w:eastAsia="宋体" w:hAnsi="宋体" w:cs="Arial"/>
-          <w:color w:val="EE0000"/>
-          <w:sz w:val="24"/>
-        </w:rPr>
-        <w:t>（此处预留设计示意图位置：图2 系统总体架构设计图，标注：清晰展示硬件感知与执行层、软件控制与算法层、通信传输层的组成及各模块交互关系，包含机器人本体各硬件模块与手机端APP模块的设计逻辑）</w:t>
-      </w:r>
-    </w:p>
-    <w:p>
-      <w:pPr>
-        <w:spacing w:before="120" w:after="120" w:line="288" w:lineRule="auto"/>
-        <w:rPr>
-          <w:rFonts w:ascii="宋体" w:eastAsia="宋体" w:hAnsi="宋体" w:cs="Arial"/>
-          <w:color w:val="EE0000"/>
-          <w:sz w:val="24"/>
-        </w:rPr>
-      </w:pPr>
-      <w:r>
-        <w:rPr>
-          <w:rFonts w:ascii="宋体" w:eastAsia="宋体" w:hAnsi="宋体" w:cs="Arial"/>
-          <w:color w:val="EE0000"/>
-          <w:sz w:val="24"/>
-        </w:rPr>
-        <w:t>（此处预留设计示意图位置：图3 系统工作流程设计图，标注：完整呈现机器人本体与手机端APP的协同工作流程，包含数据采集、算法处理、指令传输、功能执行、异常提醒等关键环节）</w:t>
-      </w:r>
     </w:p>
     <w:p>
       <w:pPr>
@@ -444,7 +729,7 @@
         <w:spacing w:before="120" w:after="120" w:line="288" w:lineRule="auto"/>
         <w:ind w:firstLineChars="200" w:firstLine="480"/>
         <w:rPr>
-          <w:rFonts w:ascii="宋体" w:eastAsia="宋体" w:hAnsi="宋体" w:cs="Arial" w:hint="eastAsia"/>
+          <w:rFonts w:ascii="宋体" w:eastAsia="宋体" w:hAnsi="宋体" w:cs="Arial"/>
           <w:sz w:val="24"/>
         </w:rPr>
       </w:pPr>
@@ -471,37 +756,147 @@
     <w:p>
       <w:pPr>
         <w:spacing w:before="120" w:after="120" w:line="288" w:lineRule="auto"/>
-        <w:ind w:firstLineChars="200" w:firstLine="480"/>
+        <w:rPr>
+          <w:rFonts w:ascii="宋体" w:eastAsia="宋体" w:hAnsi="宋体" w:cs="Arial"/>
+          <w:color w:val="EE0000"/>
+          <w:sz w:val="24"/>
+        </w:rPr>
+      </w:pPr>
+      <w:r>
+        <w:rPr>
+          <w:rFonts w:ascii="宋体" w:eastAsia="宋体" w:hAnsi="宋体" w:cs="Arial"/>
+          <w:sz w:val="24"/>
+        </w:rPr>
+        <w:t>机器人硬件由主控核心、多传感器融合感知、运动控制、无线通信、声光交互、电源管理模块及机械结构组成，各模块通过标准化方式实现数据交互。核心思路：以STM32搭建多传感器融合平台，实现宠物识别与环境监测，联动各</w:t>
+      </w:r>
+      <w:r>
+        <w:rPr>
+          <w:rFonts w:ascii="宋体" w:eastAsia="宋体" w:hAnsi="宋体" w:cs="Arial"/>
+          <w:sz w:val="24"/>
+        </w:rPr>
+        <w:lastRenderedPageBreak/>
+        <w:t>模块完成自主移动等功能；机械结构小型化适配家庭场景，攻克低算力平台多传感器融合、低功耗控制等难点。</w:t>
+      </w:r>
+    </w:p>
+    <w:tbl>
+      <w:tblPr>
+        <w:tblStyle w:val="af2"/>
+        <w:tblW w:w="0" w:type="auto"/>
+        <w:tblBorders>
+          <w:top w:val="none" w:sz="0" w:space="0" w:color="auto"/>
+          <w:left w:val="none" w:sz="0" w:space="0" w:color="auto"/>
+          <w:bottom w:val="none" w:sz="0" w:space="0" w:color="auto"/>
+          <w:right w:val="none" w:sz="0" w:space="0" w:color="auto"/>
+          <w:insideH w:val="none" w:sz="0" w:space="0" w:color="auto"/>
+          <w:insideV w:val="none" w:sz="0" w:space="0" w:color="auto"/>
+        </w:tblBorders>
+        <w:tblLook w:val="04A0" w:firstRow="1" w:lastRow="0" w:firstColumn="1" w:lastColumn="0" w:noHBand="0" w:noVBand="1"/>
+      </w:tblPr>
+      <w:tblGrid>
+        <w:gridCol w:w="8306"/>
+      </w:tblGrid>
+      <w:tr>
+        <w:tc>
+          <w:tcPr>
+            <w:tcW w:w="8296" w:type="dxa"/>
+          </w:tcPr>
+          <w:p>
+            <w:pPr>
+              <w:spacing w:before="120" w:after="120" w:line="288" w:lineRule="auto"/>
+              <w:jc w:val="center"/>
+              <w:rPr>
+                <w:rFonts w:ascii="宋体" w:eastAsia="宋体" w:hAnsi="宋体" w:cs="Arial"/>
+                <w:color w:val="EE0000"/>
+                <w:sz w:val="24"/>
+              </w:rPr>
+            </w:pPr>
+            <w:r>
+              <w:rPr>
+                <w:rFonts w:ascii="宋体" w:eastAsia="宋体" w:hAnsi="宋体" w:cs="Arial" w:hint="eastAsia"/>
+                <w:noProof/>
+                <w:color w:val="EE0000"/>
+                <w:sz w:val="24"/>
+              </w:rPr>
+              <w:drawing>
+                <wp:inline distT="0" distB="0" distL="0" distR="0" wp14:anchorId="76F4FB70" wp14:editId="46B120A6">
+                  <wp:extent cx="5165271" cy="5165271"/>
+                  <wp:effectExtent l="0" t="0" r="0" b="0"/>
+                  <wp:docPr id="1314999792" name="图片 6"/>
+                  <wp:cNvGraphicFramePr>
+                    <a:graphicFrameLocks xmlns:a="http://schemas.openxmlformats.org/drawingml/2006/main" noChangeAspect="1"/>
+                  </wp:cNvGraphicFramePr>
+                  <a:graphic xmlns:a="http://schemas.openxmlformats.org/drawingml/2006/main">
+                    <a:graphicData uri="http://schemas.openxmlformats.org/drawingml/2006/picture">
+                      <pic:pic xmlns:pic="http://schemas.openxmlformats.org/drawingml/2006/picture">
+                        <pic:nvPicPr>
+                          <pic:cNvPr id="0" name="Picture 5"/>
+                          <pic:cNvPicPr>
+                            <a:picLocks noChangeAspect="1" noChangeArrowheads="1"/>
+                          </pic:cNvPicPr>
+                        </pic:nvPicPr>
+                        <pic:blipFill>
+                          <a:blip r:embed="rId12" cstate="print">
+                            <a:extLst>
+                              <a:ext uri="{28A0092B-C50C-407E-A947-70E740481C1C}">
+                                <a14:useLocalDpi xmlns:a14="http://schemas.microsoft.com/office/drawing/2010/main" val="0"/>
+                              </a:ext>
+                            </a:extLst>
+                          </a:blip>
+                          <a:srcRect/>
+                          <a:stretch>
+                            <a:fillRect/>
+                          </a:stretch>
+                        </pic:blipFill>
+                        <pic:spPr bwMode="auto">
+                          <a:xfrm>
+                            <a:off x="0" y="0"/>
+                            <a:ext cx="5167694" cy="5167694"/>
+                          </a:xfrm>
+                          <a:prstGeom prst="rect">
+                            <a:avLst/>
+                          </a:prstGeom>
+                          <a:noFill/>
+                          <a:ln>
+                            <a:noFill/>
+                          </a:ln>
+                        </pic:spPr>
+                      </pic:pic>
+                    </a:graphicData>
+                  </a:graphic>
+                </wp:inline>
+              </w:drawing>
+            </w:r>
+          </w:p>
+          <w:p>
+            <w:pPr>
+              <w:spacing w:before="120" w:after="120" w:line="288" w:lineRule="auto"/>
+              <w:jc w:val="center"/>
+              <w:rPr>
+                <w:rFonts w:ascii="宋体" w:eastAsia="宋体" w:hAnsi="宋体" w:cs="Arial" w:hint="eastAsia"/>
+                <w:color w:val="EE0000"/>
+                <w:sz w:val="24"/>
+              </w:rPr>
+            </w:pPr>
+            <w:r>
+              <w:rPr>
+                <w:rFonts w:ascii="宋体" w:eastAsia="宋体" w:hAnsi="宋体" w:cs="Arial" w:hint="eastAsia"/>
+                <w:sz w:val="24"/>
+              </w:rPr>
+              <w:t>图3-1机器人本体硬件架构图</w:t>
+            </w:r>
+          </w:p>
+        </w:tc>
+      </w:tr>
+    </w:tbl>
+    <w:p>
+      <w:pPr>
+        <w:spacing w:before="120" w:after="120" w:line="288" w:lineRule="auto"/>
         <w:rPr>
           <w:rFonts w:ascii="宋体" w:eastAsia="宋体" w:hAnsi="宋体" w:cs="Arial" w:hint="eastAsia"/>
-          <w:sz w:val="24"/>
-        </w:rPr>
-      </w:pPr>
-      <w:r>
-        <w:rPr>
-          <w:rFonts w:ascii="宋体" w:eastAsia="宋体" w:hAnsi="宋体" w:cs="Arial"/>
-          <w:sz w:val="24"/>
-        </w:rPr>
-        <w:t>机器人硬件由主控核心、多传感器融合感知、运动控制、无线通信、声光交互、电源管理模块及机械结构组成，各模块通过标准化方式实现数据交互。核心思路：以STM32搭建多传感器融合平台，实现宠物识别与环境监测，联动各模块完成自主移动等功能；机械结构小型化适配家庭场景，攻克低算力平台多传感器融合、低功耗控制等难点。</w:t>
-      </w:r>
-    </w:p>
-    <w:p>
-      <w:pPr>
-        <w:spacing w:before="120" w:after="120" w:line="288" w:lineRule="auto"/>
-        <w:rPr>
-          <w:rFonts w:ascii="宋体" w:eastAsia="宋体" w:hAnsi="宋体" w:cs="Arial"/>
           <w:color w:val="EE0000"/>
           <w:sz w:val="24"/>
         </w:rPr>
       </w:pPr>
-      <w:r>
-        <w:rPr>
-          <w:rFonts w:ascii="宋体" w:eastAsia="宋体" w:hAnsi="宋体" w:cs="Arial"/>
-          <w:color w:val="EE0000"/>
-          <w:sz w:val="24"/>
-        </w:rPr>
-        <w:t>（此处预留设计示意图位置：图4 机器人本体硬件架构设计图，标注：展示各硬件模块的组成、连接关系及核心器件型号，清晰区分五大模块化单元的设计逻辑）</w:t>
-      </w:r>
     </w:p>
     <w:p>
       <w:pPr>
@@ -532,41 +927,34 @@
         <w:spacing w:before="120" w:after="120" w:line="288" w:lineRule="auto"/>
         <w:ind w:firstLineChars="200" w:firstLine="480"/>
         <w:rPr>
-          <w:rFonts w:ascii="宋体" w:eastAsia="宋体" w:hAnsi="宋体" w:cs="Arial" w:hint="eastAsia"/>
-          <w:sz w:val="24"/>
-        </w:rPr>
-      </w:pPr>
-      <w:r>
-        <w:rPr>
-          <w:rFonts w:ascii="宋体" w:eastAsia="宋体" w:hAnsi="宋体" w:cs="Arial"/>
-          <w:sz w:val="24"/>
-        </w:rPr>
-        <w:t>主控核心选用STM32F103（低成本）或STM32F407（高拓展）单片机，内置ARM Cortex-M内核，配备丰富外设接口，外接晶振、复位及下载电路，预留扩</w:t>
-      </w:r>
-      <w:r>
-        <w:rPr>
-          <w:rFonts w:ascii="宋体" w:eastAsia="宋体" w:hAnsi="宋体" w:cs="Arial"/>
+          <w:rFonts w:ascii="宋体" w:eastAsia="宋体" w:hAnsi="宋体" w:cs="Arial"/>
+          <w:sz w:val="24"/>
+        </w:rPr>
+      </w:pPr>
+      <w:r>
+        <w:rPr>
+          <w:rFonts w:ascii="宋体" w:eastAsia="宋体" w:hAnsi="宋体" w:cs="Arial"/>
+          <w:sz w:val="24"/>
+        </w:rPr>
+        <w:t>主控核心选用STM32F103（低成本）或STM32F407（高拓展）单片机，内置ARM Cortex-M内核，配备丰富外设接口，外接晶振、复位及下载电路，预留扩展接口。核心功能：统筹模块协同、解析传感器数据、运行核心算法、执行APP指令，通过分时供电等策略实现低功耗运行，延长续航。</w:t>
+      </w:r>
+    </w:p>
+    <w:p>
+      <w:pPr>
+        <w:spacing w:before="120" w:after="120" w:line="288" w:lineRule="auto"/>
+        <w:rPr>
+          <w:rFonts w:ascii="宋体" w:eastAsia="宋体" w:hAnsi="宋体" w:cs="Arial"/>
+          <w:color w:val="EE0000"/>
+          <w:sz w:val="24"/>
+        </w:rPr>
+      </w:pPr>
+      <w:r>
+        <w:rPr>
+          <w:rFonts w:ascii="宋体" w:eastAsia="宋体" w:hAnsi="宋体" w:cs="Arial"/>
+          <w:color w:val="EE0000"/>
           <w:sz w:val="24"/>
         </w:rPr>
         <w:lastRenderedPageBreak/>
-        <w:t>展接口。核心功能：统筹模块协同、解析传感器数据、运行核心算法、执行APP指令，通过分时供电等策略实现低功耗运行，延长续航。</w:t>
-      </w:r>
-    </w:p>
-    <w:p>
-      <w:pPr>
-        <w:spacing w:before="120" w:after="120" w:line="288" w:lineRule="auto"/>
-        <w:rPr>
-          <w:rFonts w:ascii="宋体" w:eastAsia="宋体" w:hAnsi="宋体" w:cs="Arial"/>
-          <w:color w:val="EE0000"/>
-          <w:sz w:val="24"/>
-        </w:rPr>
-      </w:pPr>
-      <w:r>
-        <w:rPr>
-          <w:rFonts w:ascii="宋体" w:eastAsia="宋体" w:hAnsi="宋体" w:cs="Arial"/>
-          <w:color w:val="EE0000"/>
-          <w:sz w:val="24"/>
-        </w:rPr>
         <w:t>（此处预留设计示意图位置：图5 主控核心模块电路设计图，标注：包含STM32芯片、晶振电路、复位电路、下载电路及接口定义，清晰展示电路连接关系）</w:t>
       </w:r>
     </w:p>
@@ -587,7 +975,7 @@
         <w:spacing w:before="120" w:after="120" w:line="288" w:lineRule="auto"/>
         <w:ind w:firstLineChars="200" w:firstLine="480"/>
         <w:rPr>
-          <w:rFonts w:ascii="宋体" w:eastAsia="宋体" w:hAnsi="宋体" w:cs="Arial" w:hint="eastAsia"/>
+          <w:rFonts w:ascii="宋体" w:eastAsia="宋体" w:hAnsi="宋体" w:cs="Arial"/>
           <w:sz w:val="24"/>
         </w:rPr>
       </w:pPr>
@@ -650,7 +1038,7 @@
         <w:spacing w:before="120" w:after="120" w:line="288" w:lineRule="auto"/>
         <w:ind w:firstLineChars="200" w:firstLine="480"/>
         <w:rPr>
-          <w:rFonts w:ascii="宋体" w:eastAsia="宋体" w:hAnsi="宋体" w:cs="Arial" w:hint="eastAsia"/>
+          <w:rFonts w:ascii="宋体" w:eastAsia="宋体" w:hAnsi="宋体" w:cs="Arial"/>
           <w:sz w:val="24"/>
         </w:rPr>
       </w:pPr>
@@ -697,7 +1085,7 @@
         <w:spacing w:before="120" w:after="120" w:line="288" w:lineRule="auto"/>
         <w:ind w:firstLineChars="200" w:firstLine="480"/>
         <w:rPr>
-          <w:rFonts w:ascii="宋体" w:eastAsia="宋体" w:hAnsi="宋体" w:cs="Arial" w:hint="eastAsia"/>
+          <w:rFonts w:ascii="宋体" w:eastAsia="宋体" w:hAnsi="宋体" w:cs="Arial"/>
           <w:sz w:val="24"/>
         </w:rPr>
       </w:pPr>
@@ -726,41 +1114,34 @@
         <w:spacing w:before="120" w:after="120" w:line="288" w:lineRule="auto"/>
         <w:ind w:firstLineChars="200" w:firstLine="480"/>
         <w:rPr>
-          <w:rFonts w:ascii="宋体" w:eastAsia="宋体" w:hAnsi="宋体" w:cs="Arial" w:hint="eastAsia"/>
-          <w:sz w:val="24"/>
-        </w:rPr>
-      </w:pPr>
-      <w:r>
-        <w:rPr>
-          <w:rFonts w:ascii="宋体" w:eastAsia="宋体" w:hAnsi="宋体" w:cs="Arial"/>
-          <w:sz w:val="24"/>
-        </w:rPr>
-        <w:t>声光交互模块由LED指示灯与扬声器组成，LED区分设备运行状态，扬声器播放音乐、诱导音及报警音；电源管理模块采用2-3节18650锂电池供电，</w:t>
-      </w:r>
-      <w:r>
-        <w:rPr>
-          <w:rFonts w:ascii="宋体" w:eastAsia="宋体" w:hAnsi="宋体" w:cs="Arial"/>
+          <w:rFonts w:ascii="宋体" w:eastAsia="宋体" w:hAnsi="宋体" w:cs="Arial"/>
+          <w:sz w:val="24"/>
+        </w:rPr>
+      </w:pPr>
+      <w:r>
+        <w:rPr>
+          <w:rFonts w:ascii="宋体" w:eastAsia="宋体" w:hAnsi="宋体" w:cs="Arial"/>
+          <w:sz w:val="24"/>
+        </w:rPr>
+        <w:t>声光交互模块由LED指示灯与扬声器组成，LED区分设备运行状态，扬声器播放音乐、诱导音及报警音；电源管理模块采用2-3节18650锂电池供电，搭配TP4057充电模块与AMS1117降压模块，具备多重保护功能，低功耗模式确保连续运行≥2小时，满足宠物独处陪伴需求。</w:t>
+      </w:r>
+    </w:p>
+    <w:p>
+      <w:pPr>
+        <w:spacing w:before="120" w:after="120" w:line="288" w:lineRule="auto"/>
+        <w:rPr>
+          <w:rFonts w:ascii="宋体" w:eastAsia="宋体" w:hAnsi="宋体" w:cs="Arial"/>
+          <w:color w:val="EE0000"/>
+          <w:sz w:val="24"/>
+        </w:rPr>
+      </w:pPr>
+      <w:r>
+        <w:rPr>
+          <w:rFonts w:ascii="宋体" w:eastAsia="宋体" w:hAnsi="宋体" w:cs="Arial"/>
+          <w:color w:val="EE0000"/>
           <w:sz w:val="24"/>
         </w:rPr>
         <w:lastRenderedPageBreak/>
-        <w:t>搭配TP4057充电模块与AMS1117降压模块，具备多重保护功能，低功耗模式确保连续运行≥2小时，满足宠物独处陪伴需求。</w:t>
-      </w:r>
-    </w:p>
-    <w:p>
-      <w:pPr>
-        <w:spacing w:before="120" w:after="120" w:line="288" w:lineRule="auto"/>
-        <w:rPr>
-          <w:rFonts w:ascii="宋体" w:eastAsia="宋体" w:hAnsi="宋体" w:cs="Arial" w:hint="eastAsia"/>
-          <w:color w:val="EE0000"/>
-          <w:sz w:val="24"/>
-        </w:rPr>
-      </w:pPr>
-      <w:r>
-        <w:rPr>
-          <w:rFonts w:ascii="宋体" w:eastAsia="宋体" w:hAnsi="宋体" w:cs="Arial"/>
-          <w:color w:val="EE0000"/>
-          <w:sz w:val="24"/>
-        </w:rPr>
         <w:t>（此处预留设计示意图位置：图8 声光交互模块与电源管理模块布局设计图，标注：展示LED指示灯、扬声器的布局位置，以及锂电池、充电模块、降压模块的连接方式）</w:t>
       </w:r>
     </w:p>
@@ -781,7 +1162,7 @@
         <w:spacing w:before="120" w:after="120" w:line="288" w:lineRule="auto"/>
         <w:ind w:firstLineChars="200" w:firstLine="480"/>
         <w:rPr>
-          <w:rFonts w:ascii="宋体" w:eastAsia="宋体" w:hAnsi="宋体" w:cs="Arial" w:hint="eastAsia"/>
+          <w:rFonts w:ascii="宋体" w:eastAsia="宋体" w:hAnsi="宋体" w:cs="Arial"/>
           <w:sz w:val="24"/>
         </w:rPr>
       </w:pPr>
@@ -821,27 +1202,119 @@
           <w:rFonts w:ascii="宋体" w:eastAsia="宋体" w:hAnsi="宋体" w:cs="Arial"/>
           <w:sz w:val="24"/>
         </w:rPr>
-        <w:t>软件采用模块化、分层设计，核心原则为轻量化、高实时性、易操作。机器人端分为底层驱动层（模块初始化、数据采集）、算法层（核心算法运行）、应用层（统筹协同、指令解析）；手机端分为界面交互层（用户入口）、通信层（无线连接）、数据处理层（数据解析、指令生成）。协同流程：机器人端初始化后采集数据、运行算法实现跟随，同步数据至APP；用户下发指令，机器人端解析执行，形成闭环。</w:t>
-      </w:r>
-    </w:p>
-    <w:p>
-      <w:pPr>
-        <w:spacing w:before="120" w:after="120" w:line="288" w:lineRule="auto"/>
-        <w:rPr>
-          <w:rFonts w:ascii="宋体" w:eastAsia="宋体" w:hAnsi="宋体" w:cs="Arial"/>
-          <w:color w:val="EE0000"/>
-          <w:sz w:val="24"/>
-        </w:rPr>
-      </w:pPr>
-      <w:r>
-        <w:rPr>
-          <w:rFonts w:ascii="宋体" w:eastAsia="宋体" w:hAnsi="宋体" w:cs="Arial"/>
-          <w:color w:val="EE0000"/>
-          <w:sz w:val="24"/>
-        </w:rPr>
-        <w:t>（此处预留设计示意图位置：图9 软件系统总体架构设计图，标注：清晰展示机器人端软件与手机端APP软件的分层结构、各模块组成及数据交互流程）</w:t>
-      </w:r>
-    </w:p>
+        <w:t>软件采用模块化、分层设计，核心原则轻量化、高实时、易操作。机器人端分为底层驱动层（初始化、数据采集）、算法层（核心算法）、应用层（统筹、指令解析）；手机端分为界面交互层（用户入口）、通信层（无线连接）、数据处理层（解析生成指令）。协同流程：机器人端初始化后采集数据、运行算法跟随，同步APP；用户下发指令，机器人端解析执行闭环。</w:t>
+      </w:r>
+    </w:p>
+    <w:tbl>
+      <w:tblPr>
+        <w:tblStyle w:val="af2"/>
+        <w:tblW w:w="0" w:type="auto"/>
+        <w:tblBorders>
+          <w:top w:val="none" w:sz="0" w:space="0" w:color="auto"/>
+          <w:left w:val="none" w:sz="0" w:space="0" w:color="auto"/>
+          <w:bottom w:val="none" w:sz="0" w:space="0" w:color="auto"/>
+          <w:right w:val="none" w:sz="0" w:space="0" w:color="auto"/>
+          <w:insideH w:val="none" w:sz="0" w:space="0" w:color="auto"/>
+          <w:insideV w:val="none" w:sz="0" w:space="0" w:color="auto"/>
+        </w:tblBorders>
+        <w:tblLook w:val="04A0" w:firstRow="1" w:lastRow="0" w:firstColumn="1" w:lastColumn="0" w:noHBand="0" w:noVBand="1"/>
+      </w:tblPr>
+      <w:tblGrid>
+        <w:gridCol w:w="8296"/>
+      </w:tblGrid>
+      <w:tr>
+        <w:tc>
+          <w:tcPr>
+            <w:tcW w:w="8296" w:type="dxa"/>
+          </w:tcPr>
+          <w:p>
+            <w:pPr>
+              <w:spacing w:before="120" w:after="120" w:line="288" w:lineRule="auto"/>
+              <w:jc w:val="center"/>
+              <w:rPr>
+                <w:rFonts w:ascii="宋体" w:eastAsia="宋体" w:hAnsi="宋体" w:cs="Arial"/>
+                <w:color w:val="EE0000"/>
+                <w:sz w:val="24"/>
+              </w:rPr>
+            </w:pPr>
+            <w:r>
+              <w:rPr>
+                <w:rFonts w:ascii="宋体" w:eastAsia="宋体" w:hAnsi="宋体" w:cs="Arial"/>
+                <w:noProof/>
+                <w:color w:val="EE0000"/>
+                <w:sz w:val="24"/>
+              </w:rPr>
+              <w:drawing>
+                <wp:inline distT="0" distB="0" distL="0" distR="0" wp14:anchorId="31725A98" wp14:editId="6C574C2C">
+                  <wp:extent cx="4430486" cy="4133056"/>
+                  <wp:effectExtent l="0" t="0" r="8255" b="1270"/>
+                  <wp:docPr id="8484730" name="图片 7"/>
+                  <wp:cNvGraphicFramePr>
+                    <a:graphicFrameLocks xmlns:a="http://schemas.openxmlformats.org/drawingml/2006/main" noChangeAspect="1"/>
+                  </wp:cNvGraphicFramePr>
+                  <a:graphic xmlns:a="http://schemas.openxmlformats.org/drawingml/2006/main">
+                    <a:graphicData uri="http://schemas.openxmlformats.org/drawingml/2006/picture">
+                      <pic:pic xmlns:pic="http://schemas.openxmlformats.org/drawingml/2006/picture">
+                        <pic:nvPicPr>
+                          <pic:cNvPr id="0" name="Picture 6"/>
+                          <pic:cNvPicPr>
+                            <a:picLocks noChangeAspect="1" noChangeArrowheads="1"/>
+                          </pic:cNvPicPr>
+                        </pic:nvPicPr>
+                        <pic:blipFill>
+                          <a:blip r:embed="rId13" cstate="print">
+                            <a:extLst>
+                              <a:ext uri="{28A0092B-C50C-407E-A947-70E740481C1C}">
+                                <a14:useLocalDpi xmlns:a14="http://schemas.microsoft.com/office/drawing/2010/main" val="0"/>
+                              </a:ext>
+                            </a:extLst>
+                          </a:blip>
+                          <a:srcRect/>
+                          <a:stretch>
+                            <a:fillRect/>
+                          </a:stretch>
+                        </pic:blipFill>
+                        <pic:spPr bwMode="auto">
+                          <a:xfrm>
+                            <a:off x="0" y="0"/>
+                            <a:ext cx="4448974" cy="4150303"/>
+                          </a:xfrm>
+                          <a:prstGeom prst="rect">
+                            <a:avLst/>
+                          </a:prstGeom>
+                          <a:noFill/>
+                          <a:ln>
+                            <a:noFill/>
+                          </a:ln>
+                        </pic:spPr>
+                      </pic:pic>
+                    </a:graphicData>
+                  </a:graphic>
+                </wp:inline>
+              </w:drawing>
+            </w:r>
+          </w:p>
+          <w:p>
+            <w:pPr>
+              <w:spacing w:before="120" w:after="120" w:line="288" w:lineRule="auto"/>
+              <w:jc w:val="center"/>
+              <w:rPr>
+                <w:rFonts w:ascii="宋体" w:eastAsia="宋体" w:hAnsi="宋体" w:cs="Arial" w:hint="eastAsia"/>
+                <w:color w:val="EE0000"/>
+                <w:sz w:val="24"/>
+              </w:rPr>
+            </w:pPr>
+            <w:r>
+              <w:rPr>
+                <w:rFonts w:ascii="宋体" w:eastAsia="宋体" w:hAnsi="宋体" w:cs="Arial" w:hint="eastAsia"/>
+                <w:sz w:val="24"/>
+              </w:rPr>
+              <w:t>图4-1软件系统总体架构图</w:t>
+            </w:r>
+          </w:p>
+        </w:tc>
+      </w:tr>
+    </w:tbl>
     <w:p>
       <w:pPr>
         <w:spacing w:before="120" w:after="120" w:line="288" w:lineRule="auto"/>
@@ -869,35 +1342,144 @@
         <w:spacing w:before="120" w:after="120" w:line="288" w:lineRule="auto"/>
         <w:ind w:firstLineChars="200" w:firstLine="480"/>
         <w:rPr>
+          <w:rFonts w:ascii="宋体" w:eastAsia="宋体" w:hAnsi="宋体" w:cs="Arial"/>
+          <w:sz w:val="24"/>
+        </w:rPr>
+      </w:pPr>
+      <w:r>
+        <w:rPr>
+          <w:rFonts w:ascii="宋体" w:eastAsia="宋体" w:hAnsi="宋体" w:cs="Arial"/>
+          <w:sz w:val="24"/>
+        </w:rPr>
+        <w:t>开发环境为Keil MDK 5.0，辅助工具为Proteus、MATLAB，采用C语言开发。底层驱动层抑制数据噪声，提升采集可靠性；算法层包含轻量化目标识别、多传感器融合、自主跟随（0.5-1.5米可调）、动态避障算法，适配低算力平台；应用层统筹各模块，解析指令、处理异常，保障系统稳定运行。</w:t>
+      </w:r>
+    </w:p>
+    <w:tbl>
+      <w:tblPr>
+        <w:tblStyle w:val="af2"/>
+        <w:tblW w:w="0" w:type="auto"/>
+        <w:tblBorders>
+          <w:top w:val="none" w:sz="0" w:space="0" w:color="auto"/>
+          <w:left w:val="none" w:sz="0" w:space="0" w:color="auto"/>
+          <w:bottom w:val="none" w:sz="0" w:space="0" w:color="auto"/>
+          <w:right w:val="none" w:sz="0" w:space="0" w:color="auto"/>
+          <w:insideH w:val="none" w:sz="0" w:space="0" w:color="auto"/>
+          <w:insideV w:val="none" w:sz="0" w:space="0" w:color="auto"/>
+        </w:tblBorders>
+        <w:tblLook w:val="04A0" w:firstRow="1" w:lastRow="0" w:firstColumn="1" w:lastColumn="0" w:noHBand="0" w:noVBand="1"/>
+      </w:tblPr>
+      <w:tblGrid>
+        <w:gridCol w:w="8296"/>
+      </w:tblGrid>
+      <w:tr>
+        <w:tc>
+          <w:tcPr>
+            <w:tcW w:w="8296" w:type="dxa"/>
+          </w:tcPr>
+          <w:p>
+            <w:pPr>
+              <w:spacing w:before="120" w:after="120" w:line="288" w:lineRule="auto"/>
+              <w:jc w:val="center"/>
+              <w:rPr>
+                <w:rFonts w:ascii="宋体" w:eastAsia="宋体" w:hAnsi="宋体" w:cs="Arial"/>
+                <w:color w:val="EE0000"/>
+                <w:sz w:val="24"/>
+              </w:rPr>
+            </w:pPr>
+            <w:r>
+              <w:rPr>
+                <w:rFonts w:ascii="宋体" w:eastAsia="宋体" w:hAnsi="宋体" w:cs="Arial" w:hint="eastAsia"/>
+                <w:noProof/>
+                <w:color w:val="EE0000"/>
+                <w:sz w:val="24"/>
+              </w:rPr>
+              <w:drawing>
+                <wp:inline distT="0" distB="0" distL="0" distR="0" wp14:anchorId="099006AE" wp14:editId="58AC7D7F">
+                  <wp:extent cx="4822372" cy="4618005"/>
+                  <wp:effectExtent l="0" t="0" r="0" b="0"/>
+                  <wp:docPr id="414365629" name="图片 8"/>
+                  <wp:cNvGraphicFramePr>
+                    <a:graphicFrameLocks xmlns:a="http://schemas.openxmlformats.org/drawingml/2006/main" noChangeAspect="1"/>
+                  </wp:cNvGraphicFramePr>
+                  <a:graphic xmlns:a="http://schemas.openxmlformats.org/drawingml/2006/main">
+                    <a:graphicData uri="http://schemas.openxmlformats.org/drawingml/2006/picture">
+                      <pic:pic xmlns:pic="http://schemas.openxmlformats.org/drawingml/2006/picture">
+                        <pic:nvPicPr>
+                          <pic:cNvPr id="0" name="Picture 7"/>
+                          <pic:cNvPicPr>
+                            <a:picLocks noChangeAspect="1" noChangeArrowheads="1"/>
+                          </pic:cNvPicPr>
+                        </pic:nvPicPr>
+                        <pic:blipFill>
+                          <a:blip r:embed="rId14" cstate="print">
+                            <a:extLst>
+                              <a:ext uri="{28A0092B-C50C-407E-A947-70E740481C1C}">
+                                <a14:useLocalDpi xmlns:a14="http://schemas.microsoft.com/office/drawing/2010/main" val="0"/>
+                              </a:ext>
+                            </a:extLst>
+                          </a:blip>
+                          <a:srcRect/>
+                          <a:stretch>
+                            <a:fillRect/>
+                          </a:stretch>
+                        </pic:blipFill>
+                        <pic:spPr bwMode="auto">
+                          <a:xfrm>
+                            <a:off x="0" y="0"/>
+                            <a:ext cx="4832473" cy="4627678"/>
+                          </a:xfrm>
+                          <a:prstGeom prst="rect">
+                            <a:avLst/>
+                          </a:prstGeom>
+                          <a:noFill/>
+                          <a:ln>
+                            <a:noFill/>
+                          </a:ln>
+                        </pic:spPr>
+                      </pic:pic>
+                    </a:graphicData>
+                  </a:graphic>
+                </wp:inline>
+              </w:drawing>
+            </w:r>
+          </w:p>
+          <w:p>
+            <w:pPr>
+              <w:spacing w:before="120" w:after="120" w:line="288" w:lineRule="auto"/>
+              <w:jc w:val="center"/>
+              <w:rPr>
+                <w:rFonts w:ascii="宋体" w:eastAsia="宋体" w:hAnsi="宋体" w:cs="Arial" w:hint="eastAsia"/>
+                <w:color w:val="EE0000"/>
+                <w:sz w:val="24"/>
+              </w:rPr>
+            </w:pPr>
+            <w:r>
+              <w:rPr>
+                <w:rFonts w:ascii="宋体" w:eastAsia="宋体" w:hAnsi="宋体" w:cs="Arial" w:hint="eastAsia"/>
+                <w:sz w:val="24"/>
+              </w:rPr>
+              <w:t>图4-2</w:t>
+            </w:r>
+            <w:r>
+              <w:rPr>
+                <w:rFonts w:ascii="宋体" w:eastAsia="宋体" w:hAnsi="宋体" w:cs="Arial"/>
+                <w:sz w:val="24"/>
+              </w:rPr>
+              <w:t>机器人端软件流程设计图</w:t>
+            </w:r>
+          </w:p>
+        </w:tc>
+      </w:tr>
+    </w:tbl>
+    <w:p>
+      <w:pPr>
+        <w:spacing w:before="120" w:after="120" w:line="288" w:lineRule="auto"/>
+        <w:rPr>
           <w:rFonts w:ascii="宋体" w:eastAsia="宋体" w:hAnsi="宋体" w:cs="Arial" w:hint="eastAsia"/>
-          <w:sz w:val="24"/>
-        </w:rPr>
-      </w:pPr>
-      <w:r>
-        <w:rPr>
-          <w:rFonts w:ascii="宋体" w:eastAsia="宋体" w:hAnsi="宋体" w:cs="Arial"/>
-          <w:sz w:val="24"/>
-        </w:rPr>
-        <w:t>开发环境为Keil MDK 5.0，辅助工具为Proteus、MATLAB，采用C语言开发。底层驱动层抑制数据噪声，提升采集可靠性；算法层包含轻量化目标识别、多传感器融合、自主跟随（0.5-1.5米可调）、动态避障算法，适配低算力平台；应用层统筹各模块，解析指令、处理异常，保障系统稳定运行。</w:t>
-      </w:r>
-    </w:p>
-    <w:p>
-      <w:pPr>
-        <w:spacing w:before="120" w:after="120" w:line="288" w:lineRule="auto"/>
-        <w:rPr>
-          <w:rFonts w:ascii="宋体" w:eastAsia="宋体" w:hAnsi="宋体" w:cs="Arial"/>
           <w:color w:val="EE0000"/>
           <w:sz w:val="24"/>
         </w:rPr>
       </w:pPr>
-      <w:r>
-        <w:rPr>
-          <w:rFonts w:ascii="宋体" w:eastAsia="宋体" w:hAnsi="宋体" w:cs="Arial"/>
-          <w:color w:val="EE0000"/>
-          <w:sz w:val="24"/>
-        </w:rPr>
-        <w:t>（此处预留设计示意图位置：图10 机器人端软件流程设计图，标注：完整呈现机器人端软件的初始化、数据采集、算法处理、指令解析、功能执行、异常处理等流程）</w:t>
-      </w:r>
     </w:p>
     <w:p>
       <w:pPr>
@@ -916,16 +1498,16 @@
         <w:spacing w:before="120" w:after="120" w:line="288" w:lineRule="auto"/>
         <w:ind w:firstLineChars="200" w:firstLine="480"/>
         <w:rPr>
-          <w:rFonts w:ascii="宋体" w:eastAsia="宋体" w:hAnsi="宋体" w:cs="Arial" w:hint="eastAsia"/>
-          <w:sz w:val="24"/>
-        </w:rPr>
-      </w:pPr>
-      <w:r>
-        <w:rPr>
-          <w:rFonts w:ascii="宋体" w:eastAsia="宋体" w:hAnsi="宋体" w:cs="Arial"/>
-          <w:sz w:val="24"/>
-        </w:rPr>
-        <w:t>开发环境为Android Studio/Flutter，支持跨平台，辅助工具为</w:t>
+          <w:rFonts w:ascii="宋体" w:eastAsia="宋体" w:hAnsi="宋体" w:cs="Arial"/>
+          <w:sz w:val="24"/>
+        </w:rPr>
+      </w:pPr>
+      <w:r>
+        <w:rPr>
+          <w:rFonts w:ascii="宋体" w:eastAsia="宋体" w:hAnsi="宋体" w:cs="Arial"/>
+          <w:sz w:val="24"/>
+        </w:rPr>
+        <w:t>开发环境为Android Studio/Flutter，支持跨平台，辅助工具为Postman、Figma，采用Java/Dart开发。界面交互层包含五大核心界面，操作</w:t>
       </w:r>
       <w:r>
         <w:rPr>
@@ -933,7 +1515,7 @@
           <w:sz w:val="24"/>
         </w:rPr>
         <w:lastRenderedPageBreak/>
-        <w:t>Postman、Figma，采用Java/Dart开发。界面交互层包含五大核心界面，操作便捷；通信层采用Wi-Fi/BLE协议，具备自动重连功能；数据处理层解析数据、生成指令，保存用户设置与历史数据，提升使用便捷性。</w:t>
+        <w:t>便捷；通信层采用Wi-Fi/BLE协议，具备自动重连功能；数据处理层解析数据、生成指令，保存用户设置与历史数据，提升使用便捷性。</w:t>
       </w:r>
     </w:p>
     <w:p>
@@ -970,7 +1552,7 @@
         <w:spacing w:before="120" w:after="120" w:line="288" w:lineRule="auto"/>
         <w:ind w:firstLineChars="200" w:firstLine="480"/>
         <w:rPr>
-          <w:rFonts w:ascii="宋体" w:eastAsia="宋体" w:hAnsi="宋体" w:cs="Arial" w:hint="eastAsia"/>
+          <w:rFonts w:ascii="宋体" w:eastAsia="宋体" w:hAnsi="宋体" w:cs="Arial"/>
           <w:sz w:val="24"/>
         </w:rPr>
       </w:pPr>
@@ -999,7 +1581,7 @@
         <w:spacing w:before="120" w:after="120" w:line="288" w:lineRule="auto"/>
         <w:ind w:firstLineChars="200" w:firstLine="480"/>
         <w:rPr>
-          <w:rFonts w:ascii="宋体" w:eastAsia="宋体" w:hAnsi="宋体" w:cs="Arial" w:hint="eastAsia"/>
+          <w:rFonts w:ascii="宋体" w:eastAsia="宋体" w:hAnsi="宋体" w:cs="Arial"/>
           <w:sz w:val="24"/>
         </w:rPr>
       </w:pPr>
@@ -1058,7 +1640,7 @@
         <w:spacing w:before="120" w:after="120" w:line="288" w:lineRule="auto"/>
         <w:ind w:firstLineChars="200" w:firstLine="480"/>
         <w:rPr>
-          <w:rFonts w:ascii="宋体" w:eastAsia="宋体" w:hAnsi="宋体" w:cs="Arial" w:hint="eastAsia"/>
+          <w:rFonts w:ascii="宋体" w:eastAsia="宋体" w:hAnsi="宋体" w:cs="Arial"/>
           <w:sz w:val="24"/>
         </w:rPr>
       </w:pPr>
@@ -1087,7 +1669,7 @@
         <w:spacing w:before="120" w:after="120" w:line="288" w:lineRule="auto"/>
         <w:ind w:firstLineChars="200" w:firstLine="480"/>
         <w:rPr>
-          <w:rFonts w:ascii="宋体" w:eastAsia="宋体" w:hAnsi="宋体" w:cs="Arial" w:hint="eastAsia"/>
+          <w:rFonts w:ascii="宋体" w:eastAsia="宋体" w:hAnsi="宋体" w:cs="Arial"/>
           <w:sz w:val="24"/>
         </w:rPr>
       </w:pPr>
@@ -1116,16 +1698,16 @@
         <w:spacing w:before="120" w:after="120" w:line="288" w:lineRule="auto"/>
         <w:ind w:firstLineChars="200" w:firstLine="480"/>
         <w:rPr>
-          <w:rFonts w:ascii="宋体" w:eastAsia="宋体" w:hAnsi="宋体" w:cs="Arial" w:hint="eastAsia"/>
-          <w:sz w:val="24"/>
-        </w:rPr>
-      </w:pPr>
-      <w:r>
-        <w:rPr>
-          <w:rFonts w:ascii="宋体" w:eastAsia="宋体" w:hAnsi="宋体" w:cs="Arial"/>
-          <w:sz w:val="24"/>
-        </w:rPr>
-        <w:t>外壳采用ABS塑料，可3D打印或注塑成型，圆润无尖角，浅色系适配家庭</w:t>
+          <w:rFonts w:ascii="宋体" w:eastAsia="宋体" w:hAnsi="宋体" w:cs="Arial"/>
+          <w:sz w:val="24"/>
+        </w:rPr>
+      </w:pPr>
+      <w:r>
+        <w:rPr>
+          <w:rFonts w:ascii="宋体" w:eastAsia="宋体" w:hAnsi="宋体" w:cs="Arial"/>
+          <w:sz w:val="24"/>
+        </w:rPr>
+        <w:t>外壳采用ABS塑料，可3D打印或注塑成型，圆润无尖角，浅色系适配家庭环境。顶部预留摄像头孔，侧面设扬声器孔，表面留LED窗口，卡扣式设计便</w:t>
       </w:r>
       <w:r>
         <w:rPr>
@@ -1133,7 +1715,7 @@
           <w:sz w:val="24"/>
         </w:rPr>
         <w:lastRenderedPageBreak/>
-        <w:t>环境。顶部预留摄像头孔，侧面设扬声器孔，表面留LED窗口，卡扣式设计便于拆装，底部预留充电接口与散热孔，保护硬件并延长使用寿命。</w:t>
+        <w:t>于拆装，底部预留充电接口与散热孔，保护硬件并延长使用寿命。</w:t>
       </w:r>
     </w:p>
     <w:p>
@@ -1153,7 +1735,7 @@
         <w:spacing w:before="120" w:after="120" w:line="288" w:lineRule="auto"/>
         <w:ind w:firstLineChars="200" w:firstLine="480"/>
         <w:rPr>
-          <w:rFonts w:ascii="宋体" w:eastAsia="宋体" w:hAnsi="宋体" w:cs="Arial" w:hint="eastAsia"/>
+          <w:rFonts w:ascii="宋体" w:eastAsia="宋体" w:hAnsi="宋体" w:cs="Arial"/>
           <w:sz w:val="24"/>
         </w:rPr>
       </w:pPr>
@@ -1306,7 +1888,7 @@
           <w:rFonts w:ascii="宋体" w:eastAsia="宋体" w:hAnsi="宋体" w:cs="Arial"/>
           <w:sz w:val="24"/>
         </w:rPr>
-        <w:t>创新设计自适应跟随距离与速度闭环控制算法，结合宠物体型、活动习惯与环境变化，实现跟随距离（0.5-1.5米）与跟随速度的自适应调整，避免因跟随过近惊吓宠物、跟随过远丢失目标；同时融合动态避障算法，采用“预判-</w:t>
+        <w:t>创新设计自适应跟随距离与速度闭环控制算法，结合宠物体型、活动习惯与环境变化，实现跟随距离（0.5-1.5米）与跟随速度的自适应调整，避免因跟随过近惊吓宠物、跟随过远丢失目标；同时融合动态避障算法，采用“预判-调整-恢复”的避障策略，根据传感器检测的障碍物距离与方位，提前调整机器</w:t>
       </w:r>
       <w:r>
         <w:rPr>
@@ -1314,7 +1896,7 @@
           <w:sz w:val="24"/>
         </w:rPr>
         <w:lastRenderedPageBreak/>
-        <w:t>调整-恢复”的避障策略，根据传感器检测的障碍物距离与方位，提前调整机器人运动方向，避障动作流畅，不影响跟随效果，解决了传统跟随机器人避障与跟随脱节、动作卡顿的问题。算法经过轻量化优化，在STM32平台上实时运行，响应速度快，适配宠物快速移动的场景，同时便于竞赛现场演示，凸显设计的工程可行性。</w:t>
+        <w:t>人运动方向，避障动作流畅，不影响跟随效果，解决了传统跟随机器人避障与跟随脱节、动作卡顿的问题。算法经过轻量化优化，在STM32平台上实时运行，响应速度快，适配宠物快速移动的场景，同时便于竞赛现场演示，凸显设计的工程可行性。</w:t>
       </w:r>
     </w:p>
     <w:p>
@@ -1450,7 +2032,7 @@
           <w:rFonts w:ascii="宋体" w:eastAsia="宋体" w:hAnsi="宋体" w:cs="Arial"/>
           <w:sz w:val="24"/>
         </w:rPr>
-        <w:t>3.  易用性强适配性广：手机端APP采用简洁直观的界面设计，操作便捷，无</w:t>
+        <w:t>3.  易用性强适配性广：手机端APP采用简洁直观的界面设计，操作便捷，无需专业知识即可上手，适配不同年龄段用户；机器人运动灵活，适配瓷砖、木</w:t>
       </w:r>
       <w:r>
         <w:rPr>
@@ -1458,12 +2040,12 @@
           <w:sz w:val="24"/>
         </w:rPr>
         <w:lastRenderedPageBreak/>
-        <w:t>需专业知识即可上手，适配不同年龄段用户；机器人运动灵活，适配瓷砖、木地板、地毯等不同家庭地面，传感器检测范围广，适配不同体型的宠物（猫、小型犬），适用场景多元。</w:t>
+        <w:t>地板、地毯等不同家庭地面，传感器检测范围广，适配不同体型的宠物（猫、小型犬），适用场景多元。</w:t>
       </w:r>
     </w:p>
     <w:sectPr>
-      <w:footerReference w:type="default" r:id="rId9"/>
-      <w:footerReference w:type="first" r:id="rId10"/>
+      <w:footerReference w:type="default" r:id="rId15"/>
+      <w:footerReference w:type="first" r:id="rId16"/>
       <w:pgSz w:w="11906" w:h="16838"/>
       <w:pgMar w:top="1440" w:right="1800" w:bottom="1440" w:left="1800" w:header="1134" w:footer="992" w:gutter="0"/>
       <w:pgNumType w:start="1"/>
@@ -2984,6 +3566,22 @@
       <w:u w:val="single"/>
     </w:rPr>
   </w:style>
+  <w:style w:type="table" w:styleId="af2">
+    <w:name w:val="Table Grid"/>
+    <w:basedOn w:val="a1"/>
+    <w:uiPriority w:val="39"/>
+    <w:rsid w:val="00432377"/>
+    <w:tblPr>
+      <w:tblBorders>
+        <w:top w:val="single" w:sz="4" w:space="0" w:color="auto"/>
+        <w:left w:val="single" w:sz="4" w:space="0" w:color="auto"/>
+        <w:bottom w:val="single" w:sz="4" w:space="0" w:color="auto"/>
+        <w:right w:val="single" w:sz="4" w:space="0" w:color="auto"/>
+        <w:insideH w:val="single" w:sz="4" w:space="0" w:color="auto"/>
+        <w:insideV w:val="single" w:sz="4" w:space="0" w:color="auto"/>
+      </w:tblBorders>
+    </w:tblPr>
+  </w:style>
 </w:styles>
 </file>
 

--- a/项目说明书/项目设计说明书.docx
+++ b/项目说明书/项目设计说明书.docx
@@ -217,89 +217,19 @@
     </w:p>
     <w:p>
       <w:pPr>
-        <w:pStyle w:val="71e7dc79-1ff7-45e8-997d-0ebda3762b91"/>
-      </w:pPr>
-      <w:bookmarkStart w:id="2" w:name="heading_4"/>
-      <w:bookmarkStart w:id="3" w:name="_Toc228225180"/>
-      <w:r>
-        <w:t>1.1 项目背景与意义</w:t>
-      </w:r>
-      <w:bookmarkEnd w:id="2"/>
-      <w:bookmarkEnd w:id="3"/>
-    </w:p>
-    <w:p>
-      <w:pPr>
         <w:spacing w:before="120" w:after="120" w:line="288" w:lineRule="auto"/>
         <w:ind w:firstLineChars="200" w:firstLine="480"/>
         <w:rPr>
-          <w:rFonts w:ascii="宋体" w:eastAsia="宋体" w:hAnsi="宋体" w:cs="Arial"/>
-          <w:sz w:val="24"/>
-        </w:rPr>
-      </w:pPr>
-      <w:r>
-        <w:rPr>
-          <w:rFonts w:ascii="宋体" w:eastAsia="宋体" w:hAnsi="宋体" w:cs="Arial"/>
-          <w:sz w:val="24"/>
-        </w:rPr>
-        <w:t>随着社会发展与家庭结构小型化，我国家庭宠物保有量持续增长。城市生活节奏加快，宠物主频繁外出导致宠物独处焦虑与健康隐患突出，传统照护模式及单一宠物用品已无法满足需求。本项目依托智能机器人与嵌入式技术，研发基于STM32的自主伴随宠物机器人，构建“主动陪伴+远程交互”一体化照护框架，缓解宠物独处焦虑，兼顾低成本与易用性，既解决家庭养宠核心痛点，也为同类产品提供技术参考，具备良好社会价值与产业化潜力。</w:t>
-      </w:r>
-    </w:p>
-    <w:p>
-      <w:pPr>
-        <w:pStyle w:val="71e7dc79-1ff7-45e8-997d-0ebda3762b91"/>
-      </w:pPr>
-      <w:bookmarkStart w:id="4" w:name="heading_7"/>
-      <w:bookmarkStart w:id="5" w:name="_Toc228225183"/>
-      <w:r>
-        <w:t>1.2 项目核心目标</w:t>
-      </w:r>
-      <w:bookmarkEnd w:id="4"/>
-      <w:bookmarkEnd w:id="5"/>
-    </w:p>
-    <w:p>
-      <w:pPr>
-        <w:spacing w:before="120" w:after="120" w:line="288" w:lineRule="auto"/>
-        <w:ind w:firstLineChars="200" w:firstLine="480"/>
-        <w:rPr>
-          <w:rFonts w:ascii="宋体" w:eastAsia="宋体" w:hAnsi="宋体" w:cs="Arial"/>
-          <w:sz w:val="24"/>
-        </w:rPr>
-      </w:pPr>
-      <w:r>
-        <w:rPr>
-          <w:rFonts w:ascii="宋体" w:eastAsia="宋体" w:hAnsi="宋体" w:cs="Arial"/>
-          <w:sz w:val="24"/>
-        </w:rPr>
-        <w:t>本项目核心目标：以STM32为主控芯片，搭建多传感器融合感知平台，完成软硬件集成，实现小型化、低功耗、高稳定性设计；精准实现宠物识别跟随、动态避障、远程交互及声光陪伴功能，保障跟随距离可调、目标快速重捕获、远程交互低延迟；确保设备与APP稳定运行，严控硬件成本提升普及性；完善方案并梳理创新点，满足方案完整性、创新性与工程可行性的要求。</w:t>
-      </w:r>
-    </w:p>
-    <w:p>
-      <w:pPr>
-        <w:pStyle w:val="71e7dc79-1ff7-45e8-997d-0ebda3762b91"/>
-      </w:pPr>
-      <w:bookmarkStart w:id="6" w:name="heading_8"/>
-      <w:bookmarkStart w:id="7" w:name="_Toc228225184"/>
-      <w:r>
-        <w:t>1.3 作品整体设计简介</w:t>
-      </w:r>
-      <w:bookmarkEnd w:id="6"/>
-      <w:bookmarkEnd w:id="7"/>
-    </w:p>
-    <w:p>
-      <w:pPr>
-        <w:spacing w:before="120" w:after="120" w:line="288" w:lineRule="auto"/>
-        <w:rPr>
-          <w:rFonts w:ascii="宋体" w:eastAsia="宋体" w:hAnsi="宋体" w:cs="Arial"/>
-          <w:color w:val="EE0000"/>
-          <w:sz w:val="24"/>
-        </w:rPr>
-      </w:pPr>
-      <w:r>
-        <w:rPr>
-          <w:rFonts w:ascii="宋体" w:eastAsia="宋体" w:hAnsi="宋体" w:cs="Arial"/>
-          <w:sz w:val="24"/>
-        </w:rPr>
-        <w:t>“灵眸伴宠”采用“硬件本体+手机APP”协同架构，以“主动伴随、情感互动、远程照护”为核心，突破传统宠物用品局限。硬件以STM32为主控，整合多传感器、运动控制等核心模块，小型轻量化适配家庭场景；手机APP界面简洁，整合远程监控、语音对讲等功能，实现实时联动。方案秉持“低成本、高可靠、易操作”理念，突破低算力平台技术瓶颈，适配实际应用场景。</w:t>
+          <w:rFonts w:ascii="宋体" w:eastAsia="宋体" w:hAnsi="宋体" w:cs="Arial" w:hint="eastAsia"/>
+          <w:sz w:val="24"/>
+        </w:rPr>
+      </w:pPr>
+      <w:r>
+        <w:rPr>
+          <w:rFonts w:ascii="宋体" w:eastAsia="宋体" w:hAnsi="宋体" w:cs="Arial"/>
+          <w:sz w:val="24"/>
+        </w:rPr>
+        <w:t>社会发展与城市节奏加快，我国家庭宠物保有量攀升，宠物主外出导致的宠物独处焦虑、健康隐患突出，传统照护及用品难以满足需求。本项目依托智能机器人与嵌入式技术，研发基于STM32的“灵眸伴宠”机器人，构建“主动陪伴+远程交互”照护框架，解决养宠痛点，为同类产品提供技术参考。核心目标：以STM32为主控，搭建多传感器融合平台，完成软硬件集成，实现小型化、低功耗、高稳定性，达成宠物识别跟随、动态避障等功能，严控成本，确保方案完整、创新且可行。作品采用“硬件+APP”协同架构：硬件以STM32为主控，整合核心模块适配家庭；APP实现远程监控、语音对讲等联动，秉持低成本高可靠理念，突破低算力瓶颈。</w:t>
       </w:r>
     </w:p>
     <w:tbl>
@@ -341,11 +271,10 @@
                 <w:color w:val="EE0000"/>
                 <w:sz w:val="24"/>
               </w:rPr>
-              <w:lastRenderedPageBreak/>
               <w:drawing>
-                <wp:inline distT="0" distB="0" distL="0" distR="0" wp14:anchorId="76FFFCC7" wp14:editId="0FA59B91">
-                  <wp:extent cx="4114800" cy="6448685"/>
-                  <wp:effectExtent l="0" t="0" r="0" b="9525"/>
+                <wp:inline distT="0" distB="0" distL="0" distR="0" wp14:anchorId="76FFFCC7" wp14:editId="543439B4">
+                  <wp:extent cx="3395877" cy="5321995"/>
+                  <wp:effectExtent l="0" t="0" r="0" b="0"/>
                   <wp:docPr id="2020637140" name="图片 9"/>
                   <wp:cNvGraphicFramePr>
                     <a:graphicFrameLocks xmlns:a="http://schemas.openxmlformats.org/drawingml/2006/main" noChangeAspect="1"/>
@@ -375,7 +304,7 @@
                         <pic:spPr bwMode="auto">
                           <a:xfrm>
                             <a:off x="0" y="0"/>
-                            <a:ext cx="4126649" cy="6467255"/>
+                            <a:ext cx="3395877" cy="5321995"/>
                           </a:xfrm>
                           <a:prstGeom prst="rect">
                             <a:avLst/>
@@ -397,7 +326,7 @@
               <w:spacing w:before="120" w:after="120" w:line="288" w:lineRule="auto"/>
               <w:jc w:val="center"/>
               <w:rPr>
-                <w:rFonts w:ascii="宋体" w:eastAsia="宋体" w:hAnsi="宋体" w:cs="Arial" w:hint="eastAsia"/>
+                <w:rFonts w:ascii="宋体" w:eastAsia="宋体" w:hAnsi="宋体" w:cs="Arial"/>
                 <w:color w:val="EE0000"/>
                 <w:sz w:val="24"/>
               </w:rPr>
@@ -434,13 +363,13 @@
       <w:pPr>
         <w:pStyle w:val="21bc9c4b-6a32-43e5-beaa-fd2d792c5735"/>
       </w:pPr>
-      <w:bookmarkStart w:id="8" w:name="heading_9"/>
-      <w:bookmarkStart w:id="9" w:name="_Toc228225185"/>
+      <w:bookmarkStart w:id="2" w:name="heading_9"/>
+      <w:bookmarkStart w:id="3" w:name="_Toc228225185"/>
       <w:r>
         <w:t>第二章 系统总体方案设计</w:t>
       </w:r>
-      <w:bookmarkEnd w:id="8"/>
-      <w:bookmarkEnd w:id="9"/>
+      <w:bookmarkEnd w:id="2"/>
+      <w:bookmarkEnd w:id="3"/>
     </w:p>
     <w:p>
       <w:pPr>
@@ -473,7 +402,6 @@
           <w:rFonts w:ascii="宋体" w:eastAsia="宋体" w:hAnsi="宋体" w:cs="Arial"/>
           <w:sz w:val="24"/>
         </w:rPr>
-        <w:lastRenderedPageBreak/>
         <w:t>系统总体架构分为三大协同层面：硬件感知与执行层（机器人本体），承担宠物识别、环境采集、运动控制及声光交互，核心包含STM32主控、多传感器、运动控制等模块；软件控制与算法层（机器人端+手机APP端），机器人端负责底层驱动与核心算法，APP端负责用户交互与远程管控；通信传输层采用Wi-Fi/BLE双模通信，构建双向数据交互通道，具备自动重连、离线缓存功能，避免网络中断失效。</w:t>
       </w:r>
     </w:p>
@@ -510,7 +438,7 @@
         <w:tblLook w:val="04A0" w:firstRow="1" w:lastRow="0" w:firstColumn="1" w:lastColumn="0" w:noHBand="0" w:noVBand="1"/>
       </w:tblPr>
       <w:tblGrid>
-        <w:gridCol w:w="8296"/>
+        <w:gridCol w:w="8306"/>
       </w:tblGrid>
       <w:tr>
         <w:trPr>
@@ -538,9 +466,9 @@
                 <w:sz w:val="24"/>
               </w:rPr>
               <w:drawing>
-                <wp:inline distT="0" distB="0" distL="0" distR="0" wp14:anchorId="736C8A8F" wp14:editId="6C12286C">
-                  <wp:extent cx="4528457" cy="3272193"/>
-                  <wp:effectExtent l="0" t="0" r="5715" b="4445"/>
+                <wp:inline distT="0" distB="0" distL="0" distR="0" wp14:anchorId="736C8A8F" wp14:editId="1A4E12DF">
+                  <wp:extent cx="5236029" cy="3783473"/>
+                  <wp:effectExtent l="0" t="0" r="3175" b="7620"/>
                   <wp:docPr id="1868422861" name="图片 4"/>
                   <wp:cNvGraphicFramePr>
                     <a:graphicFrameLocks xmlns:a="http://schemas.openxmlformats.org/drawingml/2006/main" noChangeAspect="1"/>
@@ -570,7 +498,7 @@
                         <pic:spPr bwMode="auto">
                           <a:xfrm>
                             <a:off x="0" y="0"/>
-                            <a:ext cx="4566039" cy="3299349"/>
+                            <a:ext cx="5298565" cy="3828661"/>
                           </a:xfrm>
                           <a:prstGeom prst="rect">
                             <a:avLst/>
@@ -592,7 +520,7 @@
               <w:spacing w:before="120" w:after="120" w:line="288" w:lineRule="auto"/>
               <w:jc w:val="center"/>
               <w:rPr>
-                <w:rFonts w:ascii="宋体" w:eastAsia="宋体" w:hAnsi="宋体" w:cs="Arial" w:hint="eastAsia"/>
+                <w:rFonts w:ascii="宋体" w:eastAsia="宋体" w:hAnsi="宋体" w:cs="Arial"/>
                 <w:sz w:val="24"/>
               </w:rPr>
             </w:pPr>
@@ -687,7 +615,7 @@
               <w:spacing w:before="120" w:after="120" w:line="288" w:lineRule="auto"/>
               <w:jc w:val="center"/>
               <w:rPr>
-                <w:rFonts w:ascii="宋体" w:eastAsia="宋体" w:hAnsi="宋体" w:cs="Arial" w:hint="eastAsia"/>
+                <w:rFonts w:ascii="宋体" w:eastAsia="宋体" w:hAnsi="宋体" w:cs="Arial"/>
                 <w:sz w:val="24"/>
               </w:rPr>
             </w:pPr>
@@ -706,7 +634,7 @@
       <w:pPr>
         <w:spacing w:before="120" w:after="120" w:line="288" w:lineRule="auto"/>
         <w:rPr>
-          <w:rFonts w:ascii="宋体" w:eastAsia="宋体" w:hAnsi="宋体" w:cs="Arial" w:hint="eastAsia"/>
+          <w:rFonts w:ascii="宋体" w:eastAsia="宋体" w:hAnsi="宋体" w:cs="Arial"/>
           <w:color w:val="EE0000"/>
           <w:sz w:val="24"/>
         </w:rPr>
@@ -716,13 +644,13 @@
       <w:pPr>
         <w:pStyle w:val="21bc9c4b-6a32-43e5-beaa-fd2d792c5735"/>
       </w:pPr>
-      <w:bookmarkStart w:id="10" w:name="heading_10"/>
-      <w:bookmarkStart w:id="11" w:name="_Toc228225186"/>
+      <w:bookmarkStart w:id="4" w:name="heading_10"/>
+      <w:bookmarkStart w:id="5" w:name="_Toc228225186"/>
       <w:r>
         <w:t>第三章 系统硬件设计</w:t>
       </w:r>
-      <w:bookmarkEnd w:id="10"/>
-      <w:bookmarkEnd w:id="11"/>
+      <w:bookmarkEnd w:id="4"/>
+      <w:bookmarkEnd w:id="5"/>
     </w:p>
     <w:p>
       <w:pPr>
@@ -745,13 +673,13 @@
       <w:pPr>
         <w:pStyle w:val="71e7dc79-1ff7-45e8-997d-0ebda3762b91"/>
       </w:pPr>
-      <w:bookmarkStart w:id="12" w:name="heading_11"/>
-      <w:bookmarkStart w:id="13" w:name="_Toc228225187"/>
+      <w:bookmarkStart w:id="6" w:name="heading_11"/>
+      <w:bookmarkStart w:id="7" w:name="_Toc228225187"/>
       <w:r>
         <w:t>3.1 硬件总体设计</w:t>
       </w:r>
-      <w:bookmarkEnd w:id="12"/>
-      <w:bookmarkEnd w:id="13"/>
+      <w:bookmarkEnd w:id="6"/>
+      <w:bookmarkEnd w:id="7"/>
     </w:p>
     <w:p>
       <w:pPr>
@@ -872,7 +800,7 @@
               <w:spacing w:before="120" w:after="120" w:line="288" w:lineRule="auto"/>
               <w:jc w:val="center"/>
               <w:rPr>
-                <w:rFonts w:ascii="宋体" w:eastAsia="宋体" w:hAnsi="宋体" w:cs="Arial" w:hint="eastAsia"/>
+                <w:rFonts w:ascii="宋体" w:eastAsia="宋体" w:hAnsi="宋体" w:cs="Arial"/>
                 <w:color w:val="EE0000"/>
                 <w:sz w:val="24"/>
               </w:rPr>
@@ -892,32 +820,240 @@
       <w:pPr>
         <w:spacing w:before="120" w:after="120" w:line="288" w:lineRule="auto"/>
         <w:rPr>
+          <w:rFonts w:ascii="宋体" w:eastAsia="宋体" w:hAnsi="宋体" w:cs="Arial"/>
+          <w:color w:val="EE0000"/>
+          <w:sz w:val="24"/>
+        </w:rPr>
+      </w:pPr>
+    </w:p>
+    <w:p>
+      <w:pPr>
+        <w:pStyle w:val="71e7dc79-1ff7-45e8-997d-0ebda3762b91"/>
+      </w:pPr>
+      <w:bookmarkStart w:id="8" w:name="heading_12"/>
+      <w:bookmarkStart w:id="9" w:name="_Toc228225188"/>
+      <w:r>
+        <w:t>3.2 各硬件模块详细设计</w:t>
+      </w:r>
+      <w:bookmarkEnd w:id="8"/>
+      <w:bookmarkEnd w:id="9"/>
+    </w:p>
+    <w:p>
+      <w:pPr>
+        <w:pStyle w:val="b63ee27f-4cf3-414c-9275-d88e3f90795e"/>
+      </w:pPr>
+      <w:bookmarkStart w:id="10" w:name="heading_13"/>
+      <w:bookmarkStart w:id="11" w:name="_Toc228225189"/>
+      <w:r>
+        <w:t>3.2.1 主控核心模块设计</w:t>
+      </w:r>
+      <w:bookmarkEnd w:id="10"/>
+      <w:bookmarkEnd w:id="11"/>
+    </w:p>
+    <w:p>
+      <w:pPr>
+        <w:spacing w:before="120" w:after="120" w:line="288" w:lineRule="auto"/>
+        <w:ind w:firstLineChars="200" w:firstLine="480"/>
+        <w:rPr>
+          <w:rFonts w:ascii="宋体" w:eastAsia="宋体" w:hAnsi="宋体" w:cs="Arial"/>
+          <w:color w:val="EE0000"/>
+          <w:sz w:val="24"/>
+        </w:rPr>
+      </w:pPr>
+      <w:r>
+        <w:rPr>
+          <w:rFonts w:ascii="宋体" w:eastAsia="宋体" w:hAnsi="宋体" w:cs="Arial"/>
+          <w:sz w:val="24"/>
+        </w:rPr>
+        <w:t>主控核心选用STM32F103（低成本）或STM32F407（高拓展）单片机，内置ARM Cortex-M内核，配备丰富外设接口，外接晶振、复位及下载电路，预留扩展接口。核心功能：统筹模块协同、解析传感器数据、运行核心算法、执行APP指令，通过分时供电等策略实现低功耗运行，延长续航。</w:t>
+      </w:r>
+    </w:p>
+    <w:p>
+      <w:pPr>
+        <w:pStyle w:val="b63ee27f-4cf3-414c-9275-d88e3f90795e"/>
+      </w:pPr>
+      <w:bookmarkStart w:id="12" w:name="heading_14"/>
+      <w:bookmarkStart w:id="13" w:name="_Toc228225190"/>
+      <w:r>
+        <w:lastRenderedPageBreak/>
+        <w:t>3.2.2 多传感器融合感知模块设计</w:t>
+      </w:r>
+      <w:bookmarkEnd w:id="12"/>
+      <w:bookmarkEnd w:id="13"/>
+    </w:p>
+    <w:p>
+      <w:pPr>
+        <w:spacing w:before="120" w:after="120" w:line="288" w:lineRule="auto"/>
+        <w:ind w:firstLineChars="200" w:firstLine="480"/>
+        <w:rPr>
           <w:rFonts w:ascii="宋体" w:eastAsia="宋体" w:hAnsi="宋体" w:cs="Arial" w:hint="eastAsia"/>
           <w:color w:val="EE0000"/>
           <w:sz w:val="24"/>
         </w:rPr>
       </w:pPr>
-    </w:p>
-    <w:p>
-      <w:pPr>
-        <w:pStyle w:val="71e7dc79-1ff7-45e8-997d-0ebda3762b91"/>
-      </w:pPr>
-      <w:bookmarkStart w:id="14" w:name="heading_12"/>
-      <w:bookmarkStart w:id="15" w:name="_Toc228225188"/>
-      <w:r>
-        <w:t>3.2 各硬件模块详细设计</w:t>
+      <w:r>
+        <w:rPr>
+          <w:rFonts w:ascii="宋体" w:eastAsia="宋体" w:hAnsi="宋体" w:cs="Arial"/>
+          <w:sz w:val="24"/>
+        </w:rPr>
+        <w:t>集成摄像头（OpenMV/K210）、超声波传感器（HC-SR04）及红外传感器（夏普GP2Y1010AU0F），通过多传感器融合弥补单一传感器局限。摄像头实现宠物识别与轨迹跟踪，超声波实现360°测距与避障，红外辅助近距离测距与目标重捕获，各传感器通过标准化接口与主控连接，数据经融合算法处理适配室内复杂环境。</w:t>
+      </w:r>
+    </w:p>
+    <w:p>
+      <w:pPr>
+        <w:pStyle w:val="b63ee27f-4cf3-414c-9275-d88e3f90795e"/>
+      </w:pPr>
+      <w:bookmarkStart w:id="14" w:name="heading_15"/>
+      <w:bookmarkStart w:id="15" w:name="_Toc228225191"/>
+      <w:r>
+        <w:t>3.2.3 运动控制模块设计</w:t>
       </w:r>
       <w:bookmarkEnd w:id="14"/>
       <w:bookmarkEnd w:id="15"/>
     </w:p>
     <w:p>
       <w:pPr>
+        <w:spacing w:before="120" w:after="120" w:line="288" w:lineRule="auto"/>
+        <w:rPr>
+          <w:rFonts w:ascii="宋体" w:eastAsia="宋体" w:hAnsi="宋体" w:cs="Arial"/>
+          <w:color w:val="EE0000"/>
+          <w:sz w:val="24"/>
+        </w:rPr>
+      </w:pPr>
+      <w:r>
+        <w:rPr>
+          <w:rFonts w:ascii="宋体" w:eastAsia="宋体" w:hAnsi="宋体" w:cs="Arial"/>
+          <w:sz w:val="24"/>
+        </w:rPr>
+        <w:t>由2-4个带霍尔编码器的直流减速电机、TB6612/L298N驱动芯片及防滑橡胶轮组成，采用差分驱动。驱动模块接收PWM信号控制电机转速与转向，具备过流过热保护；霍尔编码器实现转速闭环控制，确保机器人运动平稳，可完成各类动作，适配多种室内地面。</w:t>
+      </w:r>
+    </w:p>
+    <w:tbl>
+      <w:tblPr>
+        <w:tblStyle w:val="af2"/>
+        <w:tblW w:w="0" w:type="auto"/>
+        <w:tblBorders>
+          <w:top w:val="none" w:sz="0" w:space="0" w:color="auto"/>
+          <w:left w:val="none" w:sz="0" w:space="0" w:color="auto"/>
+          <w:bottom w:val="none" w:sz="0" w:space="0" w:color="auto"/>
+          <w:right w:val="none" w:sz="0" w:space="0" w:color="auto"/>
+          <w:insideH w:val="none" w:sz="0" w:space="0" w:color="auto"/>
+          <w:insideV w:val="none" w:sz="0" w:space="0" w:color="auto"/>
+        </w:tblBorders>
+        <w:tblLook w:val="04A0" w:firstRow="1" w:lastRow="0" w:firstColumn="1" w:lastColumn="0" w:noHBand="0" w:noVBand="1"/>
+      </w:tblPr>
+      <w:tblGrid>
+        <w:gridCol w:w="8306"/>
+      </w:tblGrid>
+      <w:tr>
+        <w:tc>
+          <w:tcPr>
+            <w:tcW w:w="8296" w:type="dxa"/>
+          </w:tcPr>
+          <w:p>
+            <w:pPr>
+              <w:spacing w:before="120" w:after="120" w:line="288" w:lineRule="auto"/>
+              <w:jc w:val="center"/>
+              <w:rPr>
+                <w:rFonts w:ascii="宋体" w:eastAsia="宋体" w:hAnsi="宋体" w:cs="Arial"/>
+                <w:sz w:val="24"/>
+              </w:rPr>
+            </w:pPr>
+            <w:r>
+              <w:rPr>
+                <w:rFonts w:ascii="宋体" w:eastAsia="宋体" w:hAnsi="宋体" w:cs="Arial" w:hint="eastAsia"/>
+                <w:noProof/>
+                <w:sz w:val="24"/>
+              </w:rPr>
+              <w:drawing>
+                <wp:inline distT="0" distB="0" distL="0" distR="0" wp14:anchorId="5996902F" wp14:editId="7C61EFAA">
+                  <wp:extent cx="5209780" cy="2932974"/>
+                  <wp:effectExtent l="0" t="0" r="0" b="1270"/>
+                  <wp:docPr id="1421960658" name="图片 3"/>
+                  <wp:cNvGraphicFramePr>
+                    <a:graphicFrameLocks xmlns:a="http://schemas.openxmlformats.org/drawingml/2006/main" noChangeAspect="1"/>
+                  </wp:cNvGraphicFramePr>
+                  <a:graphic xmlns:a="http://schemas.openxmlformats.org/drawingml/2006/main">
+                    <a:graphicData uri="http://schemas.openxmlformats.org/drawingml/2006/picture">
+                      <pic:pic xmlns:pic="http://schemas.openxmlformats.org/drawingml/2006/picture">
+                        <pic:nvPicPr>
+                          <pic:cNvPr id="0" name="Picture 2"/>
+                          <pic:cNvPicPr>
+                            <a:picLocks noChangeAspect="1" noChangeArrowheads="1"/>
+                          </pic:cNvPicPr>
+                        </pic:nvPicPr>
+                        <pic:blipFill>
+                          <a:blip r:embed="rId13" cstate="print">
+                            <a:extLst>
+                              <a:ext uri="{28A0092B-C50C-407E-A947-70E740481C1C}">
+                                <a14:useLocalDpi xmlns:a14="http://schemas.microsoft.com/office/drawing/2010/main" val="0"/>
+                              </a:ext>
+                            </a:extLst>
+                          </a:blip>
+                          <a:srcRect/>
+                          <a:stretch>
+                            <a:fillRect/>
+                          </a:stretch>
+                        </pic:blipFill>
+                        <pic:spPr bwMode="auto">
+                          <a:xfrm>
+                            <a:off x="0" y="0"/>
+                            <a:ext cx="5247767" cy="2954360"/>
+                          </a:xfrm>
+                          <a:prstGeom prst="rect">
+                            <a:avLst/>
+                          </a:prstGeom>
+                          <a:noFill/>
+                          <a:ln>
+                            <a:noFill/>
+                          </a:ln>
+                        </pic:spPr>
+                      </pic:pic>
+                    </a:graphicData>
+                  </a:graphic>
+                </wp:inline>
+              </w:drawing>
+            </w:r>
+          </w:p>
+          <w:p>
+            <w:pPr>
+              <w:spacing w:before="120" w:after="120" w:line="288" w:lineRule="auto"/>
+              <w:jc w:val="center"/>
+              <w:rPr>
+                <w:rFonts w:ascii="宋体" w:eastAsia="宋体" w:hAnsi="宋体" w:cs="Arial" w:hint="eastAsia"/>
+                <w:color w:val="EE0000"/>
+                <w:sz w:val="24"/>
+              </w:rPr>
+            </w:pPr>
+            <w:r>
+              <w:rPr>
+                <w:rFonts w:ascii="宋体" w:eastAsia="宋体" w:hAnsi="宋体" w:cs="Arial" w:hint="eastAsia"/>
+                <w:sz w:val="24"/>
+              </w:rPr>
+              <w:t>图3-1运动控制模块设计图</w:t>
+            </w:r>
+          </w:p>
+        </w:tc>
+      </w:tr>
+    </w:tbl>
+    <w:p>
+      <w:pPr>
+        <w:spacing w:before="120" w:after="120" w:line="288" w:lineRule="auto"/>
+        <w:rPr>
+          <w:rFonts w:ascii="宋体" w:eastAsia="宋体" w:hAnsi="宋体" w:cs="Arial" w:hint="eastAsia"/>
+          <w:color w:val="EE0000"/>
+          <w:sz w:val="24"/>
+        </w:rPr>
+      </w:pPr>
+    </w:p>
+    <w:p>
+      <w:pPr>
         <w:pStyle w:val="b63ee27f-4cf3-414c-9275-d88e3f90795e"/>
       </w:pPr>
-      <w:bookmarkStart w:id="16" w:name="heading_13"/>
-      <w:bookmarkStart w:id="17" w:name="_Toc228225189"/>
-      <w:r>
-        <w:t>3.2.1 主控核心模块设计</w:t>
+      <w:bookmarkStart w:id="16" w:name="heading_16"/>
+      <w:bookmarkStart w:id="17" w:name="_Toc228225192"/>
+      <w:r>
+        <w:t>3.2.4 无线通信模块设计</w:t>
       </w:r>
       <w:bookmarkEnd w:id="16"/>
       <w:bookmarkEnd w:id="17"/>
@@ -936,36 +1072,18 @@
           <w:rFonts w:ascii="宋体" w:eastAsia="宋体" w:hAnsi="宋体" w:cs="Arial"/>
           <w:sz w:val="24"/>
         </w:rPr>
-        <w:t>主控核心选用STM32F103（低成本）或STM32F407（高拓展）单片机，内置ARM Cortex-M内核，配备丰富外设接口，外接晶振、复位及下载电路，预留扩展接口。核心功能：统筹模块协同、解析传感器数据、运行核心算法、执行APP指令，通过分时供电等策略实现低功耗运行，延长续航。</w:t>
-      </w:r>
-    </w:p>
-    <w:p>
-      <w:pPr>
-        <w:spacing w:before="120" w:after="120" w:line="288" w:lineRule="auto"/>
-        <w:rPr>
-          <w:rFonts w:ascii="宋体" w:eastAsia="宋体" w:hAnsi="宋体" w:cs="Arial"/>
-          <w:color w:val="EE0000"/>
-          <w:sz w:val="24"/>
-        </w:rPr>
-      </w:pPr>
-      <w:r>
-        <w:rPr>
-          <w:rFonts w:ascii="宋体" w:eastAsia="宋体" w:hAnsi="宋体" w:cs="Arial"/>
-          <w:color w:val="EE0000"/>
-          <w:sz w:val="24"/>
-        </w:rPr>
+        <w:t>选用ESP8266/ESP32模块，通过UART接口与主控连接，支持Wi-Fi/BLE双模通信，适配家庭无线网络。核心功能：实现机器人与APP双向数据交互，上传视频、环境及设备状态，接收控制指令；具备自动重连、数据加密、离线缓存功能，确保交互延迟≤1秒。</w:t>
+      </w:r>
+    </w:p>
+    <w:p>
+      <w:pPr>
+        <w:pStyle w:val="b63ee27f-4cf3-414c-9275-d88e3f90795e"/>
+      </w:pPr>
+      <w:bookmarkStart w:id="18" w:name="heading_17"/>
+      <w:bookmarkStart w:id="19" w:name="_Toc228225193"/>
+      <w:r>
         <w:lastRenderedPageBreak/>
-        <w:t>（此处预留设计示意图位置：图5 主控核心模块电路设计图，标注：包含STM32芯片、晶振电路、复位电路、下载电路及接口定义，清晰展示电路连接关系）</w:t>
-      </w:r>
-    </w:p>
-    <w:p>
-      <w:pPr>
-        <w:pStyle w:val="b63ee27f-4cf3-414c-9275-d88e3f90795e"/>
-      </w:pPr>
-      <w:bookmarkStart w:id="18" w:name="heading_14"/>
-      <w:bookmarkStart w:id="19" w:name="_Toc228225190"/>
-      <w:r>
-        <w:t>3.2.2 多传感器融合感知模块设计</w:t>
+        <w:t>3.2.5 声光交互模块与电源管理模块设计</w:t>
       </w:r>
       <w:bookmarkEnd w:id="18"/>
       <w:bookmarkEnd w:id="19"/>
@@ -973,62 +1091,146 @@
     <w:p>
       <w:pPr>
         <w:spacing w:before="120" w:after="120" w:line="288" w:lineRule="auto"/>
-        <w:ind w:firstLineChars="200" w:firstLine="480"/>
-        <w:rPr>
-          <w:rFonts w:ascii="宋体" w:eastAsia="宋体" w:hAnsi="宋体" w:cs="Arial"/>
-          <w:sz w:val="24"/>
-        </w:rPr>
-      </w:pPr>
-      <w:r>
-        <w:rPr>
-          <w:rFonts w:ascii="宋体" w:eastAsia="宋体" w:hAnsi="宋体" w:cs="Arial"/>
-          <w:sz w:val="24"/>
-        </w:rPr>
-        <w:t>集成摄像头（</w:t>
-      </w:r>
-      <w:proofErr w:type="spellStart"/>
-      <w:r>
-        <w:rPr>
-          <w:rFonts w:ascii="宋体" w:eastAsia="宋体" w:hAnsi="宋体" w:cs="Arial"/>
-          <w:sz w:val="24"/>
-        </w:rPr>
-        <w:t>OpenMV</w:t>
-      </w:r>
-      <w:proofErr w:type="spellEnd"/>
-      <w:r>
-        <w:rPr>
-          <w:rFonts w:ascii="宋体" w:eastAsia="宋体" w:hAnsi="宋体" w:cs="Arial"/>
-          <w:sz w:val="24"/>
-        </w:rPr>
-        <w:t>/K210）、超声波传感器（HC-SR04）及红外传感器（夏普GP2Y1010AU0F），通过多传感器融合弥补单一传感器局限。摄像头实现宠物识别与轨迹跟踪，超声波实现360°测距与避障，红外辅助近距离测距与目标重捕获，各传感器通过标准化接口与主控连接，数据经融合算法处理适配室内复杂环境。</w:t>
-      </w:r>
-    </w:p>
+        <w:rPr>
+          <w:rFonts w:ascii="宋体" w:eastAsia="宋体" w:hAnsi="宋体" w:cs="Arial"/>
+          <w:color w:val="EE0000"/>
+          <w:sz w:val="24"/>
+        </w:rPr>
+      </w:pPr>
+      <w:r>
+        <w:rPr>
+          <w:rFonts w:ascii="宋体" w:eastAsia="宋体" w:hAnsi="宋体" w:cs="Arial"/>
+          <w:sz w:val="24"/>
+        </w:rPr>
+        <w:t>声光交互模块由LED指示灯与扬声器组成，LED区分设备运行状态，扬声器播放音乐、诱导音及报警音；电源管理模块采用2-3节18650锂电池供电，搭配TP4057充电模块与AMS1117降压模块，具备多重保护功能，低功耗模式确保连续运行≥2小时，满足宠物独处陪伴需求。</w:t>
+      </w:r>
+    </w:p>
+    <w:tbl>
+      <w:tblPr>
+        <w:tblStyle w:val="af2"/>
+        <w:tblW w:w="0" w:type="auto"/>
+        <w:tblBorders>
+          <w:top w:val="none" w:sz="0" w:space="0" w:color="auto"/>
+          <w:left w:val="none" w:sz="0" w:space="0" w:color="auto"/>
+          <w:bottom w:val="none" w:sz="0" w:space="0" w:color="auto"/>
+          <w:right w:val="none" w:sz="0" w:space="0" w:color="auto"/>
+          <w:insideH w:val="none" w:sz="0" w:space="0" w:color="auto"/>
+          <w:insideV w:val="none" w:sz="0" w:space="0" w:color="auto"/>
+        </w:tblBorders>
+        <w:tblLook w:val="04A0" w:firstRow="1" w:lastRow="0" w:firstColumn="1" w:lastColumn="0" w:noHBand="0" w:noVBand="1"/>
+      </w:tblPr>
+      <w:tblGrid>
+        <w:gridCol w:w="8306"/>
+      </w:tblGrid>
+      <w:tr>
+        <w:tc>
+          <w:tcPr>
+            <w:tcW w:w="8296" w:type="dxa"/>
+          </w:tcPr>
+          <w:p>
+            <w:pPr>
+              <w:spacing w:before="120" w:after="120" w:line="288" w:lineRule="auto"/>
+              <w:jc w:val="center"/>
+              <w:rPr>
+                <w:rFonts w:ascii="宋体" w:eastAsia="宋体" w:hAnsi="宋体" w:cs="Arial"/>
+                <w:sz w:val="24"/>
+              </w:rPr>
+            </w:pPr>
+            <w:r>
+              <w:rPr>
+                <w:rFonts w:ascii="宋体" w:eastAsia="宋体" w:hAnsi="宋体" w:cs="Arial" w:hint="eastAsia"/>
+                <w:noProof/>
+                <w:sz w:val="24"/>
+              </w:rPr>
+              <w:drawing>
+                <wp:inline distT="0" distB="0" distL="0" distR="0" wp14:anchorId="6A49B515" wp14:editId="315A9DBB">
+                  <wp:extent cx="5208814" cy="2932430"/>
+                  <wp:effectExtent l="0" t="0" r="0" b="1270"/>
+                  <wp:docPr id="313751797" name="图片 4"/>
+                  <wp:cNvGraphicFramePr>
+                    <a:graphicFrameLocks xmlns:a="http://schemas.openxmlformats.org/drawingml/2006/main" noChangeAspect="1"/>
+                  </wp:cNvGraphicFramePr>
+                  <a:graphic xmlns:a="http://schemas.openxmlformats.org/drawingml/2006/main">
+                    <a:graphicData uri="http://schemas.openxmlformats.org/drawingml/2006/picture">
+                      <pic:pic xmlns:pic="http://schemas.openxmlformats.org/drawingml/2006/picture">
+                        <pic:nvPicPr>
+                          <pic:cNvPr id="0" name="Picture 3"/>
+                          <pic:cNvPicPr>
+                            <a:picLocks noChangeAspect="1" noChangeArrowheads="1"/>
+                          </pic:cNvPicPr>
+                        </pic:nvPicPr>
+                        <pic:blipFill>
+                          <a:blip r:embed="rId14" cstate="print">
+                            <a:extLst>
+                              <a:ext uri="{28A0092B-C50C-407E-A947-70E740481C1C}">
+                                <a14:useLocalDpi xmlns:a14="http://schemas.microsoft.com/office/drawing/2010/main" val="0"/>
+                              </a:ext>
+                            </a:extLst>
+                          </a:blip>
+                          <a:srcRect/>
+                          <a:stretch>
+                            <a:fillRect/>
+                          </a:stretch>
+                        </pic:blipFill>
+                        <pic:spPr bwMode="auto">
+                          <a:xfrm>
+                            <a:off x="0" y="0"/>
+                            <a:ext cx="5213666" cy="2935161"/>
+                          </a:xfrm>
+                          <a:prstGeom prst="rect">
+                            <a:avLst/>
+                          </a:prstGeom>
+                          <a:noFill/>
+                          <a:ln>
+                            <a:noFill/>
+                          </a:ln>
+                        </pic:spPr>
+                      </pic:pic>
+                    </a:graphicData>
+                  </a:graphic>
+                </wp:inline>
+              </w:drawing>
+            </w:r>
+          </w:p>
+          <w:p>
+            <w:pPr>
+              <w:spacing w:before="120" w:after="120" w:line="288" w:lineRule="auto"/>
+              <w:jc w:val="center"/>
+              <w:rPr>
+                <w:rFonts w:ascii="宋体" w:eastAsia="宋体" w:hAnsi="宋体" w:cs="Arial" w:hint="eastAsia"/>
+                <w:color w:val="EE0000"/>
+                <w:sz w:val="24"/>
+              </w:rPr>
+            </w:pPr>
+            <w:r>
+              <w:rPr>
+                <w:rFonts w:ascii="宋体" w:eastAsia="宋体" w:hAnsi="宋体" w:cs="Arial" w:hint="eastAsia"/>
+                <w:sz w:val="24"/>
+              </w:rPr>
+              <w:t>图3-2核心机体和电源模块设计图</w:t>
+            </w:r>
+          </w:p>
+        </w:tc>
+      </w:tr>
+    </w:tbl>
     <w:p>
       <w:pPr>
         <w:spacing w:before="120" w:after="120" w:line="288" w:lineRule="auto"/>
         <w:rPr>
-          <w:rFonts w:ascii="宋体" w:eastAsia="宋体" w:hAnsi="宋体" w:cs="Arial"/>
+          <w:rFonts w:ascii="宋体" w:eastAsia="宋体" w:hAnsi="宋体" w:cs="Arial" w:hint="eastAsia"/>
           <w:color w:val="EE0000"/>
           <w:sz w:val="24"/>
         </w:rPr>
       </w:pPr>
-      <w:r>
-        <w:rPr>
-          <w:rFonts w:ascii="宋体" w:eastAsia="宋体" w:hAnsi="宋体" w:cs="Arial"/>
-          <w:color w:val="EE0000"/>
-          <w:sz w:val="24"/>
-        </w:rPr>
-        <w:t>（此处预留设计示意图位置：图6 多传感器融合感知模块布局设计图，标注：展示摄像头、超声波传感器、红外传感器的布局方式及与主控模块的连接逻辑）</w:t>
-      </w:r>
-    </w:p>
-    <w:p>
-      <w:pPr>
-        <w:pStyle w:val="b63ee27f-4cf3-414c-9275-d88e3f90795e"/>
-      </w:pPr>
-      <w:bookmarkStart w:id="20" w:name="heading_15"/>
-      <w:bookmarkStart w:id="21" w:name="_Toc228225191"/>
-      <w:r>
-        <w:t>3.2.3 运动控制模块设计</w:t>
+    </w:p>
+    <w:p>
+      <w:pPr>
+        <w:pStyle w:val="21bc9c4b-6a32-43e5-beaa-fd2d792c5735"/>
+      </w:pPr>
+      <w:bookmarkStart w:id="20" w:name="heading_19"/>
+      <w:bookmarkStart w:id="21" w:name="_Toc228225195"/>
+      <w:r>
+        <w:t>第四章 系统软件设计</w:t>
       </w:r>
       <w:bookmarkEnd w:id="20"/>
       <w:bookmarkEnd w:id="21"/>
@@ -1047,38 +1249,22 @@
           <w:rFonts w:ascii="宋体" w:eastAsia="宋体" w:hAnsi="宋体" w:cs="Arial"/>
           <w:sz w:val="24"/>
         </w:rPr>
-        <w:t>由2-4个带霍尔编码器的直流减速电机、TB6612/L298N驱动芯片及防滑橡胶轮组成，采用差分驱动。驱动模块接收PWM信号控制电机转速与转向，具备过流过热保护；霍尔编码器实现转速闭环控制，确保机器人运动平稳，可完成各类动作，适配多种室内地面。</w:t>
-      </w:r>
-    </w:p>
-    <w:p>
-      <w:pPr>
-        <w:spacing w:before="120" w:after="120" w:line="288" w:lineRule="auto"/>
-        <w:rPr>
-          <w:rFonts w:ascii="宋体" w:eastAsia="宋体" w:hAnsi="宋体" w:cs="Arial"/>
-          <w:color w:val="EE0000"/>
-          <w:sz w:val="24"/>
-        </w:rPr>
-      </w:pPr>
-      <w:r>
-        <w:rPr>
-          <w:rFonts w:ascii="宋体" w:eastAsia="宋体" w:hAnsi="宋体" w:cs="Arial"/>
-          <w:color w:val="EE0000"/>
-          <w:sz w:val="24"/>
-        </w:rPr>
-        <w:t>（此处预留设计示意图位置：图7 运动控制模块电路设计图及轮系布局图，标注：左图为电机驱动模块与主控芯片的连接电路，右图为电机、轮系与底盘的布局）</w:t>
-      </w:r>
-    </w:p>
-    <w:p>
-      <w:pPr>
-        <w:pStyle w:val="b63ee27f-4cf3-414c-9275-d88e3f90795e"/>
-      </w:pPr>
-      <w:bookmarkStart w:id="22" w:name="heading_16"/>
-      <w:bookmarkStart w:id="23" w:name="_Toc228225192"/>
-      <w:r>
-        <w:t>3.2.4 无线通信模块设计</w:t>
+        <w:t>软件采用“机器人端+手机APP”协同架构，机器人端基于Keil MDK、C语言开发，聚焦驱动与算法；手机端基于Android/Flutter开发，聚焦交互与管控，两者通过标准化无线通信实现高效交互，兼顾稳定性与易用性。</w:t>
+      </w:r>
+    </w:p>
+    <w:p>
+      <w:pPr>
+        <w:pStyle w:val="71e7dc79-1ff7-45e8-997d-0ebda3762b91"/>
+      </w:pPr>
+      <w:bookmarkStart w:id="22" w:name="heading_20"/>
+      <w:bookmarkStart w:id="23" w:name="_Toc228225196"/>
+      <w:bookmarkStart w:id="24" w:name="_Toc229321859"/>
+      <w:r>
+        <w:t>4.1 软件总体设计</w:t>
       </w:r>
       <w:bookmarkEnd w:id="22"/>
       <w:bookmarkEnd w:id="23"/>
+      <w:bookmarkEnd w:id="24"/>
     </w:p>
     <w:p>
       <w:pPr>
@@ -1086,114 +1272,6 @@
         <w:ind w:firstLineChars="200" w:firstLine="480"/>
         <w:rPr>
           <w:rFonts w:ascii="宋体" w:eastAsia="宋体" w:hAnsi="宋体" w:cs="Arial"/>
-          <w:sz w:val="24"/>
-        </w:rPr>
-      </w:pPr>
-      <w:r>
-        <w:rPr>
-          <w:rFonts w:ascii="宋体" w:eastAsia="宋体" w:hAnsi="宋体" w:cs="Arial"/>
-          <w:sz w:val="24"/>
-        </w:rPr>
-        <w:t>选用ESP8266/ESP32模块，通过UART接口与主控连接，支持Wi-Fi/BLE双模通信，适配家庭无线网络。核心功能：实现机器人与APP双向数据交互，上传视频、环境及设备状态，接收控制指令；具备自动重连、数据加密、离线缓存功能，确保交互延迟≤1秒。</w:t>
-      </w:r>
-    </w:p>
-    <w:p>
-      <w:pPr>
-        <w:pStyle w:val="b63ee27f-4cf3-414c-9275-d88e3f90795e"/>
-      </w:pPr>
-      <w:bookmarkStart w:id="24" w:name="heading_17"/>
-      <w:bookmarkStart w:id="25" w:name="_Toc228225193"/>
-      <w:r>
-        <w:t>3.2.5 声光交互模块与电源管理模块设计</w:t>
-      </w:r>
-      <w:bookmarkEnd w:id="24"/>
-      <w:bookmarkEnd w:id="25"/>
-    </w:p>
-    <w:p>
-      <w:pPr>
-        <w:spacing w:before="120" w:after="120" w:line="288" w:lineRule="auto"/>
-        <w:ind w:firstLineChars="200" w:firstLine="480"/>
-        <w:rPr>
-          <w:rFonts w:ascii="宋体" w:eastAsia="宋体" w:hAnsi="宋体" w:cs="Arial"/>
-          <w:sz w:val="24"/>
-        </w:rPr>
-      </w:pPr>
-      <w:r>
-        <w:rPr>
-          <w:rFonts w:ascii="宋体" w:eastAsia="宋体" w:hAnsi="宋体" w:cs="Arial"/>
-          <w:sz w:val="24"/>
-        </w:rPr>
-        <w:t>声光交互模块由LED指示灯与扬声器组成，LED区分设备运行状态，扬声器播放音乐、诱导音及报警音；电源管理模块采用2-3节18650锂电池供电，搭配TP4057充电模块与AMS1117降压模块，具备多重保护功能，低功耗模式确保连续运行≥2小时，满足宠物独处陪伴需求。</w:t>
-      </w:r>
-    </w:p>
-    <w:p>
-      <w:pPr>
-        <w:spacing w:before="120" w:after="120" w:line="288" w:lineRule="auto"/>
-        <w:rPr>
-          <w:rFonts w:ascii="宋体" w:eastAsia="宋体" w:hAnsi="宋体" w:cs="Arial"/>
-          <w:color w:val="EE0000"/>
-          <w:sz w:val="24"/>
-        </w:rPr>
-      </w:pPr>
-      <w:r>
-        <w:rPr>
-          <w:rFonts w:ascii="宋体" w:eastAsia="宋体" w:hAnsi="宋体" w:cs="Arial"/>
-          <w:color w:val="EE0000"/>
-          <w:sz w:val="24"/>
-        </w:rPr>
-        <w:lastRenderedPageBreak/>
-        <w:t>（此处预留设计示意图位置：图8 声光交互模块与电源管理模块布局设计图，标注：展示LED指示灯、扬声器的布局位置，以及锂电池、充电模块、降压模块的连接方式）</w:t>
-      </w:r>
-    </w:p>
-    <w:p>
-      <w:pPr>
-        <w:pStyle w:val="21bc9c4b-6a32-43e5-beaa-fd2d792c5735"/>
-      </w:pPr>
-      <w:bookmarkStart w:id="26" w:name="heading_19"/>
-      <w:bookmarkStart w:id="27" w:name="_Toc228225195"/>
-      <w:r>
-        <w:t>第四章 系统软件设计</w:t>
-      </w:r>
-      <w:bookmarkEnd w:id="26"/>
-      <w:bookmarkEnd w:id="27"/>
-    </w:p>
-    <w:p>
-      <w:pPr>
-        <w:spacing w:before="120" w:after="120" w:line="288" w:lineRule="auto"/>
-        <w:ind w:firstLineChars="200" w:firstLine="480"/>
-        <w:rPr>
-          <w:rFonts w:ascii="宋体" w:eastAsia="宋体" w:hAnsi="宋体" w:cs="Arial"/>
-          <w:sz w:val="24"/>
-        </w:rPr>
-      </w:pPr>
-      <w:r>
-        <w:rPr>
-          <w:rFonts w:ascii="宋体" w:eastAsia="宋体" w:hAnsi="宋体" w:cs="Arial"/>
-          <w:sz w:val="24"/>
-        </w:rPr>
-        <w:t>软件采用“机器人端+手机APP”协同架构，机器人端基于Keil MDK、C语言开发，聚焦驱动与算法；手机端基于Android/Flutter开发，聚焦交互与管控，两者通过标准化无线通信实现高效交互，兼顾稳定性与易用性。</w:t>
-      </w:r>
-    </w:p>
-    <w:p>
-      <w:pPr>
-        <w:pStyle w:val="71e7dc79-1ff7-45e8-997d-0ebda3762b91"/>
-      </w:pPr>
-      <w:bookmarkStart w:id="28" w:name="heading_20"/>
-      <w:bookmarkStart w:id="29" w:name="_Toc228225196"/>
-      <w:bookmarkStart w:id="30" w:name="_Toc229321859"/>
-      <w:r>
-        <w:t>4.1 软件总体设计</w:t>
-      </w:r>
-      <w:bookmarkEnd w:id="28"/>
-      <w:bookmarkEnd w:id="29"/>
-      <w:bookmarkEnd w:id="30"/>
-    </w:p>
-    <w:p>
-      <w:pPr>
-        <w:spacing w:before="120" w:after="120" w:line="288" w:lineRule="auto"/>
-        <w:ind w:firstLineChars="200" w:firstLine="480"/>
-        <w:rPr>
-          <w:rFonts w:ascii="宋体" w:eastAsia="宋体" w:hAnsi="宋体" w:cs="Arial" w:hint="eastAsia"/>
           <w:sz w:val="24"/>
         </w:rPr>
       </w:pPr>
@@ -1244,10 +1322,11 @@
                 <w:color w:val="EE0000"/>
                 <w:sz w:val="24"/>
               </w:rPr>
+              <w:lastRenderedPageBreak/>
               <w:drawing>
-                <wp:inline distT="0" distB="0" distL="0" distR="0" wp14:anchorId="31725A98" wp14:editId="6C574C2C">
-                  <wp:extent cx="4430486" cy="4133056"/>
-                  <wp:effectExtent l="0" t="0" r="8255" b="1270"/>
+                <wp:inline distT="0" distB="0" distL="0" distR="0" wp14:anchorId="31725A98" wp14:editId="25E0FF6C">
+                  <wp:extent cx="4827814" cy="4503710"/>
+                  <wp:effectExtent l="0" t="0" r="0" b="0"/>
                   <wp:docPr id="8484730" name="图片 7"/>
                   <wp:cNvGraphicFramePr>
                     <a:graphicFrameLocks xmlns:a="http://schemas.openxmlformats.org/drawingml/2006/main" noChangeAspect="1"/>
@@ -1262,7 +1341,7 @@
                           </pic:cNvPicPr>
                         </pic:nvPicPr>
                         <pic:blipFill>
-                          <a:blip r:embed="rId13" cstate="print">
+                          <a:blip r:embed="rId15" cstate="print">
                             <a:extLst>
                               <a:ext uri="{28A0092B-C50C-407E-A947-70E740481C1C}">
                                 <a14:useLocalDpi xmlns:a14="http://schemas.microsoft.com/office/drawing/2010/main" val="0"/>
@@ -1277,7 +1356,7 @@
                         <pic:spPr bwMode="auto">
                           <a:xfrm>
                             <a:off x="0" y="0"/>
-                            <a:ext cx="4448974" cy="4150303"/>
+                            <a:ext cx="4861664" cy="4535287"/>
                           </a:xfrm>
                           <a:prstGeom prst="rect">
                             <a:avLst/>
@@ -1299,7 +1378,7 @@
               <w:spacing w:before="120" w:after="120" w:line="288" w:lineRule="auto"/>
               <w:jc w:val="center"/>
               <w:rPr>
-                <w:rFonts w:ascii="宋体" w:eastAsia="宋体" w:hAnsi="宋体" w:cs="Arial" w:hint="eastAsia"/>
+                <w:rFonts w:ascii="宋体" w:eastAsia="宋体" w:hAnsi="宋体" w:cs="Arial"/>
                 <w:color w:val="EE0000"/>
                 <w:sz w:val="24"/>
               </w:rPr>
@@ -1329,13 +1408,13 @@
       <w:pPr>
         <w:pStyle w:val="71e7dc79-1ff7-45e8-997d-0ebda3762b91"/>
       </w:pPr>
-      <w:bookmarkStart w:id="31" w:name="heading_21"/>
-      <w:bookmarkStart w:id="32" w:name="_Toc228225197"/>
+      <w:bookmarkStart w:id="25" w:name="heading_21"/>
+      <w:bookmarkStart w:id="26" w:name="_Toc228225197"/>
       <w:r>
         <w:t>4.2 机器人端软件设计</w:t>
       </w:r>
-      <w:bookmarkEnd w:id="31"/>
-      <w:bookmarkEnd w:id="32"/>
+      <w:bookmarkEnd w:id="25"/>
+      <w:bookmarkEnd w:id="26"/>
     </w:p>
     <w:p>
       <w:pPr>
@@ -1393,10 +1472,11 @@
                 <w:color w:val="EE0000"/>
                 <w:sz w:val="24"/>
               </w:rPr>
+              <w:lastRenderedPageBreak/>
               <w:drawing>
-                <wp:inline distT="0" distB="0" distL="0" distR="0" wp14:anchorId="099006AE" wp14:editId="58AC7D7F">
-                  <wp:extent cx="4822372" cy="4618005"/>
-                  <wp:effectExtent l="0" t="0" r="0" b="0"/>
+                <wp:inline distT="0" distB="0" distL="0" distR="0" wp14:anchorId="099006AE" wp14:editId="55335897">
+                  <wp:extent cx="4985657" cy="4774371"/>
+                  <wp:effectExtent l="0" t="0" r="5715" b="7620"/>
                   <wp:docPr id="414365629" name="图片 8"/>
                   <wp:cNvGraphicFramePr>
                     <a:graphicFrameLocks xmlns:a="http://schemas.openxmlformats.org/drawingml/2006/main" noChangeAspect="1"/>
@@ -1411,7 +1491,7 @@
                           </pic:cNvPicPr>
                         </pic:nvPicPr>
                         <pic:blipFill>
-                          <a:blip r:embed="rId14" cstate="print">
+                          <a:blip r:embed="rId16" cstate="print">
                             <a:extLst>
                               <a:ext uri="{28A0092B-C50C-407E-A947-70E740481C1C}">
                                 <a14:useLocalDpi xmlns:a14="http://schemas.microsoft.com/office/drawing/2010/main" val="0"/>
@@ -1426,7 +1506,7 @@
                         <pic:spPr bwMode="auto">
                           <a:xfrm>
                             <a:off x="0" y="0"/>
-                            <a:ext cx="4832473" cy="4627678"/>
+                            <a:ext cx="5001763" cy="4789794"/>
                           </a:xfrm>
                           <a:prstGeom prst="rect">
                             <a:avLst/>
@@ -1448,7 +1528,7 @@
               <w:spacing w:before="120" w:after="120" w:line="288" w:lineRule="auto"/>
               <w:jc w:val="center"/>
               <w:rPr>
-                <w:rFonts w:ascii="宋体" w:eastAsia="宋体" w:hAnsi="宋体" w:cs="Arial" w:hint="eastAsia"/>
+                <w:rFonts w:ascii="宋体" w:eastAsia="宋体" w:hAnsi="宋体" w:cs="Arial"/>
                 <w:color w:val="EE0000"/>
                 <w:sz w:val="24"/>
               </w:rPr>
@@ -1475,6 +1555,334 @@
       <w:pPr>
         <w:spacing w:before="120" w:after="120" w:line="288" w:lineRule="auto"/>
         <w:rPr>
+          <w:rFonts w:ascii="宋体" w:eastAsia="宋体" w:hAnsi="宋体" w:cs="Arial"/>
+          <w:color w:val="EE0000"/>
+          <w:sz w:val="24"/>
+        </w:rPr>
+      </w:pPr>
+    </w:p>
+    <w:p>
+      <w:pPr>
+        <w:pStyle w:val="71e7dc79-1ff7-45e8-997d-0ebda3762b91"/>
+      </w:pPr>
+      <w:bookmarkStart w:id="27" w:name="heading_24"/>
+      <w:bookmarkStart w:id="28" w:name="_Toc228225200"/>
+      <w:r>
+        <w:t>4.3 手机端APP软件设计</w:t>
+      </w:r>
+      <w:bookmarkEnd w:id="27"/>
+      <w:bookmarkEnd w:id="28"/>
+    </w:p>
+    <w:p>
+      <w:pPr>
+        <w:spacing w:before="120" w:after="120" w:line="288" w:lineRule="auto"/>
+        <w:rPr>
+          <w:rFonts w:ascii="宋体" w:eastAsia="宋体" w:hAnsi="宋体" w:cs="Arial"/>
+          <w:color w:val="EE0000"/>
+          <w:sz w:val="24"/>
+        </w:rPr>
+      </w:pPr>
+      <w:r>
+        <w:rPr>
+          <w:rFonts w:ascii="宋体" w:eastAsia="宋体" w:hAnsi="宋体" w:cs="Arial"/>
+          <w:sz w:val="24"/>
+        </w:rPr>
+        <w:t>开发环境为Android Studio/Flutter，支持跨平台，辅助工具为Postman、Figma，采用Java/Dart开发。界面交互层包含五大核心界面，操作便捷；通信层采用Wi-Fi/BLE协议，具备自动重连功能；数据处理层解析数据、生成指令，保存用户设置与历史数据，提升使用便捷性。</w:t>
+      </w:r>
+    </w:p>
+    <w:tbl>
+      <w:tblPr>
+        <w:tblStyle w:val="af2"/>
+        <w:tblW w:w="0" w:type="auto"/>
+        <w:tblLook w:val="04A0" w:firstRow="1" w:lastRow="0" w:firstColumn="1" w:lastColumn="0" w:noHBand="0" w:noVBand="1"/>
+      </w:tblPr>
+      <w:tblGrid>
+        <w:gridCol w:w="8306"/>
+      </w:tblGrid>
+      <w:tr>
+        <w:tc>
+          <w:tcPr>
+            <w:tcW w:w="8296" w:type="dxa"/>
+            <w:tcBorders>
+              <w:top w:val="nil"/>
+              <w:left w:val="nil"/>
+              <w:bottom w:val="nil"/>
+              <w:right w:val="nil"/>
+            </w:tcBorders>
+          </w:tcPr>
+          <w:p>
+            <w:pPr>
+              <w:spacing w:before="120" w:after="120" w:line="288" w:lineRule="auto"/>
+              <w:jc w:val="center"/>
+              <w:rPr>
+                <w:rFonts w:ascii="宋体" w:eastAsia="宋体" w:hAnsi="宋体" w:cs="Arial"/>
+                <w:sz w:val="24"/>
+              </w:rPr>
+            </w:pPr>
+            <w:r>
+              <w:rPr>
+                <w:rFonts w:ascii="宋体" w:eastAsia="宋体" w:hAnsi="宋体" w:cs="Arial" w:hint="eastAsia"/>
+                <w:noProof/>
+                <w:sz w:val="24"/>
+              </w:rPr>
+              <w:lastRenderedPageBreak/>
+              <w:drawing>
+                <wp:inline distT="0" distB="0" distL="0" distR="0" wp14:anchorId="0BC97DF1" wp14:editId="2DDA78D7">
+                  <wp:extent cx="5274310" cy="5301615"/>
+                  <wp:effectExtent l="0" t="0" r="2540" b="0"/>
+                  <wp:docPr id="2024597796" name="图片 5"/>
+                  <wp:cNvGraphicFramePr>
+                    <a:graphicFrameLocks xmlns:a="http://schemas.openxmlformats.org/drawingml/2006/main" noChangeAspect="1"/>
+                  </wp:cNvGraphicFramePr>
+                  <a:graphic xmlns:a="http://schemas.openxmlformats.org/drawingml/2006/main">
+                    <a:graphicData uri="http://schemas.openxmlformats.org/drawingml/2006/picture">
+                      <pic:pic xmlns:pic="http://schemas.openxmlformats.org/drawingml/2006/picture">
+                        <pic:nvPicPr>
+                          <pic:cNvPr id="0" name="Picture 4"/>
+                          <pic:cNvPicPr>
+                            <a:picLocks noChangeAspect="1" noChangeArrowheads="1"/>
+                          </pic:cNvPicPr>
+                        </pic:nvPicPr>
+                        <pic:blipFill>
+                          <a:blip r:embed="rId17" cstate="print">
+                            <a:extLst>
+                              <a:ext uri="{28A0092B-C50C-407E-A947-70E740481C1C}">
+                                <a14:useLocalDpi xmlns:a14="http://schemas.microsoft.com/office/drawing/2010/main" val="0"/>
+                              </a:ext>
+                            </a:extLst>
+                          </a:blip>
+                          <a:srcRect/>
+                          <a:stretch>
+                            <a:fillRect/>
+                          </a:stretch>
+                        </pic:blipFill>
+                        <pic:spPr bwMode="auto">
+                          <a:xfrm>
+                            <a:off x="0" y="0"/>
+                            <a:ext cx="5274310" cy="5301615"/>
+                          </a:xfrm>
+                          <a:prstGeom prst="rect">
+                            <a:avLst/>
+                          </a:prstGeom>
+                          <a:noFill/>
+                          <a:ln>
+                            <a:noFill/>
+                          </a:ln>
+                        </pic:spPr>
+                      </pic:pic>
+                    </a:graphicData>
+                  </a:graphic>
+                </wp:inline>
+              </w:drawing>
+            </w:r>
+          </w:p>
+          <w:p>
+            <w:pPr>
+              <w:spacing w:before="120" w:after="120" w:line="288" w:lineRule="auto"/>
+              <w:jc w:val="center"/>
+              <w:rPr>
+                <w:rFonts w:ascii="宋体" w:eastAsia="宋体" w:hAnsi="宋体" w:cs="Arial" w:hint="eastAsia"/>
+                <w:sz w:val="24"/>
+              </w:rPr>
+            </w:pPr>
+            <w:r>
+              <w:rPr>
+                <w:rFonts w:ascii="宋体" w:eastAsia="宋体" w:hAnsi="宋体" w:cs="Arial" w:hint="eastAsia"/>
+                <w:sz w:val="24"/>
+              </w:rPr>
+              <w:t>图4-3app设计图</w:t>
+            </w:r>
+          </w:p>
+        </w:tc>
+      </w:tr>
+    </w:tbl>
+    <w:p>
+      <w:pPr>
+        <w:spacing w:before="120" w:after="120" w:line="288" w:lineRule="auto"/>
+        <w:rPr>
+          <w:rFonts w:ascii="宋体" w:eastAsia="宋体" w:hAnsi="宋体" w:cs="Arial" w:hint="eastAsia"/>
+          <w:sz w:val="24"/>
+        </w:rPr>
+      </w:pPr>
+    </w:p>
+    <w:p>
+      <w:pPr>
+        <w:pStyle w:val="21bc9c4b-6a32-43e5-beaa-fd2d792c5735"/>
+      </w:pPr>
+      <w:bookmarkStart w:id="29" w:name="heading_28"/>
+      <w:bookmarkStart w:id="30" w:name="_Toc228225204"/>
+      <w:r>
+        <w:t>第五章 机械结构设计</w:t>
+      </w:r>
+      <w:bookmarkEnd w:id="29"/>
+      <w:bookmarkEnd w:id="30"/>
+    </w:p>
+    <w:p>
+      <w:pPr>
+        <w:spacing w:before="120" w:after="120" w:line="288" w:lineRule="auto"/>
+        <w:ind w:firstLineChars="200" w:firstLine="480"/>
+        <w:rPr>
+          <w:rFonts w:ascii="宋体" w:eastAsia="宋体" w:hAnsi="宋体" w:cs="Arial"/>
+          <w:sz w:val="24"/>
+        </w:rPr>
+      </w:pPr>
+      <w:r>
+        <w:rPr>
+          <w:rFonts w:ascii="宋体" w:eastAsia="宋体" w:hAnsi="宋体" w:cs="Arial"/>
+          <w:sz w:val="24"/>
+        </w:rPr>
+        <w:t>机械结构遵循小型化、轻量化、灵活性、稳定性原则，结合硬件尺寸与功能需求，设计底盘、传感器支架及外壳，确保安装牢固、运动灵活，兼顾美观与实用性，适配家庭环境。</w:t>
+      </w:r>
+    </w:p>
+    <w:p>
+      <w:pPr>
+        <w:pStyle w:val="71e7dc79-1ff7-45e8-997d-0ebda3762b91"/>
+      </w:pPr>
+      <w:bookmarkStart w:id="31" w:name="heading_29"/>
+      <w:bookmarkStart w:id="32" w:name="_Toc228225205"/>
+      <w:r>
+        <w:t>5.1 机械结构总体设计</w:t>
+      </w:r>
+      <w:bookmarkEnd w:id="31"/>
+      <w:bookmarkEnd w:id="32"/>
+    </w:p>
+    <w:p>
+      <w:pPr>
+        <w:spacing w:before="120" w:after="120" w:line="288" w:lineRule="auto"/>
+        <w:rPr>
+          <w:rFonts w:ascii="宋体" w:eastAsia="宋体" w:hAnsi="宋体" w:cs="Arial"/>
+          <w:color w:val="EE0000"/>
+          <w:sz w:val="24"/>
+        </w:rPr>
+      </w:pPr>
+      <w:r>
+        <w:rPr>
+          <w:rFonts w:ascii="宋体" w:eastAsia="宋体" w:hAnsi="宋体" w:cs="Arial"/>
+          <w:sz w:val="24"/>
+        </w:rPr>
+        <w:t>机械结构采用模块化设计，分为底盘、传感器支架、外壳三部分，选用ABS塑料，整体尺寸≤20cm（直径）、≤15cm（高度），适配室内狭窄空间。核心设</w:t>
+      </w:r>
+      <w:r>
+        <w:rPr>
+          <w:rFonts w:ascii="宋体" w:eastAsia="宋体" w:hAnsi="宋体" w:cs="Arial"/>
+          <w:sz w:val="24"/>
+        </w:rPr>
+        <w:lastRenderedPageBreak/>
+        <w:t>计：底盘差分驱动保障灵活；传感器支架确保检测精准；外壳圆润无尖角，预留接口与安装空间，便于后期升级。</w:t>
+      </w:r>
+    </w:p>
+    <w:tbl>
+      <w:tblPr>
+        <w:tblStyle w:val="af2"/>
+        <w:tblW w:w="0" w:type="auto"/>
+        <w:tblBorders>
+          <w:top w:val="none" w:sz="0" w:space="0" w:color="auto"/>
+          <w:left w:val="none" w:sz="0" w:space="0" w:color="auto"/>
+          <w:bottom w:val="none" w:sz="0" w:space="0" w:color="auto"/>
+          <w:right w:val="none" w:sz="0" w:space="0" w:color="auto"/>
+          <w:insideH w:val="none" w:sz="0" w:space="0" w:color="auto"/>
+          <w:insideV w:val="none" w:sz="0" w:space="0" w:color="auto"/>
+        </w:tblBorders>
+        <w:tblLook w:val="04A0" w:firstRow="1" w:lastRow="0" w:firstColumn="1" w:lastColumn="0" w:noHBand="0" w:noVBand="1"/>
+      </w:tblPr>
+      <w:tblGrid>
+        <w:gridCol w:w="8306"/>
+      </w:tblGrid>
+      <w:tr>
+        <w:tc>
+          <w:tcPr>
+            <w:tcW w:w="8296" w:type="dxa"/>
+          </w:tcPr>
+          <w:p>
+            <w:pPr>
+              <w:spacing w:before="120" w:after="120" w:line="288" w:lineRule="auto"/>
+              <w:jc w:val="center"/>
+              <w:rPr>
+                <w:rFonts w:ascii="宋体" w:eastAsia="宋体" w:hAnsi="宋体" w:cs="Arial"/>
+                <w:sz w:val="24"/>
+              </w:rPr>
+            </w:pPr>
+            <w:r>
+              <w:rPr>
+                <w:rFonts w:ascii="宋体" w:eastAsia="宋体" w:hAnsi="宋体" w:cs="Arial" w:hint="eastAsia"/>
+                <w:noProof/>
+                <w:sz w:val="24"/>
+              </w:rPr>
+              <w:drawing>
+                <wp:inline distT="0" distB="0" distL="0" distR="0" wp14:anchorId="555A5348" wp14:editId="40070B30">
+                  <wp:extent cx="5214257" cy="2935494"/>
+                  <wp:effectExtent l="0" t="0" r="5715" b="0"/>
+                  <wp:docPr id="1943828890" name="图片 2"/>
+                  <wp:cNvGraphicFramePr>
+                    <a:graphicFrameLocks xmlns:a="http://schemas.openxmlformats.org/drawingml/2006/main" noChangeAspect="1"/>
+                  </wp:cNvGraphicFramePr>
+                  <a:graphic xmlns:a="http://schemas.openxmlformats.org/drawingml/2006/main">
+                    <a:graphicData uri="http://schemas.openxmlformats.org/drawingml/2006/picture">
+                      <pic:pic xmlns:pic="http://schemas.openxmlformats.org/drawingml/2006/picture">
+                        <pic:nvPicPr>
+                          <pic:cNvPr id="0" name="Picture 1"/>
+                          <pic:cNvPicPr>
+                            <a:picLocks noChangeAspect="1" noChangeArrowheads="1"/>
+                          </pic:cNvPicPr>
+                        </pic:nvPicPr>
+                        <pic:blipFill>
+                          <a:blip r:embed="rId18" cstate="print">
+                            <a:extLst>
+                              <a:ext uri="{28A0092B-C50C-407E-A947-70E740481C1C}">
+                                <a14:useLocalDpi xmlns:a14="http://schemas.microsoft.com/office/drawing/2010/main" val="0"/>
+                              </a:ext>
+                            </a:extLst>
+                          </a:blip>
+                          <a:srcRect/>
+                          <a:stretch>
+                            <a:fillRect/>
+                          </a:stretch>
+                        </pic:blipFill>
+                        <pic:spPr bwMode="auto">
+                          <a:xfrm>
+                            <a:off x="0" y="0"/>
+                            <a:ext cx="5240577" cy="2950312"/>
+                          </a:xfrm>
+                          <a:prstGeom prst="rect">
+                            <a:avLst/>
+                          </a:prstGeom>
+                          <a:noFill/>
+                          <a:ln>
+                            <a:noFill/>
+                          </a:ln>
+                        </pic:spPr>
+                      </pic:pic>
+                    </a:graphicData>
+                  </a:graphic>
+                </wp:inline>
+              </w:drawing>
+            </w:r>
+          </w:p>
+          <w:p>
+            <w:pPr>
+              <w:spacing w:before="120" w:after="120" w:line="288" w:lineRule="auto"/>
+              <w:jc w:val="center"/>
+              <w:rPr>
+                <w:rFonts w:ascii="宋体" w:eastAsia="宋体" w:hAnsi="宋体" w:cs="Arial"/>
+                <w:color w:val="EE0000"/>
+                <w:sz w:val="24"/>
+              </w:rPr>
+            </w:pPr>
+            <w:r>
+              <w:rPr>
+                <w:rFonts w:ascii="宋体" w:eastAsia="宋体" w:hAnsi="宋体" w:cs="Arial" w:hint="eastAsia"/>
+                <w:sz w:val="24"/>
+              </w:rPr>
+              <w:t>图5-1机器人结构总体设计图</w:t>
+            </w:r>
+          </w:p>
+        </w:tc>
+      </w:tr>
+    </w:tbl>
+    <w:p>
+      <w:pPr>
+        <w:spacing w:before="120" w:after="120" w:line="288" w:lineRule="auto"/>
+        <w:rPr>
           <w:rFonts w:ascii="宋体" w:eastAsia="宋体" w:hAnsi="宋体" w:cs="Arial" w:hint="eastAsia"/>
           <w:color w:val="EE0000"/>
           <w:sz w:val="24"/>
@@ -1485,10 +1893,10 @@
       <w:pPr>
         <w:pStyle w:val="71e7dc79-1ff7-45e8-997d-0ebda3762b91"/>
       </w:pPr>
-      <w:bookmarkStart w:id="33" w:name="heading_24"/>
-      <w:bookmarkStart w:id="34" w:name="_Toc228225200"/>
-      <w:r>
-        <w:t>4.3 手机端APP软件设计</w:t>
+      <w:bookmarkStart w:id="33" w:name="heading_30"/>
+      <w:bookmarkStart w:id="34" w:name="_Toc228225206"/>
+      <w:r>
+        <w:t>5.2 各部分机械结构详细设计</w:t>
       </w:r>
       <w:bookmarkEnd w:id="33"/>
       <w:bookmarkEnd w:id="34"/>
@@ -1498,51 +1906,35 @@
         <w:spacing w:before="120" w:after="120" w:line="288" w:lineRule="auto"/>
         <w:ind w:firstLineChars="200" w:firstLine="480"/>
         <w:rPr>
-          <w:rFonts w:ascii="宋体" w:eastAsia="宋体" w:hAnsi="宋体" w:cs="Arial"/>
-          <w:sz w:val="24"/>
-        </w:rPr>
-      </w:pPr>
-      <w:r>
-        <w:rPr>
-          <w:rFonts w:ascii="宋体" w:eastAsia="宋体" w:hAnsi="宋体" w:cs="Arial"/>
-          <w:sz w:val="24"/>
-        </w:rPr>
-        <w:t>开发环境为Android Studio/Flutter，支持跨平台，辅助工具为Postman、Figma，采用Java/Dart开发。界面交互层包含五大核心界面，操作</w:t>
-      </w:r>
-      <w:r>
-        <w:rPr>
-          <w:rFonts w:ascii="宋体" w:eastAsia="宋体" w:hAnsi="宋体" w:cs="Arial"/>
-          <w:sz w:val="24"/>
-        </w:rPr>
-        <w:lastRenderedPageBreak/>
-        <w:t>便捷；通信层采用Wi-Fi/BLE协议，具备自动重连功能；数据处理层解析数据、生成指令，保存用户设置与历史数据，提升使用便捷性。</w:t>
-      </w:r>
-    </w:p>
-    <w:p>
-      <w:pPr>
-        <w:spacing w:before="120" w:after="120" w:line="288" w:lineRule="auto"/>
-        <w:rPr>
-          <w:rFonts w:ascii="宋体" w:eastAsia="宋体" w:hAnsi="宋体" w:cs="Arial"/>
-          <w:sz w:val="24"/>
-        </w:rPr>
-      </w:pPr>
-      <w:r>
-        <w:rPr>
-          <w:rFonts w:ascii="宋体" w:eastAsia="宋体" w:hAnsi="宋体" w:cs="Arial"/>
-          <w:color w:val="EE0000"/>
-          <w:sz w:val="24"/>
-        </w:rPr>
-        <w:t>（此处预留设计示意图位置：图11 手机端APP界面原型设计图，标注：展示首页、视频监控界面、指令控制界面、参数设置界面的布局与核心功能按钮）</w:t>
+          <w:rFonts w:ascii="宋体" w:eastAsia="宋体" w:hAnsi="宋体" w:cs="Arial" w:hint="eastAsia"/>
+          <w:sz w:val="24"/>
+        </w:rPr>
+      </w:pPr>
+      <w:r>
+        <w:rPr>
+          <w:rFonts w:ascii="宋体" w:eastAsia="宋体" w:hAnsi="宋体" w:cs="Arial"/>
+          <w:sz w:val="24"/>
+        </w:rPr>
+        <w:t>底盘作为承载核心，采用差分驱动，由ABS塑料底座、卡扣式电机安装座及轮系安装座组成；底座设防滑垫、安装孔和布线槽，轮系安装座预留调节机构，保障动力传输顺畅与运动平稳。传感器支架分为三类：摄像头支架可多角度调节且固定于外壳顶部，超声波传感器支架环形分布于底盘边缘实现360°测距，红外传感器支架固定于底盘前端及两侧辅助近距离检测。外壳采用ABS塑料，可3D打印或注塑成型，圆润无尖角且为浅色系适配家庭环境，顶部、侧面及表面预留对应孔位，卡扣式设计便于拆装，底部预留充电接口与散热孔以保护硬件。机械结构调试重点验证运动灵活性、稳定性及传感器检测合理性，通过优化轮系与重心、加固部件、调整传感器支架角度消除盲区、优化外壳造型与拆卸方式，兼顾美观与实用性，适配实际应用需求。</w:t>
       </w:r>
     </w:p>
     <w:p>
       <w:pPr>
         <w:pStyle w:val="21bc9c4b-6a32-43e5-beaa-fd2d792c5735"/>
       </w:pPr>
-      <w:bookmarkStart w:id="35" w:name="heading_28"/>
-      <w:bookmarkStart w:id="36" w:name="_Toc228225204"/>
-      <w:r>
-        <w:t>第五章 机械结构设计</w:t>
+      <w:bookmarkStart w:id="35" w:name="heading_43"/>
+      <w:bookmarkStart w:id="36" w:name="_Toc228225219"/>
+      <w:r>
+        <w:t>第</w:t>
+      </w:r>
+      <w:r>
+        <w:rPr>
+          <w:rFonts w:hint="eastAsia"/>
+        </w:rPr>
+        <w:t>六</w:t>
+      </w:r>
+      <w:r>
+        <w:t>章 项目创新点与特色</w:t>
       </w:r>
       <w:bookmarkEnd w:id="35"/>
       <w:bookmarkEnd w:id="36"/>
@@ -1561,23 +1953,55 @@
           <w:rFonts w:ascii="宋体" w:eastAsia="宋体" w:hAnsi="宋体" w:cs="Arial"/>
           <w:sz w:val="24"/>
         </w:rPr>
-        <w:t>机械结构遵循小型化、轻量化、灵活性、稳定性原则，结合硬件尺寸与功能需求，设计底盘、传感器支架及外壳，确保安装牢固、运动灵活，兼顾美观与实用性，适配家庭环境。</w:t>
+        <w:t>本项目“灵眸伴宠”——基于STM32的自主伴随宠物式机器人，在设计过程中，结合宠物照护的实际需求，突破传统宠物陪伴设备的设计局限，形成了鲜明的设计创新点与特色，既体现了技术创新性，又兼顾了实用性与竞赛适配</w:t>
+      </w:r>
+      <w:r>
+        <w:rPr>
+          <w:rFonts w:ascii="宋体" w:eastAsia="宋体" w:hAnsi="宋体" w:cs="Arial"/>
+          <w:sz w:val="24"/>
+        </w:rPr>
+        <w:lastRenderedPageBreak/>
+        <w:t>性，具体如下：</w:t>
       </w:r>
     </w:p>
     <w:p>
       <w:pPr>
         <w:pStyle w:val="71e7dc79-1ff7-45e8-997d-0ebda3762b91"/>
       </w:pPr>
-      <w:bookmarkStart w:id="37" w:name="heading_29"/>
-      <w:bookmarkStart w:id="38" w:name="_Toc228225205"/>
-      <w:r>
-        <w:t>5.1 机械结构总体设计</w:t>
+      <w:bookmarkStart w:id="37" w:name="heading_44"/>
+      <w:bookmarkStart w:id="38" w:name="_Toc228225220"/>
+      <w:r>
+        <w:rPr>
+          <w:rFonts w:hint="eastAsia"/>
+        </w:rPr>
+        <w:t>6</w:t>
+      </w:r>
+      <w:r>
+        <w:t>.1 核心创新点</w:t>
       </w:r>
       <w:bookmarkEnd w:id="37"/>
       <w:bookmarkEnd w:id="38"/>
     </w:p>
     <w:p>
       <w:pPr>
+        <w:pStyle w:val="b63ee27f-4cf3-414c-9275-d88e3f90795e"/>
+      </w:pPr>
+      <w:bookmarkStart w:id="39" w:name="heading_45"/>
+      <w:bookmarkStart w:id="40" w:name="_Toc228225221"/>
+      <w:r>
+        <w:rPr>
+          <w:rFonts w:hint="eastAsia"/>
+        </w:rPr>
+        <w:t>6</w:t>
+      </w:r>
+      <w:r>
+        <w:t>.1.1 低算力平台下的多传感器融合优化技术</w:t>
+      </w:r>
+      <w:bookmarkEnd w:id="39"/>
+      <w:bookmarkEnd w:id="40"/>
+    </w:p>
+    <w:p>
+      <w:pPr>
         <w:spacing w:before="120" w:after="120" w:line="288" w:lineRule="auto"/>
         <w:ind w:firstLineChars="200" w:firstLine="480"/>
         <w:rPr>
@@ -1590,47 +2014,23 @@
           <w:rFonts w:ascii="宋体" w:eastAsia="宋体" w:hAnsi="宋体" w:cs="Arial"/>
           <w:sz w:val="24"/>
         </w:rPr>
-        <w:t>机械结构采用模块化设计，分为底盘、传感器支架、外壳三部分，选用ABS塑料，整体尺寸≤20cm（直径）、≤15cm（高度），适配室内狭窄空间。核心设计：底盘差分驱动保障灵活；传感器支架确保检测精准；外壳圆润无尖角，预留接口与安装空间，便于后期升级。</w:t>
-      </w:r>
-    </w:p>
-    <w:p>
-      <w:pPr>
-        <w:spacing w:before="120" w:after="120" w:line="288" w:lineRule="auto"/>
-        <w:rPr>
-          <w:rFonts w:ascii="宋体" w:eastAsia="宋体" w:hAnsi="宋体" w:cs="Arial"/>
-          <w:color w:val="EE0000"/>
-          <w:sz w:val="24"/>
-        </w:rPr>
-      </w:pPr>
-      <w:r>
-        <w:rPr>
-          <w:rFonts w:ascii="宋体" w:eastAsia="宋体" w:hAnsi="宋体" w:cs="Arial"/>
-          <w:color w:val="EE0000"/>
-          <w:sz w:val="24"/>
-        </w:rPr>
-        <w:t>（此处预留设计示意图位置：图12 机器人机械结构总体设计示意图，标注：展示底盘、传感器支架、外壳的组成与安装位置，标注各部分尺寸）</w:t>
-      </w:r>
-    </w:p>
-    <w:p>
-      <w:pPr>
-        <w:pStyle w:val="71e7dc79-1ff7-45e8-997d-0ebda3762b91"/>
-      </w:pPr>
-      <w:bookmarkStart w:id="39" w:name="heading_30"/>
-      <w:bookmarkStart w:id="40" w:name="_Toc228225206"/>
-      <w:r>
-        <w:t>5.2 各部分机械结构详细设计</w:t>
-      </w:r>
-      <w:bookmarkEnd w:id="39"/>
-      <w:bookmarkEnd w:id="40"/>
+        <w:t>创新采用“视觉+红外+超声波”多传感器融合技术，针对STM32低算力平台进行专项优化，突破低算力环境下多传感器数据融合的技术瓶颈。通过时间配准、空间坐标统一与可信度加权融合算法，整合三类传感器的检测数据，弥补单一传感器的缺陷：视觉模块实现宠物精准识别与轨迹跟踪，超声波传感器实现360°无死角测距，红外传感器辅助近距离检测与目标重捕获，三者协同工作，显著提升复杂环境（弱光、遮挡）下的宠物识别与定位精度，确保自主跟随功能稳定可靠。与现有同类设计相比，本设计在低算力平台上实现了更高的识别准确率与跟随稳定性，同时控制了硬件成本，更适合家庭普及与竞赛展示。</w:t>
+      </w:r>
     </w:p>
     <w:p>
       <w:pPr>
         <w:pStyle w:val="b63ee27f-4cf3-414c-9275-d88e3f90795e"/>
       </w:pPr>
-      <w:bookmarkStart w:id="41" w:name="heading_31"/>
-      <w:bookmarkStart w:id="42" w:name="_Toc228225207"/>
-      <w:r>
-        <w:t>5.2.1 底盘设计</w:t>
+      <w:bookmarkStart w:id="41" w:name="heading_46"/>
+      <w:bookmarkStart w:id="42" w:name="_Toc228225222"/>
+      <w:r>
+        <w:rPr>
+          <w:rFonts w:hint="eastAsia"/>
+        </w:rPr>
+        <w:t>6</w:t>
+      </w:r>
+      <w:r>
+        <w:t>.1.2 自适应自主跟随与动态避障协同算法</w:t>
       </w:r>
       <w:bookmarkEnd w:id="41"/>
       <w:bookmarkEnd w:id="42"/>
@@ -1649,17 +2049,23 @@
           <w:rFonts w:ascii="宋体" w:eastAsia="宋体" w:hAnsi="宋体" w:cs="Arial"/>
           <w:sz w:val="24"/>
         </w:rPr>
-        <w:t>底盘为承载核心，采用差分驱动，由底座、电机安装座、轮系安装座组成。底座为ABS塑料板，底部设防滑垫、安装孔及布线槽；电机安装座卡扣式固定，适配轮系；轮系安装座与电机配合，预留调节机构，确保动力传输顺畅、运动平稳。</w:t>
+        <w:t>创新设计自适应跟随距离与速度闭环控制算法，结合宠物体型、活动习惯与环境变化，实现跟随距离（0.5-1.5米）与跟随速度的自适应调整，避免因跟随过近惊吓宠物、跟随过远丢失目标；同时融合动态避障算法，采用“预判-调整-恢复”的避障策略，根据传感器检测的障碍物距离与方位，提前调整机器人运动方向，避障动作流畅，不影响跟随效果，解决了传统跟随机器人避障与跟随脱节、动作卡顿的问题。算法经过轻量化优化，在STM32平台上实时运行，响应速度快，适配宠物快速移动的场景，同时便于竞赛现场演示，凸显设计的工程可行性。</w:t>
       </w:r>
     </w:p>
     <w:p>
       <w:pPr>
         <w:pStyle w:val="b63ee27f-4cf3-414c-9275-d88e3f90795e"/>
       </w:pPr>
-      <w:bookmarkStart w:id="43" w:name="heading_32"/>
-      <w:bookmarkStart w:id="44" w:name="_Toc228225208"/>
-      <w:r>
-        <w:t>5.2.2 传感器支架设计</w:t>
+      <w:bookmarkStart w:id="43" w:name="heading_47"/>
+      <w:bookmarkStart w:id="44" w:name="_Toc228225223"/>
+      <w:r>
+        <w:rPr>
+          <w:rFonts w:hint="eastAsia"/>
+        </w:rPr>
+        <w:t>6</w:t>
+      </w:r>
+      <w:r>
+        <w:t>.1.3 软硬件协同的远程交互与异常管控体系</w:t>
       </w:r>
       <w:bookmarkEnd w:id="43"/>
       <w:bookmarkEnd w:id="44"/>
@@ -1678,17 +2084,24 @@
           <w:rFonts w:ascii="宋体" w:eastAsia="宋体" w:hAnsi="宋体" w:cs="Arial"/>
           <w:sz w:val="24"/>
         </w:rPr>
-        <w:t>设计三类专用支架：摄像头支架可多角度调节，固定于外壳顶部；超声波传感器支架环形分布于底盘边缘，实现360°测距；红外传感器支架固定于底盘前端及两侧，辅助近距离检测与目标捕获，确保检测精准。</w:t>
+        <w:t>构建“机器人端+手机端APP”的全场景远程交互体系，创新整合远程视频查看、语音对讲、激光逗宠、参数设置、异常提醒等功能，实现宠物主与宠物的实时联动；同时设计完善的异常管控机制，当机器人检测到低电量、宠物丢失、通信中断等异常情况时，立即启动声光报警，同时手机端APP推送消息提醒，并提供针对性处理建议，解决了传统宠物设备“被动监测”的弊端，实现“主动陪伴+远程管控”的双重目标。软硬件协同采用标准化通信协议，交互延迟≤1秒，视频传输清晰流畅，同时支持离线缓存功能，避免网络中断导致功能失效，提升用户体验。</w:t>
       </w:r>
     </w:p>
     <w:p>
       <w:pPr>
         <w:pStyle w:val="b63ee27f-4cf3-414c-9275-d88e3f90795e"/>
       </w:pPr>
-      <w:bookmarkStart w:id="45" w:name="heading_33"/>
-      <w:bookmarkStart w:id="46" w:name="_Toc228225209"/>
-      <w:r>
-        <w:t>5.2.3 外壳设计</w:t>
+      <w:bookmarkStart w:id="45" w:name="heading_48"/>
+      <w:bookmarkStart w:id="46" w:name="_Toc228225224"/>
+      <w:r>
+        <w:rPr>
+          <w:rFonts w:hint="eastAsia"/>
+        </w:rPr>
+        <w:lastRenderedPageBreak/>
+        <w:t>6</w:t>
+      </w:r>
+      <w:r>
+        <w:t>.1.4 小型化模块化集成设计</w:t>
       </w:r>
       <w:bookmarkEnd w:id="45"/>
       <w:bookmarkEnd w:id="46"/>
@@ -1707,25 +2120,23 @@
           <w:rFonts w:ascii="宋体" w:eastAsia="宋体" w:hAnsi="宋体" w:cs="Arial"/>
           <w:sz w:val="24"/>
         </w:rPr>
-        <w:t>外壳采用ABS塑料，可3D打印或注塑成型，圆润无尖角，浅色系适配家庭环境。顶部预留摄像头孔，侧面设扬声器孔，表面留LED窗口，卡扣式设计便</w:t>
-      </w:r>
-      <w:r>
-        <w:rPr>
-          <w:rFonts w:ascii="宋体" w:eastAsia="宋体" w:hAnsi="宋体" w:cs="Arial"/>
-          <w:sz w:val="24"/>
-        </w:rPr>
-        <w:lastRenderedPageBreak/>
-        <w:t>于拆装，底部预留充电接口与散热孔，保护硬件并延长使用寿命。</w:t>
+        <w:t>创新采用小型化、模块化的硬件与机械结构设计，机器人整体尺寸控制在直径≤20cm、高度≤15cm，适配家庭室内狭窄空间（沙发底、床底），便于跟随宠物移动；硬件采用模块化设计，各功能模块独立布局、可灵活拆卸，便于调试、维护与功能升级（如增加喂食模块、健康监测模块）；机械结构采用ABS塑料材质，简约圆润造型，避免尖锐边角，防止划伤宠物与用户，同时兼顾轻量化与稳定性，降低机器人整体重量，提升运动灵活性。该设计既满足家庭使用需求，又凸显设计的实用性与便捷性。</w:t>
       </w:r>
     </w:p>
     <w:p>
       <w:pPr>
         <w:pStyle w:val="71e7dc79-1ff7-45e8-997d-0ebda3762b91"/>
       </w:pPr>
-      <w:bookmarkStart w:id="47" w:name="heading_34"/>
-      <w:bookmarkStart w:id="48" w:name="_Toc228225210"/>
-      <w:r>
-        <w:t>5.3 机械结构设计调试思路</w:t>
+      <w:bookmarkStart w:id="47" w:name="heading_49"/>
+      <w:bookmarkStart w:id="48" w:name="_Toc228225225"/>
+      <w:r>
+        <w:rPr>
+          <w:rFonts w:hint="eastAsia"/>
+        </w:rPr>
+        <w:t>6</w:t>
+      </w:r>
+      <w:r>
+        <w:t>.2 设计特色</w:t>
       </w:r>
       <w:bookmarkEnd w:id="47"/>
       <w:bookmarkEnd w:id="48"/>
@@ -1733,18 +2144,17 @@
     <w:p>
       <w:pPr>
         <w:spacing w:before="120" w:after="120" w:line="288" w:lineRule="auto"/>
-        <w:ind w:firstLineChars="200" w:firstLine="480"/>
-        <w:rPr>
-          <w:rFonts w:ascii="宋体" w:eastAsia="宋体" w:hAnsi="宋体" w:cs="Arial"/>
-          <w:sz w:val="24"/>
-        </w:rPr>
-      </w:pPr>
-      <w:r>
-        <w:rPr>
-          <w:rFonts w:ascii="宋体" w:eastAsia="宋体" w:hAnsi="宋体" w:cs="Arial"/>
-          <w:sz w:val="24"/>
-        </w:rPr>
-        <w:t>调试重点验证运动灵活性、稳定性及传感器检测合理性：调试各类运动动作，优化轮系与重心；验证不同地面适应性，加固部件；调整传感器支架角度，消除盲区；优化外壳造型与拆卸方式，兼顾美观与实用性，适配实际应用需求。</w:t>
+        <w:rPr>
+          <w:rFonts w:ascii="宋体" w:eastAsia="宋体" w:hAnsi="宋体" w:cs="Arial"/>
+          <w:sz w:val="24"/>
+        </w:rPr>
+      </w:pPr>
+      <w:r>
+        <w:rPr>
+          <w:rFonts w:ascii="宋体" w:eastAsia="宋体" w:hAnsi="宋体" w:cs="Arial"/>
+          <w:sz w:val="24"/>
+        </w:rPr>
+        <w:t>1.  低成本高性价比：核心采用STM32低成本主控芯片与通用传感器，严格控制硬件成本，同时实现多功能一体化设计，相比同类宠物陪伴机器人，成本降低30%以上，适合普通家庭普及。</w:t>
       </w:r>
     </w:p>
     <w:p>
@@ -1752,300 +2162,36 @@
         <w:spacing w:before="120" w:after="120" w:line="288" w:lineRule="auto"/>
         <w:rPr>
           <w:rFonts w:ascii="宋体" w:eastAsia="宋体" w:hAnsi="宋体" w:cs="Arial"/>
-          <w:color w:val="EE0000"/>
-          <w:sz w:val="24"/>
-        </w:rPr>
-      </w:pPr>
-      <w:r>
-        <w:rPr>
-          <w:rFonts w:ascii="宋体" w:eastAsia="宋体" w:hAnsi="宋体" w:cs="Arial"/>
-          <w:color w:val="EE0000"/>
-          <w:sz w:val="24"/>
-        </w:rPr>
-        <w:t>（此处预留设计示意图位置：图13 机器人机械结构装配设计图，标注：展示各机械部分的装配关系、硬件模块的安装位置，呈现机器人完整造型）</w:t>
-      </w:r>
-    </w:p>
-    <w:p>
-      <w:pPr>
-        <w:pStyle w:val="21bc9c4b-6a32-43e5-beaa-fd2d792c5735"/>
-      </w:pPr>
-      <w:bookmarkStart w:id="49" w:name="heading_43"/>
-      <w:bookmarkStart w:id="50" w:name="_Toc228225219"/>
-      <w:r>
-        <w:t>第</w:t>
-      </w:r>
-      <w:r>
-        <w:rPr>
-          <w:rFonts w:hint="eastAsia"/>
-        </w:rPr>
-        <w:t>六</w:t>
-      </w:r>
-      <w:r>
-        <w:t>章 项目创新点与特色</w:t>
-      </w:r>
-      <w:bookmarkEnd w:id="49"/>
-      <w:bookmarkEnd w:id="50"/>
+          <w:sz w:val="24"/>
+        </w:rPr>
+      </w:pPr>
+      <w:r>
+        <w:rPr>
+          <w:rFonts w:ascii="宋体" w:eastAsia="宋体" w:hAnsi="宋体" w:cs="Arial"/>
+          <w:sz w:val="24"/>
+        </w:rPr>
+        <w:t>2.  低功耗长续航：优化电源管理模块设计，采用18650锂电池供电，搭配低功耗控制逻辑，待机关闭冗余模块，通过红外传感器唤醒，确保机器人可连续跟随2小时以上，满足宠物独处期间的持续陪伴需求，同时降低使用成本，提升用户体验。</w:t>
+      </w:r>
     </w:p>
     <w:p>
       <w:pPr>
         <w:spacing w:before="120" w:after="120" w:line="288" w:lineRule="auto"/>
-        <w:ind w:firstLineChars="200" w:firstLine="480"/>
-        <w:rPr>
-          <w:rFonts w:ascii="宋体" w:eastAsia="宋体" w:hAnsi="宋体" w:cs="Arial"/>
-          <w:sz w:val="24"/>
-        </w:rPr>
-      </w:pPr>
-      <w:r>
-        <w:rPr>
-          <w:rFonts w:ascii="宋体" w:eastAsia="宋体" w:hAnsi="宋体" w:cs="Arial"/>
-          <w:sz w:val="24"/>
-        </w:rPr>
-        <w:t>本项目“灵眸伴宠”——基于STM32的自主伴随宠物式机器人，在设计过程中，结合宠物照护的实际需求，突破传统宠物陪伴设备的设计局限，形成了鲜明的设计创新点与特色，既体现了技术创新性，又兼顾了实用性与竞赛适配性，具体如下：</w:t>
-      </w:r>
-    </w:p>
-    <w:p>
-      <w:pPr>
-        <w:pStyle w:val="71e7dc79-1ff7-45e8-997d-0ebda3762b91"/>
-      </w:pPr>
-      <w:bookmarkStart w:id="51" w:name="heading_44"/>
-      <w:bookmarkStart w:id="52" w:name="_Toc228225220"/>
-      <w:r>
-        <w:rPr>
-          <w:rFonts w:hint="eastAsia"/>
-        </w:rPr>
-        <w:t>6</w:t>
-      </w:r>
-      <w:r>
-        <w:t>.1 核心创新点</w:t>
-      </w:r>
-      <w:bookmarkEnd w:id="51"/>
-      <w:bookmarkEnd w:id="52"/>
-    </w:p>
-    <w:p>
-      <w:pPr>
-        <w:pStyle w:val="b63ee27f-4cf3-414c-9275-d88e3f90795e"/>
-      </w:pPr>
-      <w:bookmarkStart w:id="53" w:name="heading_45"/>
-      <w:bookmarkStart w:id="54" w:name="_Toc228225221"/>
-      <w:r>
-        <w:rPr>
-          <w:rFonts w:hint="eastAsia"/>
-        </w:rPr>
-        <w:t>6</w:t>
-      </w:r>
-      <w:r>
-        <w:t>.1.1 低算力平台下的多传感器融合优化技术</w:t>
-      </w:r>
-      <w:bookmarkEnd w:id="53"/>
-      <w:bookmarkEnd w:id="54"/>
-    </w:p>
-    <w:p>
-      <w:pPr>
-        <w:spacing w:before="120" w:after="120" w:line="288" w:lineRule="auto"/>
-        <w:ind w:firstLineChars="200" w:firstLine="480"/>
-        <w:rPr>
-          <w:rFonts w:ascii="宋体" w:eastAsia="宋体" w:hAnsi="宋体" w:cs="Arial"/>
-          <w:sz w:val="24"/>
-        </w:rPr>
-      </w:pPr>
-      <w:r>
-        <w:rPr>
-          <w:rFonts w:ascii="宋体" w:eastAsia="宋体" w:hAnsi="宋体" w:cs="Arial"/>
-          <w:sz w:val="24"/>
-        </w:rPr>
-        <w:t>创新采用“视觉+红外+超声波”多传感器融合技术，针对STM32低算力平台进行专项优化，突破低算力环境下多传感器数据融合的技术瓶颈。通过时间配准、空间坐标统一与可信度加权融合算法，整合三类传感器的检测数据，弥补单一传感器的缺陷：视觉模块实现宠物精准识别与轨迹跟踪，超声波传感器实现360°无死角测距，红外传感器辅助近距离检测与目标重捕获，三者协同工作，显著提升复杂环境（弱光、遮挡）下的宠物识别与定位精度，确保自主跟随功能稳定可靠。与现有同类设计相比，本设计在低算力平台上实现了更高的识别准确率与跟随稳定性，同时控制了硬件成本，更适合家庭普及与竞赛展示。</w:t>
-      </w:r>
-    </w:p>
-    <w:p>
-      <w:pPr>
-        <w:pStyle w:val="b63ee27f-4cf3-414c-9275-d88e3f90795e"/>
-      </w:pPr>
-      <w:bookmarkStart w:id="55" w:name="heading_46"/>
-      <w:bookmarkStart w:id="56" w:name="_Toc228225222"/>
-      <w:r>
-        <w:rPr>
-          <w:rFonts w:hint="eastAsia"/>
-        </w:rPr>
-        <w:t>6</w:t>
-      </w:r>
-      <w:r>
-        <w:t>.1.2 自适应自主跟随与动态避障协同算法</w:t>
-      </w:r>
-      <w:bookmarkEnd w:id="55"/>
-      <w:bookmarkEnd w:id="56"/>
-    </w:p>
-    <w:p>
-      <w:pPr>
-        <w:spacing w:before="120" w:after="120" w:line="288" w:lineRule="auto"/>
-        <w:ind w:firstLineChars="200" w:firstLine="480"/>
-        <w:rPr>
-          <w:rFonts w:ascii="宋体" w:eastAsia="宋体" w:hAnsi="宋体" w:cs="Arial"/>
-          <w:sz w:val="24"/>
-        </w:rPr>
-      </w:pPr>
-      <w:r>
-        <w:rPr>
-          <w:rFonts w:ascii="宋体" w:eastAsia="宋体" w:hAnsi="宋体" w:cs="Arial"/>
-          <w:sz w:val="24"/>
-        </w:rPr>
-        <w:t>创新设计自适应跟随距离与速度闭环控制算法，结合宠物体型、活动习惯与环境变化，实现跟随距离（0.5-1.5米）与跟随速度的自适应调整，避免因跟随过近惊吓宠物、跟随过远丢失目标；同时融合动态避障算法，采用“预判-调整-恢复”的避障策略，根据传感器检测的障碍物距离与方位，提前调整机器</w:t>
-      </w:r>
-      <w:r>
-        <w:rPr>
-          <w:rFonts w:ascii="宋体" w:eastAsia="宋体" w:hAnsi="宋体" w:cs="Arial"/>
-          <w:sz w:val="24"/>
-        </w:rPr>
-        <w:lastRenderedPageBreak/>
-        <w:t>人运动方向，避障动作流畅，不影响跟随效果，解决了传统跟随机器人避障与跟随脱节、动作卡顿的问题。算法经过轻量化优化，在STM32平台上实时运行，响应速度快，适配宠物快速移动的场景，同时便于竞赛现场演示，凸显设计的工程可行性。</w:t>
-      </w:r>
-    </w:p>
-    <w:p>
-      <w:pPr>
-        <w:pStyle w:val="b63ee27f-4cf3-414c-9275-d88e3f90795e"/>
-      </w:pPr>
-      <w:bookmarkStart w:id="57" w:name="heading_47"/>
-      <w:bookmarkStart w:id="58" w:name="_Toc228225223"/>
-      <w:r>
-        <w:rPr>
-          <w:rFonts w:hint="eastAsia"/>
-        </w:rPr>
-        <w:t>6</w:t>
-      </w:r>
-      <w:r>
-        <w:t>.1.3 软硬件协同的远程交互与异常管控体系</w:t>
-      </w:r>
-      <w:bookmarkEnd w:id="57"/>
-      <w:bookmarkEnd w:id="58"/>
-    </w:p>
-    <w:p>
-      <w:pPr>
-        <w:spacing w:before="120" w:after="120" w:line="288" w:lineRule="auto"/>
-        <w:ind w:firstLineChars="200" w:firstLine="480"/>
-        <w:rPr>
-          <w:rFonts w:ascii="宋体" w:eastAsia="宋体" w:hAnsi="宋体" w:cs="Arial"/>
-          <w:sz w:val="24"/>
-        </w:rPr>
-      </w:pPr>
-      <w:r>
-        <w:rPr>
-          <w:rFonts w:ascii="宋体" w:eastAsia="宋体" w:hAnsi="宋体" w:cs="Arial"/>
-          <w:sz w:val="24"/>
-        </w:rPr>
-        <w:t>构建“机器人端+手机端APP”的全场景远程交互体系，创新整合远程视频查看、语音对讲、激光逗宠、参数设置、异常提醒等功能，实现宠物主与宠物的实时联动；同时设计完善的异常管控机制，当机器人检测到低电量、宠物丢失、通信中断等异常情况时，立即启动声光报警，同时手机端APP推送消息提醒，并提供针对性处理建议，解决了传统宠物设备“被动监测”的弊端，实现“主动陪伴+远程管控”的双重目标。软硬件协同采用标准化通信协议，交互延迟≤1秒，视频传输清晰流畅，同时支持离线缓存功能，避免网络中断导致功能失效，提升用户体验。</w:t>
-      </w:r>
-    </w:p>
-    <w:p>
-      <w:pPr>
-        <w:pStyle w:val="b63ee27f-4cf3-414c-9275-d88e3f90795e"/>
-      </w:pPr>
-      <w:bookmarkStart w:id="59" w:name="heading_48"/>
-      <w:bookmarkStart w:id="60" w:name="_Toc228225224"/>
-      <w:r>
-        <w:rPr>
-          <w:rFonts w:hint="eastAsia"/>
-        </w:rPr>
-        <w:t>6</w:t>
-      </w:r>
-      <w:r>
-        <w:t>.1.4 小型化模块化集成设计</w:t>
-      </w:r>
-      <w:bookmarkEnd w:id="59"/>
-      <w:bookmarkEnd w:id="60"/>
-    </w:p>
-    <w:p>
-      <w:pPr>
-        <w:spacing w:before="120" w:after="120" w:line="288" w:lineRule="auto"/>
-        <w:ind w:firstLineChars="200" w:firstLine="480"/>
-        <w:rPr>
-          <w:rFonts w:ascii="宋体" w:eastAsia="宋体" w:hAnsi="宋体" w:cs="Arial"/>
-          <w:sz w:val="24"/>
-        </w:rPr>
-      </w:pPr>
-      <w:r>
-        <w:rPr>
-          <w:rFonts w:ascii="宋体" w:eastAsia="宋体" w:hAnsi="宋体" w:cs="Arial"/>
-          <w:sz w:val="24"/>
-        </w:rPr>
-        <w:t>创新采用小型化、模块化的硬件与机械结构设计，机器人整体尺寸控制在直径≤20cm、高度≤15cm，适配家庭室内狭窄空间（沙发底、床底），便于跟随宠物移动；硬件采用模块化设计，各功能模块独立布局、可灵活拆卸，便于调试、维护与功能升级（如增加喂食模块、健康监测模块）；机械结构采用ABS塑料材质，简约圆润造型，避免尖锐边角，防止划伤宠物与用户，同时兼顾轻量化与稳定性，降低机器人整体重量，提升运动灵活性。该设计既满足家庭使用需求，又凸显设计的实用性与便捷性。</w:t>
-      </w:r>
-    </w:p>
-    <w:p>
-      <w:pPr>
-        <w:pStyle w:val="71e7dc79-1ff7-45e8-997d-0ebda3762b91"/>
-      </w:pPr>
-      <w:bookmarkStart w:id="61" w:name="heading_49"/>
-      <w:bookmarkStart w:id="62" w:name="_Toc228225225"/>
-      <w:r>
-        <w:rPr>
-          <w:rFonts w:hint="eastAsia"/>
-        </w:rPr>
-        <w:t>6</w:t>
-      </w:r>
-      <w:r>
-        <w:t>.2 设计特色</w:t>
-      </w:r>
-      <w:bookmarkEnd w:id="61"/>
-      <w:bookmarkEnd w:id="62"/>
-    </w:p>
-    <w:p>
-      <w:pPr>
-        <w:spacing w:before="120" w:after="120" w:line="288" w:lineRule="auto"/>
-        <w:rPr>
-          <w:rFonts w:ascii="宋体" w:eastAsia="宋体" w:hAnsi="宋体" w:cs="Arial"/>
-          <w:sz w:val="24"/>
-        </w:rPr>
-      </w:pPr>
-      <w:r>
-        <w:rPr>
-          <w:rFonts w:ascii="宋体" w:eastAsia="宋体" w:hAnsi="宋体" w:cs="Arial"/>
-          <w:sz w:val="24"/>
-        </w:rPr>
-        <w:t>1.  低成本高性价比：核心采用STM32低成本主控芯片与通用传感器，严格控制硬件成本，同时实现多功能一体化设计，相比同类宠物陪伴机器人，成本降低30%以上，适合普通家庭普及。</w:t>
-      </w:r>
-    </w:p>
-    <w:p>
-      <w:pPr>
-        <w:spacing w:before="120" w:after="120" w:line="288" w:lineRule="auto"/>
-        <w:rPr>
-          <w:rFonts w:ascii="宋体" w:eastAsia="宋体" w:hAnsi="宋体" w:cs="Arial"/>
-          <w:sz w:val="24"/>
-        </w:rPr>
-      </w:pPr>
-      <w:r>
-        <w:rPr>
-          <w:rFonts w:ascii="宋体" w:eastAsia="宋体" w:hAnsi="宋体" w:cs="Arial"/>
-          <w:sz w:val="24"/>
-        </w:rPr>
-        <w:t>2.  低功耗长续航：优化电源管理模块设计，采用18650锂电池供电，搭配低功耗控制逻辑，待机关闭冗余模块，通过红外传感器唤醒，确保机器人可连续跟随2小时以上，满足宠物独处期间的持续陪伴需求，同时降低使用成本，提升用户体验。</w:t>
-      </w:r>
-    </w:p>
-    <w:p>
-      <w:pPr>
-        <w:spacing w:before="120" w:after="120" w:line="288" w:lineRule="auto"/>
-        <w:rPr>
-          <w:rFonts w:ascii="宋体" w:eastAsia="宋体" w:hAnsi="宋体" w:cs="Arial"/>
-          <w:sz w:val="24"/>
-        </w:rPr>
-      </w:pPr>
-      <w:r>
-        <w:rPr>
-          <w:rFonts w:ascii="宋体" w:eastAsia="宋体" w:hAnsi="宋体" w:cs="Arial"/>
-          <w:sz w:val="24"/>
-        </w:rPr>
-        <w:t>3.  易用性强适配性广：手机端APP采用简洁直观的界面设计，操作便捷，无需专业知识即可上手，适配不同年龄段用户；机器人运动灵活，适配瓷砖、木</w:t>
-      </w:r>
-      <w:r>
-        <w:rPr>
-          <w:rFonts w:ascii="宋体" w:eastAsia="宋体" w:hAnsi="宋体" w:cs="Arial"/>
-          <w:sz w:val="24"/>
-        </w:rPr>
-        <w:lastRenderedPageBreak/>
-        <w:t>地板、地毯等不同家庭地面，传感器检测范围广，适配不同体型的宠物（猫、小型犬），适用场景多元。</w:t>
+        <w:rPr>
+          <w:rFonts w:ascii="宋体" w:eastAsia="宋体" w:hAnsi="宋体" w:cs="Arial"/>
+          <w:sz w:val="24"/>
+        </w:rPr>
+      </w:pPr>
+      <w:r>
+        <w:rPr>
+          <w:rFonts w:ascii="宋体" w:eastAsia="宋体" w:hAnsi="宋体" w:cs="Arial"/>
+          <w:sz w:val="24"/>
+        </w:rPr>
+        <w:t>3.  易用性强适配性广：手机端APP采用简洁直观的界面设计，操作便捷，无需专业知识即可上手，适配不同年龄段用户；机器人运动灵活，适配瓷砖、木地板、地毯等不同家庭地面，传感器检测范围广，适配不同体型的宠物（猫、小型犬），适用场景多元。</w:t>
       </w:r>
     </w:p>
     <w:sectPr>
-      <w:footerReference w:type="default" r:id="rId15"/>
-      <w:footerReference w:type="first" r:id="rId16"/>
+      <w:footerReference w:type="default" r:id="rId19"/>
+      <w:footerReference w:type="first" r:id="rId20"/>
       <w:pgSz w:w="11906" w:h="16838"/>
       <w:pgMar w:top="1440" w:right="1800" w:bottom="1440" w:left="1800" w:header="1134" w:footer="992" w:gutter="0"/>
       <w:pgNumType w:start="1"/>
